--- a/Deliveries/Quantitative Evaluation of LoRa RF Resiliency.docx
+++ b/Deliveries/Quantitative Evaluation of LoRa RF Resiliency.docx
@@ -678,6 +678,135 @@
         </w:rPr>
         <w:t xml:space="preserve"> </w:t>
       </w:r>
+    </w:p>
+    <w:p>
+      <w:pPr>
+        <w:rPr>
+          <w:rFonts w:cs="Times New Roman"/>
+        </w:rPr>
+      </w:pPr>
+      <w:r>
+        <w:rPr>
+          <w:rFonts w:cs="Times New Roman"/>
+        </w:rPr>
+        <w:t xml:space="preserve">This evaluation examined LoRa performance across three primary areas: resiliency, detectability, and geolocation. Resiliency testing measured how the LoRa link performed as simulated range increased and as an interfering signal was introduced into the RF environment. Detectability testing evaluated whether recorded LoRa signals could be reliably distinguished from noise using </w:t>
+      </w:r>
+      <w:r>
+        <w:rPr>
+          <w:rFonts w:cs="Times New Roman"/>
+        </w:rPr>
+        <w:lastRenderedPageBreak/>
+        <w:t>empirical ROC, histogram, and slash-curve analysis across different SNR and integration-time conditions. Geolocation testing used Cross Ambiguity Function processing to compare how changes in LoRa spreading factor and bandwidth affected the resulting CAF map, accumulated response region, and apparent transmitter location. Together, these tests were intended to compare waveform behavior under controlled and repeatable RFN scenarios rather than produce absolute real-world performance predictions.</w:t>
+      </w:r>
+    </w:p>
+    <w:p>
+      <w:pPr>
+        <w:rPr>
+          <w:rFonts w:cs="Times New Roman"/>
+        </w:rPr>
+      </w:pPr>
+      <w:r>
+        <w:rPr>
+          <w:rFonts w:cs="Times New Roman"/>
+        </w:rPr>
+        <w:t>For resiliency, the evaluation focused on the ability of the LoRa link to maintain packet delivery and signal quality as conditions became more challenging. The radios were moved through scripted RFN scenarios that simulated increasing range, and packet success rate, RSSI, and SNR were recorded from the LoRa development boards. Baseline unjammed runs were compared against runs with an emulated interference source to determine whether the added signal caused measurable degradation in link performance. This provided a controlled method for comparing how the waveform responded to range-related loss and interference within the same repeatable scenario.</w:t>
+      </w:r>
+    </w:p>
+    <w:p>
+      <w:pPr>
+        <w:rPr>
+          <w:rFonts w:cs="Times New Roman"/>
+        </w:rPr>
+      </w:pPr>
+      <w:r>
+        <w:rPr>
+          <w:rFonts w:cs="Times New Roman"/>
+        </w:rPr>
+        <w:t xml:space="preserve">For detectability, the evaluation focused on how reliably LoRa transmissions could be detected when the recorded RF signal was degraded by added Gaussian noise. Captured RF recordings were processed in MATLAB, where noise was inserted across SNR levels from 0 dB down to -40 </w:t>
+      </w:r>
+      <w:proofErr w:type="spellStart"/>
+      <w:r>
+        <w:rPr>
+          <w:rFonts w:cs="Times New Roman"/>
+        </w:rPr>
+        <w:t>dB.</w:t>
+      </w:r>
+      <w:proofErr w:type="spellEnd"/>
+      <w:r>
+        <w:rPr>
+          <w:rFonts w:cs="Times New Roman"/>
+        </w:rPr>
+        <w:t xml:space="preserve"> The analysis generated ROC curves, slash curves, and signal-versus-noise histograms to determine the relationship between probability of detection, probability of false alarm, integration time, and SNR. This allowed detectability to be evaluated empirically by observing how the signal-plus-noise and noise-only distributions separated or overlapped under different test conditions.</w:t>
+      </w:r>
+    </w:p>
+    <w:p>
+      <w:pPr>
+        <w:rPr>
+          <w:rFonts w:cs="Times New Roman"/>
+        </w:rPr>
+      </w:pPr>
+      <w:r>
+        <w:rPr>
+          <w:rFonts w:cs="Times New Roman"/>
+        </w:rPr>
+        <w:t xml:space="preserve">For geolocation, the evaluation focused on how changes in LoRa spreading factor and bandwidth affected CAF-based location results. RF recordings were collected from four receive points in the RFN environment, producing six receiver-pair combinations for CAF processing. Each pairwise CAF result was accumulated into a combined geolocation surface over </w:t>
+      </w:r>
+      <w:proofErr w:type="gramStart"/>
+      <w:r>
+        <w:rPr>
+          <w:rFonts w:cs="Times New Roman"/>
+        </w:rPr>
+        <w:t>a 100,000</w:t>
+      </w:r>
+      <w:proofErr w:type="gramEnd"/>
+      <w:r>
+        <w:rPr>
+          <w:rFonts w:cs="Times New Roman"/>
+        </w:rPr>
+        <w:t xml:space="preserve"> meter by </w:t>
+      </w:r>
+      <w:proofErr w:type="gramStart"/>
+      <w:r>
+        <w:rPr>
+          <w:rFonts w:cs="Times New Roman"/>
+        </w:rPr>
+        <w:t>100,000 meter</w:t>
+      </w:r>
+      <w:proofErr w:type="gramEnd"/>
+      <w:r>
+        <w:rPr>
+          <w:rFonts w:cs="Times New Roman"/>
+        </w:rPr>
+        <w:t xml:space="preserve"> search area. Rather than treating the output only as a pass/fail location estimate, the test compared how each waveform configuration changed the clarity, strength, and ambiguity of the CAF response, allowing spreading </w:t>
+      </w:r>
+      <w:proofErr w:type="gramStart"/>
+      <w:r>
+        <w:rPr>
+          <w:rFonts w:cs="Times New Roman"/>
+        </w:rPr>
+        <w:t>factor</w:t>
+      </w:r>
+      <w:proofErr w:type="gramEnd"/>
+      <w:r>
+        <w:rPr>
+          <w:rFonts w:cs="Times New Roman"/>
+        </w:rPr>
+        <w:t xml:space="preserve"> and bandwidth effects to be evaluated relative to one another.</w:t>
+      </w:r>
+    </w:p>
+    <w:p>
+      <w:pPr>
+        <w:rPr>
+          <w:rFonts w:cs="Times New Roman"/>
+        </w:rPr>
+      </w:pPr>
+    </w:p>
+    <w:p>
+      <w:pPr>
+        <w:rPr>
+          <w:rFonts w:cs="Times New Roman"/>
+        </w:rPr>
+      </w:pPr>
     </w:p>
     <w:p>
       <w:pPr>
@@ -702,11 +831,13 @@
       <w:pPr>
         <w:pStyle w:val="Heading4"/>
       </w:pPr>
+      <w:proofErr w:type="spellStart"/>
       <w:r>
-        <w:t xml:space="preserve">Anti-Jam </w:t>
+        <w:t>Reslileincy</w:t>
       </w:r>
+      <w:proofErr w:type="spellEnd"/>
       <w:r>
-        <w:t xml:space="preserve">and Range </w:t>
+        <w:t xml:space="preserve"> </w:t>
       </w:r>
       <w:r>
         <w:t>Performance</w:t>
@@ -722,7 +853,13 @@
         <w:rPr>
           <w:rFonts w:cs="Times New Roman"/>
         </w:rPr>
-        <w:t xml:space="preserve">This evaluation method assesses LoRa’s resilience to jamming and its ability to maintain reliable communication over extended distances under contested and low-probability-of-detection (LPD) conditions. </w:t>
+        <w:t xml:space="preserve">This evaluation method assesses LoRa’s resilience to jamming and its ability to maintain reliable communication over extended distances under contested </w:t>
+      </w:r>
+      <w:r>
+        <w:rPr>
+          <w:rFonts w:cs="Times New Roman"/>
+        </w:rPr>
+        <w:t xml:space="preserve">signals. </w:t>
       </w:r>
       <w:r>
         <w:rPr>
@@ -815,13 +952,6 @@
         </w:rPr>
         <w:t>By measuring these ratios under varying SNR levels and jamming scenarios, the project quantifies LoRa’s effectiveness in maintaining secure and reliable links in both jammed and covert operational environments</w:t>
       </w:r>
-    </w:p>
-    <w:p>
-      <w:pPr>
-        <w:rPr>
-          <w:rFonts w:cs="Times New Roman"/>
-        </w:rPr>
-      </w:pPr>
     </w:p>
     <w:p>
       <w:pPr>
@@ -1084,142 +1214,6 @@
           <w:bCs/>
         </w:rPr>
         <w:lastRenderedPageBreak/>
-        <w:t>1. Introduction / Project Overview</w:t>
-      </w:r>
-    </w:p>
-    <w:p>
-      <w:pPr>
-        <w:numPr>
-          <w:ilvl w:val="0"/>
-          <w:numId w:val="7"/>
-        </w:numPr>
-        <w:rPr>
-          <w:rFonts w:cs="Times New Roman"/>
-        </w:rPr>
-      </w:pPr>
-      <w:r>
-        <w:rPr>
-          <w:rFonts w:cs="Times New Roman"/>
-        </w:rPr>
-        <w:t>Briefly describe the purpose of the project.</w:t>
-      </w:r>
-    </w:p>
-    <w:p>
-      <w:pPr>
-        <w:numPr>
-          <w:ilvl w:val="0"/>
-          <w:numId w:val="7"/>
-        </w:numPr>
-        <w:rPr>
-          <w:rFonts w:cs="Times New Roman"/>
-        </w:rPr>
-      </w:pPr>
-      <w:r>
-        <w:rPr>
-          <w:rFonts w:cs="Times New Roman"/>
-        </w:rPr>
-        <w:t>State what system, signal, device, or method was tested.</w:t>
-      </w:r>
-    </w:p>
-    <w:p>
-      <w:pPr>
-        <w:numPr>
-          <w:ilvl w:val="0"/>
-          <w:numId w:val="7"/>
-        </w:numPr>
-        <w:rPr>
-          <w:rFonts w:cs="Times New Roman"/>
-        </w:rPr>
-      </w:pPr>
-      <w:r>
-        <w:rPr>
-          <w:rFonts w:cs="Times New Roman"/>
-        </w:rPr>
-        <w:t>Explain the three main evaluation areas:</w:t>
-      </w:r>
-    </w:p>
-    <w:p>
-      <w:pPr>
-        <w:numPr>
-          <w:ilvl w:val="1"/>
-          <w:numId w:val="7"/>
-        </w:numPr>
-        <w:rPr>
-          <w:rFonts w:cs="Times New Roman"/>
-        </w:rPr>
-      </w:pPr>
-      <w:r>
-        <w:rPr>
-          <w:rFonts w:cs="Times New Roman"/>
-        </w:rPr>
-        <w:t>Detectability</w:t>
-      </w:r>
-    </w:p>
-    <w:p>
-      <w:pPr>
-        <w:numPr>
-          <w:ilvl w:val="1"/>
-          <w:numId w:val="7"/>
-        </w:numPr>
-        <w:rPr>
-          <w:rFonts w:cs="Times New Roman"/>
-        </w:rPr>
-      </w:pPr>
-      <w:r>
-        <w:rPr>
-          <w:rFonts w:cs="Times New Roman"/>
-        </w:rPr>
-        <w:t>Resiliency</w:t>
-      </w:r>
-    </w:p>
-    <w:p>
-      <w:pPr>
-        <w:numPr>
-          <w:ilvl w:val="1"/>
-          <w:numId w:val="7"/>
-        </w:numPr>
-        <w:rPr>
-          <w:rFonts w:cs="Times New Roman"/>
-        </w:rPr>
-      </w:pPr>
-      <w:r>
-        <w:rPr>
-          <w:rFonts w:cs="Times New Roman"/>
-        </w:rPr>
-        <w:t>Geolocation</w:t>
-      </w:r>
-    </w:p>
-    <w:p>
-      <w:pPr>
-        <w:numPr>
-          <w:ilvl w:val="0"/>
-          <w:numId w:val="7"/>
-        </w:numPr>
-        <w:rPr>
-          <w:rFonts w:cs="Times New Roman"/>
-        </w:rPr>
-      </w:pPr>
-      <w:r>
-        <w:rPr>
-          <w:rFonts w:cs="Times New Roman"/>
-        </w:rPr>
-        <w:t>State the overall goal of the testing.</w:t>
-      </w:r>
-    </w:p>
-    <w:p>
-      <w:pPr>
-        <w:rPr>
-          <w:rFonts w:cs="Times New Roman"/>
-          <w:b/>
-          <w:bCs/>
-        </w:rPr>
-      </w:pPr>
-      <w:r>
-        <w:rPr>
-          <w:rFonts w:cs="Times New Roman"/>
-          <w:b/>
-          <w:bCs/>
-        </w:rPr>
         <w:t>2. Test Objectives</w:t>
       </w:r>
     </w:p>
@@ -1522,75 +1516,6 @@
           <w:b/>
           <w:bCs/>
         </w:rPr>
-        <w:t>3.3 Test Procedure</w:t>
-      </w:r>
-    </w:p>
-    <w:p>
-      <w:pPr>
-        <w:numPr>
-          <w:ilvl w:val="0"/>
-          <w:numId w:val="12"/>
-        </w:numPr>
-        <w:rPr>
-          <w:rFonts w:cs="Times New Roman"/>
-        </w:rPr>
-      </w:pPr>
-      <w:r>
-        <w:rPr>
-          <w:rFonts w:cs="Times New Roman"/>
-        </w:rPr>
-        <w:lastRenderedPageBreak/>
-        <w:t>Step-by-step summary of how testing was performed.</w:t>
-      </w:r>
-    </w:p>
-    <w:p>
-      <w:pPr>
-        <w:numPr>
-          <w:ilvl w:val="0"/>
-          <w:numId w:val="12"/>
-        </w:numPr>
-        <w:rPr>
-          <w:rFonts w:cs="Times New Roman"/>
-        </w:rPr>
-      </w:pPr>
-      <w:r>
-        <w:rPr>
-          <w:rFonts w:cs="Times New Roman"/>
-        </w:rPr>
-        <w:t>Number of trials or test cases.</w:t>
-      </w:r>
-    </w:p>
-    <w:p>
-      <w:pPr>
-        <w:numPr>
-          <w:ilvl w:val="0"/>
-          <w:numId w:val="12"/>
-        </w:numPr>
-        <w:rPr>
-          <w:rFonts w:cs="Times New Roman"/>
-        </w:rPr>
-      </w:pPr>
-      <w:r>
-        <w:rPr>
-          <w:rFonts w:cs="Times New Roman"/>
-        </w:rPr>
-        <w:t>Parameters that were changed between tests.</w:t>
-      </w:r>
-    </w:p>
-    <w:p>
-      <w:pPr>
-        <w:rPr>
-          <w:rFonts w:cs="Times New Roman"/>
-          <w:b/>
-          <w:bCs/>
-        </w:rPr>
-      </w:pPr>
-      <w:r>
-        <w:rPr>
-          <w:rFonts w:cs="Times New Roman"/>
-          <w:b/>
-          <w:bCs/>
-        </w:rPr>
         <w:t>3.4 Assumptions and Limitations</w:t>
       </w:r>
     </w:p>
@@ -1647,19 +1572,28 @@
     </w:p>
     <w:p>
       <w:pPr>
-        <w:rPr>
-          <w:rFonts w:cs="Times New Roman"/>
-          <w:b/>
-          <w:bCs/>
+        <w:numPr>
+          <w:ilvl w:val="0"/>
+          <w:numId w:val="13"/>
+        </w:numPr>
+        <w:rPr>
+          <w:rFonts w:cs="Times New Roman"/>
         </w:rPr>
       </w:pPr>
       <w:r>
         <w:rPr>
           <w:rFonts w:cs="Times New Roman"/>
-          <w:b/>
-          <w:bCs/>
-        </w:rPr>
-        <w:t>4. Detectability Testing</w:t>
+        </w:rPr>
+        <w:t>A common limitation across all test areas was that the RFN environment simulated horizon/range effects under controlled, repeatable conditions, but did not include ripple, multipath propagation, or Doppler effects. Therefore, the resulting numerical values should not be interpreted as direct real-world performance predictions. Instead, the results are intended to provide a controlled basis for comparing waveform performance against other waveforms under the same defined scenarios.</w:t>
+      </w:r>
+    </w:p>
+    <w:p>
+      <w:pPr>
+        <w:pStyle w:val="Heading1"/>
+      </w:pPr>
+      <w:r>
+        <w:lastRenderedPageBreak/>
+        <w:t>Detectability Testing</w:t>
       </w:r>
     </w:p>
     <w:p>
@@ -1689,37 +1623,190 @@
         <w:rPr>
           <w:rFonts w:cs="Times New Roman"/>
         </w:rPr>
-        <w:t>Explain what detectability means for this project.</w:t>
+        <w:t xml:space="preserve">The purpose of the detectability test was to evaluate how easily the LoRa signal could be observed, identified, or distinguished from the surrounding RF environment. For this project, detectability refers to the ability to recognize the presence of a LoRa transmission using RF measurement tools or signal analysis techniques. This test was intended to determine whether LoRa transmissions were visible in the spectrum and whether signal characteristics such as </w:t>
+      </w:r>
+      <w:r>
+        <w:rPr>
+          <w:rFonts w:cs="Times New Roman"/>
+        </w:rPr>
+        <w:t xml:space="preserve">spread factor or </w:t>
+      </w:r>
+      <w:r>
+        <w:rPr>
+          <w:rFonts w:cs="Times New Roman"/>
+        </w:rPr>
+        <w:t>bandwidth</w:t>
+      </w:r>
+      <w:r>
+        <w:rPr>
+          <w:rFonts w:cs="Times New Roman"/>
+        </w:rPr>
+        <w:t xml:space="preserve"> had a significant impact on the detectability</w:t>
+      </w:r>
+      <w:r>
+        <w:rPr>
+          <w:rFonts w:cs="Times New Roman"/>
+        </w:rPr>
+        <w:t xml:space="preserve">. </w:t>
       </w:r>
     </w:p>
     <w:p>
       <w:pPr>
         <w:rPr>
           <w:rFonts w:cs="Times New Roman"/>
-          <w:b/>
-          <w:bCs/>
         </w:rPr>
       </w:pPr>
       <w:r>
         <w:rPr>
           <w:rFonts w:cs="Times New Roman"/>
-          <w:b/>
-          <w:bCs/>
-        </w:rPr>
-        <w:t>4.2 Test Method</w:t>
+        </w:rPr>
+        <w:t xml:space="preserve">At NIWC and in data-controlled environment, these results can be compared against other waveforms which is where the results are most valuable. One comparison waveform has been provided but no details or associated information of this data is provided due to proprietary and Controlled Unclassified Information (CUI) concerns. </w:t>
       </w:r>
     </w:p>
     <w:p>
       <w:pPr>
         <w:rPr>
           <w:rFonts w:cs="Times New Roman"/>
+          <w:b/>
+          <w:bCs/>
         </w:rPr>
       </w:pPr>
       <w:r>
         <w:rPr>
           <w:rFonts w:cs="Times New Roman"/>
-        </w:rPr>
-        <w:t>Describe how detectability was tested.</w:t>
+          <w:b/>
+          <w:bCs/>
+        </w:rPr>
+        <w:t>4.2 Test Method</w:t>
+      </w:r>
+      <w:r>
+        <w:rPr>
+          <w:rFonts w:cs="Times New Roman"/>
+          <w:b/>
+          <w:bCs/>
+        </w:rPr>
+        <w:t xml:space="preserve"> </w:t>
+      </w:r>
+      <w:r>
+        <w:rPr>
+          <w:rFonts w:cs="Times New Roman"/>
+          <w:b/>
+          <w:bCs/>
+        </w:rPr>
+        <w:t>and execution</w:t>
+      </w:r>
+    </w:p>
+    <w:p>
+      <w:pPr>
+        <w:rPr>
+          <w:rFonts w:cs="Times New Roman"/>
+        </w:rPr>
+      </w:pPr>
+      <w:r>
+        <w:rPr>
+          <w:rFonts w:cs="Times New Roman"/>
+        </w:rPr>
+        <w:t xml:space="preserve">Detectability was evaluated by processing recorded LoRa RF signals through a MATLAB-based detection analysis suite. The purpose of this processing was to determine how reliably the LoRa signal could be detected under controlled signal-to-noise ratio conditions and varying integration times. The recorded RF signal was used as the baseline signal input, and additive Gaussian noise was inserted into the captured signal to generate multiple degraded signal conditions. The MATLAB function varied the signal-to-noise ratio from 0 dB down to -40 dB </w:t>
+      </w:r>
+      <w:proofErr w:type="gramStart"/>
+      <w:r>
+        <w:rPr>
+          <w:rFonts w:cs="Times New Roman"/>
+        </w:rPr>
+        <w:t>in order to</w:t>
+      </w:r>
+      <w:proofErr w:type="gramEnd"/>
+      <w:r>
+        <w:rPr>
+          <w:rFonts w:cs="Times New Roman"/>
+        </w:rPr>
+        <w:t xml:space="preserve"> evaluate detectability as the signal became increasingly buried in noise.</w:t>
+      </w:r>
+    </w:p>
+    <w:p>
+      <w:pPr>
+        <w:rPr>
+          <w:rFonts w:cs="Times New Roman"/>
+        </w:rPr>
+      </w:pPr>
+      <w:r>
+        <w:rPr>
+          <w:rFonts w:cs="Times New Roman"/>
+        </w:rPr>
+        <w:t>The detection method used for this analysis was radiometry, an energy-based signal detection technique that determines whether a signal is present by integrating the received energy over a defined time window and comparing that value against a detection threshold. In this approach, the detector does not need to decode the LoRa packet or know the exact transmitted data; instead, it evaluates whether the measured energy is statistically more consistent with a signal-plus-noise condition than a noise-only condition.</w:t>
+      </w:r>
+    </w:p>
+    <w:p>
+      <w:pPr>
+        <w:rPr>
+          <w:rFonts w:cs="Times New Roman"/>
+        </w:rPr>
+      </w:pPr>
+      <w:r>
+        <w:rPr>
+          <w:rFonts w:cs="Times New Roman"/>
+        </w:rPr>
+        <w:t>For each SNR condition, the MATLAB suite generated empirical receiver operating characteristic curves. These ROC curves compared probability of detection against probability of false alarm for different detection thresholds. The MATLAB process performed threshold-based sweeps across the integrated signal data to determine how often the signal was correctly detected and how often noise-only regions were incorrectly classified as signal. This allowed the detection performance to be evaluated empirically rather than relying only on a theoretical model.</w:t>
+      </w:r>
+    </w:p>
+    <w:p>
+      <w:pPr>
+        <w:rPr>
+          <w:rFonts w:cs="Times New Roman"/>
+        </w:rPr>
+      </w:pPr>
+      <w:r>
+        <w:rPr>
+          <w:rFonts w:cs="Times New Roman"/>
+        </w:rPr>
+        <w:t xml:space="preserve">The MATLAB suite also produced histogram plots of the signal-plus-noise and noise-only measurement distributions. These histograms were used to visualize the separation between the two classes. When the signal-plus-noise and noise-only distributions were well separated, the detector had a higher probability of detection with a lower probability of false alarm. When the </w:t>
+      </w:r>
+      <w:r>
+        <w:rPr>
+          <w:rFonts w:cs="Times New Roman"/>
+        </w:rPr>
+        <w:lastRenderedPageBreak/>
+        <w:t xml:space="preserve">distributions overlapped, the probability of false alarm increased because some noise-only integration windows produced values </w:t>
+      </w:r>
+      <w:proofErr w:type="gramStart"/>
+      <w:r>
+        <w:rPr>
+          <w:rFonts w:cs="Times New Roman"/>
+        </w:rPr>
+        <w:t>similar to</w:t>
+      </w:r>
+      <w:proofErr w:type="gramEnd"/>
+      <w:r>
+        <w:rPr>
+          <w:rFonts w:cs="Times New Roman"/>
+        </w:rPr>
+        <w:t xml:space="preserve"> the signal-present case. The amount of overlap between these empirical probability density functions provided a visual indication of how difficult the signal was to detect at each SNR.</w:t>
+      </w:r>
+    </w:p>
+    <w:p>
+      <w:pPr>
+        <w:rPr>
+          <w:rFonts w:cs="Times New Roman"/>
+        </w:rPr>
+      </w:pPr>
+      <w:r>
+        <w:rPr>
+          <w:rFonts w:cs="Times New Roman"/>
+        </w:rPr>
+        <w:t>In addition to ROC curves, slash curves were generated to evaluate the integration time required to achieve selected probabilities of detection. The MATLAB suite produced these curves for target detection probabilities of 0.95, 0.85, and 0.75 while varying integration time. These plots showed the relationship between integration time and required SNR for a selected probability of detection and probability of false alarm. This allowed the test to evaluate whether longer integration times improved detectability at lower SNR values.</w:t>
+      </w:r>
+    </w:p>
+    <w:p>
+      <w:pPr>
+        <w:rPr>
+          <w:rFonts w:cs="Times New Roman"/>
+        </w:rPr>
+      </w:pPr>
+      <w:r>
+        <w:rPr>
+          <w:rFonts w:cs="Times New Roman"/>
+        </w:rPr>
+        <w:t>Because the analysis required repeated threshold sweeps across multiple SNR levels and integration times, the MATLAB processing was computationally intensive. To reduce processing time, the detection analysis was run in parallel across four GPUs. The ROC curves, slash curves, and histogram plots were therefore generated from repeated empirical trials performed by the MATLAB suite. The resulting plots were used to assess how detectable the LoRa waveform was under decreasing SNR and increasing noise conditions.</w:t>
       </w:r>
     </w:p>
     <w:p>
@@ -1749,8 +1836,1138 @@
         <w:rPr>
           <w:rFonts w:cs="Times New Roman"/>
         </w:rPr>
-        <w:t>Present plots, tables, screenshots, or measured values.</w:t>
+        <w:t xml:space="preserve">All Histogram, ROC, and Slash curve plots for each configuration of LoRa are found in the </w:t>
       </w:r>
+      <w:r>
+        <w:rPr>
+          <w:rFonts w:cs="Times New Roman"/>
+          <w:highlight w:val="yellow"/>
+        </w:rPr>
+        <w:t>Appendix</w:t>
+      </w:r>
+      <w:r>
+        <w:rPr>
+          <w:rFonts w:cs="Times New Roman"/>
+        </w:rPr>
+        <w:t xml:space="preserve">. </w:t>
+      </w:r>
+      <w:r>
+        <w:rPr>
+          <w:rFonts w:cs="Times New Roman"/>
+        </w:rPr>
+        <w:t>The results covered here are a look at only the SF 7 and BW of 125 kHz and a summary table of all configurations</w:t>
+      </w:r>
+      <w:r>
+        <w:rPr>
+          <w:rFonts w:cs="Times New Roman"/>
+        </w:rPr>
+        <w:t xml:space="preserve">. </w:t>
+      </w:r>
+    </w:p>
+    <w:p>
+      <w:pPr>
+        <w:rPr>
+          <w:rFonts w:cs="Times New Roman"/>
+        </w:rPr>
+      </w:pPr>
+    </w:p>
+    <w:p>
+      <w:pPr>
+        <w:rPr>
+          <w:rFonts w:cs="Times New Roman"/>
+        </w:rPr>
+      </w:pPr>
+      <w:r>
+        <w:rPr>
+          <w:rFonts w:cs="Times New Roman"/>
+        </w:rPr>
+        <w:t xml:space="preserve">The table below is a summary of SNR values needed to achieve 3 different probabilities of detection values with an integration time of 1ms with the technique used for this test. These were obtained from the Slash curves. </w:t>
+      </w:r>
+    </w:p>
+    <w:tbl>
+      <w:tblPr>
+        <w:tblStyle w:val="TableGrid"/>
+        <w:tblW w:w="9350" w:type="dxa"/>
+        <w:jc w:val="center"/>
+        <w:tblLook w:val="0420" w:firstRow="1" w:lastRow="0" w:firstColumn="0" w:lastColumn="0" w:noHBand="0" w:noVBand="1"/>
+      </w:tblPr>
+      <w:tblGrid>
+        <w:gridCol w:w="1435"/>
+        <w:gridCol w:w="978"/>
+        <w:gridCol w:w="1362"/>
+        <w:gridCol w:w="1800"/>
+        <w:gridCol w:w="1890"/>
+        <w:gridCol w:w="1885"/>
+      </w:tblGrid>
+      <w:tr>
+        <w:trPr>
+          <w:trHeight w:val="413"/>
+          <w:jc w:val="center"/>
+        </w:trPr>
+        <w:tc>
+          <w:tcPr>
+            <w:tcW w:w="1435" w:type="dxa"/>
+            <w:shd w:val="clear" w:color="auto" w:fill="D1D1D1" w:themeFill="background2" w:themeFillShade="E6"/>
+          </w:tcPr>
+          <w:p>
+            <w:pPr>
+              <w:rPr>
+                <w:rFonts w:cs="Times New Roman"/>
+                <w:b/>
+                <w:bCs/>
+              </w:rPr>
+            </w:pPr>
+            <w:r>
+              <w:rPr>
+                <w:rFonts w:cs="Times New Roman"/>
+                <w:b/>
+                <w:bCs/>
+              </w:rPr>
+              <w:t>Waveform</w:t>
+            </w:r>
+          </w:p>
+        </w:tc>
+        <w:tc>
+          <w:tcPr>
+            <w:tcW w:w="978" w:type="dxa"/>
+            <w:shd w:val="clear" w:color="auto" w:fill="D1D1D1" w:themeFill="background2" w:themeFillShade="E6"/>
+            <w:hideMark/>
+          </w:tcPr>
+          <w:p>
+            <w:pPr>
+              <w:spacing w:after="160" w:line="278" w:lineRule="auto"/>
+              <w:rPr>
+                <w:rFonts w:cs="Times New Roman"/>
+              </w:rPr>
+            </w:pPr>
+            <w:r>
+              <w:rPr>
+                <w:rFonts w:cs="Times New Roman"/>
+                <w:b/>
+                <w:bCs/>
+              </w:rPr>
+              <w:t>Spread Factor</w:t>
+            </w:r>
+          </w:p>
+        </w:tc>
+        <w:tc>
+          <w:tcPr>
+            <w:tcW w:w="1362" w:type="dxa"/>
+            <w:shd w:val="clear" w:color="auto" w:fill="D1D1D1" w:themeFill="background2" w:themeFillShade="E6"/>
+            <w:hideMark/>
+          </w:tcPr>
+          <w:p>
+            <w:pPr>
+              <w:spacing w:after="160" w:line="278" w:lineRule="auto"/>
+              <w:rPr>
+                <w:rFonts w:cs="Times New Roman"/>
+              </w:rPr>
+            </w:pPr>
+            <w:r>
+              <w:rPr>
+                <w:rFonts w:cs="Times New Roman"/>
+                <w:b/>
+                <w:bCs/>
+              </w:rPr>
+              <w:t>Bandwidth</w:t>
+            </w:r>
+          </w:p>
+        </w:tc>
+        <w:tc>
+          <w:tcPr>
+            <w:tcW w:w="1800" w:type="dxa"/>
+            <w:shd w:val="clear" w:color="auto" w:fill="D1D1D1" w:themeFill="background2" w:themeFillShade="E6"/>
+          </w:tcPr>
+          <w:p>
+            <w:pPr>
+              <w:rPr>
+                <w:rFonts w:cs="Times New Roman"/>
+                <w:b/>
+                <w:bCs/>
+              </w:rPr>
+            </w:pPr>
+            <w:r>
+              <w:rPr>
+                <w:rFonts w:cs="Times New Roman"/>
+                <w:b/>
+                <w:bCs/>
+              </w:rPr>
+              <w:t>SNR for .</w:t>
+            </w:r>
+            <w:r>
+              <w:rPr>
+                <w:rFonts w:cs="Times New Roman"/>
+                <w:b/>
+                <w:bCs/>
+              </w:rPr>
+              <w:t>9</w:t>
+            </w:r>
+            <w:r>
+              <w:rPr>
+                <w:rFonts w:cs="Times New Roman"/>
+                <w:b/>
+                <w:bCs/>
+              </w:rPr>
+              <w:t>5/.</w:t>
+            </w:r>
+            <w:r>
+              <w:rPr>
+                <w:rFonts w:cs="Times New Roman"/>
+                <w:b/>
+                <w:bCs/>
+              </w:rPr>
+              <w:t>0</w:t>
+            </w:r>
+            <w:r>
+              <w:rPr>
+                <w:rFonts w:cs="Times New Roman"/>
+                <w:b/>
+                <w:bCs/>
+              </w:rPr>
+              <w:t>5 (Pd/Pfa)</w:t>
+            </w:r>
+          </w:p>
+        </w:tc>
+        <w:tc>
+          <w:tcPr>
+            <w:tcW w:w="1890" w:type="dxa"/>
+            <w:shd w:val="clear" w:color="auto" w:fill="D1D1D1" w:themeFill="background2" w:themeFillShade="E6"/>
+            <w:hideMark/>
+          </w:tcPr>
+          <w:p>
+            <w:pPr>
+              <w:spacing w:after="160" w:line="278" w:lineRule="auto"/>
+              <w:rPr>
+                <w:rFonts w:cs="Times New Roman"/>
+              </w:rPr>
+            </w:pPr>
+            <w:r>
+              <w:rPr>
+                <w:rFonts w:cs="Times New Roman"/>
+                <w:b/>
+                <w:bCs/>
+              </w:rPr>
+              <w:t>SNR for .85/.15 (Pd/Pfa)</w:t>
+            </w:r>
+          </w:p>
+        </w:tc>
+        <w:tc>
+          <w:tcPr>
+            <w:tcW w:w="1885" w:type="dxa"/>
+            <w:shd w:val="clear" w:color="auto" w:fill="D1D1D1" w:themeFill="background2" w:themeFillShade="E6"/>
+          </w:tcPr>
+          <w:p>
+            <w:pPr>
+              <w:rPr>
+                <w:rFonts w:cs="Times New Roman"/>
+                <w:b/>
+                <w:bCs/>
+              </w:rPr>
+            </w:pPr>
+            <w:r>
+              <w:rPr>
+                <w:rFonts w:cs="Times New Roman"/>
+                <w:b/>
+                <w:bCs/>
+              </w:rPr>
+              <w:t>SNR for .</w:t>
+            </w:r>
+            <w:r>
+              <w:rPr>
+                <w:rFonts w:cs="Times New Roman"/>
+                <w:b/>
+                <w:bCs/>
+              </w:rPr>
+              <w:t>7</w:t>
+            </w:r>
+            <w:r>
+              <w:rPr>
+                <w:rFonts w:cs="Times New Roman"/>
+                <w:b/>
+                <w:bCs/>
+              </w:rPr>
+              <w:t>5/.</w:t>
+            </w:r>
+            <w:r>
+              <w:rPr>
+                <w:rFonts w:cs="Times New Roman"/>
+                <w:b/>
+                <w:bCs/>
+              </w:rPr>
+              <w:t>2</w:t>
+            </w:r>
+            <w:r>
+              <w:rPr>
+                <w:rFonts w:cs="Times New Roman"/>
+                <w:b/>
+                <w:bCs/>
+              </w:rPr>
+              <w:t>5 (Pd/Pfa)</w:t>
+            </w:r>
+          </w:p>
+        </w:tc>
+      </w:tr>
+      <w:tr>
+        <w:trPr>
+          <w:trHeight w:val="536"/>
+          <w:jc w:val="center"/>
+        </w:trPr>
+        <w:tc>
+          <w:tcPr>
+            <w:tcW w:w="1435" w:type="dxa"/>
+          </w:tcPr>
+          <w:p>
+            <w:pPr>
+              <w:rPr>
+                <w:rFonts w:cs="Times New Roman"/>
+              </w:rPr>
+            </w:pPr>
+            <w:r>
+              <w:rPr>
+                <w:rFonts w:cs="Times New Roman"/>
+              </w:rPr>
+              <w:t>LoRa</w:t>
+            </w:r>
+          </w:p>
+        </w:tc>
+        <w:tc>
+          <w:tcPr>
+            <w:tcW w:w="978" w:type="dxa"/>
+            <w:hideMark/>
+          </w:tcPr>
+          <w:p>
+            <w:pPr>
+              <w:spacing w:after="160" w:line="278" w:lineRule="auto"/>
+              <w:rPr>
+                <w:rFonts w:cs="Times New Roman"/>
+              </w:rPr>
+            </w:pPr>
+            <w:r>
+              <w:rPr>
+                <w:rFonts w:cs="Times New Roman"/>
+              </w:rPr>
+              <w:t>7</w:t>
+            </w:r>
+          </w:p>
+        </w:tc>
+        <w:tc>
+          <w:tcPr>
+            <w:tcW w:w="1362" w:type="dxa"/>
+            <w:hideMark/>
+          </w:tcPr>
+          <w:p>
+            <w:pPr>
+              <w:spacing w:after="160" w:line="278" w:lineRule="auto"/>
+              <w:rPr>
+                <w:rFonts w:cs="Times New Roman"/>
+              </w:rPr>
+            </w:pPr>
+            <w:r>
+              <w:rPr>
+                <w:rFonts w:cs="Times New Roman"/>
+              </w:rPr>
+              <w:t>10.4 kHz</w:t>
+            </w:r>
+          </w:p>
+        </w:tc>
+        <w:tc>
+          <w:tcPr>
+            <w:tcW w:w="1800" w:type="dxa"/>
+          </w:tcPr>
+          <w:p>
+            <w:pPr>
+              <w:rPr>
+                <w:rFonts w:cs="Times New Roman"/>
+              </w:rPr>
+            </w:pPr>
+            <w:r>
+              <w:rPr>
+                <w:rFonts w:cs="Times New Roman"/>
+              </w:rPr>
+              <w:t>-2.5 dB</w:t>
+            </w:r>
+          </w:p>
+        </w:tc>
+        <w:tc>
+          <w:tcPr>
+            <w:tcW w:w="1890" w:type="dxa"/>
+            <w:hideMark/>
+          </w:tcPr>
+          <w:p>
+            <w:pPr>
+              <w:spacing w:after="160" w:line="278" w:lineRule="auto"/>
+              <w:rPr>
+                <w:rFonts w:cs="Times New Roman"/>
+              </w:rPr>
+            </w:pPr>
+            <w:r>
+              <w:rPr>
+                <w:rFonts w:cs="Times New Roman"/>
+              </w:rPr>
+              <w:t>-5 dB</w:t>
+            </w:r>
+          </w:p>
+        </w:tc>
+        <w:tc>
+          <w:tcPr>
+            <w:tcW w:w="1885" w:type="dxa"/>
+          </w:tcPr>
+          <w:p>
+            <w:pPr>
+              <w:rPr>
+                <w:rFonts w:cs="Times New Roman"/>
+              </w:rPr>
+            </w:pPr>
+            <w:r>
+              <w:rPr>
+                <w:rFonts w:cs="Times New Roman"/>
+              </w:rPr>
+              <w:t>-7 dB</w:t>
+            </w:r>
+          </w:p>
+        </w:tc>
+      </w:tr>
+      <w:tr>
+        <w:trPr>
+          <w:trHeight w:val="536"/>
+          <w:jc w:val="center"/>
+        </w:trPr>
+        <w:tc>
+          <w:tcPr>
+            <w:tcW w:w="1435" w:type="dxa"/>
+          </w:tcPr>
+          <w:p>
+            <w:pPr>
+              <w:rPr>
+                <w:rFonts w:cs="Times New Roman"/>
+              </w:rPr>
+            </w:pPr>
+            <w:r>
+              <w:rPr>
+                <w:rFonts w:cs="Times New Roman"/>
+              </w:rPr>
+              <w:t>LoRa</w:t>
+            </w:r>
+          </w:p>
+        </w:tc>
+        <w:tc>
+          <w:tcPr>
+            <w:tcW w:w="978" w:type="dxa"/>
+            <w:hideMark/>
+          </w:tcPr>
+          <w:p>
+            <w:pPr>
+              <w:spacing w:after="160" w:line="278" w:lineRule="auto"/>
+              <w:rPr>
+                <w:rFonts w:cs="Times New Roman"/>
+              </w:rPr>
+            </w:pPr>
+            <w:r>
+              <w:rPr>
+                <w:rFonts w:cs="Times New Roman"/>
+              </w:rPr>
+              <w:t>7</w:t>
+            </w:r>
+          </w:p>
+        </w:tc>
+        <w:tc>
+          <w:tcPr>
+            <w:tcW w:w="1362" w:type="dxa"/>
+            <w:hideMark/>
+          </w:tcPr>
+          <w:p>
+            <w:pPr>
+              <w:spacing w:after="160" w:line="278" w:lineRule="auto"/>
+              <w:rPr>
+                <w:rFonts w:cs="Times New Roman"/>
+              </w:rPr>
+            </w:pPr>
+            <w:r>
+              <w:rPr>
+                <w:rFonts w:cs="Times New Roman"/>
+              </w:rPr>
+              <w:t>20 kHz</w:t>
+            </w:r>
+          </w:p>
+        </w:tc>
+        <w:tc>
+          <w:tcPr>
+            <w:tcW w:w="1800" w:type="dxa"/>
+          </w:tcPr>
+          <w:p>
+            <w:pPr>
+              <w:rPr>
+                <w:rFonts w:cs="Times New Roman"/>
+              </w:rPr>
+            </w:pPr>
+            <w:r>
+              <w:rPr>
+                <w:rFonts w:cs="Times New Roman"/>
+              </w:rPr>
+              <w:t>-2.5 dB</w:t>
+            </w:r>
+          </w:p>
+        </w:tc>
+        <w:tc>
+          <w:tcPr>
+            <w:tcW w:w="1890" w:type="dxa"/>
+            <w:hideMark/>
+          </w:tcPr>
+          <w:p>
+            <w:pPr>
+              <w:spacing w:after="160" w:line="278" w:lineRule="auto"/>
+              <w:rPr>
+                <w:rFonts w:cs="Times New Roman"/>
+              </w:rPr>
+            </w:pPr>
+            <w:r>
+              <w:rPr>
+                <w:rFonts w:cs="Times New Roman"/>
+              </w:rPr>
+              <w:t>-5 dB</w:t>
+            </w:r>
+          </w:p>
+        </w:tc>
+        <w:tc>
+          <w:tcPr>
+            <w:tcW w:w="1885" w:type="dxa"/>
+          </w:tcPr>
+          <w:p>
+            <w:pPr>
+              <w:rPr>
+                <w:rFonts w:cs="Times New Roman"/>
+              </w:rPr>
+            </w:pPr>
+            <w:r>
+              <w:rPr>
+                <w:rFonts w:cs="Times New Roman"/>
+              </w:rPr>
+              <w:t>-</w:t>
+            </w:r>
+            <w:r>
+              <w:rPr>
+                <w:rFonts w:cs="Times New Roman"/>
+              </w:rPr>
+              <w:t>7 dB</w:t>
+            </w:r>
+          </w:p>
+        </w:tc>
+      </w:tr>
+      <w:tr>
+        <w:trPr>
+          <w:trHeight w:val="536"/>
+          <w:jc w:val="center"/>
+        </w:trPr>
+        <w:tc>
+          <w:tcPr>
+            <w:tcW w:w="1435" w:type="dxa"/>
+          </w:tcPr>
+          <w:p>
+            <w:pPr>
+              <w:rPr>
+                <w:rFonts w:cs="Times New Roman"/>
+              </w:rPr>
+            </w:pPr>
+            <w:r>
+              <w:rPr>
+                <w:rFonts w:cs="Times New Roman"/>
+              </w:rPr>
+              <w:t>LoRa</w:t>
+            </w:r>
+          </w:p>
+        </w:tc>
+        <w:tc>
+          <w:tcPr>
+            <w:tcW w:w="978" w:type="dxa"/>
+            <w:hideMark/>
+          </w:tcPr>
+          <w:p>
+            <w:pPr>
+              <w:spacing w:after="160" w:line="278" w:lineRule="auto"/>
+              <w:rPr>
+                <w:rFonts w:cs="Times New Roman"/>
+              </w:rPr>
+            </w:pPr>
+            <w:r>
+              <w:rPr>
+                <w:rFonts w:cs="Times New Roman"/>
+              </w:rPr>
+              <w:t>7</w:t>
+            </w:r>
+          </w:p>
+        </w:tc>
+        <w:tc>
+          <w:tcPr>
+            <w:tcW w:w="1362" w:type="dxa"/>
+            <w:hideMark/>
+          </w:tcPr>
+          <w:p>
+            <w:pPr>
+              <w:spacing w:after="160" w:line="278" w:lineRule="auto"/>
+              <w:rPr>
+                <w:rFonts w:cs="Times New Roman"/>
+              </w:rPr>
+            </w:pPr>
+            <w:r>
+              <w:rPr>
+                <w:rFonts w:cs="Times New Roman"/>
+              </w:rPr>
+              <w:t>125 kHz</w:t>
+            </w:r>
+          </w:p>
+        </w:tc>
+        <w:tc>
+          <w:tcPr>
+            <w:tcW w:w="1800" w:type="dxa"/>
+          </w:tcPr>
+          <w:p>
+            <w:pPr>
+              <w:rPr>
+                <w:rFonts w:cs="Times New Roman"/>
+              </w:rPr>
+            </w:pPr>
+            <w:r>
+              <w:rPr>
+                <w:rFonts w:cs="Times New Roman"/>
+              </w:rPr>
+              <w:t>-5 dB</w:t>
+            </w:r>
+          </w:p>
+        </w:tc>
+        <w:tc>
+          <w:tcPr>
+            <w:tcW w:w="1890" w:type="dxa"/>
+            <w:hideMark/>
+          </w:tcPr>
+          <w:p>
+            <w:pPr>
+              <w:spacing w:after="160" w:line="278" w:lineRule="auto"/>
+              <w:rPr>
+                <w:rFonts w:cs="Times New Roman"/>
+              </w:rPr>
+            </w:pPr>
+            <w:r>
+              <w:rPr>
+                <w:rFonts w:cs="Times New Roman"/>
+              </w:rPr>
+              <w:t>-7 dB</w:t>
+            </w:r>
+          </w:p>
+        </w:tc>
+        <w:tc>
+          <w:tcPr>
+            <w:tcW w:w="1885" w:type="dxa"/>
+          </w:tcPr>
+          <w:p>
+            <w:pPr>
+              <w:rPr>
+                <w:rFonts w:cs="Times New Roman"/>
+              </w:rPr>
+            </w:pPr>
+            <w:r>
+              <w:rPr>
+                <w:rFonts w:cs="Times New Roman"/>
+              </w:rPr>
+              <w:t>-9 dB</w:t>
+            </w:r>
+          </w:p>
+        </w:tc>
+      </w:tr>
+      <w:tr>
+        <w:trPr>
+          <w:trHeight w:val="536"/>
+          <w:jc w:val="center"/>
+        </w:trPr>
+        <w:tc>
+          <w:tcPr>
+            <w:tcW w:w="1435" w:type="dxa"/>
+          </w:tcPr>
+          <w:p>
+            <w:pPr>
+              <w:rPr>
+                <w:rFonts w:cs="Times New Roman"/>
+              </w:rPr>
+            </w:pPr>
+            <w:r>
+              <w:rPr>
+                <w:rFonts w:cs="Times New Roman"/>
+              </w:rPr>
+              <w:t>LoRa</w:t>
+            </w:r>
+          </w:p>
+        </w:tc>
+        <w:tc>
+          <w:tcPr>
+            <w:tcW w:w="978" w:type="dxa"/>
+            <w:hideMark/>
+          </w:tcPr>
+          <w:p>
+            <w:pPr>
+              <w:spacing w:after="160" w:line="278" w:lineRule="auto"/>
+              <w:rPr>
+                <w:rFonts w:cs="Times New Roman"/>
+              </w:rPr>
+            </w:pPr>
+            <w:r>
+              <w:rPr>
+                <w:rFonts w:cs="Times New Roman"/>
+              </w:rPr>
+              <w:t>7</w:t>
+            </w:r>
+          </w:p>
+        </w:tc>
+        <w:tc>
+          <w:tcPr>
+            <w:tcW w:w="1362" w:type="dxa"/>
+            <w:hideMark/>
+          </w:tcPr>
+          <w:p>
+            <w:pPr>
+              <w:spacing w:after="160" w:line="278" w:lineRule="auto"/>
+              <w:rPr>
+                <w:rFonts w:cs="Times New Roman"/>
+              </w:rPr>
+            </w:pPr>
+            <w:r>
+              <w:rPr>
+                <w:rFonts w:cs="Times New Roman"/>
+              </w:rPr>
+              <w:t>500 kHz</w:t>
+            </w:r>
+          </w:p>
+        </w:tc>
+        <w:tc>
+          <w:tcPr>
+            <w:tcW w:w="1800" w:type="dxa"/>
+          </w:tcPr>
+          <w:p>
+            <w:pPr>
+              <w:rPr>
+                <w:rFonts w:cs="Times New Roman"/>
+              </w:rPr>
+            </w:pPr>
+            <w:r>
+              <w:rPr>
+                <w:rFonts w:cs="Times New Roman"/>
+              </w:rPr>
+              <w:t>-8 dB</w:t>
+            </w:r>
+          </w:p>
+        </w:tc>
+        <w:tc>
+          <w:tcPr>
+            <w:tcW w:w="1890" w:type="dxa"/>
+            <w:hideMark/>
+          </w:tcPr>
+          <w:p>
+            <w:pPr>
+              <w:spacing w:after="160" w:line="278" w:lineRule="auto"/>
+              <w:rPr>
+                <w:rFonts w:cs="Times New Roman"/>
+              </w:rPr>
+            </w:pPr>
+            <w:r>
+              <w:rPr>
+                <w:rFonts w:cs="Times New Roman"/>
+              </w:rPr>
+              <w:t>-10 dB</w:t>
+            </w:r>
+          </w:p>
+        </w:tc>
+        <w:tc>
+          <w:tcPr>
+            <w:tcW w:w="1885" w:type="dxa"/>
+          </w:tcPr>
+          <w:p>
+            <w:pPr>
+              <w:rPr>
+                <w:rFonts w:cs="Times New Roman"/>
+              </w:rPr>
+            </w:pPr>
+            <w:r>
+              <w:rPr>
+                <w:rFonts w:cs="Times New Roman"/>
+              </w:rPr>
+              <w:t>-12 dB</w:t>
+            </w:r>
+          </w:p>
+        </w:tc>
+      </w:tr>
+      <w:tr>
+        <w:trPr>
+          <w:trHeight w:val="536"/>
+          <w:jc w:val="center"/>
+        </w:trPr>
+        <w:tc>
+          <w:tcPr>
+            <w:tcW w:w="1435" w:type="dxa"/>
+          </w:tcPr>
+          <w:p>
+            <w:pPr>
+              <w:rPr>
+                <w:rFonts w:cs="Times New Roman"/>
+              </w:rPr>
+            </w:pPr>
+            <w:r>
+              <w:rPr>
+                <w:rFonts w:cs="Times New Roman"/>
+              </w:rPr>
+              <w:t>LoRa</w:t>
+            </w:r>
+          </w:p>
+        </w:tc>
+        <w:tc>
+          <w:tcPr>
+            <w:tcW w:w="978" w:type="dxa"/>
+            <w:hideMark/>
+          </w:tcPr>
+          <w:p>
+            <w:pPr>
+              <w:spacing w:after="160" w:line="278" w:lineRule="auto"/>
+              <w:rPr>
+                <w:rFonts w:cs="Times New Roman"/>
+              </w:rPr>
+            </w:pPr>
+            <w:r>
+              <w:rPr>
+                <w:rFonts w:cs="Times New Roman"/>
+              </w:rPr>
+              <w:t>12</w:t>
+            </w:r>
+          </w:p>
+        </w:tc>
+        <w:tc>
+          <w:tcPr>
+            <w:tcW w:w="1362" w:type="dxa"/>
+            <w:hideMark/>
+          </w:tcPr>
+          <w:p>
+            <w:pPr>
+              <w:spacing w:after="160" w:line="278" w:lineRule="auto"/>
+              <w:rPr>
+                <w:rFonts w:cs="Times New Roman"/>
+              </w:rPr>
+            </w:pPr>
+            <w:r>
+              <w:rPr>
+                <w:rFonts w:cs="Times New Roman"/>
+              </w:rPr>
+              <w:t>125 kHz</w:t>
+            </w:r>
+          </w:p>
+        </w:tc>
+        <w:tc>
+          <w:tcPr>
+            <w:tcW w:w="1800" w:type="dxa"/>
+          </w:tcPr>
+          <w:p>
+            <w:pPr>
+              <w:rPr>
+                <w:rFonts w:cs="Times New Roman"/>
+              </w:rPr>
+            </w:pPr>
+            <w:r>
+              <w:rPr>
+                <w:rFonts w:cs="Times New Roman"/>
+              </w:rPr>
+              <w:t>-5 dB</w:t>
+            </w:r>
+          </w:p>
+        </w:tc>
+        <w:tc>
+          <w:tcPr>
+            <w:tcW w:w="1890" w:type="dxa"/>
+            <w:hideMark/>
+          </w:tcPr>
+          <w:p>
+            <w:pPr>
+              <w:spacing w:after="160" w:line="278" w:lineRule="auto"/>
+              <w:rPr>
+                <w:rFonts w:cs="Times New Roman"/>
+              </w:rPr>
+            </w:pPr>
+            <w:r>
+              <w:rPr>
+                <w:rFonts w:cs="Times New Roman"/>
+              </w:rPr>
+              <w:t>-7 dB</w:t>
+            </w:r>
+          </w:p>
+        </w:tc>
+        <w:tc>
+          <w:tcPr>
+            <w:tcW w:w="1885" w:type="dxa"/>
+          </w:tcPr>
+          <w:p>
+            <w:pPr>
+              <w:rPr>
+                <w:rFonts w:cs="Times New Roman"/>
+              </w:rPr>
+            </w:pPr>
+            <w:r>
+              <w:rPr>
+                <w:rFonts w:cs="Times New Roman"/>
+              </w:rPr>
+              <w:t>-9 dB</w:t>
+            </w:r>
+          </w:p>
+        </w:tc>
+      </w:tr>
+      <w:tr>
+        <w:trPr>
+          <w:trHeight w:val="536"/>
+          <w:jc w:val="center"/>
+        </w:trPr>
+        <w:tc>
+          <w:tcPr>
+            <w:tcW w:w="1435" w:type="dxa"/>
+          </w:tcPr>
+          <w:p>
+            <w:pPr>
+              <w:rPr>
+                <w:rFonts w:cs="Times New Roman"/>
+              </w:rPr>
+            </w:pPr>
+            <w:r>
+              <w:rPr>
+                <w:rFonts w:cs="Times New Roman"/>
+              </w:rPr>
+              <w:t>LoRa</w:t>
+            </w:r>
+          </w:p>
+        </w:tc>
+        <w:tc>
+          <w:tcPr>
+            <w:tcW w:w="978" w:type="dxa"/>
+            <w:hideMark/>
+          </w:tcPr>
+          <w:p>
+            <w:pPr>
+              <w:spacing w:after="160" w:line="278" w:lineRule="auto"/>
+              <w:rPr>
+                <w:rFonts w:cs="Times New Roman"/>
+              </w:rPr>
+            </w:pPr>
+            <w:r>
+              <w:rPr>
+                <w:rFonts w:cs="Times New Roman"/>
+              </w:rPr>
+              <w:t>12</w:t>
+            </w:r>
+          </w:p>
+        </w:tc>
+        <w:tc>
+          <w:tcPr>
+            <w:tcW w:w="1362" w:type="dxa"/>
+            <w:hideMark/>
+          </w:tcPr>
+          <w:p>
+            <w:pPr>
+              <w:spacing w:after="160" w:line="278" w:lineRule="auto"/>
+              <w:rPr>
+                <w:rFonts w:cs="Times New Roman"/>
+              </w:rPr>
+            </w:pPr>
+            <w:r>
+              <w:rPr>
+                <w:rFonts w:cs="Times New Roman"/>
+              </w:rPr>
+              <w:t>500 kHz</w:t>
+            </w:r>
+          </w:p>
+        </w:tc>
+        <w:tc>
+          <w:tcPr>
+            <w:tcW w:w="1800" w:type="dxa"/>
+          </w:tcPr>
+          <w:p>
+            <w:pPr>
+              <w:rPr>
+                <w:rFonts w:cs="Times New Roman"/>
+              </w:rPr>
+            </w:pPr>
+            <w:r>
+              <w:rPr>
+                <w:rFonts w:cs="Times New Roman"/>
+              </w:rPr>
+              <w:t>-8 dB</w:t>
+            </w:r>
+          </w:p>
+        </w:tc>
+        <w:tc>
+          <w:tcPr>
+            <w:tcW w:w="1890" w:type="dxa"/>
+            <w:hideMark/>
+          </w:tcPr>
+          <w:p>
+            <w:pPr>
+              <w:spacing w:after="160" w:line="278" w:lineRule="auto"/>
+              <w:rPr>
+                <w:rFonts w:cs="Times New Roman"/>
+              </w:rPr>
+            </w:pPr>
+            <w:r>
+              <w:rPr>
+                <w:rFonts w:cs="Times New Roman"/>
+              </w:rPr>
+              <w:t>-10 dB</w:t>
+            </w:r>
+          </w:p>
+        </w:tc>
+        <w:tc>
+          <w:tcPr>
+            <w:tcW w:w="1885" w:type="dxa"/>
+          </w:tcPr>
+          <w:p>
+            <w:pPr>
+              <w:rPr>
+                <w:rFonts w:cs="Times New Roman"/>
+              </w:rPr>
+            </w:pPr>
+            <w:r>
+              <w:rPr>
+                <w:rFonts w:cs="Times New Roman"/>
+              </w:rPr>
+              <w:t>-12 dB</w:t>
+            </w:r>
+          </w:p>
+        </w:tc>
+      </w:tr>
+      <w:tr>
+        <w:trPr>
+          <w:trHeight w:val="536"/>
+          <w:jc w:val="center"/>
+        </w:trPr>
+        <w:tc>
+          <w:tcPr>
+            <w:tcW w:w="1435" w:type="dxa"/>
+          </w:tcPr>
+          <w:p>
+            <w:pPr>
+              <w:rPr>
+                <w:rFonts w:cs="Times New Roman"/>
+              </w:rPr>
+            </w:pPr>
+            <w:r>
+              <w:rPr>
+                <w:rFonts w:cs="Times New Roman"/>
+              </w:rPr>
+              <w:lastRenderedPageBreak/>
+              <w:t>Compared</w:t>
+            </w:r>
+          </w:p>
+          <w:p>
+            <w:pPr>
+              <w:rPr>
+                <w:rFonts w:cs="Times New Roman"/>
+              </w:rPr>
+            </w:pPr>
+            <w:r>
+              <w:rPr>
+                <w:rFonts w:cs="Times New Roman"/>
+              </w:rPr>
+              <w:t>WF</w:t>
+            </w:r>
+          </w:p>
+        </w:tc>
+        <w:tc>
+          <w:tcPr>
+            <w:tcW w:w="978" w:type="dxa"/>
+          </w:tcPr>
+          <w:p>
+            <w:pPr>
+              <w:rPr>
+                <w:rFonts w:cs="Times New Roman"/>
+              </w:rPr>
+            </w:pPr>
+            <w:r>
+              <w:rPr>
+                <w:rFonts w:cs="Times New Roman"/>
+              </w:rPr>
+              <w:t>N/A</w:t>
+            </w:r>
+          </w:p>
+        </w:tc>
+        <w:tc>
+          <w:tcPr>
+            <w:tcW w:w="1362" w:type="dxa"/>
+          </w:tcPr>
+          <w:p>
+            <w:pPr>
+              <w:rPr>
+                <w:rFonts w:cs="Times New Roman"/>
+              </w:rPr>
+            </w:pPr>
+            <w:r>
+              <w:rPr>
+                <w:rFonts w:cs="Times New Roman"/>
+              </w:rPr>
+              <w:t>N/A</w:t>
+            </w:r>
+          </w:p>
+        </w:tc>
+        <w:tc>
+          <w:tcPr>
+            <w:tcW w:w="1800" w:type="dxa"/>
+          </w:tcPr>
+          <w:p>
+            <w:pPr>
+              <w:rPr>
+                <w:rFonts w:cs="Times New Roman"/>
+              </w:rPr>
+            </w:pPr>
+            <w:r>
+              <w:rPr>
+                <w:rFonts w:cs="Times New Roman"/>
+              </w:rPr>
+              <w:t>-22 dB</w:t>
+            </w:r>
+          </w:p>
+        </w:tc>
+        <w:tc>
+          <w:tcPr>
+            <w:tcW w:w="1890" w:type="dxa"/>
+          </w:tcPr>
+          <w:p>
+            <w:pPr>
+              <w:rPr>
+                <w:rFonts w:cs="Times New Roman"/>
+              </w:rPr>
+            </w:pPr>
+            <w:r>
+              <w:rPr>
+                <w:rFonts w:cs="Times New Roman"/>
+              </w:rPr>
+              <w:t>-24 dB</w:t>
+            </w:r>
+          </w:p>
+        </w:tc>
+        <w:tc>
+          <w:tcPr>
+            <w:tcW w:w="1885" w:type="dxa"/>
+          </w:tcPr>
+          <w:p>
+            <w:pPr>
+              <w:rPr>
+                <w:rFonts w:cs="Times New Roman"/>
+              </w:rPr>
+            </w:pPr>
+            <w:r>
+              <w:rPr>
+                <w:rFonts w:cs="Times New Roman"/>
+              </w:rPr>
+              <w:t>-25 dB</w:t>
+            </w:r>
+          </w:p>
+        </w:tc>
+      </w:tr>
+    </w:tbl>
+    <w:p>
+      <w:pPr>
+        <w:rPr>
+          <w:rFonts w:cs="Times New Roman"/>
+        </w:rPr>
+      </w:pPr>
     </w:p>
     <w:p>
       <w:pPr>
@@ -1872,18 +3089,9 @@
     </w:p>
     <w:p>
       <w:pPr>
-        <w:rPr>
-          <w:rFonts w:cs="Times New Roman"/>
-          <w:b/>
-          <w:bCs/>
-        </w:rPr>
+        <w:pStyle w:val="Heading1"/>
       </w:pPr>
       <w:r>
-        <w:rPr>
-          <w:rFonts w:cs="Times New Roman"/>
-          <w:b/>
-          <w:bCs/>
-        </w:rPr>
         <w:t>5. Resiliency Testing</w:t>
       </w:r>
     </w:p>
@@ -1914,7 +3122,21 @@
         <w:rPr>
           <w:rFonts w:cs="Times New Roman"/>
         </w:rPr>
-        <w:t>Explain what resiliency means for this project.</w:t>
+        <w:t xml:space="preserve">The purpose of the resiliency test was to evaluate how well the LoRa communication </w:t>
+      </w:r>
+      <w:proofErr w:type="gramStart"/>
+      <w:r>
+        <w:rPr>
+          <w:rFonts w:cs="Times New Roman"/>
+        </w:rPr>
+        <w:t>link maintained</w:t>
+      </w:r>
+      <w:proofErr w:type="gramEnd"/>
+      <w:r>
+        <w:rPr>
+          <w:rFonts w:cs="Times New Roman"/>
+        </w:rPr>
+        <w:t xml:space="preserve"> performance as range increased and as an interfering signal was introduced into the RF environment. For this project, resiliency refers to the ability of the LoRa system to continue delivering usable packet traffic under degraded operating conditions, including increased separation distance, reduced received signal quality, and intentional RF interference. The test was intended to determine how packet success rate, RSSI, and SNR changed as the radios were moved through the simulated scenario and to compare performance between jammed and unjammed conditions.</w:t>
       </w:r>
     </w:p>
     <w:p>
@@ -1933,24 +3155,126 @@
         </w:rPr>
         <w:t>5.2 Test Method</w:t>
       </w:r>
-    </w:p>
-    <w:p>
-      <w:pPr>
-        <w:rPr>
-          <w:rFonts w:cs="Times New Roman"/>
-        </w:rPr>
-      </w:pPr>
       <w:r>
         <w:rPr>
           <w:rFonts w:cs="Times New Roman"/>
-        </w:rPr>
-        <w:t>Describe how resiliency was tested.</w:t>
+          <w:b/>
+          <w:bCs/>
+        </w:rPr>
+        <w:t xml:space="preserve"> and execution</w:t>
       </w:r>
     </w:p>
     <w:p>
       <w:pPr>
         <w:rPr>
           <w:rFonts w:cs="Times New Roman"/>
+        </w:rPr>
+      </w:pPr>
+      <w:r>
+        <w:rPr>
+          <w:rFonts w:cs="Times New Roman"/>
+        </w:rPr>
+        <w:t>Resiliency testing was conducted using a scripted, scenario-driven RF test environment. Two LoRa radios were moved through a simulated environment using scripts played into the Radio Frequency Network equipment. These scripts emulated changing radio separation and allowed the link distance to extend up to 60 nautical miles. During each scenario, the LoRa development boards reported link performance values, including packet acknowledgment success, RSSI, and SNR. These values were recorded and plotted against simulated range to evaluate how the link degraded as distance increased.</w:t>
+      </w:r>
+    </w:p>
+    <w:p>
+      <w:pPr>
+        <w:rPr>
+          <w:rFonts w:cs="Times New Roman"/>
+        </w:rPr>
+      </w:pPr>
+      <w:r>
+        <w:rPr>
+          <w:rFonts w:cs="Times New Roman"/>
+        </w:rPr>
+        <w:t xml:space="preserve">Initial dry runs were performed to identify the approximate range region where link performance began to fall off. After this falloff region was identified, the formal test runs were started at a selected range that allowed the degradation trend to be captured in more detail. This approach allowed the test to focus on the portion of the scenario where packet success rate, RSSI, and </w:t>
+      </w:r>
+      <w:r>
+        <w:rPr>
+          <w:rFonts w:cs="Times New Roman"/>
+        </w:rPr>
+        <w:lastRenderedPageBreak/>
+        <w:t xml:space="preserve">SNR began to show measurable changes rather than spending </w:t>
+      </w:r>
+      <w:proofErr w:type="gramStart"/>
+      <w:r>
+        <w:rPr>
+          <w:rFonts w:cs="Times New Roman"/>
+        </w:rPr>
+        <w:t>the majority of</w:t>
+      </w:r>
+      <w:proofErr w:type="gramEnd"/>
+      <w:r>
+        <w:rPr>
+          <w:rFonts w:cs="Times New Roman"/>
+        </w:rPr>
+        <w:t xml:space="preserve"> the test time in a region where the link was either fully reliable or fully failed.</w:t>
+      </w:r>
+    </w:p>
+    <w:p>
+      <w:pPr>
+        <w:rPr>
+          <w:rFonts w:cs="Times New Roman"/>
+        </w:rPr>
+      </w:pPr>
+      <w:r>
+        <w:rPr>
+          <w:rFonts w:cs="Times New Roman"/>
+        </w:rPr>
+        <w:t xml:space="preserve">The first set of measurements was collected under an unjammed baseline condition. In this condition, the radios were moved through the scripted range scenario without the additional interfering signal present. The baseline data provided </w:t>
+      </w:r>
+      <w:proofErr w:type="gramStart"/>
+      <w:r>
+        <w:rPr>
+          <w:rFonts w:cs="Times New Roman"/>
+        </w:rPr>
+        <w:t>the reference</w:t>
+      </w:r>
+      <w:proofErr w:type="gramEnd"/>
+      <w:r>
+        <w:rPr>
+          <w:rFonts w:cs="Times New Roman"/>
+        </w:rPr>
+        <w:t xml:space="preserve"> performance for packet success rate, RSSI, and SNR as a function of range. The test was then repeated with an injected jamming signal present in the RF environment. The jammed test condition used the same general scenario so that the resulting packet success, RSSI, and SNR plots could be compared directly against the unjammed baseline.</w:t>
+      </w:r>
+    </w:p>
+    <w:p>
+      <w:pPr>
+        <w:rPr>
+          <w:rFonts w:cs="Times New Roman"/>
+        </w:rPr>
+      </w:pPr>
+      <w:r>
+        <w:rPr>
+          <w:rFonts w:cs="Times New Roman"/>
+        </w:rPr>
+        <w:t>The jamming signal was emulated using a signal generator. For this test, real-world jamming threat parameters were not used. Instead, the test used an emulated, legally obtainable software-defined radio source, represented as a USRP X104 with an output power of 23 dBm. This provided a controlled interference source that could be inserted into the RFN environment for comparison testing. The intent was not to represent the full capability of real-world jamming systems, but to create a repeatable interference condition that allowed the LoRa link response to be measured.</w:t>
+      </w:r>
+    </w:p>
+    <w:p>
+      <w:pPr>
+        <w:rPr>
+          <w:rFonts w:cs="Times New Roman"/>
+        </w:rPr>
+      </w:pPr>
+      <w:r>
+        <w:rPr>
+          <w:rFonts w:cs="Times New Roman"/>
+        </w:rPr>
+        <w:t>The primary outputs from the resiliency test were range-based plots comparing jammed and unjammed performance. Packet success rate was used as the main indicator of link reliability, while RSSI and SNR were used to evaluate how received signal quality changed over the same range profile. Comparing these plots allowed the test to show whether the injected interference caused a measurable reduction in packet acknowledgments, received signal strength, or signal-to-noise ratio relative to the baseline condition.</w:t>
+      </w:r>
+    </w:p>
+    <w:p>
+      <w:pPr>
+        <w:rPr>
+          <w:rFonts w:cs="Times New Roman"/>
+        </w:rPr>
+      </w:pPr>
+    </w:p>
+    <w:p>
+      <w:pPr>
+        <w:rPr>
+          <w:rFonts w:cs="Times New Roman"/>
           <w:b/>
           <w:bCs/>
         </w:rPr>
@@ -1961,7 +3285,6 @@
           <w:b/>
           <w:bCs/>
         </w:rPr>
-        <w:lastRenderedPageBreak/>
         <w:t>5.3 Results</w:t>
       </w:r>
     </w:p>
@@ -2049,16 +3372,35 @@
       <w:pPr>
         <w:rPr>
           <w:rFonts w:cs="Times New Roman"/>
+        </w:rPr>
+      </w:pPr>
+      <w:r>
+        <w:rPr>
+          <w:rFonts w:cs="Times New Roman"/>
+        </w:rPr>
+        <w:t xml:space="preserve">would explicitly say that the 23 dBm emulated source was useful for controlled comparison, but </w:t>
+      </w:r>
+      <w:r>
+        <w:rPr>
+          <w:rFonts w:cs="Times New Roman"/>
           <w:b/>
           <w:bCs/>
         </w:rPr>
+        <w:t>not representative of real-world jammer power levels or threat behavior</w:t>
+      </w:r>
+      <w:r>
+        <w:rPr>
+          <w:rFonts w:cs="Times New Roman"/>
+        </w:rPr>
+        <w:t>. That makes the test sound honest and technically defensible.</w:t>
+      </w:r>
+    </w:p>
+    <w:p>
+      <w:pPr>
+        <w:pStyle w:val="Heading1"/>
       </w:pPr>
       <w:r>
-        <w:rPr>
-          <w:rFonts w:cs="Times New Roman"/>
-          <w:b/>
-          <w:bCs/>
-        </w:rPr>
+        <w:lastRenderedPageBreak/>
         <w:t>6. Geolocation Testing</w:t>
       </w:r>
     </w:p>
@@ -2089,7 +3431,54 @@
         <w:rPr>
           <w:rFonts w:cs="Times New Roman"/>
         </w:rPr>
-        <w:t>Explain what geolocation means for this project.</w:t>
+        <w:t>The purpose of the geolocation test was to compare how changes in LoRa spreading factor and bandwidth affected Cross Ambiguity Function geolocation results. Rather than only determining whether the transmitter could be located, this test evaluated how each waveform configuration influenced the CAF map, accumulated response region, and apparent location estimate. The goal was to identify whether changes in spreading factor or bandwidth produced a significant difference in the strength, clarity, or ambiguity of the CAF-based geolocation output.</w:t>
+      </w:r>
+    </w:p>
+    <w:p>
+      <w:pPr>
+        <w:rPr>
+          <w:rFonts w:cs="Times New Roman"/>
+        </w:rPr>
+      </w:pPr>
+      <w:r>
+        <w:rPr>
+          <w:rFonts w:cs="Times New Roman"/>
+        </w:rPr>
+        <w:t>The results were not intended to represent absolute real-world geolocation accuracy. Instead, the test provided a controlled and repeatable method for comparing waveform-to-waveform geolocation behavior under the same scripted RFN conditions.</w:t>
+      </w:r>
+    </w:p>
+    <w:p>
+      <w:pPr>
+        <w:rPr>
+          <w:rFonts w:cs="Times New Roman"/>
+        </w:rPr>
+      </w:pPr>
+    </w:p>
+    <w:p>
+      <w:pPr>
+        <w:rPr>
+          <w:rFonts w:cs="Times New Roman"/>
+        </w:rPr>
+      </w:pPr>
+      <w:r>
+        <w:rPr>
+          <w:rFonts w:cs="Times New Roman"/>
+        </w:rPr>
+        <w:t xml:space="preserve">J. J. Johnson, “Implementing the </w:t>
+      </w:r>
+      <w:proofErr w:type="gramStart"/>
+      <w:r>
+        <w:rPr>
+          <w:rFonts w:cs="Times New Roman"/>
+        </w:rPr>
+        <w:t>cross ambiguity</w:t>
+      </w:r>
+      <w:proofErr w:type="gramEnd"/>
+      <w:r>
+        <w:rPr>
+          <w:rFonts w:cs="Times New Roman"/>
+        </w:rPr>
+        <w:t xml:space="preserve"> function and generating geometry-specific signals,” master’s thesis, Dept. Elect. Eng., Naval Postgraduate School, Monterey, CA, USA, Sep. 2001.</w:t>
       </w:r>
     </w:p>
     <w:p>
@@ -2119,8 +3508,130 @@
         <w:rPr>
           <w:rFonts w:cs="Times New Roman"/>
         </w:rPr>
-        <w:t>Describe how location estimation was tested.</w:t>
+        <w:t>Geolocation testing was performed using RF recordings collected from four receive points within the RFN environment. These four points represented separate physical receiver locations observing the same LoRa transmission. The receiver locations were defined in the test geometry, and each RF recording was processed as an input to the MATLAB-based Cross Ambiguity Function analysis suite.</w:t>
       </w:r>
+    </w:p>
+    <w:p>
+      <w:pPr>
+        <w:rPr>
+          <w:rFonts w:cs="Times New Roman"/>
+        </w:rPr>
+      </w:pPr>
+      <w:r>
+        <w:rPr>
+          <w:rFonts w:cs="Times New Roman"/>
+        </w:rPr>
+        <w:t xml:space="preserve">The MATLAB CAF processing suite was developed from the method presented by Johnson in </w:t>
+      </w:r>
+      <w:r>
+        <w:rPr>
+          <w:rFonts w:cs="Times New Roman"/>
+          <w:i/>
+          <w:iCs/>
+        </w:rPr>
+        <w:t>Implementing the Cross Ambiguity Function and Generating Geometry-Specific Signals</w:t>
+      </w:r>
+      <w:r>
+        <w:rPr>
+          <w:rFonts w:cs="Times New Roman"/>
+        </w:rPr>
+        <w:t xml:space="preserve"> and expanded for this project’s LoRa geolocation evaluation. The original reference implemented CAF processing to compare two sampled signals and estimate time and frequency differences between them. For this test, the approach was applied to LoRa RF recordings collected at multiple receive points.</w:t>
+      </w:r>
+    </w:p>
+    <w:p>
+      <w:pPr>
+        <w:rPr>
+          <w:rFonts w:cs="Times New Roman"/>
+        </w:rPr>
+      </w:pPr>
+      <w:r>
+        <w:rPr>
+          <w:rFonts w:cs="Times New Roman"/>
+        </w:rPr>
+        <w:t>Because a single CAF calculation compares two receive points at a time, the four receiver recordings produced six unique receiver-pair combinations. A separate CAF calculation was performed for each pair. The resulting pairwise CAF outputs were then accumulated to produce a combined geolocation surface. This cumulative CAF map was used to identify the region where the pairwise signal comparisons most strongly agreed on the likely transmitter position.</w:t>
+      </w:r>
+    </w:p>
+    <w:p>
+      <w:pPr>
+        <w:rPr>
+          <w:rFonts w:cs="Times New Roman"/>
+        </w:rPr>
+      </w:pPr>
+      <w:r>
+        <w:rPr>
+          <w:rFonts w:cs="Times New Roman"/>
+        </w:rPr>
+        <w:t xml:space="preserve">The resulting output was plotted over </w:t>
+      </w:r>
+      <w:proofErr w:type="gramStart"/>
+      <w:r>
+        <w:rPr>
+          <w:rFonts w:cs="Times New Roman"/>
+        </w:rPr>
+        <w:t>a 100,000 meter</w:t>
+      </w:r>
+      <w:proofErr w:type="gramEnd"/>
+      <w:r>
+        <w:rPr>
+          <w:rFonts w:cs="Times New Roman"/>
+        </w:rPr>
+        <w:t xml:space="preserve"> by </w:t>
+      </w:r>
+      <w:proofErr w:type="gramStart"/>
+      <w:r>
+        <w:rPr>
+          <w:rFonts w:cs="Times New Roman"/>
+        </w:rPr>
+        <w:t>100,000 meter</w:t>
+      </w:r>
+      <w:proofErr w:type="gramEnd"/>
+      <w:r>
+        <w:rPr>
+          <w:rFonts w:cs="Times New Roman"/>
+        </w:rPr>
+        <w:t xml:space="preserve"> area. In the CAF map, the receiver locations were represented by the defined geometry points, and the accumulated CAF response was displayed across the search area. Higher response regions indicated locations </w:t>
+      </w:r>
+      <w:r>
+        <w:rPr>
+          <w:rFonts w:cs="Times New Roman"/>
+        </w:rPr>
+        <w:lastRenderedPageBreak/>
+        <w:t>where the combined pairwise CAF results were more consistent with the measured RF recordings. The estimated transmitter location was identified from the region of strongest combined response and compared against the known simulated transmitter location.</w:t>
+      </w:r>
+    </w:p>
+    <w:p>
+      <w:pPr>
+        <w:rPr>
+          <w:rFonts w:cs="Times New Roman"/>
+        </w:rPr>
+      </w:pPr>
+      <w:r>
+        <w:rPr>
+          <w:rFonts w:cs="Times New Roman"/>
+        </w:rPr>
+        <w:t xml:space="preserve">A common limitation of this test was that the RFN environment provided a controlled and repeatable </w:t>
+      </w:r>
+      <w:proofErr w:type="gramStart"/>
+      <w:r>
+        <w:rPr>
+          <w:rFonts w:cs="Times New Roman"/>
+        </w:rPr>
+        <w:t>geometry, but</w:t>
+      </w:r>
+      <w:proofErr w:type="gramEnd"/>
+      <w:r>
+        <w:rPr>
+          <w:rFonts w:cs="Times New Roman"/>
+        </w:rPr>
+        <w:t xml:space="preserve"> did not fully model all real-world propagation effects. Specifically, the test did not include multipath propagation, Doppler effects, or other environmental channel variations that would normally affect geolocation performance. Therefore, the numerical position result should not be interpreted as a direct real-world accuracy prediction. The purpose of the test was to provide a repeatable method for comparing waveform-to-waveform geolocation behavior under the same scripted conditions.</w:t>
+      </w:r>
+    </w:p>
+    <w:p>
+      <w:pPr>
+        <w:rPr>
+          <w:rFonts w:cs="Times New Roman"/>
+        </w:rPr>
+      </w:pPr>
     </w:p>
     <w:p>
       <w:pPr>
@@ -2506,7 +4017,6 @@
               <w:rPr>
                 <w:rFonts w:cs="Times New Roman"/>
               </w:rPr>
-              <w:lastRenderedPageBreak/>
               <w:t>Resiliency</w:t>
             </w:r>
           </w:p>
@@ -2680,6 +4190,7 @@
         <w:rPr>
           <w:rFonts w:cs="Times New Roman"/>
         </w:rPr>
+        <w:lastRenderedPageBreak/>
         <w:t>Which category performed best?</w:t>
       </w:r>
     </w:p>
@@ -3059,7 +4570,6 @@
         <w:rPr>
           <w:rFonts w:cs="Times New Roman"/>
         </w:rPr>
-        <w:lastRenderedPageBreak/>
         <w:t>Better measurement tools</w:t>
       </w:r>
     </w:p>
@@ -3128,6 +4638,7 @@
         <w:rPr>
           <w:rFonts w:cs="Times New Roman"/>
         </w:rPr>
+        <w:lastRenderedPageBreak/>
         <w:t>Summarize the most important findings.</w:t>
       </w:r>
     </w:p>
@@ -7579,7 +9090,7 @@
                 <w:noProof/>
               </w:rPr>
               <w:drawing>
-                <wp:inline distT="0" distB="0" distL="0" distR="0" wp14:anchorId="7346FA96" wp14:editId="0218AE8E">
+                <wp:inline distT="0" distB="0" distL="0" distR="0" wp14:anchorId="7346FA96" wp14:editId="058A0C68">
                   <wp:extent cx="3295290" cy="2470724"/>
                   <wp:effectExtent l="0" t="0" r="635" b="6350"/>
                   <wp:docPr id="1930665480" name="Picture 123"/>
@@ -7644,7 +9155,7 @@
                 <w:noProof/>
               </w:rPr>
               <w:drawing>
-                <wp:inline distT="0" distB="0" distL="0" distR="0" wp14:anchorId="5FF74868" wp14:editId="0010083D">
+                <wp:inline distT="0" distB="0" distL="0" distR="0" wp14:anchorId="5FF74868" wp14:editId="63E93B05">
                   <wp:extent cx="3417089" cy="2562046"/>
                   <wp:effectExtent l="0" t="0" r="0" b="0"/>
                   <wp:docPr id="1804248670" name="Picture 124"/>
@@ -7709,7 +9220,7 @@
                 <w:noProof/>
               </w:rPr>
               <w:drawing>
-                <wp:inline distT="0" distB="0" distL="0" distR="0" wp14:anchorId="6EAD7884" wp14:editId="7534A7A3">
+                <wp:inline distT="0" distB="0" distL="0" distR="0" wp14:anchorId="6EAD7884" wp14:editId="25485B74">
                   <wp:extent cx="3382572" cy="2536166"/>
                   <wp:effectExtent l="0" t="0" r="8890" b="0"/>
                   <wp:docPr id="2135872676" name="Picture 125"/>
@@ -8556,7 +10067,7 @@
                 <w:noProof/>
               </w:rPr>
               <w:drawing>
-                <wp:inline distT="0" distB="0" distL="0" distR="0" wp14:anchorId="2A95A802" wp14:editId="4A673A4E">
+                <wp:inline distT="0" distB="0" distL="0" distR="0" wp14:anchorId="2A95A802" wp14:editId="32CAB32C">
                   <wp:extent cx="3260784" cy="2444852"/>
                   <wp:effectExtent l="0" t="0" r="0" b="0"/>
                   <wp:docPr id="831585983" name="Picture 139"/>
@@ -8621,7 +10132,7 @@
                 <w:noProof/>
               </w:rPr>
               <w:drawing>
-                <wp:inline distT="0" distB="0" distL="0" distR="0" wp14:anchorId="0EFF8592" wp14:editId="3148A178">
+                <wp:inline distT="0" distB="0" distL="0" distR="0" wp14:anchorId="0EFF8592" wp14:editId="50A7072A">
                   <wp:extent cx="3174520" cy="2380174"/>
                   <wp:effectExtent l="0" t="0" r="6985" b="1270"/>
                   <wp:docPr id="1952681564" name="Picture 140"/>
@@ -10317,7 +11828,7 @@
                 <w:noProof/>
               </w:rPr>
               <w:drawing>
-                <wp:inline distT="0" distB="0" distL="0" distR="0" wp14:anchorId="6E8C3A0B" wp14:editId="4827933F">
+                <wp:inline distT="0" distB="0" distL="0" distR="0" wp14:anchorId="6E8C3A0B" wp14:editId="3F343376">
                   <wp:extent cx="3268980" cy="2450997"/>
                   <wp:effectExtent l="0" t="0" r="7620" b="6985"/>
                   <wp:docPr id="2017127598" name="Picture 168"/>
@@ -10381,7 +11892,7 @@
                 <w:noProof/>
               </w:rPr>
               <w:drawing>
-                <wp:inline distT="0" distB="0" distL="0" distR="0" wp14:anchorId="35529D06" wp14:editId="135893B7">
+                <wp:inline distT="0" distB="0" distL="0" distR="0" wp14:anchorId="35529D06" wp14:editId="78F73835">
                   <wp:extent cx="3268980" cy="2450997"/>
                   <wp:effectExtent l="0" t="0" r="7620" b="6985"/>
                   <wp:docPr id="1108097342" name="Picture 169"/>
@@ -10445,7 +11956,7 @@
                 <w:noProof/>
               </w:rPr>
               <w:drawing>
-                <wp:inline distT="0" distB="0" distL="0" distR="0" wp14:anchorId="58BCEFB1" wp14:editId="29A75445">
+                <wp:inline distT="0" distB="0" distL="0" distR="0" wp14:anchorId="58BCEFB1" wp14:editId="05E33865">
                   <wp:extent cx="3269411" cy="2451321"/>
                   <wp:effectExtent l="0" t="0" r="7620" b="6350"/>
                   <wp:docPr id="179639841" name="Picture 170"/>
@@ -12648,7 +14159,7 @@
                 <w:noProof/>
               </w:rPr>
               <w:drawing>
-                <wp:inline distT="0" distB="0" distL="0" distR="0" wp14:anchorId="1153AA2F" wp14:editId="397DC97B">
+                <wp:inline distT="0" distB="0" distL="0" distR="0" wp14:anchorId="1153AA2F" wp14:editId="0084E8CA">
                   <wp:extent cx="3231515" cy="2422525"/>
                   <wp:effectExtent l="0" t="0" r="6985" b="0"/>
                   <wp:docPr id="1213506478" name="Picture 212"/>

--- a/Deliveries/Quantitative Evaluation of LoRa RF Resiliency.docx
+++ b/Deliveries/Quantitative Evaluation of LoRa RF Resiliency.docx
@@ -37,485 +37,7 @@
         <w:rPr>
           <w:rFonts w:cs="Times New Roman"/>
         </w:rPr>
-        <w:t>This project aims to characterize the performance of</w:t>
-      </w:r>
-      <w:r>
-        <w:rPr>
-          <w:rFonts w:cs="Times New Roman"/>
-        </w:rPr>
-        <w:t xml:space="preserve"> the</w:t>
-      </w:r>
-      <w:r>
-        <w:rPr>
-          <w:rFonts w:cs="Times New Roman"/>
-        </w:rPr>
-        <w:t xml:space="preserve"> LoRa Radio Frequency (RF) </w:t>
-      </w:r>
-      <w:r>
-        <w:rPr>
-          <w:rFonts w:cs="Times New Roman"/>
-        </w:rPr>
-        <w:t xml:space="preserve">Chirp Spread </w:t>
-      </w:r>
-      <w:r>
-        <w:rPr>
-          <w:rFonts w:cs="Times New Roman"/>
-        </w:rPr>
-        <w:t>Spectrum</w:t>
-      </w:r>
-      <w:r>
-        <w:rPr>
-          <w:rFonts w:cs="Times New Roman"/>
-        </w:rPr>
-        <w:t xml:space="preserve"> (CSS)</w:t>
-      </w:r>
-      <w:r>
-        <w:rPr>
-          <w:rFonts w:cs="Times New Roman"/>
-        </w:rPr>
-        <w:t xml:space="preserve"> </w:t>
-      </w:r>
-      <w:r>
-        <w:rPr>
-          <w:rFonts w:cs="Times New Roman"/>
-        </w:rPr>
-        <w:t xml:space="preserve">modulation </w:t>
-      </w:r>
-      <w:r>
-        <w:rPr>
-          <w:rFonts w:cs="Times New Roman"/>
-        </w:rPr>
-        <w:t>with methods used by Department of Defense (DoD). Valuable characteristics for DoD applications include Anti-Jam performance</w:t>
-      </w:r>
-      <w:r>
-        <w:rPr>
-          <w:rFonts w:cs="Times New Roman"/>
-        </w:rPr>
-        <w:t xml:space="preserve">, Probability of Detection, and Probability of Geolocation. Communication technologies that perform well in these categories allow for reliable communication in situations where communication is expected to be jammed and/or scenarios where </w:t>
-      </w:r>
-      <w:r>
-        <w:rPr>
-          <w:rFonts w:cs="Times New Roman"/>
-        </w:rPr>
-        <w:t>transmitter</w:t>
-      </w:r>
-      <w:r>
-        <w:rPr>
-          <w:rFonts w:cs="Times New Roman"/>
-        </w:rPr>
-        <w:t xml:space="preserve"> activity </w:t>
-      </w:r>
-      <w:r>
-        <w:rPr>
-          <w:rFonts w:cs="Times New Roman"/>
-        </w:rPr>
-        <w:t>i</w:t>
-      </w:r>
-      <w:r>
-        <w:rPr>
-          <w:rFonts w:cs="Times New Roman"/>
-        </w:rPr>
-        <w:t>s monitored</w:t>
-      </w:r>
-      <w:r>
-        <w:rPr>
-          <w:rFonts w:cs="Times New Roman"/>
-        </w:rPr>
-        <w:t xml:space="preserve"> but desired to be undetected</w:t>
-      </w:r>
-      <w:r>
-        <w:rPr>
-          <w:rFonts w:cs="Times New Roman"/>
-        </w:rPr>
-        <w:t xml:space="preserve"> or non-locatable</w:t>
-      </w:r>
-      <w:r>
-        <w:rPr>
-          <w:rFonts w:cs="Times New Roman"/>
-        </w:rPr>
-        <w:t>.</w:t>
-      </w:r>
-    </w:p>
-    <w:p>
-      <w:pPr>
-        <w:rPr>
-          <w:rFonts w:cs="Times New Roman"/>
-        </w:rPr>
-      </w:pPr>
-      <w:r>
-        <w:rPr>
-          <w:rFonts w:cs="Times New Roman"/>
-        </w:rPr>
-        <w:t>LoRa is an extremely low power</w:t>
-      </w:r>
-      <w:r>
-        <w:rPr>
-          <w:rFonts w:cs="Times New Roman"/>
-        </w:rPr>
-        <w:t>, cost effective,</w:t>
-      </w:r>
-      <w:r>
-        <w:rPr>
-          <w:rFonts w:cs="Times New Roman"/>
-        </w:rPr>
-        <w:t xml:space="preserve"> and </w:t>
-      </w:r>
-      <w:r>
-        <w:rPr>
-          <w:rFonts w:cs="Times New Roman"/>
-        </w:rPr>
-        <w:t>long-range</w:t>
-      </w:r>
-      <w:r>
-        <w:rPr>
-          <w:rFonts w:cs="Times New Roman"/>
-        </w:rPr>
-        <w:t xml:space="preserve"> method of wireless communication</w:t>
-      </w:r>
-      <w:r>
-        <w:rPr>
-          <w:rFonts w:cs="Times New Roman"/>
-        </w:rPr>
-        <w:t xml:space="preserve"> </w:t>
-      </w:r>
-      <w:r>
-        <w:rPr>
-          <w:rFonts w:cs="Times New Roman"/>
-        </w:rPr>
-        <w:t>usu</w:t>
-      </w:r>
-      <w:r>
-        <w:rPr>
-          <w:rFonts w:cs="Times New Roman"/>
-        </w:rPr>
-        <w:t>ally combined with the LoRa Wide Area Network (</w:t>
-      </w:r>
-      <w:proofErr w:type="spellStart"/>
-      <w:r>
-        <w:rPr>
-          <w:rFonts w:cs="Times New Roman"/>
-        </w:rPr>
-        <w:t>LoRaWAN</w:t>
-      </w:r>
-      <w:proofErr w:type="spellEnd"/>
-      <w:r>
-        <w:rPr>
-          <w:rFonts w:cs="Times New Roman"/>
-        </w:rPr>
-        <w:t xml:space="preserve">) </w:t>
-      </w:r>
-      <w:r>
-        <w:rPr>
-          <w:rFonts w:cs="Times New Roman"/>
-        </w:rPr>
-        <w:t xml:space="preserve">protocol for applications such as asset tracking, </w:t>
-      </w:r>
-      <w:r>
-        <w:rPr>
-          <w:rFonts w:cs="Times New Roman"/>
-        </w:rPr>
-        <w:t xml:space="preserve">Internet </w:t>
-      </w:r>
-      <w:proofErr w:type="gramStart"/>
-      <w:r>
-        <w:rPr>
-          <w:rFonts w:cs="Times New Roman"/>
-        </w:rPr>
-        <w:t>Of</w:t>
-      </w:r>
-      <w:proofErr w:type="gramEnd"/>
-      <w:r>
-        <w:rPr>
-          <w:rFonts w:cs="Times New Roman"/>
-        </w:rPr>
-        <w:t xml:space="preserve"> Things (IoT), and sensor monitoring. </w:t>
-      </w:r>
-      <w:proofErr w:type="spellStart"/>
-      <w:r>
-        <w:rPr>
-          <w:rFonts w:cs="Times New Roman"/>
-        </w:rPr>
-        <w:t>LoRaWAN</w:t>
-      </w:r>
-      <w:proofErr w:type="spellEnd"/>
-      <w:r>
-        <w:rPr>
-          <w:rFonts w:cs="Times New Roman"/>
-        </w:rPr>
-        <w:t xml:space="preserve"> will not be </w:t>
-      </w:r>
-      <w:r>
-        <w:rPr>
-          <w:rFonts w:cs="Times New Roman"/>
-        </w:rPr>
-        <w:t xml:space="preserve">used in this project and a custom, test protocol will be developed to evaluate the LoRa CSS modulation technique </w:t>
-      </w:r>
-      <w:r>
-        <w:rPr>
-          <w:rFonts w:cs="Times New Roman"/>
-        </w:rPr>
-        <w:t>independently</w:t>
-      </w:r>
-      <w:r>
-        <w:rPr>
-          <w:rFonts w:cs="Times New Roman"/>
-        </w:rPr>
-        <w:t xml:space="preserve">. Data rates for LoRa can reach </w:t>
-      </w:r>
-      <w:r>
-        <w:rPr>
-          <w:rFonts w:cs="Times New Roman"/>
-        </w:rPr>
-        <w:t>0.3</w:t>
-      </w:r>
-      <w:r>
-        <w:rPr>
-          <w:rFonts w:cs="Times New Roman"/>
-        </w:rPr>
-        <w:t xml:space="preserve">-50kbps depending on </w:t>
-      </w:r>
-      <w:r>
-        <w:rPr>
-          <w:rFonts w:cs="Times New Roman"/>
-        </w:rPr>
-        <w:t>spread factors chosen</w:t>
-      </w:r>
-      <w:r>
-        <w:rPr>
-          <w:rFonts w:cs="Times New Roman"/>
-        </w:rPr>
-        <w:t xml:space="preserve"> which can be considered </w:t>
-      </w:r>
-      <w:proofErr w:type="gramStart"/>
-      <w:r>
-        <w:rPr>
-          <w:rFonts w:cs="Times New Roman"/>
-        </w:rPr>
-        <w:t>limiting</w:t>
-      </w:r>
-      <w:proofErr w:type="gramEnd"/>
-      <w:r>
-        <w:rPr>
-          <w:rFonts w:cs="Times New Roman"/>
-        </w:rPr>
-        <w:t xml:space="preserve"> in many </w:t>
-      </w:r>
-      <w:r>
-        <w:rPr>
-          <w:rFonts w:cs="Times New Roman"/>
-        </w:rPr>
-        <w:t>applications</w:t>
-      </w:r>
-      <w:r>
-        <w:rPr>
-          <w:rFonts w:cs="Times New Roman"/>
-        </w:rPr>
-        <w:t>, but the performance</w:t>
-      </w:r>
-      <w:r>
-        <w:rPr>
-          <w:rFonts w:cs="Times New Roman"/>
-        </w:rPr>
-        <w:t xml:space="preserve"> </w:t>
-      </w:r>
-      <w:r>
-        <w:rPr>
-          <w:rFonts w:cs="Times New Roman"/>
-        </w:rPr>
-        <w:t>benefits</w:t>
-      </w:r>
-      <w:r>
-        <w:rPr>
-          <w:rFonts w:cs="Times New Roman"/>
-        </w:rPr>
-        <w:t xml:space="preserve"> of </w:t>
-      </w:r>
-      <w:r>
-        <w:rPr>
-          <w:rFonts w:cs="Times New Roman"/>
-        </w:rPr>
-        <w:t xml:space="preserve">long </w:t>
-      </w:r>
-      <w:r>
-        <w:rPr>
-          <w:rFonts w:cs="Times New Roman"/>
-        </w:rPr>
-        <w:t>range</w:t>
-      </w:r>
-      <w:r>
-        <w:rPr>
-          <w:rFonts w:cs="Times New Roman"/>
-        </w:rPr>
-        <w:t xml:space="preserve"> (&gt;15km LOS)</w:t>
-      </w:r>
-      <w:r>
-        <w:rPr>
-          <w:rFonts w:cs="Times New Roman"/>
-        </w:rPr>
-        <w:t xml:space="preserve">, extremely low cost, and extremely low power consumption </w:t>
-      </w:r>
-      <w:r>
-        <w:rPr>
-          <w:rFonts w:cs="Times New Roman"/>
-        </w:rPr>
-        <w:t>could be highly desirable</w:t>
-      </w:r>
-      <w:r>
-        <w:rPr>
-          <w:rFonts w:cs="Times New Roman"/>
-        </w:rPr>
-        <w:t xml:space="preserve"> in certain applications</w:t>
-      </w:r>
-      <w:r>
-        <w:rPr>
-          <w:rFonts w:cs="Times New Roman"/>
-        </w:rPr>
-        <w:t xml:space="preserve">. </w:t>
-      </w:r>
-    </w:p>
-    <w:p>
-      <w:pPr>
-        <w:rPr>
-          <w:rFonts w:cs="Times New Roman"/>
-        </w:rPr>
-      </w:pPr>
-      <w:r>
-        <w:rPr>
-          <w:rFonts w:cs="Times New Roman"/>
-        </w:rPr>
-        <w:t xml:space="preserve">Other desirable characteristics </w:t>
-      </w:r>
-      <w:r>
-        <w:rPr>
-          <w:rFonts w:cs="Times New Roman"/>
-        </w:rPr>
-        <w:t>are</w:t>
-      </w:r>
-      <w:r>
-        <w:rPr>
-          <w:rFonts w:cs="Times New Roman"/>
-        </w:rPr>
-        <w:t xml:space="preserve"> low receiver sensitivity (-120</w:t>
-      </w:r>
-      <w:r>
-        <w:rPr>
-          <w:rFonts w:cs="Times New Roman"/>
-        </w:rPr>
-        <w:t xml:space="preserve"> to -145</w:t>
-      </w:r>
-      <w:r>
-        <w:rPr>
-          <w:rFonts w:cs="Times New Roman"/>
-        </w:rPr>
-        <w:t>dBm</w:t>
-      </w:r>
-      <w:r>
-        <w:rPr>
-          <w:rFonts w:cs="Times New Roman"/>
-        </w:rPr>
-        <w:t>)</w:t>
-      </w:r>
-      <w:r>
-        <w:rPr>
-          <w:rFonts w:cs="Times New Roman"/>
-        </w:rPr>
-        <w:t xml:space="preserve"> and</w:t>
-      </w:r>
-      <w:r>
-        <w:rPr>
-          <w:rFonts w:cs="Times New Roman"/>
-        </w:rPr>
-        <w:t xml:space="preserve"> built in </w:t>
-      </w:r>
-      <w:r>
-        <w:rPr>
-          <w:rFonts w:cs="Times New Roman"/>
-        </w:rPr>
-        <w:t>forward error correction coding</w:t>
-      </w:r>
-      <w:r>
-        <w:rPr>
-          <w:rFonts w:cs="Times New Roman"/>
-        </w:rPr>
-        <w:t>.</w:t>
-      </w:r>
-      <w:r>
-        <w:rPr>
-          <w:rFonts w:cs="Times New Roman"/>
-        </w:rPr>
-        <w:t xml:space="preserve"> </w:t>
-      </w:r>
-      <w:r>
-        <w:rPr>
-          <w:rFonts w:cs="Times New Roman"/>
-        </w:rPr>
-        <w:t>These characteristics</w:t>
-      </w:r>
-      <w:r>
-        <w:rPr>
-          <w:rFonts w:cs="Times New Roman"/>
-        </w:rPr>
-        <w:t xml:space="preserve"> could prove valuable for </w:t>
-      </w:r>
-      <w:r>
-        <w:rPr>
-          <w:rFonts w:cs="Times New Roman"/>
-        </w:rPr>
-        <w:t>resiliency to jamming</w:t>
-      </w:r>
-      <w:r>
-        <w:rPr>
-          <w:rFonts w:cs="Times New Roman"/>
-        </w:rPr>
-        <w:t xml:space="preserve"> and </w:t>
-      </w:r>
-      <w:r>
-        <w:rPr>
-          <w:rFonts w:cs="Times New Roman"/>
-        </w:rPr>
-        <w:t xml:space="preserve">operation at low SNR which gives LoRa the </w:t>
-      </w:r>
-      <w:proofErr w:type="gramStart"/>
-      <w:r>
-        <w:rPr>
-          <w:rFonts w:cs="Times New Roman"/>
-        </w:rPr>
-        <w:t>long range</w:t>
-      </w:r>
-      <w:proofErr w:type="gramEnd"/>
-      <w:r>
-        <w:rPr>
-          <w:rFonts w:cs="Times New Roman"/>
-        </w:rPr>
-        <w:t xml:space="preserve"> capabilities but </w:t>
-      </w:r>
-      <w:r>
-        <w:rPr>
-          <w:rFonts w:cs="Times New Roman"/>
-        </w:rPr>
-        <w:t xml:space="preserve">it is also valuable to </w:t>
-      </w:r>
-      <w:proofErr w:type="spellStart"/>
-      <w:proofErr w:type="gramStart"/>
-      <w:r>
-        <w:rPr>
-          <w:rFonts w:cs="Times New Roman"/>
-        </w:rPr>
-        <w:t>asses</w:t>
-      </w:r>
-      <w:proofErr w:type="spellEnd"/>
-      <w:proofErr w:type="gramEnd"/>
-      <w:r>
-        <w:rPr>
-          <w:rFonts w:cs="Times New Roman"/>
-        </w:rPr>
-        <w:t xml:space="preserve"> whether the technique against other performance criteria</w:t>
-      </w:r>
-      <w:r>
-        <w:rPr>
-          <w:rFonts w:cs="Times New Roman"/>
-        </w:rPr>
-        <w:t xml:space="preserve">. </w:t>
+        <w:t>This evaluation examined LoRa performance across three primary areas: resiliency, detectability, and geolocation. Resiliency testing measured how the LoRa link performed as simulated range increased and as an interfering signal was introduced into the RF environment. Detectability testing evaluated whether recorded LoRa signals could be reliably distinguished from noise using empirical ROC, histogram, and slash-curve analysis across different SNR and integration-time conditions. Geolocation testing used Cross Ambiguity Function processing to compare how changes in LoRa spreading factor and bandwidth affected the resulting CAF map, accumulated response region, and apparent transmitter location. Together, these tests were intended to compare waveform behavior under controlled and repeatable RFN scenarios rather than produce absolute real-world performance predictions.</w:t>
       </w:r>
     </w:p>
     <w:p>
@@ -534,182 +56,61 @@
         <w:rPr>
           <w:rFonts w:cs="Times New Roman"/>
         </w:rPr>
+        <w:t xml:space="preserve">paper </w:t>
+      </w:r>
+      <w:r>
+        <w:rPr>
+          <w:rFonts w:cs="Times New Roman"/>
+        </w:rPr>
         <w:t xml:space="preserve">is </w:t>
       </w:r>
       <w:r>
         <w:rPr>
           <w:rFonts w:cs="Times New Roman"/>
         </w:rPr>
-        <w:t xml:space="preserve">part of </w:t>
+        <w:t>the delivery</w:t>
       </w:r>
       <w:r>
         <w:rPr>
           <w:rFonts w:cs="Times New Roman"/>
         </w:rPr>
-        <w:t xml:space="preserve">Capstone Project </w:t>
+        <w:t xml:space="preserve"> of </w:t>
       </w:r>
       <w:r>
         <w:rPr>
           <w:rFonts w:cs="Times New Roman"/>
         </w:rPr>
-        <w:t xml:space="preserve">for the Wireless Embedded Systems, Masters of Advance Study Program at </w:t>
+        <w:t xml:space="preserve">a </w:t>
       </w:r>
       <w:r>
         <w:rPr>
           <w:rFonts w:cs="Times New Roman"/>
         </w:rPr>
-        <w:t xml:space="preserve">University California San Diego (UCSD) </w:t>
+        <w:t>Capstone Project for the Wireless Embedded Systems, Masters of Advance Study Program at University California San Diego (UCSD) and is a collaboration with Naval Information Warfare Center, Pacific (NIWC Pac) Division 535. Equipment and facilities at NIWC Pac w</w:t>
       </w:r>
       <w:r>
         <w:rPr>
           <w:rFonts w:cs="Times New Roman"/>
         </w:rPr>
-        <w:t>and is a collaboration with</w:t>
+        <w:t>ere</w:t>
       </w:r>
       <w:r>
         <w:rPr>
           <w:rFonts w:cs="Times New Roman"/>
         </w:rPr>
-        <w:t xml:space="preserve"> Naval Information Warfare Center, Pacific (NIWC Pac) Division 535. </w:t>
+        <w:t xml:space="preserve"> leveraged to conduct the evaluation</w:t>
       </w:r>
       <w:r>
         <w:rPr>
           <w:rFonts w:cs="Times New Roman"/>
         </w:rPr>
-        <w:t xml:space="preserve">Equipment and facilities at NIWC Pac will be leveraged to conduct the evaluation </w:t>
+        <w:t>.</w:t>
       </w:r>
       <w:r>
         <w:rPr>
           <w:rFonts w:cs="Times New Roman"/>
         </w:rPr>
-        <w:t xml:space="preserve">and the UCSD Student will acquire, develop and bring </w:t>
-      </w:r>
-      <w:proofErr w:type="spellStart"/>
-      <w:r>
-        <w:rPr>
-          <w:rFonts w:cs="Times New Roman"/>
-        </w:rPr>
-        <w:t>Heltec</w:t>
-      </w:r>
-      <w:proofErr w:type="spellEnd"/>
-      <w:r>
-        <w:rPr>
-          <w:rFonts w:cs="Times New Roman"/>
-        </w:rPr>
-        <w:t xml:space="preserve"> LoRa radio</w:t>
-      </w:r>
-      <w:r>
-        <w:rPr>
-          <w:rFonts w:cs="Times New Roman"/>
-        </w:rPr>
-        <w:t xml:space="preserve"> development boards</w:t>
-      </w:r>
-      <w:r>
-        <w:rPr>
-          <w:rFonts w:cs="Times New Roman"/>
-        </w:rPr>
-        <w:t xml:space="preserve"> to the facility</w:t>
-      </w:r>
-      <w:r>
-        <w:rPr>
-          <w:rFonts w:cs="Times New Roman"/>
-        </w:rPr>
-        <w:t xml:space="preserve">. </w:t>
-      </w:r>
-      <w:r>
-        <w:rPr>
-          <w:rFonts w:cs="Times New Roman"/>
-        </w:rPr>
-        <w:t xml:space="preserve">The UCSD Student will develop necessary code on the </w:t>
-      </w:r>
-      <w:proofErr w:type="spellStart"/>
-      <w:r>
-        <w:rPr>
-          <w:rFonts w:cs="Times New Roman"/>
-        </w:rPr>
-        <w:t>Heltec</w:t>
-      </w:r>
-      <w:proofErr w:type="spellEnd"/>
-      <w:r>
-        <w:rPr>
-          <w:rFonts w:cs="Times New Roman"/>
-        </w:rPr>
-        <w:t xml:space="preserve"> boards</w:t>
-      </w:r>
-      <w:r>
-        <w:rPr>
-          <w:rFonts w:cs="Times New Roman"/>
-        </w:rPr>
-        <w:t xml:space="preserve"> to exercise end-end data through LoRa</w:t>
-      </w:r>
-      <w:r>
-        <w:rPr>
-          <w:rFonts w:cs="Times New Roman"/>
-        </w:rPr>
-        <w:t xml:space="preserve"> and run the tests with provided equipment training. </w:t>
-      </w:r>
-      <w:r>
-        <w:rPr>
-          <w:rFonts w:cs="Times New Roman"/>
-        </w:rPr>
-        <w:t>A Paper of quantitative results and analysis will be delivered as the output of this project</w:t>
-      </w:r>
-      <w:r>
-        <w:rPr>
-          <w:rFonts w:cs="Times New Roman"/>
-        </w:rPr>
-        <w:t xml:space="preserve"> as the Minimum Viable Product (MVP)</w:t>
-      </w:r>
-      <w:r>
-        <w:rPr>
-          <w:rFonts w:cs="Times New Roman"/>
-        </w:rPr>
-        <w:t xml:space="preserve">. </w:t>
-      </w:r>
-      <w:r>
-        <w:rPr>
-          <w:rFonts w:cs="Times New Roman"/>
-        </w:rPr>
-        <w:t xml:space="preserve"> </w:t>
-      </w:r>
-      <w:r>
-        <w:rPr>
-          <w:rFonts w:cs="Times New Roman"/>
-        </w:rPr>
-        <w:t xml:space="preserve"> </w:t>
-      </w:r>
-    </w:p>
-    <w:p>
-      <w:pPr>
-        <w:rPr>
-          <w:rFonts w:cs="Times New Roman"/>
-        </w:rPr>
-      </w:pPr>
-      <w:r>
-        <w:rPr>
-          <w:rFonts w:cs="Times New Roman"/>
-        </w:rPr>
-        <w:t xml:space="preserve">This evaluation examined LoRa performance across three primary areas: resiliency, detectability, and geolocation. Resiliency testing measured how the LoRa link performed as simulated range increased and as an interfering signal was introduced into the RF environment. Detectability testing evaluated whether recorded LoRa signals could be reliably distinguished from noise using </w:t>
-      </w:r>
-      <w:r>
-        <w:rPr>
-          <w:rFonts w:cs="Times New Roman"/>
-        </w:rPr>
-        <w:lastRenderedPageBreak/>
-        <w:t>empirical ROC, histogram, and slash-curve analysis across different SNR and integration-time conditions. Geolocation testing used Cross Ambiguity Function processing to compare how changes in LoRa spreading factor and bandwidth affected the resulting CAF map, accumulated response region, and apparent transmitter location. Together, these tests were intended to compare waveform behavior under controlled and repeatable RFN scenarios rather than produce absolute real-world performance predictions.</w:t>
-      </w:r>
-    </w:p>
-    <w:p>
-      <w:pPr>
-        <w:rPr>
-          <w:rFonts w:cs="Times New Roman"/>
-        </w:rPr>
-      </w:pPr>
-      <w:r>
-        <w:rPr>
-          <w:rFonts w:cs="Times New Roman"/>
-        </w:rPr>
-        <w:t>For resiliency, the evaluation focused on the ability of the LoRa link to maintain packet delivery and signal quality as conditions became more challenging. The radios were moved through scripted RFN scenarios that simulated increasing range, and packet success rate, RSSI, and SNR were recorded from the LoRa development boards. Baseline unjammed runs were compared against runs with an emulated interference source to determine whether the added signal caused measurable degradation in link performance. This provided a controlled method for comparing how the waveform responded to range-related loss and interference within the same repeatable scenario.</w:t>
+        <w:t xml:space="preserve">  </w:t>
       </w:r>
     </w:p>
     <w:p>
@@ -748,305 +149,17 @@
       <w:r>
         <w:rPr>
           <w:rFonts w:cs="Times New Roman"/>
-        </w:rPr>
-        <w:t xml:space="preserve">For geolocation, the evaluation focused on how changes in LoRa spreading factor and bandwidth affected CAF-based location results. RF recordings were collected from four receive points in the RFN environment, producing six receiver-pair combinations for CAF processing. Each pairwise CAF result was accumulated into a combined geolocation surface over </w:t>
-      </w:r>
-      <w:proofErr w:type="gramStart"/>
-      <w:r>
-        <w:rPr>
-          <w:rFonts w:cs="Times New Roman"/>
-        </w:rPr>
-        <w:t>a 100,000</w:t>
-      </w:r>
-      <w:proofErr w:type="gramEnd"/>
-      <w:r>
-        <w:rPr>
-          <w:rFonts w:cs="Times New Roman"/>
-        </w:rPr>
-        <w:t xml:space="preserve"> meter by </w:t>
-      </w:r>
-      <w:proofErr w:type="gramStart"/>
-      <w:r>
-        <w:rPr>
-          <w:rFonts w:cs="Times New Roman"/>
-        </w:rPr>
-        <w:t>100,000 meter</w:t>
-      </w:r>
-      <w:proofErr w:type="gramEnd"/>
-      <w:r>
-        <w:rPr>
-          <w:rFonts w:cs="Times New Roman"/>
-        </w:rPr>
-        <w:t xml:space="preserve"> search area. Rather than treating the output only as a pass/fail location estimate, the test compared how each waveform configuration changed the clarity, strength, and ambiguity of the CAF response, allowing spreading </w:t>
-      </w:r>
-      <w:proofErr w:type="gramStart"/>
-      <w:r>
-        <w:rPr>
-          <w:rFonts w:cs="Times New Roman"/>
-        </w:rPr>
-        <w:t>factor</w:t>
-      </w:r>
-      <w:proofErr w:type="gramEnd"/>
-      <w:r>
-        <w:rPr>
-          <w:rFonts w:cs="Times New Roman"/>
-        </w:rPr>
-        <w:t xml:space="preserve"> and bandwidth effects to be evaluated relative to one another.</w:t>
-      </w:r>
-    </w:p>
-    <w:p>
-      <w:pPr>
-        <w:rPr>
-          <w:rFonts w:cs="Times New Roman"/>
-        </w:rPr>
-      </w:pPr>
-    </w:p>
-    <w:p>
-      <w:pPr>
-        <w:rPr>
-          <w:rFonts w:cs="Times New Roman"/>
-        </w:rPr>
-      </w:pPr>
-    </w:p>
-    <w:p>
-      <w:pPr>
-        <w:rPr>
-          <w:rFonts w:cs="Times New Roman"/>
-        </w:rPr>
-      </w:pPr>
-    </w:p>
-    <w:p>
-      <w:pPr>
-        <w:pStyle w:val="Heading2"/>
-      </w:pPr>
-      <w:r>
-        <w:lastRenderedPageBreak/>
-        <w:t xml:space="preserve">Methods of </w:t>
-      </w:r>
-      <w:r>
-        <w:t>Evaluation</w:t>
-      </w:r>
-    </w:p>
-    <w:p>
-      <w:pPr>
-        <w:pStyle w:val="Heading4"/>
-      </w:pPr>
-      <w:proofErr w:type="spellStart"/>
-      <w:r>
-        <w:t>Reslileincy</w:t>
-      </w:r>
-      <w:proofErr w:type="spellEnd"/>
-      <w:r>
-        <w:t xml:space="preserve"> </w:t>
-      </w:r>
-      <w:r>
-        <w:t>Performance</w:t>
-      </w:r>
-    </w:p>
-    <w:p>
-      <w:pPr>
-        <w:rPr>
-          <w:rFonts w:cs="Times New Roman"/>
-        </w:rPr>
-      </w:pPr>
-      <w:r>
-        <w:rPr>
-          <w:rFonts w:cs="Times New Roman"/>
-        </w:rPr>
-        <w:t xml:space="preserve">This evaluation method assesses LoRa’s resilience to jamming and its ability to maintain reliable communication over extended distances under contested </w:t>
-      </w:r>
-      <w:r>
-        <w:rPr>
-          <w:rFonts w:cs="Times New Roman"/>
-        </w:rPr>
-        <w:t xml:space="preserve">signals. </w:t>
-      </w:r>
-      <w:r>
-        <w:rPr>
-          <w:rFonts w:cs="Times New Roman"/>
-        </w:rPr>
-        <w:t xml:space="preserve">The </w:t>
-      </w:r>
-      <w:r>
-        <w:rPr>
-          <w:rFonts w:cs="Times New Roman"/>
-        </w:rPr>
-        <w:t>Range Ratio (Jamming)</w:t>
-      </w:r>
-      <w:r>
-        <w:rPr>
-          <w:rFonts w:cs="Times New Roman"/>
-        </w:rPr>
-        <w:t xml:space="preserve"> metric is</w:t>
-      </w:r>
-      <w:r>
-        <w:rPr>
-          <w:rFonts w:cs="Times New Roman"/>
-        </w:rPr>
-        <w:t xml:space="preserve"> defined as the ratio of the distance to a friendly receiver versus the distance to a jamming threat</w:t>
-      </w:r>
-      <w:r>
-        <w:rPr>
-          <w:rFonts w:cs="Times New Roman"/>
-        </w:rPr>
-        <w:t xml:space="preserve"> </w:t>
-      </w:r>
-      <w:r>
-        <w:rPr>
-          <w:rFonts w:cs="Times New Roman"/>
-        </w:rPr>
-        <w:t xml:space="preserve">while </w:t>
-      </w:r>
-      <w:r>
-        <w:rPr>
-          <w:rFonts w:cs="Times New Roman"/>
-        </w:rPr>
-        <w:t>t</w:t>
-      </w:r>
-      <w:r>
-        <w:rPr>
-          <w:rFonts w:cs="Times New Roman"/>
-        </w:rPr>
-        <w:t>he Range Ratio (Detection)</w:t>
-      </w:r>
-      <w:r>
-        <w:rPr>
-          <w:rFonts w:cs="Times New Roman"/>
-        </w:rPr>
-        <w:t xml:space="preserve"> </w:t>
-      </w:r>
-      <w:r>
-        <w:rPr>
-          <w:rFonts w:cs="Times New Roman"/>
-        </w:rPr>
-        <w:t xml:space="preserve">metric </w:t>
-      </w:r>
-      <w:r>
-        <w:rPr>
-          <w:rFonts w:cs="Times New Roman"/>
-        </w:rPr>
-        <w:t>is</w:t>
-      </w:r>
-      <w:r>
-        <w:rPr>
-          <w:rFonts w:cs="Times New Roman"/>
-        </w:rPr>
-        <w:t xml:space="preserve"> defined as the ratio of the distance to a friendly receiver versus the distance to a threat detector in an LPD environment</w:t>
-      </w:r>
-      <w:r>
-        <w:rPr>
-          <w:rFonts w:cs="Times New Roman"/>
-        </w:rPr>
-        <w:t xml:space="preserve">. </w:t>
-      </w:r>
-    </w:p>
-    <w:p>
-      <w:pPr>
-        <w:rPr>
-          <w:rFonts w:cs="Times New Roman"/>
-        </w:rPr>
-      </w:pPr>
-      <w:r>
-        <w:rPr>
-          <w:rFonts w:cs="Times New Roman"/>
-        </w:rPr>
-        <w:t>By measuring these ratios under varying SNR levels and jamming scenarios, the project quantifies LoRa’s effectiveness in maintaining secure and reliable links in both jammed and covert operational environments</w:t>
-      </w:r>
-    </w:p>
-    <w:p>
-      <w:pPr>
-        <w:pStyle w:val="Heading4"/>
-      </w:pPr>
-      <w:r>
-        <w:t>Detection Avoidance Performance</w:t>
-      </w:r>
-    </w:p>
-    <w:p>
-      <w:pPr>
-        <w:rPr>
-          <w:rFonts w:cs="Times New Roman"/>
-        </w:rPr>
-      </w:pPr>
-      <w:r>
-        <w:rPr>
           <w:noProof/>
         </w:rPr>
+        <w:lastRenderedPageBreak/>
         <w:drawing>
-          <wp:anchor distT="0" distB="0" distL="114300" distR="114300" simplePos="0" relativeHeight="251659264" behindDoc="0" locked="0" layoutInCell="1" allowOverlap="1" wp14:anchorId="711BB33B" wp14:editId="70B75BB6">
-            <wp:simplePos x="0" y="0"/>
-            <wp:positionH relativeFrom="margin">
-              <wp:posOffset>495300</wp:posOffset>
-            </wp:positionH>
-            <wp:positionV relativeFrom="page">
-              <wp:posOffset>6600825</wp:posOffset>
-            </wp:positionV>
-            <wp:extent cx="1990725" cy="1990725"/>
-            <wp:effectExtent l="0" t="0" r="9525" b="9525"/>
-            <wp:wrapTopAndBottom/>
-            <wp:docPr id="2126031978" name="Picture 1"/>
-            <wp:cNvGraphicFramePr>
-              <a:graphicFrameLocks xmlns:a="http://schemas.openxmlformats.org/drawingml/2006/main" noChangeAspect="1"/>
-            </wp:cNvGraphicFramePr>
-            <a:graphic xmlns:a="http://schemas.openxmlformats.org/drawingml/2006/main">
-              <a:graphicData uri="http://schemas.openxmlformats.org/drawingml/2006/picture">
-                <pic:pic xmlns:pic="http://schemas.openxmlformats.org/drawingml/2006/picture">
-                  <pic:nvPicPr>
-                    <pic:cNvPr id="0" name="Picture 1"/>
-                    <pic:cNvPicPr>
-                      <a:picLocks noChangeAspect="1" noChangeArrowheads="1"/>
-                    </pic:cNvPicPr>
-                  </pic:nvPicPr>
-                  <pic:blipFill>
-                    <a:blip r:embed="rId5">
-                      <a:extLst>
-                        <a:ext uri="{28A0092B-C50C-407E-A947-70E740481C1C}">
-                          <a14:useLocalDpi xmlns:a14="http://schemas.microsoft.com/office/drawing/2010/main" val="0"/>
-                        </a:ext>
-                      </a:extLst>
-                    </a:blip>
-                    <a:srcRect/>
-                    <a:stretch>
-                      <a:fillRect/>
-                    </a:stretch>
-                  </pic:blipFill>
-                  <pic:spPr bwMode="auto">
-                    <a:xfrm>
-                      <a:off x="0" y="0"/>
-                      <a:ext cx="1990725" cy="1990725"/>
-                    </a:xfrm>
-                    <a:prstGeom prst="rect">
-                      <a:avLst/>
-                    </a:prstGeom>
-                    <a:noFill/>
-                    <a:ln>
-                      <a:noFill/>
-                    </a:ln>
-                  </pic:spPr>
-                </pic:pic>
-              </a:graphicData>
-            </a:graphic>
-            <wp14:sizeRelH relativeFrom="margin">
-              <wp14:pctWidth>0</wp14:pctWidth>
-            </wp14:sizeRelH>
-            <wp14:sizeRelV relativeFrom="margin">
-              <wp14:pctHeight>0</wp14:pctHeight>
-            </wp14:sizeRelV>
-          </wp:anchor>
-        </w:drawing>
-      </w:r>
-      <w:r>
-        <w:rPr>
-          <w:rFonts w:cs="Times New Roman"/>
-          <w:noProof/>
-        </w:rPr>
-        <w:drawing>
-          <wp:anchor distT="0" distB="0" distL="114300" distR="114300" simplePos="0" relativeHeight="251658240" behindDoc="0" locked="0" layoutInCell="1" allowOverlap="1" wp14:anchorId="3B717558" wp14:editId="1ED62292">
+          <wp:anchor distT="0" distB="0" distL="114300" distR="114300" simplePos="0" relativeHeight="251658240" behindDoc="0" locked="0" layoutInCell="1" allowOverlap="1" wp14:anchorId="3B717558" wp14:editId="3AF16E23">
             <wp:simplePos x="0" y="0"/>
             <wp:positionH relativeFrom="column">
-              <wp:posOffset>2867025</wp:posOffset>
+              <wp:posOffset>2680594</wp:posOffset>
             </wp:positionH>
-            <wp:positionV relativeFrom="page">
-              <wp:posOffset>6534150</wp:posOffset>
+            <wp:positionV relativeFrom="paragraph">
+              <wp:posOffset>1813449</wp:posOffset>
             </wp:positionV>
             <wp:extent cx="1971675" cy="1914525"/>
             <wp:effectExtent l="0" t="0" r="9525" b="9525"/>
@@ -1091,57 +204,76 @@
       </w:r>
       <w:r>
         <w:rPr>
-          <w:rFonts w:cs="Times New Roman"/>
+          <w:noProof/>
         </w:rPr>
-        <w:t>The detection avoidance evaluation quantifies LoRa’s ability to evade interception by analyzing its probability of detection under varying SNR conditions. This assessment relies on two key graphical tools: the Receiver Operating Characteristic (ROC) curve, which plots the probability of true positive detections (correctly identifying LoRa signals) against false positive detections (incorrectly flagging noise or interference as signals), and the Slash curve, which depicts the relationship between SNR and integration time for a given probability of true detection and false detection. Together, these metrics reveal how effectively LoRa can operate undetected, particularly at low output power levels or in low-SNR environments, by showing the trade-offs between detection reliability and false alarms</w:t>
+        <w:drawing>
+          <wp:anchor distT="0" distB="0" distL="114300" distR="114300" simplePos="0" relativeHeight="251659264" behindDoc="0" locked="0" layoutInCell="1" allowOverlap="1" wp14:anchorId="711BB33B" wp14:editId="43DFC169">
+            <wp:simplePos x="0" y="0"/>
+            <wp:positionH relativeFrom="margin">
+              <wp:posOffset>363405</wp:posOffset>
+            </wp:positionH>
+            <wp:positionV relativeFrom="paragraph">
+              <wp:posOffset>1748549</wp:posOffset>
+            </wp:positionV>
+            <wp:extent cx="1990725" cy="1990725"/>
+            <wp:effectExtent l="0" t="0" r="9525" b="9525"/>
+            <wp:wrapTopAndBottom/>
+            <wp:docPr id="2126031978" name="Picture 1"/>
+            <wp:cNvGraphicFramePr>
+              <a:graphicFrameLocks xmlns:a="http://schemas.openxmlformats.org/drawingml/2006/main" noChangeAspect="1"/>
+            </wp:cNvGraphicFramePr>
+            <a:graphic xmlns:a="http://schemas.openxmlformats.org/drawingml/2006/main">
+              <a:graphicData uri="http://schemas.openxmlformats.org/drawingml/2006/picture">
+                <pic:pic xmlns:pic="http://schemas.openxmlformats.org/drawingml/2006/picture">
+                  <pic:nvPicPr>
+                    <pic:cNvPr id="0" name="Picture 1"/>
+                    <pic:cNvPicPr>
+                      <a:picLocks noChangeAspect="1" noChangeArrowheads="1"/>
+                    </pic:cNvPicPr>
+                  </pic:nvPicPr>
+                  <pic:blipFill>
+                    <a:blip r:embed="rId7">
+                      <a:extLst>
+                        <a:ext uri="{28A0092B-C50C-407E-A947-70E740481C1C}">
+                          <a14:useLocalDpi xmlns:a14="http://schemas.microsoft.com/office/drawing/2010/main" val="0"/>
+                        </a:ext>
+                      </a:extLst>
+                    </a:blip>
+                    <a:srcRect/>
+                    <a:stretch>
+                      <a:fillRect/>
+                    </a:stretch>
+                  </pic:blipFill>
+                  <pic:spPr bwMode="auto">
+                    <a:xfrm>
+                      <a:off x="0" y="0"/>
+                      <a:ext cx="1990725" cy="1990725"/>
+                    </a:xfrm>
+                    <a:prstGeom prst="rect">
+                      <a:avLst/>
+                    </a:prstGeom>
+                    <a:noFill/>
+                    <a:ln>
+                      <a:noFill/>
+                    </a:ln>
+                  </pic:spPr>
+                </pic:pic>
+              </a:graphicData>
+            </a:graphic>
+            <wp14:sizeRelH relativeFrom="margin">
+              <wp14:pctWidth>0</wp14:pctWidth>
+            </wp14:sizeRelH>
+            <wp14:sizeRelV relativeFrom="margin">
+              <wp14:pctHeight>0</wp14:pctHeight>
+            </wp14:sizeRelV>
+          </wp:anchor>
+        </w:drawing>
       </w:r>
       <w:r>
         <w:rPr>
           <w:rFonts w:cs="Times New Roman"/>
         </w:rPr>
-        <w:t>.</w:t>
-      </w:r>
-      <w:r>
-        <w:rPr>
-          <w:noProof/>
-        </w:rPr>
-        <w:t xml:space="preserve"> </w:t>
-      </w:r>
-    </w:p>
-    <w:p>
-      <w:pPr>
-        <w:jc w:val="center"/>
-        <w:rPr>
-          <w:rFonts w:cs="Times New Roman"/>
-          <w:i/>
-          <w:iCs/>
-        </w:rPr>
-      </w:pPr>
-    </w:p>
-    <w:p>
-      <w:pPr>
-        <w:jc w:val="center"/>
-        <w:rPr>
-          <w:rFonts w:cs="Times New Roman"/>
-          <w:i/>
-          <w:iCs/>
-        </w:rPr>
-      </w:pPr>
-      <w:r>
-        <w:rPr>
-          <w:rFonts w:cs="Times New Roman"/>
-          <w:i/>
-          <w:iCs/>
-        </w:rPr>
-        <w:t xml:space="preserve">Figures: </w:t>
-      </w:r>
-      <w:r>
-        <w:rPr>
-          <w:rFonts w:cs="Times New Roman"/>
-          <w:i/>
-          <w:iCs/>
-        </w:rPr>
-        <w:t>ROC and Slash Curve Examples</w:t>
+        <w:t>For geolocation, the evaluation focused on how changes in LoRa spreading factor and bandwidth affected CAF-based location results. RF recordings were collected from four receive points in the RFN environment, producing six receiver-pair combinations for CAF processing. Each pairwise CAF result was accumulated into a combined geolocation surface over a 100,000 meter by 100,000 meter search area. Rather than treating the output only as a pass/fail location estimate, the test compared how each waveform configuration changed the clarity, strength, and ambiguity of the CAF response, allowing spreading factor and bandwidth effects to be evaluated relative to one another.</w:t>
       </w:r>
     </w:p>
     <w:p>
@@ -1153,11 +285,15 @@
     </w:p>
     <w:p>
       <w:pPr>
-        <w:pStyle w:val="Heading4"/>
+        <w:rPr>
+          <w:rFonts w:cs="Times New Roman"/>
+        </w:rPr>
       </w:pPr>
       <w:r>
-        <w:lastRenderedPageBreak/>
-        <w:t>Geolocation Avoidance Performance</w:t>
+        <w:rPr>
+          <w:rFonts w:cs="Times New Roman"/>
+        </w:rPr>
+        <w:t>For resiliency, the evaluation focused on the ability of the LoRa link to maintain packet delivery and signal quality as conditions became more challenging. The radios were moved through scripted RFN scenarios that simulated increasing range, and packet success rate, RSSI, and SNR were recorded from the LoRa development boards. Baseline unjammed runs were compared against runs with an emulated interference source to determine whether the added signal caused measurable degradation in link performance. This provided a controlled method for comparing how the waveform responded to range-related loss and interference within the same repeatable scenario.</w:t>
       </w:r>
     </w:p>
     <w:p>
@@ -1166,18 +302,39 @@
           <w:rFonts w:cs="Times New Roman"/>
         </w:rPr>
       </w:pPr>
+    </w:p>
+    <w:p>
       <w:r>
+        <w:t>https://github.com/Brycycle/WES-CAPSTONE</w:t>
+      </w:r>
+    </w:p>
+    <w:p>
+      <w:pPr>
         <w:rPr>
           <w:rFonts w:cs="Times New Roman"/>
         </w:rPr>
-        <w:t>This evaluation examines LoRa’s resistance to geolocation by analyzing the ambiguity of its RF signals using Cross Ambiguity Function (CAF) analysis. By processing RF recordings of LoRa transmissions, the CAF assesses how difficult it is to pinpoint the transmitter’s location, which is essential for low-probability-of-intercept (LPI) and low-probability-of-detection (LPD) applications. The results will demonstrate LoRa’s effectiveness in obscuring transmitter position, a key advantage for secure and covert communications</w:t>
-      </w:r>
-      <w:r>
+      </w:pPr>
+    </w:p>
+    <w:p>
+      <w:pPr>
         <w:rPr>
           <w:rFonts w:cs="Times New Roman"/>
         </w:rPr>
-        <w:t>.</w:t>
-      </w:r>
+      </w:pPr>
+    </w:p>
+    <w:p>
+      <w:pPr>
+        <w:rPr>
+          <w:rFonts w:cs="Times New Roman"/>
+        </w:rPr>
+      </w:pPr>
+    </w:p>
+    <w:p>
+      <w:pPr>
+        <w:rPr>
+          <w:rFonts w:cs="Times New Roman"/>
+        </w:rPr>
+      </w:pPr>
     </w:p>
     <w:p>
       <w:pPr>
@@ -1201,71 +358,11 @@
     </w:p>
     <w:p>
       <w:pPr>
-        <w:rPr>
-          <w:rFonts w:cs="Times New Roman"/>
-          <w:b/>
-          <w:bCs/>
-        </w:rPr>
+        <w:pStyle w:val="Heading1"/>
       </w:pPr>
       <w:r>
-        <w:rPr>
-          <w:rFonts w:cs="Times New Roman"/>
-          <w:b/>
-          <w:bCs/>
-        </w:rPr>
         <w:lastRenderedPageBreak/>
-        <w:t>2. Test Objectives</w:t>
-      </w:r>
-    </w:p>
-    <w:p>
-      <w:pPr>
-        <w:numPr>
-          <w:ilvl w:val="0"/>
-          <w:numId w:val="8"/>
-        </w:numPr>
-        <w:rPr>
-          <w:rFonts w:cs="Times New Roman"/>
-        </w:rPr>
-      </w:pPr>
-      <w:r>
-        <w:rPr>
-          <w:rFonts w:cs="Times New Roman"/>
-        </w:rPr>
-        <w:t>What the testing was intended to measure.</w:t>
-      </w:r>
-    </w:p>
-    <w:p>
-      <w:pPr>
-        <w:numPr>
-          <w:ilvl w:val="0"/>
-          <w:numId w:val="8"/>
-        </w:numPr>
-        <w:rPr>
-          <w:rFonts w:cs="Times New Roman"/>
-        </w:rPr>
-      </w:pPr>
-      <w:r>
-        <w:rPr>
-          <w:rFonts w:cs="Times New Roman"/>
-        </w:rPr>
-        <w:t>What successful performance would look like.</w:t>
-      </w:r>
-    </w:p>
-    <w:p>
-      <w:pPr>
-        <w:numPr>
-          <w:ilvl w:val="0"/>
-          <w:numId w:val="8"/>
-        </w:numPr>
-        <w:rPr>
-          <w:rFonts w:cs="Times New Roman"/>
-        </w:rPr>
-      </w:pPr>
-      <w:r>
-        <w:rPr>
-          <w:rFonts w:cs="Times New Roman"/>
-        </w:rPr>
-        <w:t>What questions the project was trying to answer.</w:t>
+        <w:t>Test Objectives</w:t>
       </w:r>
     </w:p>
     <w:p>
@@ -1278,14 +375,35 @@
         <w:rPr>
           <w:rFonts w:cs="Times New Roman"/>
         </w:rPr>
-        <w:t>Example:</w:t>
+        <w:t>The objective of this evaluation was to collect repeatable RF test data that could be used to understand LoRa waveform behavior in areas relevant to the Wireless Embedded Systems program, DoD evaluation interests, and NIWC Pacific test methods. The objectives were divided into two categories: measurable objectives that could be marked as accomplished or not accomplished, and interpretive objectives intended to guide analysis, research, and lessons learned.</w:t>
+      </w:r>
+    </w:p>
+    <w:p>
+      <w:pPr>
+        <w:pStyle w:val="Heading2"/>
+      </w:pPr>
+      <w:r>
+        <w:t>Measurable Test Objectives</w:t>
+      </w:r>
+    </w:p>
+    <w:p>
+      <w:pPr>
+        <w:rPr>
+          <w:rFonts w:cs="Times New Roman"/>
+        </w:rPr>
+      </w:pPr>
+      <w:r>
+        <w:rPr>
+          <w:rFonts w:cs="Times New Roman"/>
+        </w:rPr>
+        <w:t>The following objectives define specific test products, outputs, or results that can be evaluated as accomplished or not accomplished:</w:t>
       </w:r>
     </w:p>
     <w:p>
       <w:pPr>
         <w:numPr>
           <w:ilvl w:val="0"/>
-          <w:numId w:val="9"/>
+          <w:numId w:val="23"/>
         </w:numPr>
         <w:rPr>
           <w:rFonts w:cs="Times New Roman"/>
@@ -1295,14 +413,34 @@
         <w:rPr>
           <w:rFonts w:cs="Times New Roman"/>
         </w:rPr>
-        <w:t>Can the signal/system be reliably detected?</w:t>
+        <w:t>Collect valid and repeatable metrics for each of the three evaluation areas: resiliency, detectability, and geolocation.</w:t>
+      </w:r>
+      <w:r>
+        <w:rPr>
+          <w:rFonts w:cs="Times New Roman"/>
+        </w:rPr>
+        <w:br/>
+      </w:r>
+      <w:r>
+        <w:rPr>
+          <w:rFonts w:cs="Times New Roman"/>
+          <w:b/>
+          <w:bCs/>
+        </w:rPr>
+        <w:t>Metric:</w:t>
+      </w:r>
+      <w:r>
+        <w:rPr>
+          <w:rFonts w:cs="Times New Roman"/>
+        </w:rPr>
+        <w:t xml:space="preserve"> Accomplished if the project produces usable test data and plots for the planned LoRa spreading factor and bandwidth combinations, including range-based resiliency data, radiometric detection outputs, and CAF-based geolocation outputs.</w:t>
       </w:r>
     </w:p>
     <w:p>
       <w:pPr>
         <w:numPr>
           <w:ilvl w:val="0"/>
-          <w:numId w:val="9"/>
+          <w:numId w:val="23"/>
         </w:numPr>
         <w:rPr>
           <w:rFonts w:cs="Times New Roman"/>
@@ -1312,14 +450,34 @@
         <w:rPr>
           <w:rFonts w:cs="Times New Roman"/>
         </w:rPr>
-        <w:t>Can the system remain functional under degraded or challenging conditions?</w:t>
+        <w:t>Compare waveform behavior across LoRa spreading factor and bandwidth configurations.</w:t>
+      </w:r>
+      <w:r>
+        <w:rPr>
+          <w:rFonts w:cs="Times New Roman"/>
+        </w:rPr>
+        <w:br/>
+      </w:r>
+      <w:r>
+        <w:rPr>
+          <w:rFonts w:cs="Times New Roman"/>
+          <w:b/>
+          <w:bCs/>
+        </w:rPr>
+        <w:t>Metric:</w:t>
+      </w:r>
+      <w:r>
+        <w:rPr>
+          <w:rFonts w:cs="Times New Roman"/>
+        </w:rPr>
+        <w:t xml:space="preserve"> Accomplished if the collected results allow each tested SF/BW combination to be compared against the others across the three evaluation areas.</w:t>
       </w:r>
     </w:p>
     <w:p>
       <w:pPr>
         <w:numPr>
           <w:ilvl w:val="0"/>
-          <w:numId w:val="9"/>
+          <w:numId w:val="23"/>
         </w:numPr>
         <w:rPr>
           <w:rFonts w:cs="Times New Roman"/>
@@ -1329,48 +487,34 @@
         <w:rPr>
           <w:rFonts w:cs="Times New Roman"/>
         </w:rPr>
-        <w:t>Can the source/location be estimated with useful accuracy?</w:t>
+        <w:t>Generate a relative LoRa waveform tradeoff table.</w:t>
       </w:r>
-    </w:p>
-    <w:p>
-      <w:pPr>
+      <w:r>
         <w:rPr>
           <w:rFonts w:cs="Times New Roman"/>
-          <w:b/>
-          <w:bCs/>
         </w:rPr>
-      </w:pPr>
+        <w:br/>
+      </w:r>
       <w:r>
         <w:rPr>
           <w:rFonts w:cs="Times New Roman"/>
           <w:b/>
           <w:bCs/>
         </w:rPr>
-        <w:t>3. Test Setup and Methodology</w:t>
+        <w:t>Metric:</w:t>
       </w:r>
-    </w:p>
-    <w:p>
-      <w:pPr>
-        <w:rPr>
-          <w:rFonts w:cs="Times New Roman"/>
-          <w:b/>
-          <w:bCs/>
-        </w:rPr>
-      </w:pPr>
       <w:r>
         <w:rPr>
           <w:rFonts w:cs="Times New Roman"/>
-          <w:b/>
-          <w:bCs/>
         </w:rPr>
-        <w:t>3.1 Equipment and Tools</w:t>
+        <w:t xml:space="preserve"> Accomplished if the paper summarizes each tested SF/BW combination across range, data rate, resiliency, detectability, and geolocation performance using relative or comparative rankings.</w:t>
       </w:r>
     </w:p>
     <w:p>
       <w:pPr>
         <w:numPr>
           <w:ilvl w:val="0"/>
-          <w:numId w:val="10"/>
+          <w:numId w:val="23"/>
         </w:numPr>
         <w:rPr>
           <w:rFonts w:cs="Times New Roman"/>
@@ -1380,14 +524,34 @@
         <w:rPr>
           <w:rFonts w:cs="Times New Roman"/>
         </w:rPr>
-        <w:t>Hardware used</w:t>
+        <w:t>Document limitations that affect interpretation of the test results.</w:t>
+      </w:r>
+      <w:r>
+        <w:rPr>
+          <w:rFonts w:cs="Times New Roman"/>
+        </w:rPr>
+        <w:br/>
+      </w:r>
+      <w:r>
+        <w:rPr>
+          <w:rFonts w:cs="Times New Roman"/>
+          <w:b/>
+          <w:bCs/>
+        </w:rPr>
+        <w:t>Metric:</w:t>
+      </w:r>
+      <w:r>
+        <w:rPr>
+          <w:rFonts w:cs="Times New Roman"/>
+        </w:rPr>
+        <w:t xml:space="preserve"> Accomplished if the paper identifies limitations such as simplified RFN propagation, lack of multipath, lack of Doppler, non-representative jammer power, and the distinction between controlled comparison results and real-world performance predictions.</w:t>
       </w:r>
     </w:p>
     <w:p>
       <w:pPr>
         <w:numPr>
           <w:ilvl w:val="0"/>
-          <w:numId w:val="10"/>
+          <w:numId w:val="23"/>
         </w:numPr>
         <w:rPr>
           <w:rFonts w:cs="Times New Roman"/>
@@ -1397,14 +561,55 @@
         <w:rPr>
           <w:rFonts w:cs="Times New Roman"/>
         </w:rPr>
-        <w:t>Software used</w:t>
+        <w:t>Determine whether the results support further LoRa evaluation at NIWC Pacific.</w:t>
+      </w:r>
+      <w:r>
+        <w:rPr>
+          <w:rFonts w:cs="Times New Roman"/>
+        </w:rPr>
+        <w:br/>
+      </w:r>
+      <w:r>
+        <w:rPr>
+          <w:rFonts w:cs="Times New Roman"/>
+          <w:b/>
+          <w:bCs/>
+        </w:rPr>
+        <w:t>Metric:</w:t>
+      </w:r>
+      <w:r>
+        <w:rPr>
+          <w:rFonts w:cs="Times New Roman"/>
+        </w:rPr>
+        <w:t xml:space="preserve"> Accomplished if the paper provides a recommendation on whether LoRa should be evaluated further using higher-fidelity DoD-relevant scenarios.</w:t>
+      </w:r>
+    </w:p>
+    <w:p>
+      <w:pPr>
+        <w:pStyle w:val="Heading2"/>
+      </w:pPr>
+      <w:r>
+        <w:t>Interpretive Research Objectives and Questions</w:t>
+      </w:r>
+    </w:p>
+    <w:p>
+      <w:pPr>
+        <w:rPr>
+          <w:rFonts w:cs="Times New Roman"/>
+        </w:rPr>
+      </w:pPr>
+      <w:r>
+        <w:rPr>
+          <w:rFonts w:cs="Times New Roman"/>
+        </w:rPr>
+        <w:t>The following objectives were used to guide analysis, interpretation, and lessons learned. These are not strictly pass/fail objectives, but questions intended to expand understanding of LoRa waveform behavior:</w:t>
       </w:r>
     </w:p>
     <w:p>
       <w:pPr>
         <w:numPr>
           <w:ilvl w:val="0"/>
-          <w:numId w:val="10"/>
+          <w:numId w:val="24"/>
         </w:numPr>
         <w:rPr>
           <w:rFonts w:cs="Times New Roman"/>
@@ -1414,14 +619,15 @@
         <w:rPr>
           <w:rFonts w:cs="Times New Roman"/>
         </w:rPr>
-        <w:t>Data collection tools</w:t>
+        <w:lastRenderedPageBreak/>
+        <w:t>Determine whether LoRa’s chirp spread spectrum modulation, which supports long-range and low-SNR communication, also provides measurable resiliency under degraded or interfered conditions.</w:t>
       </w:r>
     </w:p>
     <w:p>
       <w:pPr>
         <w:numPr>
           <w:ilvl w:val="0"/>
-          <w:numId w:val="10"/>
+          <w:numId w:val="24"/>
         </w:numPr>
         <w:rPr>
           <w:rFonts w:cs="Times New Roman"/>
@@ -1431,31 +637,14 @@
         <w:rPr>
           <w:rFonts w:cs="Times New Roman"/>
         </w:rPr>
-        <w:t>Measurement tools</w:t>
-      </w:r>
-    </w:p>
-    <w:p>
-      <w:pPr>
-        <w:rPr>
-          <w:rFonts w:cs="Times New Roman"/>
-          <w:b/>
-          <w:bCs/>
-        </w:rPr>
-      </w:pPr>
-      <w:r>
-        <w:rPr>
-          <w:rFonts w:cs="Times New Roman"/>
-          <w:b/>
-          <w:bCs/>
-        </w:rPr>
-        <w:t>3.2 Test Environment</w:t>
+        <w:t>Evaluate whether LoRa waveform characteristics provide any potential value for low-detectability scenarios.</w:t>
       </w:r>
     </w:p>
     <w:p>
       <w:pPr>
         <w:numPr>
           <w:ilvl w:val="0"/>
-          <w:numId w:val="11"/>
+          <w:numId w:val="24"/>
         </w:numPr>
         <w:rPr>
           <w:rFonts w:cs="Times New Roman"/>
@@ -1465,14 +654,14 @@
         <w:rPr>
           <w:rFonts w:cs="Times New Roman"/>
         </w:rPr>
-        <w:t>Location or environment</w:t>
+        <w:t>Determine how spreading factor and bandwidth independently or jointly affect resiliency, detectability, and geolocation results.</w:t>
       </w:r>
     </w:p>
     <w:p>
       <w:pPr>
         <w:numPr>
           <w:ilvl w:val="0"/>
-          <w:numId w:val="11"/>
+          <w:numId w:val="24"/>
         </w:numPr>
         <w:rPr>
           <w:rFonts w:cs="Times New Roman"/>
@@ -1482,14 +671,14 @@
         <w:rPr>
           <w:rFonts w:cs="Times New Roman"/>
         </w:rPr>
-        <w:t>Relevant conditions</w:t>
+        <w:t>Assess whether higher spreading factor improves performance in all tested areas, or whether improvements in one area create disadvantages in another.</w:t>
       </w:r>
     </w:p>
     <w:p>
       <w:pPr>
         <w:numPr>
           <w:ilvl w:val="0"/>
-          <w:numId w:val="11"/>
+          <w:numId w:val="24"/>
         </w:numPr>
         <w:rPr>
           <w:rFonts w:cs="Times New Roman"/>
@@ -1499,24 +688,268 @@
         <w:rPr>
           <w:rFonts w:cs="Times New Roman"/>
         </w:rPr>
-        <w:t>Any controlled or uncontrolled variables</w:t>
+        <w:t>Determine whether bandwidth changes create meaningful differences in range performance, detection performance, or CAF geolocation behavior.</w:t>
+      </w:r>
+    </w:p>
+    <w:p>
+      <w:pPr>
+        <w:numPr>
+          <w:ilvl w:val="0"/>
+          <w:numId w:val="24"/>
+        </w:numPr>
+        <w:rPr>
+          <w:rFonts w:cs="Times New Roman"/>
+        </w:rPr>
+      </w:pPr>
+      <w:r>
+        <w:rPr>
+          <w:rFonts w:cs="Times New Roman"/>
+        </w:rPr>
+        <w:t>Evaluate whether the traditional IoT trade space of range and data rate is sufficient for DoD-relevant evaluation, or whether additional factors such as resiliency, detectability, and geolocation should be included.</w:t>
+      </w:r>
+    </w:p>
+    <w:p>
+      <w:pPr>
+        <w:numPr>
+          <w:ilvl w:val="0"/>
+          <w:numId w:val="24"/>
+        </w:numPr>
+        <w:rPr>
+          <w:rFonts w:cs="Times New Roman"/>
+        </w:rPr>
+      </w:pPr>
+      <w:r>
+        <w:rPr>
+          <w:rFonts w:cs="Times New Roman"/>
+        </w:rPr>
+        <w:t>Identify which LoRa configurations appear most favorable for range, data rate, resiliency, detectability, and geolocation within the controlled RFN environment.</w:t>
+      </w:r>
+    </w:p>
+    <w:p>
+      <w:pPr>
+        <w:numPr>
+          <w:ilvl w:val="0"/>
+          <w:numId w:val="24"/>
+        </w:numPr>
+        <w:rPr>
+          <w:rFonts w:cs="Times New Roman"/>
+        </w:rPr>
+      </w:pPr>
+      <w:r>
+        <w:rPr>
+          <w:rFonts w:cs="Times New Roman"/>
+        </w:rPr>
+        <w:t>Determine what the results suggest about the strengths and weaknesses of the RFN test methods used during this evaluation.</w:t>
+      </w:r>
+    </w:p>
+    <w:p>
+      <w:pPr>
+        <w:numPr>
+          <w:ilvl w:val="0"/>
+          <w:numId w:val="24"/>
+        </w:numPr>
+        <w:rPr>
+          <w:rFonts w:cs="Times New Roman"/>
+        </w:rPr>
+      </w:pPr>
+      <w:r>
+        <w:rPr>
+          <w:rFonts w:cs="Times New Roman"/>
+        </w:rPr>
+        <w:t>Identify what additional testing would be needed to transition from controlled RFN comparison to more operationally representative evaluation.</w:t>
+      </w:r>
+    </w:p>
+    <w:p>
+      <w:pPr>
+        <w:numPr>
+          <w:ilvl w:val="0"/>
+          <w:numId w:val="24"/>
+        </w:numPr>
+        <w:rPr>
+          <w:rFonts w:cs="Times New Roman"/>
+        </w:rPr>
+      </w:pPr>
+      <w:r>
+        <w:rPr>
+          <w:rFonts w:cs="Times New Roman"/>
+        </w:rPr>
+        <w:t>Provide feedback to NIWC Pacific based on methods, results, and lessons learned from the Wireless Embedded Systems program.</w:t>
       </w:r>
     </w:p>
     <w:p>
       <w:pPr>
         <w:rPr>
           <w:rFonts w:cs="Times New Roman"/>
-          <w:b/>
-          <w:bCs/>
         </w:rPr>
       </w:pPr>
+    </w:p>
+    <w:p>
+      <w:pPr>
+        <w:pStyle w:val="Heading1"/>
+      </w:pPr>
       <w:r>
-        <w:rPr>
-          <w:rFonts w:cs="Times New Roman"/>
-          <w:b/>
-          <w:bCs/>
-        </w:rPr>
-        <w:t>3.4 Assumptions and Limitations</w:t>
+        <w:t>Test Setup and Methodology</w:t>
+      </w:r>
+    </w:p>
+    <w:p>
+      <w:r>
+        <w:t>The test setup for this evaluation used NIWC Pacific Building 535 facilities and RF test infrastructure to provide a controlled environment for LoRa waveform evaluation. The setup combined physical RF isolation, calibrated RF paths, laboratory test equipment, software-based control tools, and custom-developed LoRa end nodes. This allowed the project to evaluate resiliency, detectability, and geolocation using repeatable test conditions rather than over-the-air field measurements. The test bed was designed to support controlled waveform comparison across selected LoRa spreading factor and bandwidth combinations.</w:t>
+      </w:r>
+    </w:p>
+    <w:p>
+      <w:pPr>
+        <w:pStyle w:val="Heading2"/>
+      </w:pPr>
+      <w:r>
+        <w:lastRenderedPageBreak/>
+        <w:t>Test Bed and RF Environment</w:t>
+      </w:r>
+    </w:p>
+    <w:p>
+      <w:r>
+        <w:t>Testing was performed using NIWC Pacific 535 facilities and the available Radio Frequency Network test infrastructure. The RFN environment provided the controlled test bed used to emulate range, receiver locations, signal routing, and scenario-driven RF conditions. RF isolated enclosures were used to contain the LoRa development boards and prevent uncontrolled external RF coupling. This allowed the radios to operate through the RFN and connected test equipment rather than radiating directly into the surrounding environment.</w:t>
+      </w:r>
+    </w:p>
+    <w:p>
+      <w:r>
+        <w:t>The RF paths included cable infrastructure and inline attenuation used to support RFN calibration and signal-level control. This calibration infrastructure was important because the test results depended on repeatable and comparable RF conditions between waveform configurations. By routing the LoRa radios through controlled RF paths, the evaluation was able to compare changes in packet success rate, RSSI, SNR, detectability outputs, and CAF geolocation behavior under scripted conditions.</w:t>
+      </w:r>
+    </w:p>
+    <w:p>
+      <w:pPr>
+        <w:pStyle w:val="Heading2"/>
+      </w:pPr>
+      <w:r>
+        <w:t>Equipment and Measurement Tools</w:t>
+      </w:r>
+    </w:p>
+    <w:p>
+      <w:r>
+        <w:t>The physical test setup included RF isolated boxes, calibrated cable paths, inline attenuators, signal generators, spectrum analysis equipment, and RF recording equipment. Signal generators were used to inject controlled RF signals into the environment, including the emulated interference source used during resiliency testing. Spectrum analysis equipment was used to observe and verify RF signal behavior during setup and calibration. RF recorders were used to capture signal data for post-processing, including the recordings used for detectability and CAF-based geolocation analysis.</w:t>
+      </w:r>
+    </w:p>
+    <w:p>
+      <w:r>
+        <w:t>The use of laboratory RF equipment allowed the test to maintain controlled and repeatable input conditions. However, the equipment setup was not intended to fully reproduce real-world propagation effects. Instead, the test bed provided a controlled environment for comparing waveform configurations against one another under the same defined scenarios.</w:t>
+      </w:r>
+    </w:p>
+    <w:p>
+      <w:pPr>
+        <w:pStyle w:val="Heading2"/>
+      </w:pPr>
+      <w:r>
+        <w:t>Software and Processing Tools</w:t>
+      </w:r>
+    </w:p>
+    <w:p>
+      <w:r>
+        <w:t>LabVIEW virtual instruments were used as part of the test execution and equipment-control environment. These VIs supported scripted testing, RFN operation, data capture, and test coordination. LabVIEW is commonly used for automated measurement and instrument-control workflows, which made it suitable for coordinating RF test equipment and repeatable test runs. NI documentation describes RF measurement workflows that generate and acquire RF test signals using software-controlled instrumentation, which is consistent with the role of LabVIEW in this test setup.</w:t>
+      </w:r>
+    </w:p>
+    <w:p>
+      <w:r>
+        <w:t xml:space="preserve">MATLAB was used for post-test analysis and signal processing. The MATLAB processing tools generated ROC curves, slash curves, histograms, and CAF geolocation outputs from recorded RF data. MATLAB’s signal-processing tools support visualization, measurement, and comparison of </w:t>
+      </w:r>
+      <w:r>
+        <w:lastRenderedPageBreak/>
+        <w:t>signals in time, frequency, and time-frequency domains, which aligns with the analysis workflow used in this project. The MATLAB suites used in this project were expanded to support the specific LoRa resiliency, detectability, and geolocation analysis requirements.</w:t>
+      </w:r>
+    </w:p>
+    <w:p>
+      <w:pPr>
+        <w:pStyle w:val="Heading2"/>
+      </w:pPr>
+      <w:proofErr w:type="spellStart"/>
+      <w:r>
+        <w:t>Heltec</w:t>
+      </w:r>
+      <w:proofErr w:type="spellEnd"/>
+      <w:r>
+        <w:t xml:space="preserve"> LoRa V3 Development Boards</w:t>
+      </w:r>
+    </w:p>
+    <w:p>
+      <w:r>
+        <w:t xml:space="preserve">The LoRa end nodes used in this evaluation were developed using </w:t>
+      </w:r>
+      <w:proofErr w:type="spellStart"/>
+      <w:r>
+        <w:t>Heltec</w:t>
+      </w:r>
+      <w:proofErr w:type="spellEnd"/>
+      <w:r>
+        <w:t xml:space="preserve"> </w:t>
+      </w:r>
+      <w:proofErr w:type="spellStart"/>
+      <w:r>
+        <w:t>WiFi</w:t>
+      </w:r>
+      <w:proofErr w:type="spellEnd"/>
+      <w:r>
+        <w:t xml:space="preserve"> LoRa 32 V3 boards. These boards integrate an ESP32-S3 microcontroller with an SX1262 LoRa radio, making them suitable as configurable LoRa development platforms for waveform testing. </w:t>
+      </w:r>
+      <w:proofErr w:type="spellStart"/>
+      <w:r>
+        <w:t>Heltec</w:t>
+      </w:r>
+      <w:proofErr w:type="spellEnd"/>
+      <w:r>
+        <w:t xml:space="preserve"> describes the </w:t>
+      </w:r>
+      <w:proofErr w:type="spellStart"/>
+      <w:r>
+        <w:t>WiFi</w:t>
+      </w:r>
+      <w:proofErr w:type="spellEnd"/>
+      <w:r>
+        <w:t xml:space="preserve"> LoRa 32 V3 as an ESP32-S3 and SX1262-based LoRa node with a USB-C interface and onboard RF design features.</w:t>
+      </w:r>
+    </w:p>
+    <w:p>
+      <w:r>
+        <w:t xml:space="preserve">Development work on the </w:t>
+      </w:r>
+      <w:proofErr w:type="spellStart"/>
+      <w:r>
+        <w:t>Heltec</w:t>
+      </w:r>
+      <w:proofErr w:type="spellEnd"/>
+      <w:r>
+        <w:t xml:space="preserve"> boards focused on configuring the LoRa waveform parameters required for the evaluation, including spreading factor and bandwidth. The boards were programmed to transmit and receive test packets, report link metrics, and support repeatable test execution across the selected waveform configurations. Board-reported metrics such as packet success, RSSI, and SNR were used during resiliency testing, while the transmitted LoRa waveforms were also captured by RF recording equipment for detectability and geolocation processing.</w:t>
+      </w:r>
+    </w:p>
+    <w:p>
+      <w:r>
+        <w:t xml:space="preserve">The </w:t>
+      </w:r>
+      <w:proofErr w:type="spellStart"/>
+      <w:r>
+        <w:t>Heltec</w:t>
+      </w:r>
+      <w:proofErr w:type="spellEnd"/>
+      <w:r>
+        <w:t xml:space="preserve"> boards served as the project’s representative embedded LoRa radios rather than as final operational hardware. Their purpose was to provide a flexible and programmable LoRa platform that could be configured repeatedly across waveform settings and integrated into the NIWC Pacific RFN test environment. This development effort allowed the evaluation to connect embedded-system implementation work with controlled RF testing and post-processing analysis.</w:t>
+      </w:r>
+    </w:p>
+    <w:p>
+      <w:r>
+        <w:t xml:space="preserve">The software developed for this project can be found in the project’s </w:t>
+      </w:r>
+      <w:proofErr w:type="spellStart"/>
+      <w:r>
+        <w:t>github</w:t>
+      </w:r>
+      <w:proofErr w:type="spellEnd"/>
+      <w:r>
+        <w:t xml:space="preserve"> repository.</w:t>
+      </w:r>
+    </w:p>
+    <w:p>
+      <w:pPr>
+        <w:pStyle w:val="Heading2"/>
+      </w:pPr>
+      <w:r>
+        <w:t>Assumptions and Limitations</w:t>
       </w:r>
     </w:p>
     <w:p>
@@ -1589,12 +1022,12 @@
     </w:p>
     <w:p>
       <w:pPr>
-        <w:pStyle w:val="Heading1"/>
+        <w:rPr>
+          <w:rFonts w:cs="Times New Roman"/>
+          <w:b/>
+          <w:bCs/>
+        </w:rPr>
       </w:pPr>
-      <w:r>
-        <w:lastRenderedPageBreak/>
-        <w:t>Detectability Testing</w:t>
-      </w:r>
     </w:p>
     <w:p>
       <w:pPr>
@@ -1604,13 +1037,30 @@
           <w:bCs/>
         </w:rPr>
       </w:pPr>
+    </w:p>
+    <w:p>
+      <w:pPr>
+        <w:pStyle w:val="Heading1"/>
+      </w:pPr>
       <w:r>
-        <w:rPr>
-          <w:rFonts w:cs="Times New Roman"/>
-          <w:b/>
-          <w:bCs/>
-        </w:rPr>
-        <w:t>4.1 Purpose</w:t>
+        <w:lastRenderedPageBreak/>
+        <w:t>Results</w:t>
+      </w:r>
+    </w:p>
+    <w:p>
+      <w:pPr>
+        <w:pStyle w:val="Heading2"/>
+      </w:pPr>
+      <w:r>
+        <w:t>Detectability</w:t>
+      </w:r>
+    </w:p>
+    <w:p>
+      <w:pPr>
+        <w:pStyle w:val="Heading3"/>
+      </w:pPr>
+      <w:r>
+        <w:t>Purpose</w:t>
       </w:r>
     </w:p>
     <w:p>
@@ -1665,34 +1115,15 @@
     </w:p>
     <w:p>
       <w:pPr>
-        <w:rPr>
-          <w:rFonts w:cs="Times New Roman"/>
-          <w:b/>
-          <w:bCs/>
-        </w:rPr>
+        <w:pStyle w:val="Heading3"/>
       </w:pPr>
       <w:r>
-        <w:rPr>
-          <w:rFonts w:cs="Times New Roman"/>
-          <w:b/>
-          <w:bCs/>
-        </w:rPr>
-        <w:t>4.2 Test Method</w:t>
+        <w:t>Test Method</w:t>
       </w:r>
       <w:r>
-        <w:rPr>
-          <w:rFonts w:cs="Times New Roman"/>
-          <w:b/>
-          <w:bCs/>
-        </w:rPr>
         <w:t xml:space="preserve"> </w:t>
       </w:r>
       <w:r>
-        <w:rPr>
-          <w:rFonts w:cs="Times New Roman"/>
-          <w:b/>
-          <w:bCs/>
-        </w:rPr>
         <w:t>and execution</w:t>
       </w:r>
     </w:p>
@@ -1706,21 +1137,7 @@
         <w:rPr>
           <w:rFonts w:cs="Times New Roman"/>
         </w:rPr>
-        <w:t xml:space="preserve">Detectability was evaluated by processing recorded LoRa RF signals through a MATLAB-based detection analysis suite. The purpose of this processing was to determine how reliably the LoRa signal could be detected under controlled signal-to-noise ratio conditions and varying integration times. The recorded RF signal was used as the baseline signal input, and additive Gaussian noise was inserted into the captured signal to generate multiple degraded signal conditions. The MATLAB function varied the signal-to-noise ratio from 0 dB down to -40 dB </w:t>
-      </w:r>
-      <w:proofErr w:type="gramStart"/>
-      <w:r>
-        <w:rPr>
-          <w:rFonts w:cs="Times New Roman"/>
-        </w:rPr>
-        <w:t>in order to</w:t>
-      </w:r>
-      <w:proofErr w:type="gramEnd"/>
-      <w:r>
-        <w:rPr>
-          <w:rFonts w:cs="Times New Roman"/>
-        </w:rPr>
-        <w:t xml:space="preserve"> evaluate detectability as the signal became increasingly buried in noise.</w:t>
+        <w:t>Detectability was evaluated by processing recorded LoRa RF signals through a MATLAB-based detection analysis suite. The purpose of this processing was to determine how reliably the LoRa signal could be detected under controlled signal-to-noise ratio conditions and varying integration times. The recorded RF signal was used as the baseline signal input, and additive Gaussian noise was inserted into the captured signal to generate multiple degraded signal conditions. The MATLAB function varied the signal-to-noise ratio from 0 dB down to -40 dB in order to evaluate detectability as the signal became increasingly buried in noise.</w:t>
       </w:r>
     </w:p>
     <w:p>
@@ -1759,28 +1176,14 @@
         <w:rPr>
           <w:rFonts w:cs="Times New Roman"/>
         </w:rPr>
-        <w:t xml:space="preserve">The MATLAB suite also produced histogram plots of the signal-plus-noise and noise-only measurement distributions. These histograms were used to visualize the separation between the two classes. When the signal-plus-noise and noise-only distributions were well separated, the detector had a higher probability of detection with a lower probability of false alarm. When the </w:t>
+        <w:t xml:space="preserve">The MATLAB suite also produced histogram plots of the signal-plus-noise and noise-only measurement distributions. These histograms were used to visualize the separation between the </w:t>
       </w:r>
       <w:r>
         <w:rPr>
           <w:rFonts w:cs="Times New Roman"/>
         </w:rPr>
         <w:lastRenderedPageBreak/>
-        <w:t xml:space="preserve">distributions overlapped, the probability of false alarm increased because some noise-only integration windows produced values </w:t>
-      </w:r>
-      <w:proofErr w:type="gramStart"/>
-      <w:r>
-        <w:rPr>
-          <w:rFonts w:cs="Times New Roman"/>
-        </w:rPr>
-        <w:t>similar to</w:t>
-      </w:r>
-      <w:proofErr w:type="gramEnd"/>
-      <w:r>
-        <w:rPr>
-          <w:rFonts w:cs="Times New Roman"/>
-        </w:rPr>
-        <w:t xml:space="preserve"> the signal-present case. The amount of overlap between these empirical probability density functions provided a visual indication of how difficult the signal was to detect at each SNR.</w:t>
+        <w:t>two classes. When the signal-plus-noise and noise-only distributions were well separated, the detector had a higher probability of detection with a lower probability of false alarm. When the distributions overlapped, the probability of false alarm increased because some noise-only integration windows produced values similar to the signal-present case. The amount of overlap between these empirical probability density functions provided a visual indication of how difficult the signal was to detect at each SNR.</w:t>
       </w:r>
     </w:p>
     <w:p>
@@ -1811,19 +1214,10 @@
     </w:p>
     <w:p>
       <w:pPr>
-        <w:rPr>
-          <w:rFonts w:cs="Times New Roman"/>
-          <w:b/>
-          <w:bCs/>
-        </w:rPr>
+        <w:pStyle w:val="Heading3"/>
       </w:pPr>
       <w:r>
-        <w:rPr>
-          <w:rFonts w:cs="Times New Roman"/>
-          <w:b/>
-          <w:bCs/>
-        </w:rPr>
-        <w:t>4.3 Results</w:t>
+        <w:t>Results</w:t>
       </w:r>
     </w:p>
     <w:p>
@@ -1836,14 +1230,54 @@
         <w:rPr>
           <w:rFonts w:cs="Times New Roman"/>
         </w:rPr>
-        <w:t xml:space="preserve">All Histogram, ROC, and Slash curve plots for each configuration of LoRa are found in the </w:t>
+        <w:t>All Histogram, ROC, and Slash curve plots for each configuration of LoRa are found in</w:t>
       </w:r>
       <w:r>
         <w:rPr>
           <w:rFonts w:cs="Times New Roman"/>
-          <w:highlight w:val="yellow"/>
         </w:rPr>
-        <w:t>Appendix</w:t>
+        <w:t xml:space="preserve"> Section</w:t>
+      </w:r>
+      <w:r>
+        <w:rPr>
+          <w:rFonts w:cs="Times New Roman"/>
+        </w:rPr>
+        <w:t xml:space="preserve"> </w:t>
+      </w:r>
+      <w:r>
+        <w:rPr>
+          <w:rFonts w:cs="Times New Roman"/>
+        </w:rPr>
+        <w:fldChar w:fldCharType="begin"/>
+      </w:r>
+      <w:r>
+        <w:rPr>
+          <w:rFonts w:cs="Times New Roman"/>
+        </w:rPr>
+        <w:instrText xml:space="preserve"> REF _Ref231737529 \r \h </w:instrText>
+      </w:r>
+      <w:r>
+        <w:rPr>
+          <w:rFonts w:cs="Times New Roman"/>
+        </w:rPr>
+      </w:r>
+      <w:r>
+        <w:rPr>
+          <w:rFonts w:cs="Times New Roman"/>
+        </w:rPr>
+        <w:fldChar w:fldCharType="separate"/>
+      </w:r>
+      <w:r>
+        <w:rPr>
+          <w:rFonts w:cs="Times New Roman"/>
+        </w:rPr>
+        <w:t>7.1</w:t>
+      </w:r>
+      <w:r>
+        <w:rPr>
+          <w:rFonts w:cs="Times New Roman"/>
+        </w:rPr>
+        <w:fldChar w:fldCharType="end"/>
       </w:r>
       <w:r>
         <w:rPr>
@@ -1855,7 +1289,19 @@
         <w:rPr>
           <w:rFonts w:cs="Times New Roman"/>
         </w:rPr>
-        <w:t>The results covered here are a look at only the SF 7 and BW of 125 kHz and a summary table of all configurations</w:t>
+        <w:t xml:space="preserve">The results covered here are a look at only the SF 7 and BW of 125 kHz </w:t>
+      </w:r>
+      <w:r>
+        <w:rPr>
+          <w:rFonts w:cs="Times New Roman"/>
+        </w:rPr>
+        <w:t xml:space="preserve">configuration </w:t>
+      </w:r>
+      <w:r>
+        <w:rPr>
+          <w:rFonts w:cs="Times New Roman"/>
+        </w:rPr>
+        <w:t>and a summary table of all configurations</w:t>
       </w:r>
       <w:r>
         <w:rPr>
@@ -1863,13 +1309,6 @@
         </w:rPr>
         <w:t xml:space="preserve">. </w:t>
       </w:r>
-    </w:p>
-    <w:p>
-      <w:pPr>
-        <w:rPr>
-          <w:rFonts w:cs="Times New Roman"/>
-        </w:rPr>
-      </w:pPr>
     </w:p>
     <w:p>
       <w:pPr>
@@ -2342,13 +1781,7 @@
               <w:rPr>
                 <w:rFonts w:cs="Times New Roman"/>
               </w:rPr>
-              <w:t>-</w:t>
-            </w:r>
-            <w:r>
-              <w:rPr>
-                <w:rFonts w:cs="Times New Roman"/>
-              </w:rPr>
-              <w:t>7 dB</w:t>
+              <w:t>-7 dB</w:t>
             </w:r>
           </w:p>
         </w:tc>
@@ -2732,6 +2165,7 @@
               <w:rPr>
                 <w:rFonts w:cs="Times New Roman"/>
               </w:rPr>
+              <w:lastRenderedPageBreak/>
               <w:t>LoRa</w:t>
             </w:r>
           </w:p>
@@ -2852,7 +2286,6 @@
               <w:rPr>
                 <w:rFonts w:cs="Times New Roman"/>
               </w:rPr>
-              <w:lastRenderedPageBreak/>
               <w:t>Compared</w:t>
             </w:r>
           </w:p>
@@ -2971,19 +2404,10 @@
     </w:p>
     <w:p>
       <w:pPr>
-        <w:rPr>
-          <w:rFonts w:cs="Times New Roman"/>
-          <w:b/>
-          <w:bCs/>
-        </w:rPr>
+        <w:pStyle w:val="Heading3"/>
       </w:pPr>
       <w:r>
-        <w:rPr>
-          <w:rFonts w:cs="Times New Roman"/>
-          <w:b/>
-          <w:bCs/>
-        </w:rPr>
-        <w:t>4.4 Interpretation</w:t>
+        <w:t>Interpretation</w:t>
       </w:r>
     </w:p>
     <w:p>
@@ -3052,19 +2476,10 @@
     </w:p>
     <w:p>
       <w:pPr>
-        <w:rPr>
-          <w:rFonts w:cs="Times New Roman"/>
-          <w:b/>
-          <w:bCs/>
-        </w:rPr>
+        <w:pStyle w:val="Heading3"/>
       </w:pPr>
       <w:r>
-        <w:rPr>
-          <w:rFonts w:cs="Times New Roman"/>
-          <w:b/>
-          <w:bCs/>
-        </w:rPr>
-        <w:t>4.5 Validity Notes</w:t>
+        <w:t>Validity Notes</w:t>
       </w:r>
     </w:p>
     <w:p>
@@ -3089,27 +2504,27 @@
     </w:p>
     <w:p>
       <w:pPr>
-        <w:pStyle w:val="Heading1"/>
-      </w:pPr>
-      <w:r>
-        <w:t>5. Resiliency Testing</w:t>
-      </w:r>
-    </w:p>
-    <w:p>
-      <w:pPr>
         <w:rPr>
           <w:rFonts w:cs="Times New Roman"/>
           <w:b/>
           <w:bCs/>
         </w:rPr>
       </w:pPr>
+    </w:p>
+    <w:p>
+      <w:pPr>
+        <w:pStyle w:val="Heading2"/>
+      </w:pPr>
       <w:r>
-        <w:rPr>
-          <w:rFonts w:cs="Times New Roman"/>
-          <w:b/>
-          <w:bCs/>
-        </w:rPr>
-        <w:t>5.1 Purpose</w:t>
+        <w:t>Resiliency</w:t>
+      </w:r>
+    </w:p>
+    <w:p>
+      <w:pPr>
+        <w:pStyle w:val="Heading3"/>
+      </w:pPr>
+      <w:r>
+        <w:t>Purpose</w:t>
       </w:r>
     </w:p>
     <w:p>
@@ -3122,45 +2537,17 @@
         <w:rPr>
           <w:rFonts w:cs="Times New Roman"/>
         </w:rPr>
-        <w:t xml:space="preserve">The purpose of the resiliency test was to evaluate how well the LoRa communication </w:t>
-      </w:r>
-      <w:proofErr w:type="gramStart"/>
-      <w:r>
-        <w:rPr>
-          <w:rFonts w:cs="Times New Roman"/>
-        </w:rPr>
-        <w:t>link maintained</w:t>
-      </w:r>
-      <w:proofErr w:type="gramEnd"/>
-      <w:r>
-        <w:rPr>
-          <w:rFonts w:cs="Times New Roman"/>
-        </w:rPr>
-        <w:t xml:space="preserve"> performance as range increased and as an interfering signal was introduced into the RF environment. For this project, resiliency refers to the ability of the LoRa system to continue delivering usable packet traffic under degraded operating conditions, including increased separation distance, reduced received signal quality, and intentional RF interference. The test was intended to determine how packet success rate, RSSI, and SNR changed as the radios were moved through the simulated scenario and to compare performance between jammed and unjammed conditions.</w:t>
+        <w:t>The purpose of the resiliency test was to evaluate how well the LoRa communication link maintained performance as range increased and as an interfering signal was introduced into the RF environment. For this project, resiliency refers to the ability of the LoRa system to continue delivering usable packet traffic under degraded operating conditions, including increased separation distance, reduced received signal quality, and intentional RF interference. The test was intended to determine how packet success rate, RSSI, and SNR changed as the radios were moved through the simulated scenario and to compare performance between jammed and unjammed conditions.</w:t>
       </w:r>
     </w:p>
     <w:p>
       <w:pPr>
-        <w:rPr>
-          <w:rFonts w:cs="Times New Roman"/>
-          <w:b/>
-          <w:bCs/>
-        </w:rPr>
+        <w:pStyle w:val="Heading3"/>
       </w:pPr>
       <w:r>
-        <w:rPr>
-          <w:rFonts w:cs="Times New Roman"/>
-          <w:b/>
-          <w:bCs/>
-        </w:rPr>
-        <w:t>5.2 Test Method</w:t>
+        <w:t>Test Method</w:t>
       </w:r>
       <w:r>
-        <w:rPr>
-          <w:rFonts w:cs="Times New Roman"/>
-          <w:b/>
-          <w:bCs/>
-        </w:rPr>
         <w:t xml:space="preserve"> and execution</w:t>
       </w:r>
     </w:p>
@@ -3187,28 +2574,14 @@
         <w:rPr>
           <w:rFonts w:cs="Times New Roman"/>
         </w:rPr>
-        <w:t xml:space="preserve">Initial dry runs were performed to identify the approximate range region where link performance began to fall off. After this falloff region was identified, the formal test runs were started at a selected range that allowed the degradation trend to be captured in more detail. This approach allowed the test to focus on the portion of the scenario where packet success rate, RSSI, and </w:t>
+        <w:t xml:space="preserve">Initial dry runs were performed to identify the approximate range region where link performance began to fall off. After this falloff region was identified, the formal test runs were started at a </w:t>
       </w:r>
       <w:r>
         <w:rPr>
           <w:rFonts w:cs="Times New Roman"/>
         </w:rPr>
         <w:lastRenderedPageBreak/>
-        <w:t xml:space="preserve">SNR began to show measurable changes rather than spending </w:t>
-      </w:r>
-      <w:proofErr w:type="gramStart"/>
-      <w:r>
-        <w:rPr>
-          <w:rFonts w:cs="Times New Roman"/>
-        </w:rPr>
-        <w:t>the majority of</w:t>
-      </w:r>
-      <w:proofErr w:type="gramEnd"/>
-      <w:r>
-        <w:rPr>
-          <w:rFonts w:cs="Times New Roman"/>
-        </w:rPr>
-        <w:t xml:space="preserve"> the test time in a region where the link was either fully reliable or fully failed.</w:t>
+        <w:t>selected range that allowed the degradation trend to be captured in more detail. This approach allowed the test to focus on the portion of the scenario where packet success rate, RSSI, and SNR began to show measurable changes rather than spending the majority of the test time in a region where the link was either fully reliable or fully failed.</w:t>
       </w:r>
     </w:p>
     <w:p>
@@ -3221,21 +2594,7 @@
         <w:rPr>
           <w:rFonts w:cs="Times New Roman"/>
         </w:rPr>
-        <w:t xml:space="preserve">The first set of measurements was collected under an unjammed baseline condition. In this condition, the radios were moved through the scripted range scenario without the additional interfering signal present. The baseline data provided </w:t>
-      </w:r>
-      <w:proofErr w:type="gramStart"/>
-      <w:r>
-        <w:rPr>
-          <w:rFonts w:cs="Times New Roman"/>
-        </w:rPr>
-        <w:t>the reference</w:t>
-      </w:r>
-      <w:proofErr w:type="gramEnd"/>
-      <w:r>
-        <w:rPr>
-          <w:rFonts w:cs="Times New Roman"/>
-        </w:rPr>
-        <w:t xml:space="preserve"> performance for packet success rate, RSSI, and SNR as a function of range. The test was then repeated with an injected jamming signal present in the RF environment. The jammed test condition used the same general scenario so that the resulting packet success, RSSI, and SNR plots could be compared directly against the unjammed baseline.</w:t>
+        <w:t>The first set of measurements was collected under an unjammed baseline condition. In this condition, the radios were moved through the scripted range scenario without the additional interfering signal present. The baseline data provided the reference performance for packet success rate, RSSI, and SNR as a function of range. The test was then repeated with an injected jamming signal present in the RF environment. The jammed test condition used the same general scenario so that the resulting packet success, RSSI, and SNR plots could be compared directly against the unjammed baseline.</w:t>
       </w:r>
     </w:p>
     <w:p>
@@ -3273,19 +2632,10 @@
     </w:p>
     <w:p>
       <w:pPr>
-        <w:rPr>
-          <w:rFonts w:cs="Times New Roman"/>
-          <w:b/>
-          <w:bCs/>
-        </w:rPr>
+        <w:pStyle w:val="Heading3"/>
       </w:pPr>
       <w:r>
-        <w:rPr>
-          <w:rFonts w:cs="Times New Roman"/>
-          <w:b/>
-          <w:bCs/>
-        </w:rPr>
-        <w:t>5.3 Results</w:t>
+        <w:t>Results</w:t>
       </w:r>
     </w:p>
     <w:p>
@@ -3303,19 +2653,10 @@
     </w:p>
     <w:p>
       <w:pPr>
-        <w:rPr>
-          <w:rFonts w:cs="Times New Roman"/>
-          <w:b/>
-          <w:bCs/>
-        </w:rPr>
+        <w:pStyle w:val="Heading3"/>
       </w:pPr>
       <w:r>
-        <w:rPr>
-          <w:rFonts w:cs="Times New Roman"/>
-          <w:b/>
-          <w:bCs/>
-        </w:rPr>
-        <w:t>5.4 Interpretation</w:t>
+        <w:t>Interpretation</w:t>
       </w:r>
     </w:p>
     <w:p>
@@ -3333,19 +2674,10 @@
     </w:p>
     <w:p>
       <w:pPr>
-        <w:rPr>
-          <w:rFonts w:cs="Times New Roman"/>
-          <w:b/>
-          <w:bCs/>
-        </w:rPr>
+        <w:pStyle w:val="Heading3"/>
       </w:pPr>
       <w:r>
-        <w:rPr>
-          <w:rFonts w:cs="Times New Roman"/>
-          <w:b/>
-          <w:bCs/>
-        </w:rPr>
-        <w:t>5.5 Validity Notes</w:t>
+        <w:t>Validity Notes</w:t>
       </w:r>
     </w:p>
     <w:p>
@@ -3378,6 +2710,7 @@
         <w:rPr>
           <w:rFonts w:cs="Times New Roman"/>
         </w:rPr>
+        <w:lastRenderedPageBreak/>
         <w:t xml:space="preserve">would explicitly say that the 23 dBm emulated source was useful for controlled comparison, but </w:t>
       </w:r>
       <w:r>
@@ -3397,28 +2730,27 @@
     </w:p>
     <w:p>
       <w:pPr>
-        <w:pStyle w:val="Heading1"/>
-      </w:pPr>
-      <w:r>
-        <w:lastRenderedPageBreak/>
-        <w:t>6. Geolocation Testing</w:t>
-      </w:r>
-    </w:p>
-    <w:p>
-      <w:pPr>
         <w:rPr>
           <w:rFonts w:cs="Times New Roman"/>
           <w:b/>
           <w:bCs/>
         </w:rPr>
       </w:pPr>
+    </w:p>
+    <w:p>
+      <w:pPr>
+        <w:pStyle w:val="Heading2"/>
+      </w:pPr>
       <w:r>
-        <w:rPr>
-          <w:rFonts w:cs="Times New Roman"/>
-          <w:b/>
-          <w:bCs/>
-        </w:rPr>
-        <w:t>6.1 Purpose</w:t>
+        <w:t>Geolocation</w:t>
+      </w:r>
+    </w:p>
+    <w:p>
+      <w:pPr>
+        <w:pStyle w:val="Heading3"/>
+      </w:pPr>
+      <w:r>
+        <w:t>Purpose</w:t>
       </w:r>
     </w:p>
     <w:p>
@@ -3464,38 +2796,18 @@
         <w:rPr>
           <w:rFonts w:cs="Times New Roman"/>
         </w:rPr>
-        <w:t xml:space="preserve">J. J. Johnson, “Implementing the </w:t>
-      </w:r>
-      <w:proofErr w:type="gramStart"/>
-      <w:r>
-        <w:rPr>
-          <w:rFonts w:cs="Times New Roman"/>
-        </w:rPr>
-        <w:t>cross ambiguity</w:t>
-      </w:r>
-      <w:proofErr w:type="gramEnd"/>
-      <w:r>
-        <w:rPr>
-          <w:rFonts w:cs="Times New Roman"/>
-        </w:rPr>
-        <w:t xml:space="preserve"> function and generating geometry-specific signals,” master’s thesis, Dept. Elect. Eng., Naval Postgraduate School, Monterey, CA, USA, Sep. 2001.</w:t>
+        <w:t>J. J. Johnson, “Implementing the cross ambiguity function and generating geometry-specific signals,” master’s thesis, Dept. Elect. Eng., Naval Postgraduate School, Monterey, CA, USA, Sep. 2001.</w:t>
       </w:r>
     </w:p>
     <w:p>
       <w:pPr>
-        <w:rPr>
-          <w:rFonts w:cs="Times New Roman"/>
-          <w:b/>
-          <w:bCs/>
-        </w:rPr>
+        <w:pStyle w:val="Heading3"/>
       </w:pPr>
       <w:r>
-        <w:rPr>
-          <w:rFonts w:cs="Times New Roman"/>
-          <w:b/>
-          <w:bCs/>
-        </w:rPr>
-        <w:t>6.2 Test Method</w:t>
+        <w:t>T</w:t>
+      </w:r>
+      <w:r>
+        <w:t>est Method</w:t>
       </w:r>
     </w:p>
     <w:p>
@@ -3548,7 +2860,14 @@
         <w:rPr>
           <w:rFonts w:cs="Times New Roman"/>
         </w:rPr>
-        <w:t>Because a single CAF calculation compares two receive points at a time, the four receiver recordings produced six unique receiver-pair combinations. A separate CAF calculation was performed for each pair. The resulting pairwise CAF outputs were then accumulated to produce a combined geolocation surface. This cumulative CAF map was used to identify the region where the pairwise signal comparisons most strongly agreed on the likely transmitter position.</w:t>
+        <w:t xml:space="preserve">Because a single CAF calculation compares two receive points at a time, the four receiver recordings produced six unique receiver-pair combinations. A separate CAF calculation was performed for each pair. The resulting pairwise CAF outputs were then accumulated to produce a </w:t>
+      </w:r>
+      <w:r>
+        <w:rPr>
+          <w:rFonts w:cs="Times New Roman"/>
+        </w:rPr>
+        <w:lastRenderedPageBreak/>
+        <w:t>combined geolocation surface. This cumulative CAF map was used to identify the region where the pairwise signal comparisons most strongly agreed on the likely transmitter position.</w:t>
       </w:r>
     </w:p>
     <w:p>
@@ -3561,42 +2880,7 @@
         <w:rPr>
           <w:rFonts w:cs="Times New Roman"/>
         </w:rPr>
-        <w:t xml:space="preserve">The resulting output was plotted over </w:t>
-      </w:r>
-      <w:proofErr w:type="gramStart"/>
-      <w:r>
-        <w:rPr>
-          <w:rFonts w:cs="Times New Roman"/>
-        </w:rPr>
-        <w:t>a 100,000 meter</w:t>
-      </w:r>
-      <w:proofErr w:type="gramEnd"/>
-      <w:r>
-        <w:rPr>
-          <w:rFonts w:cs="Times New Roman"/>
-        </w:rPr>
-        <w:t xml:space="preserve"> by </w:t>
-      </w:r>
-      <w:proofErr w:type="gramStart"/>
-      <w:r>
-        <w:rPr>
-          <w:rFonts w:cs="Times New Roman"/>
-        </w:rPr>
-        <w:t>100,000 meter</w:t>
-      </w:r>
-      <w:proofErr w:type="gramEnd"/>
-      <w:r>
-        <w:rPr>
-          <w:rFonts w:cs="Times New Roman"/>
-        </w:rPr>
-        <w:t xml:space="preserve"> area. In the CAF map, the receiver locations were represented by the defined geometry points, and the accumulated CAF response was displayed across the search area. Higher response regions indicated locations </w:t>
-      </w:r>
-      <w:r>
-        <w:rPr>
-          <w:rFonts w:cs="Times New Roman"/>
-        </w:rPr>
-        <w:lastRenderedPageBreak/>
-        <w:t>where the combined pairwise CAF results were more consistent with the measured RF recordings. The estimated transmitter location was identified from the region of strongest combined response and compared against the known simulated transmitter location.</w:t>
+        <w:t>The resulting output was plotted over a 100,000 meter by 100,000 meter area. In the CAF map, the receiver locations were represented by the defined geometry points, and the accumulated CAF response was displayed across the search area. Higher response regions indicated locations where the combined pairwise CAF results were more consistent with the measured RF recordings. The estimated transmitter location was identified from the region of strongest combined response and compared against the known simulated transmitter location.</w:t>
       </w:r>
     </w:p>
     <w:p>
@@ -3609,21 +2893,7 @@
         <w:rPr>
           <w:rFonts w:cs="Times New Roman"/>
         </w:rPr>
-        <w:t xml:space="preserve">A common limitation of this test was that the RFN environment provided a controlled and repeatable </w:t>
-      </w:r>
-      <w:proofErr w:type="gramStart"/>
-      <w:r>
-        <w:rPr>
-          <w:rFonts w:cs="Times New Roman"/>
-        </w:rPr>
-        <w:t>geometry, but</w:t>
-      </w:r>
-      <w:proofErr w:type="gramEnd"/>
-      <w:r>
-        <w:rPr>
-          <w:rFonts w:cs="Times New Roman"/>
-        </w:rPr>
-        <w:t xml:space="preserve"> did not fully model all real-world propagation effects. Specifically, the test did not include multipath propagation, Doppler effects, or other environmental channel variations that would normally affect geolocation performance. Therefore, the numerical position result should not be interpreted as a direct real-world accuracy prediction. The purpose of the test was to provide a repeatable method for comparing waveform-to-waveform geolocation behavior under the same scripted conditions.</w:t>
+        <w:t>A common limitation of this test was that the RFN environment provided a controlled and repeatable geometry, but did not fully model all real-world propagation effects. Specifically, the test did not include multipath propagation, Doppler effects, or other environmental channel variations that would normally affect geolocation performance. Therefore, the numerical position result should not be interpreted as a direct real-world accuracy prediction. The purpose of the test was to provide a repeatable method for comparing waveform-to-waveform geolocation behavior under the same scripted conditions.</w:t>
       </w:r>
     </w:p>
     <w:p>
@@ -3635,19 +2905,10 @@
     </w:p>
     <w:p>
       <w:pPr>
-        <w:rPr>
-          <w:rFonts w:cs="Times New Roman"/>
-          <w:b/>
-          <w:bCs/>
-        </w:rPr>
+        <w:pStyle w:val="Heading3"/>
       </w:pPr>
       <w:r>
-        <w:rPr>
-          <w:rFonts w:cs="Times New Roman"/>
-          <w:b/>
-          <w:bCs/>
-        </w:rPr>
-        <w:t>6.3 Results</w:t>
+        <w:t>Results</w:t>
       </w:r>
     </w:p>
     <w:p>
@@ -3665,19 +2926,10 @@
     </w:p>
     <w:p>
       <w:pPr>
-        <w:rPr>
-          <w:rFonts w:cs="Times New Roman"/>
-          <w:b/>
-          <w:bCs/>
-        </w:rPr>
+        <w:pStyle w:val="Heading3"/>
       </w:pPr>
       <w:r>
-        <w:rPr>
-          <w:rFonts w:cs="Times New Roman"/>
-          <w:b/>
-          <w:bCs/>
-        </w:rPr>
-        <w:t>6.4 Interpretation</w:t>
+        <w:t>Interpretation</w:t>
       </w:r>
     </w:p>
     <w:p>
@@ -3746,19 +2998,10 @@
     </w:p>
     <w:p>
       <w:pPr>
-        <w:rPr>
-          <w:rFonts w:cs="Times New Roman"/>
-          <w:b/>
-          <w:bCs/>
-        </w:rPr>
+        <w:pStyle w:val="Heading3"/>
       </w:pPr>
       <w:r>
-        <w:rPr>
-          <w:rFonts w:cs="Times New Roman"/>
-          <w:b/>
-          <w:bCs/>
-        </w:rPr>
-        <w:t>6.5 Validity Notes</w:t>
+        <w:t>Validity Notes</w:t>
       </w:r>
     </w:p>
     <w:p>
@@ -3785,160 +3028,48 @@
       <w:pPr>
         <w:rPr>
           <w:rFonts w:cs="Times New Roman"/>
-          <w:b/>
-          <w:bCs/>
-        </w:rPr>
-      </w:pPr>
-      <w:r>
-        <w:rPr>
-          <w:rFonts w:cs="Times New Roman"/>
-          <w:b/>
-          <w:bCs/>
-        </w:rPr>
-        <w:t>7. Overall Results Summary</w:t>
-      </w:r>
-    </w:p>
-    <w:p>
-      <w:pPr>
-        <w:rPr>
-          <w:rFonts w:cs="Times New Roman"/>
         </w:rPr>
       </w:pPr>
       <w:r>
         <w:rPr>
           <w:rFonts w:cs="Times New Roman"/>
         </w:rPr>
-        <w:t>Summarize the main results across all three categories.</w:t>
+        <w:br w:type="page"/>
+      </w:r>
+    </w:p>
+    <w:p>
+      <w:pPr>
+        <w:pStyle w:val="Heading1"/>
+      </w:pPr>
+      <w:r>
+        <w:lastRenderedPageBreak/>
+        <w:t>Overall Summary</w:t>
+      </w:r>
+    </w:p>
+    <w:p/>
+    <w:p>
+      <w:pPr>
+        <w:pStyle w:val="Heading2"/>
+      </w:pPr>
+      <w:r>
+        <w:t>Objectives Met</w:t>
       </w:r>
     </w:p>
     <w:tbl>
       <w:tblPr>
+        <w:tblStyle w:val="TableGrid"/>
         <w:tblW w:w="0" w:type="auto"/>
-        <w:tblCellSpacing w:w="15" w:type="dxa"/>
-        <w:tblCellMar>
-          <w:top w:w="15" w:type="dxa"/>
-          <w:left w:w="15" w:type="dxa"/>
-          <w:bottom w:w="15" w:type="dxa"/>
-          <w:right w:w="15" w:type="dxa"/>
-        </w:tblCellMar>
         <w:tblLook w:val="04A0" w:firstRow="1" w:lastRow="0" w:firstColumn="1" w:lastColumn="0" w:noHBand="0" w:noVBand="1"/>
       </w:tblPr>
       <w:tblGrid>
-        <w:gridCol w:w="1315"/>
-        <w:gridCol w:w="1320"/>
-        <w:gridCol w:w="865"/>
-        <w:gridCol w:w="2345"/>
+        <w:gridCol w:w="2425"/>
+        <w:gridCol w:w="1800"/>
+        <w:gridCol w:w="5125"/>
       </w:tblGrid>
       <w:tr>
-        <w:trPr>
-          <w:tblCellSpacing w:w="15" w:type="dxa"/>
-        </w:trPr>
         <w:tc>
           <w:tcPr>
-            <w:tcW w:w="0" w:type="auto"/>
-            <w:vAlign w:val="center"/>
-            <w:hideMark/>
-          </w:tcPr>
-          <w:p>
-            <w:pPr>
-              <w:rPr>
-                <w:rFonts w:cs="Times New Roman"/>
-                <w:b/>
-                <w:bCs/>
-              </w:rPr>
-            </w:pPr>
-            <w:r>
-              <w:rPr>
-                <w:rFonts w:cs="Times New Roman"/>
-                <w:b/>
-                <w:bCs/>
-              </w:rPr>
-              <w:t>Category</w:t>
-            </w:r>
-          </w:p>
-        </w:tc>
-        <w:tc>
-          <w:tcPr>
-            <w:tcW w:w="0" w:type="auto"/>
-            <w:vAlign w:val="center"/>
-            <w:hideMark/>
-          </w:tcPr>
-          <w:p>
-            <w:pPr>
-              <w:rPr>
-                <w:rFonts w:cs="Times New Roman"/>
-                <w:b/>
-                <w:bCs/>
-              </w:rPr>
-            </w:pPr>
-            <w:r>
-              <w:rPr>
-                <w:rFonts w:cs="Times New Roman"/>
-                <w:b/>
-                <w:bCs/>
-              </w:rPr>
-              <w:t>Main Result</w:t>
-            </w:r>
-          </w:p>
-        </w:tc>
-        <w:tc>
-          <w:tcPr>
-            <w:tcW w:w="0" w:type="auto"/>
-            <w:vAlign w:val="center"/>
-            <w:hideMark/>
-          </w:tcPr>
-          <w:p>
-            <w:pPr>
-              <w:rPr>
-                <w:rFonts w:cs="Times New Roman"/>
-                <w:b/>
-                <w:bCs/>
-              </w:rPr>
-            </w:pPr>
-            <w:r>
-              <w:rPr>
-                <w:rFonts w:cs="Times New Roman"/>
-                <w:b/>
-                <w:bCs/>
-              </w:rPr>
-              <w:t>Validity</w:t>
-            </w:r>
-          </w:p>
-        </w:tc>
-        <w:tc>
-          <w:tcPr>
-            <w:tcW w:w="0" w:type="auto"/>
-            <w:vAlign w:val="center"/>
-            <w:hideMark/>
-          </w:tcPr>
-          <w:p>
-            <w:pPr>
-              <w:rPr>
-                <w:rFonts w:cs="Times New Roman"/>
-                <w:b/>
-                <w:bCs/>
-              </w:rPr>
-            </w:pPr>
-            <w:r>
-              <w:rPr>
-                <w:rFonts w:cs="Times New Roman"/>
-                <w:b/>
-                <w:bCs/>
-              </w:rPr>
-              <w:t>Main Issue or Finding</w:t>
-            </w:r>
-          </w:p>
-        </w:tc>
-      </w:tr>
-      <w:tr>
-        <w:trPr>
-          <w:tblCellSpacing w:w="15" w:type="dxa"/>
-        </w:trPr>
-        <w:tc>
-          <w:tcPr>
-            <w:tcW w:w="0" w:type="auto"/>
-            <w:vAlign w:val="center"/>
-            <w:hideMark/>
+            <w:tcW w:w="2425" w:type="dxa"/>
           </w:tcPr>
           <w:p>
             <w:pPr>
@@ -3950,62 +3081,13 @@
               <w:rPr>
                 <w:rFonts w:cs="Times New Roman"/>
               </w:rPr>
-              <w:t>Detectability</w:t>
+              <w:t>Measurable Objective</w:t>
             </w:r>
           </w:p>
         </w:tc>
         <w:tc>
           <w:tcPr>
-            <w:tcW w:w="0" w:type="auto"/>
-            <w:vAlign w:val="center"/>
-            <w:hideMark/>
-          </w:tcPr>
-          <w:p>
-            <w:pPr>
-              <w:rPr>
-                <w:rFonts w:cs="Times New Roman"/>
-              </w:rPr>
-            </w:pPr>
-          </w:p>
-        </w:tc>
-        <w:tc>
-          <w:tcPr>
-            <w:tcW w:w="0" w:type="auto"/>
-            <w:vAlign w:val="center"/>
-            <w:hideMark/>
-          </w:tcPr>
-          <w:p>
-            <w:pPr>
-              <w:rPr>
-                <w:rFonts w:cs="Times New Roman"/>
-              </w:rPr>
-            </w:pPr>
-          </w:p>
-        </w:tc>
-        <w:tc>
-          <w:tcPr>
-            <w:tcW w:w="0" w:type="auto"/>
-            <w:vAlign w:val="center"/>
-            <w:hideMark/>
-          </w:tcPr>
-          <w:p>
-            <w:pPr>
-              <w:rPr>
-                <w:rFonts w:cs="Times New Roman"/>
-              </w:rPr>
-            </w:pPr>
-          </w:p>
-        </w:tc>
-      </w:tr>
-      <w:tr>
-        <w:trPr>
-          <w:tblCellSpacing w:w="15" w:type="dxa"/>
-        </w:trPr>
-        <w:tc>
-          <w:tcPr>
-            <w:tcW w:w="0" w:type="auto"/>
-            <w:vAlign w:val="center"/>
-            <w:hideMark/>
+            <w:tcW w:w="1800" w:type="dxa"/>
           </w:tcPr>
           <w:p>
             <w:pPr>
@@ -4017,62 +3099,13 @@
               <w:rPr>
                 <w:rFonts w:cs="Times New Roman"/>
               </w:rPr>
-              <w:t>Resiliency</w:t>
+              <w:t>Status</w:t>
             </w:r>
           </w:p>
         </w:tc>
         <w:tc>
           <w:tcPr>
-            <w:tcW w:w="0" w:type="auto"/>
-            <w:vAlign w:val="center"/>
-            <w:hideMark/>
-          </w:tcPr>
-          <w:p>
-            <w:pPr>
-              <w:rPr>
-                <w:rFonts w:cs="Times New Roman"/>
-              </w:rPr>
-            </w:pPr>
-          </w:p>
-        </w:tc>
-        <w:tc>
-          <w:tcPr>
-            <w:tcW w:w="0" w:type="auto"/>
-            <w:vAlign w:val="center"/>
-            <w:hideMark/>
-          </w:tcPr>
-          <w:p>
-            <w:pPr>
-              <w:rPr>
-                <w:rFonts w:cs="Times New Roman"/>
-              </w:rPr>
-            </w:pPr>
-          </w:p>
-        </w:tc>
-        <w:tc>
-          <w:tcPr>
-            <w:tcW w:w="0" w:type="auto"/>
-            <w:vAlign w:val="center"/>
-            <w:hideMark/>
-          </w:tcPr>
-          <w:p>
-            <w:pPr>
-              <w:rPr>
-                <w:rFonts w:cs="Times New Roman"/>
-              </w:rPr>
-            </w:pPr>
-          </w:p>
-        </w:tc>
-      </w:tr>
-      <w:tr>
-        <w:trPr>
-          <w:tblCellSpacing w:w="15" w:type="dxa"/>
-        </w:trPr>
-        <w:tc>
-          <w:tcPr>
-            <w:tcW w:w="0" w:type="auto"/>
-            <w:vAlign w:val="center"/>
-            <w:hideMark/>
+            <w:tcW w:w="5125" w:type="dxa"/>
           </w:tcPr>
           <w:p>
             <w:pPr>
@@ -4084,15 +3117,15 @@
               <w:rPr>
                 <w:rFonts w:cs="Times New Roman"/>
               </w:rPr>
-              <w:t>Geolocation</w:t>
+              <w:t>Notes</w:t>
             </w:r>
           </w:p>
         </w:tc>
+      </w:tr>
+      <w:tr>
         <w:tc>
           <w:tcPr>
-            <w:tcW w:w="0" w:type="auto"/>
-            <w:vAlign w:val="center"/>
-            <w:hideMark/>
+            <w:tcW w:w="2425" w:type="dxa"/>
           </w:tcPr>
           <w:p>
             <w:pPr>
@@ -4100,13 +3133,17 @@
                 <w:rFonts w:cs="Times New Roman"/>
               </w:rPr>
             </w:pPr>
+            <w:r>
+              <w:rPr>
+                <w:rFonts w:cs="Times New Roman"/>
+              </w:rPr>
+              <w:t>Collect valid and repeatable metrics for resiliency, detectability, and geolocation</w:t>
+            </w:r>
           </w:p>
         </w:tc>
         <w:tc>
           <w:tcPr>
-            <w:tcW w:w="0" w:type="auto"/>
-            <w:vAlign w:val="center"/>
-            <w:hideMark/>
+            <w:tcW w:w="1800" w:type="dxa"/>
           </w:tcPr>
           <w:p>
             <w:pPr>
@@ -4114,13 +3151,17 @@
                 <w:rFonts w:cs="Times New Roman"/>
               </w:rPr>
             </w:pPr>
+            <w:r>
+              <w:rPr>
+                <w:rFonts w:cs="Times New Roman"/>
+              </w:rPr>
+              <w:t>Partially Accomplished</w:t>
+            </w:r>
           </w:p>
         </w:tc>
         <w:tc>
           <w:tcPr>
-            <w:tcW w:w="0" w:type="auto"/>
-            <w:vAlign w:val="center"/>
-            <w:hideMark/>
+            <w:tcW w:w="5125" w:type="dxa"/>
           </w:tcPr>
           <w:p>
             <w:pPr>
@@ -4128,6 +3169,335 @@
                 <w:rFonts w:cs="Times New Roman"/>
               </w:rPr>
             </w:pPr>
+            <w:r>
+              <w:rPr>
+                <w:rFonts w:cs="Times New Roman"/>
+              </w:rPr>
+              <w:t xml:space="preserve">Accomplished Detectability and Geolocation metrics. Validity of resiliency metrics is questionable and requires further, recursively improved testing. </w:t>
+            </w:r>
+            <w:r>
+              <w:rPr>
+                <w:rFonts w:cs="Times New Roman"/>
+              </w:rPr>
+              <w:t>See appendix for all results.</w:t>
+            </w:r>
+          </w:p>
+        </w:tc>
+      </w:tr>
+      <w:tr>
+        <w:tc>
+          <w:tcPr>
+            <w:tcW w:w="2425" w:type="dxa"/>
+          </w:tcPr>
+          <w:p>
+            <w:pPr>
+              <w:rPr>
+                <w:rFonts w:cs="Times New Roman"/>
+              </w:rPr>
+            </w:pPr>
+            <w:r>
+              <w:rPr>
+                <w:rFonts w:cs="Times New Roman"/>
+              </w:rPr>
+              <w:t>Compare waveform behavior across SF/BW configurations</w:t>
+            </w:r>
+          </w:p>
+        </w:tc>
+        <w:tc>
+          <w:tcPr>
+            <w:tcW w:w="1800" w:type="dxa"/>
+          </w:tcPr>
+          <w:p>
+            <w:pPr>
+              <w:rPr>
+                <w:rFonts w:cs="Times New Roman"/>
+              </w:rPr>
+            </w:pPr>
+            <w:r>
+              <w:rPr>
+                <w:rFonts w:cs="Times New Roman"/>
+              </w:rPr>
+              <w:t>Accomplished</w:t>
+            </w:r>
+          </w:p>
+        </w:tc>
+        <w:tc>
+          <w:tcPr>
+            <w:tcW w:w="5125" w:type="dxa"/>
+          </w:tcPr>
+          <w:p>
+            <w:pPr>
+              <w:rPr>
+                <w:rFonts w:cs="Times New Roman"/>
+              </w:rPr>
+            </w:pPr>
+            <w:r>
+              <w:rPr>
+                <w:rFonts w:cs="Times New Roman"/>
+              </w:rPr>
+              <w:t>See appendix for all results</w:t>
+            </w:r>
+            <w:r>
+              <w:rPr>
+                <w:rFonts w:cs="Times New Roman"/>
+              </w:rPr>
+              <w:t xml:space="preserve"> of each configuration</w:t>
+            </w:r>
+            <w:r>
+              <w:rPr>
+                <w:rFonts w:cs="Times New Roman"/>
+              </w:rPr>
+              <w:t>.</w:t>
+            </w:r>
+          </w:p>
+        </w:tc>
+      </w:tr>
+      <w:tr>
+        <w:tc>
+          <w:tcPr>
+            <w:tcW w:w="2425" w:type="dxa"/>
+          </w:tcPr>
+          <w:p>
+            <w:pPr>
+              <w:rPr>
+                <w:rFonts w:cs="Times New Roman"/>
+              </w:rPr>
+            </w:pPr>
+            <w:r>
+              <w:rPr>
+                <w:rFonts w:cs="Times New Roman"/>
+              </w:rPr>
+              <w:t>Generate a relative LoRa waveform tradeoff table</w:t>
+            </w:r>
+          </w:p>
+        </w:tc>
+        <w:tc>
+          <w:tcPr>
+            <w:tcW w:w="1800" w:type="dxa"/>
+          </w:tcPr>
+          <w:p>
+            <w:pPr>
+              <w:rPr>
+                <w:rFonts w:cs="Times New Roman"/>
+              </w:rPr>
+            </w:pPr>
+            <w:r>
+              <w:rPr>
+                <w:rFonts w:cs="Times New Roman"/>
+              </w:rPr>
+              <w:t>Partially Accomplished</w:t>
+            </w:r>
+          </w:p>
+        </w:tc>
+        <w:tc>
+          <w:tcPr>
+            <w:tcW w:w="5125" w:type="dxa"/>
+          </w:tcPr>
+          <w:p>
+            <w:pPr>
+              <w:rPr>
+                <w:rFonts w:cs="Times New Roman"/>
+              </w:rPr>
+            </w:pPr>
+            <w:r>
+              <w:rPr>
+                <w:rFonts w:cs="Times New Roman"/>
+              </w:rPr>
+              <w:t xml:space="preserve">Accomplished Detectability and Geolocation </w:t>
+            </w:r>
+            <w:r>
+              <w:rPr>
+                <w:rFonts w:cs="Times New Roman"/>
+              </w:rPr>
+              <w:t>tradeoffs</w:t>
+            </w:r>
+            <w:r>
+              <w:rPr>
+                <w:rFonts w:cs="Times New Roman"/>
+              </w:rPr>
+              <w:t xml:space="preserve">. Validity of resiliency metrics is questionable and </w:t>
+            </w:r>
+            <w:r>
+              <w:rPr>
+                <w:rFonts w:cs="Times New Roman"/>
+              </w:rPr>
+              <w:t>therefore not accomplished here</w:t>
+            </w:r>
+            <w:r>
+              <w:rPr>
+                <w:rFonts w:cs="Times New Roman"/>
+              </w:rPr>
+              <w:t>.</w:t>
+            </w:r>
+            <w:r>
+              <w:rPr>
+                <w:rFonts w:cs="Times New Roman"/>
+              </w:rPr>
+              <w:t xml:space="preserve"> Further details below.</w:t>
+            </w:r>
+          </w:p>
+        </w:tc>
+      </w:tr>
+      <w:tr>
+        <w:tc>
+          <w:tcPr>
+            <w:tcW w:w="2425" w:type="dxa"/>
+          </w:tcPr>
+          <w:p>
+            <w:pPr>
+              <w:rPr>
+                <w:rFonts w:cs="Times New Roman"/>
+              </w:rPr>
+            </w:pPr>
+            <w:r>
+              <w:rPr>
+                <w:rFonts w:cs="Times New Roman"/>
+              </w:rPr>
+              <w:t>Document test limitations</w:t>
+            </w:r>
+          </w:p>
+        </w:tc>
+        <w:tc>
+          <w:tcPr>
+            <w:tcW w:w="1800" w:type="dxa"/>
+          </w:tcPr>
+          <w:p>
+            <w:pPr>
+              <w:rPr>
+                <w:rFonts w:cs="Times New Roman"/>
+              </w:rPr>
+            </w:pPr>
+            <w:r>
+              <w:rPr>
+                <w:rFonts w:cs="Times New Roman"/>
+              </w:rPr>
+              <w:t>Accomplished</w:t>
+            </w:r>
+          </w:p>
+        </w:tc>
+        <w:tc>
+          <w:tcPr>
+            <w:tcW w:w="5125" w:type="dxa"/>
+          </w:tcPr>
+          <w:p>
+            <w:pPr>
+              <w:rPr>
+                <w:rFonts w:cs="Times New Roman"/>
+              </w:rPr>
+            </w:pPr>
+            <w:r>
+              <w:rPr>
+                <w:rFonts w:cs="Times New Roman"/>
+              </w:rPr>
+              <w:t xml:space="preserve">Further details outlined </w:t>
+            </w:r>
+            <w:r>
+              <w:rPr>
+                <w:rFonts w:cs="Times New Roman"/>
+              </w:rPr>
+              <w:t>below.</w:t>
+            </w:r>
+          </w:p>
+        </w:tc>
+      </w:tr>
+      <w:tr>
+        <w:trPr>
+          <w:trHeight w:val="2528"/>
+        </w:trPr>
+        <w:tc>
+          <w:tcPr>
+            <w:tcW w:w="2425" w:type="dxa"/>
+          </w:tcPr>
+          <w:p>
+            <w:pPr>
+              <w:rPr>
+                <w:rFonts w:cs="Times New Roman"/>
+              </w:rPr>
+            </w:pPr>
+            <w:r>
+              <w:rPr>
+                <w:rFonts w:cs="Times New Roman"/>
+              </w:rPr>
+              <w:t>Determine whether further LoRa evaluation is justified</w:t>
+            </w:r>
+          </w:p>
+        </w:tc>
+        <w:tc>
+          <w:tcPr>
+            <w:tcW w:w="1800" w:type="dxa"/>
+          </w:tcPr>
+          <w:p>
+            <w:pPr>
+              <w:rPr>
+                <w:rFonts w:cs="Times New Roman"/>
+              </w:rPr>
+            </w:pPr>
+            <w:r>
+              <w:rPr>
+                <w:rFonts w:cs="Times New Roman"/>
+              </w:rPr>
+              <w:t>Accomplished</w:t>
+            </w:r>
+          </w:p>
+        </w:tc>
+        <w:tc>
+          <w:tcPr>
+            <w:tcW w:w="5125" w:type="dxa"/>
+          </w:tcPr>
+          <w:p>
+            <w:pPr>
+              <w:rPr>
+                <w:rFonts w:cs="Times New Roman"/>
+              </w:rPr>
+            </w:pPr>
+            <w:r>
+              <w:rPr>
+                <w:rFonts w:cs="Times New Roman"/>
+              </w:rPr>
+              <w:t>Results show preliminary performance of detectability could be valuable</w:t>
+            </w:r>
+            <w:r>
+              <w:rPr>
+                <w:rFonts w:cs="Times New Roman"/>
+              </w:rPr>
+              <w:t xml:space="preserve"> when compared to on-paper resiliency and range performance</w:t>
+            </w:r>
+            <w:r>
+              <w:rPr>
+                <w:rFonts w:cs="Times New Roman"/>
+              </w:rPr>
+              <w:t>. Further evaluation at NIWC using real scenarios</w:t>
+            </w:r>
+            <w:r>
+              <w:rPr>
+                <w:rFonts w:cs="Times New Roman"/>
+              </w:rPr>
+              <w:t xml:space="preserve"> and </w:t>
+            </w:r>
+            <w:r>
+              <w:rPr>
+                <w:rFonts w:cs="Times New Roman"/>
+              </w:rPr>
+              <w:t>improved LoRa development software</w:t>
+            </w:r>
+            <w:r>
+              <w:rPr>
+                <w:rFonts w:cs="Times New Roman"/>
+              </w:rPr>
+              <w:t xml:space="preserve"> to obtain valid resiliency metrics could prove valuable. </w:t>
+            </w:r>
+            <w:r>
+              <w:rPr>
+                <w:rFonts w:cs="Times New Roman"/>
+              </w:rPr>
+              <w:t xml:space="preserve">Additional types of detection methods could be evaluated. </w:t>
+            </w:r>
+            <w:r>
+              <w:rPr>
+                <w:rFonts w:cs="Times New Roman"/>
+              </w:rPr>
+              <w:t xml:space="preserve">Additionally, a greater range of SF and BW configurations could be explored to test a wider range of data rate capabilities.  </w:t>
+            </w:r>
           </w:p>
         </w:tc>
       </w:tr>
@@ -4136,17 +3506,15 @@
       <w:pPr>
         <w:rPr>
           <w:rFonts w:cs="Times New Roman"/>
-          <w:b/>
-          <w:bCs/>
         </w:rPr>
       </w:pPr>
+    </w:p>
+    <w:p>
+      <w:pPr>
+        <w:pStyle w:val="Heading3"/>
+      </w:pPr>
       <w:r>
-        <w:rPr>
-          <w:rFonts w:cs="Times New Roman"/>
-          <w:b/>
-          <w:bCs/>
-        </w:rPr>
-        <w:t>8. Discussion / Interpretation</w:t>
+        <w:t>Tradeoff table summary</w:t>
       </w:r>
     </w:p>
     <w:p>
@@ -4155,704 +3523,13 @@
           <w:rFonts w:cs="Times New Roman"/>
         </w:rPr>
       </w:pPr>
-      <w:r>
-        <w:rPr>
-          <w:rFonts w:cs="Times New Roman"/>
-        </w:rPr>
-        <w:t xml:space="preserve">Explain what the results </w:t>
-      </w:r>
-      <w:proofErr w:type="gramStart"/>
-      <w:r>
-        <w:rPr>
-          <w:rFonts w:cs="Times New Roman"/>
-        </w:rPr>
-        <w:t>show as a whole</w:t>
-      </w:r>
-      <w:proofErr w:type="gramEnd"/>
-      <w:r>
-        <w:rPr>
-          <w:rFonts w:cs="Times New Roman"/>
-        </w:rPr>
-        <w:t>.</w:t>
-      </w:r>
     </w:p>
     <w:p>
       <w:pPr>
-        <w:numPr>
-          <w:ilvl w:val="0"/>
-          <w:numId w:val="16"/>
-        </w:numPr>
-        <w:rPr>
-          <w:rFonts w:cs="Times New Roman"/>
-        </w:rPr>
+        <w:pStyle w:val="Heading3"/>
       </w:pPr>
       <w:r>
-        <w:rPr>
-          <w:rFonts w:cs="Times New Roman"/>
-        </w:rPr>
-        <w:lastRenderedPageBreak/>
-        <w:t>Which category performed best?</w:t>
-      </w:r>
-    </w:p>
-    <w:p>
-      <w:pPr>
-        <w:numPr>
-          <w:ilvl w:val="0"/>
-          <w:numId w:val="16"/>
-        </w:numPr>
-        <w:rPr>
-          <w:rFonts w:cs="Times New Roman"/>
-        </w:rPr>
-      </w:pPr>
-      <w:r>
-        <w:rPr>
-          <w:rFonts w:cs="Times New Roman"/>
-        </w:rPr>
-        <w:t>Which category had the most uncertainty?</w:t>
-      </w:r>
-    </w:p>
-    <w:p>
-      <w:pPr>
-        <w:numPr>
-          <w:ilvl w:val="0"/>
-          <w:numId w:val="16"/>
-        </w:numPr>
-        <w:rPr>
-          <w:rFonts w:cs="Times New Roman"/>
-        </w:rPr>
-      </w:pPr>
-      <w:r>
-        <w:rPr>
-          <w:rFonts w:cs="Times New Roman"/>
-        </w:rPr>
-        <w:t>What trends appeared across multiple tests?</w:t>
-      </w:r>
-    </w:p>
-    <w:p>
-      <w:pPr>
-        <w:numPr>
-          <w:ilvl w:val="0"/>
-          <w:numId w:val="16"/>
-        </w:numPr>
-        <w:rPr>
-          <w:rFonts w:cs="Times New Roman"/>
-        </w:rPr>
-      </w:pPr>
-      <w:r>
-        <w:rPr>
-          <w:rFonts w:cs="Times New Roman"/>
-        </w:rPr>
-        <w:t>Were the results expected or unexpected?</w:t>
-      </w:r>
-    </w:p>
-    <w:p>
-      <w:pPr>
-        <w:numPr>
-          <w:ilvl w:val="0"/>
-          <w:numId w:val="16"/>
-        </w:numPr>
-        <w:rPr>
-          <w:rFonts w:cs="Times New Roman"/>
-        </w:rPr>
-      </w:pPr>
-      <w:r>
-        <w:rPr>
-          <w:rFonts w:cs="Times New Roman"/>
-        </w:rPr>
-        <w:t>What do the results imply about the system’s usefulness?</w:t>
-      </w:r>
-    </w:p>
-    <w:p>
-      <w:pPr>
-        <w:rPr>
-          <w:rFonts w:cs="Times New Roman"/>
-          <w:b/>
-          <w:bCs/>
-        </w:rPr>
-      </w:pPr>
-      <w:r>
-        <w:rPr>
-          <w:rFonts w:cs="Times New Roman"/>
-          <w:b/>
-          <w:bCs/>
-        </w:rPr>
-        <w:t>9. Lessons Learned</w:t>
-      </w:r>
-    </w:p>
-    <w:p>
-      <w:pPr>
-        <w:rPr>
-          <w:rFonts w:cs="Times New Roman"/>
-        </w:rPr>
-      </w:pPr>
-      <w:r>
-        <w:rPr>
-          <w:rFonts w:cs="Times New Roman"/>
-        </w:rPr>
-        <w:t>Discuss what went right and what went wrong.</w:t>
-      </w:r>
-    </w:p>
-    <w:p>
-      <w:pPr>
-        <w:rPr>
-          <w:rFonts w:cs="Times New Roman"/>
-          <w:b/>
-          <w:bCs/>
-        </w:rPr>
-      </w:pPr>
-      <w:r>
-        <w:rPr>
-          <w:rFonts w:cs="Times New Roman"/>
-          <w:b/>
-          <w:bCs/>
-        </w:rPr>
-        <w:t>9.1 Successful Aspects</w:t>
-      </w:r>
-    </w:p>
-    <w:p>
-      <w:pPr>
-        <w:numPr>
-          <w:ilvl w:val="0"/>
-          <w:numId w:val="17"/>
-        </w:numPr>
-        <w:rPr>
-          <w:rFonts w:cs="Times New Roman"/>
-        </w:rPr>
-      </w:pPr>
-      <w:r>
-        <w:rPr>
-          <w:rFonts w:cs="Times New Roman"/>
-        </w:rPr>
-        <w:t>What worked as intended.</w:t>
-      </w:r>
-    </w:p>
-    <w:p>
-      <w:pPr>
-        <w:numPr>
-          <w:ilvl w:val="0"/>
-          <w:numId w:val="17"/>
-        </w:numPr>
-        <w:rPr>
-          <w:rFonts w:cs="Times New Roman"/>
-        </w:rPr>
-      </w:pPr>
-      <w:r>
-        <w:rPr>
-          <w:rFonts w:cs="Times New Roman"/>
-        </w:rPr>
-        <w:t>What methods produced useful data.</w:t>
-      </w:r>
-    </w:p>
-    <w:p>
-      <w:pPr>
-        <w:rPr>
-          <w:rFonts w:cs="Times New Roman"/>
-          <w:b/>
-          <w:bCs/>
-        </w:rPr>
-      </w:pPr>
-      <w:r>
-        <w:rPr>
-          <w:rFonts w:cs="Times New Roman"/>
-          <w:b/>
-          <w:bCs/>
-        </w:rPr>
-        <w:t>9.2 Invalid or Weak Aspects</w:t>
-      </w:r>
-    </w:p>
-    <w:p>
-      <w:pPr>
-        <w:numPr>
-          <w:ilvl w:val="0"/>
-          <w:numId w:val="18"/>
-        </w:numPr>
-        <w:rPr>
-          <w:rFonts w:cs="Times New Roman"/>
-        </w:rPr>
-      </w:pPr>
-      <w:r>
-        <w:rPr>
-          <w:rFonts w:cs="Times New Roman"/>
-        </w:rPr>
-        <w:t>What parts of the testing were not valid.</w:t>
-      </w:r>
-    </w:p>
-    <w:p>
-      <w:pPr>
-        <w:numPr>
-          <w:ilvl w:val="0"/>
-          <w:numId w:val="18"/>
-        </w:numPr>
-        <w:rPr>
-          <w:rFonts w:cs="Times New Roman"/>
-        </w:rPr>
-      </w:pPr>
-      <w:r>
-        <w:rPr>
-          <w:rFonts w:cs="Times New Roman"/>
-        </w:rPr>
-        <w:t>What data should be treated carefully.</w:t>
-      </w:r>
-    </w:p>
-    <w:p>
-      <w:pPr>
-        <w:numPr>
-          <w:ilvl w:val="0"/>
-          <w:numId w:val="18"/>
-        </w:numPr>
-        <w:rPr>
-          <w:rFonts w:cs="Times New Roman"/>
-        </w:rPr>
-      </w:pPr>
-      <w:r>
-        <w:rPr>
-          <w:rFonts w:cs="Times New Roman"/>
-        </w:rPr>
-        <w:t>What assumptions turned out to be incorrect.</w:t>
-      </w:r>
-    </w:p>
-    <w:p>
-      <w:pPr>
-        <w:rPr>
-          <w:rFonts w:cs="Times New Roman"/>
-          <w:b/>
-          <w:bCs/>
-        </w:rPr>
-      </w:pPr>
-      <w:r>
-        <w:rPr>
-          <w:rFonts w:cs="Times New Roman"/>
-          <w:b/>
-          <w:bCs/>
-        </w:rPr>
-        <w:t>9.3 Root Causes</w:t>
-      </w:r>
-    </w:p>
-    <w:p>
-      <w:pPr>
-        <w:rPr>
-          <w:rFonts w:cs="Times New Roman"/>
-        </w:rPr>
-      </w:pPr>
-      <w:r>
-        <w:rPr>
-          <w:rFonts w:cs="Times New Roman"/>
-        </w:rPr>
-        <w:t>Explain why certain parts failed or produced low-confidence results.</w:t>
-      </w:r>
-    </w:p>
-    <w:p>
-      <w:pPr>
-        <w:rPr>
-          <w:rFonts w:cs="Times New Roman"/>
-          <w:b/>
-          <w:bCs/>
-        </w:rPr>
-      </w:pPr>
-      <w:r>
-        <w:rPr>
-          <w:rFonts w:cs="Times New Roman"/>
-          <w:b/>
-          <w:bCs/>
-        </w:rPr>
-        <w:t>9.4 Future Corrections</w:t>
-      </w:r>
-    </w:p>
-    <w:p>
-      <w:pPr>
-        <w:rPr>
-          <w:rFonts w:cs="Times New Roman"/>
-        </w:rPr>
-      </w:pPr>
-      <w:r>
-        <w:rPr>
-          <w:rFonts w:cs="Times New Roman"/>
-        </w:rPr>
-        <w:t>Describe how the testing should be improved next time.</w:t>
-      </w:r>
-    </w:p>
-    <w:p>
-      <w:pPr>
-        <w:numPr>
-          <w:ilvl w:val="0"/>
-          <w:numId w:val="19"/>
-        </w:numPr>
-        <w:rPr>
-          <w:rFonts w:cs="Times New Roman"/>
-        </w:rPr>
-      </w:pPr>
-      <w:r>
-        <w:rPr>
-          <w:rFonts w:cs="Times New Roman"/>
-        </w:rPr>
-        <w:t>Better calibration</w:t>
-      </w:r>
-    </w:p>
-    <w:p>
-      <w:pPr>
-        <w:numPr>
-          <w:ilvl w:val="0"/>
-          <w:numId w:val="19"/>
-        </w:numPr>
-        <w:rPr>
-          <w:rFonts w:cs="Times New Roman"/>
-        </w:rPr>
-      </w:pPr>
-      <w:r>
-        <w:rPr>
-          <w:rFonts w:cs="Times New Roman"/>
-        </w:rPr>
-        <w:t>More controlled test environment</w:t>
-      </w:r>
-    </w:p>
-    <w:p>
-      <w:pPr>
-        <w:numPr>
-          <w:ilvl w:val="0"/>
-          <w:numId w:val="19"/>
-        </w:numPr>
-        <w:rPr>
-          <w:rFonts w:cs="Times New Roman"/>
-        </w:rPr>
-      </w:pPr>
-      <w:r>
-        <w:rPr>
-          <w:rFonts w:cs="Times New Roman"/>
-        </w:rPr>
-        <w:t>More trials</w:t>
-      </w:r>
-    </w:p>
-    <w:p>
-      <w:pPr>
-        <w:numPr>
-          <w:ilvl w:val="0"/>
-          <w:numId w:val="19"/>
-        </w:numPr>
-        <w:rPr>
-          <w:rFonts w:cs="Times New Roman"/>
-        </w:rPr>
-      </w:pPr>
-      <w:r>
-        <w:rPr>
-          <w:rFonts w:cs="Times New Roman"/>
-        </w:rPr>
-        <w:t>Improved synchronization</w:t>
-      </w:r>
-    </w:p>
-    <w:p>
-      <w:pPr>
-        <w:numPr>
-          <w:ilvl w:val="0"/>
-          <w:numId w:val="19"/>
-        </w:numPr>
-        <w:rPr>
-          <w:rFonts w:cs="Times New Roman"/>
-        </w:rPr>
-      </w:pPr>
-      <w:r>
-        <w:rPr>
-          <w:rFonts w:cs="Times New Roman"/>
-        </w:rPr>
-        <w:t>Higher-quality reference data</w:t>
-      </w:r>
-    </w:p>
-    <w:p>
-      <w:pPr>
-        <w:numPr>
-          <w:ilvl w:val="0"/>
-          <w:numId w:val="19"/>
-        </w:numPr>
-        <w:rPr>
-          <w:rFonts w:cs="Times New Roman"/>
-        </w:rPr>
-      </w:pPr>
-      <w:r>
-        <w:rPr>
-          <w:rFonts w:cs="Times New Roman"/>
-        </w:rPr>
-        <w:t>Better measurement tools</w:t>
-      </w:r>
-    </w:p>
-    <w:p>
-      <w:pPr>
-        <w:numPr>
-          <w:ilvl w:val="0"/>
-          <w:numId w:val="19"/>
-        </w:numPr>
-        <w:rPr>
-          <w:rFonts w:cs="Times New Roman"/>
-        </w:rPr>
-      </w:pPr>
-      <w:r>
-        <w:rPr>
-          <w:rFonts w:cs="Times New Roman"/>
-        </w:rPr>
-        <w:t>More consistent procedures</w:t>
-      </w:r>
-    </w:p>
-    <w:p>
-      <w:pPr>
-        <w:rPr>
-          <w:rFonts w:cs="Times New Roman"/>
-          <w:b/>
-          <w:bCs/>
-        </w:rPr>
-      </w:pPr>
-      <w:r>
-        <w:rPr>
-          <w:rFonts w:cs="Times New Roman"/>
-          <w:b/>
-          <w:bCs/>
-        </w:rPr>
-        <w:t>10. Key Takeaways / Conclusion</w:t>
-      </w:r>
-    </w:p>
-    <w:p>
-      <w:pPr>
-        <w:numPr>
-          <w:ilvl w:val="0"/>
-          <w:numId w:val="20"/>
-        </w:numPr>
-        <w:rPr>
-          <w:rFonts w:cs="Times New Roman"/>
-        </w:rPr>
-      </w:pPr>
-      <w:r>
-        <w:rPr>
-          <w:rFonts w:cs="Times New Roman"/>
-        </w:rPr>
-        <w:t>Restate the main goal of the project.</w:t>
-      </w:r>
-    </w:p>
-    <w:p>
-      <w:pPr>
-        <w:numPr>
-          <w:ilvl w:val="0"/>
-          <w:numId w:val="20"/>
-        </w:numPr>
-        <w:rPr>
-          <w:rFonts w:cs="Times New Roman"/>
-        </w:rPr>
-      </w:pPr>
-      <w:r>
-        <w:rPr>
-          <w:rFonts w:cs="Times New Roman"/>
-        </w:rPr>
-        <w:lastRenderedPageBreak/>
-        <w:t>Summarize the most important findings.</w:t>
-      </w:r>
-    </w:p>
-    <w:p>
-      <w:pPr>
-        <w:numPr>
-          <w:ilvl w:val="0"/>
-          <w:numId w:val="20"/>
-        </w:numPr>
-        <w:rPr>
-          <w:rFonts w:cs="Times New Roman"/>
-        </w:rPr>
-      </w:pPr>
-      <w:r>
-        <w:rPr>
-          <w:rFonts w:cs="Times New Roman"/>
-        </w:rPr>
-        <w:t>State whether the project successfully answered the original questions.</w:t>
-      </w:r>
-    </w:p>
-    <w:p>
-      <w:pPr>
-        <w:numPr>
-          <w:ilvl w:val="0"/>
-          <w:numId w:val="20"/>
-        </w:numPr>
-        <w:rPr>
-          <w:rFonts w:cs="Times New Roman"/>
-        </w:rPr>
-      </w:pPr>
-      <w:r>
-        <w:rPr>
-          <w:rFonts w:cs="Times New Roman"/>
-        </w:rPr>
-        <w:t>Explain which results are high-confidence and which are low-confidence.</w:t>
-      </w:r>
-    </w:p>
-    <w:p>
-      <w:pPr>
-        <w:numPr>
-          <w:ilvl w:val="0"/>
-          <w:numId w:val="20"/>
-        </w:numPr>
-        <w:rPr>
-          <w:rFonts w:cs="Times New Roman"/>
-        </w:rPr>
-      </w:pPr>
-      <w:r>
-        <w:rPr>
-          <w:rFonts w:cs="Times New Roman"/>
-        </w:rPr>
-        <w:t>End with what should be done next to improve fidelity and confidence.</w:t>
-      </w:r>
-    </w:p>
-    <w:p>
-      <w:pPr>
-        <w:rPr>
-          <w:rFonts w:cs="Times New Roman"/>
-          <w:b/>
-          <w:bCs/>
-        </w:rPr>
-      </w:pPr>
-      <w:r>
-        <w:rPr>
-          <w:rFonts w:cs="Times New Roman"/>
-          <w:b/>
-          <w:bCs/>
-        </w:rPr>
-        <w:t>11. References</w:t>
-      </w:r>
-    </w:p>
-    <w:p>
-      <w:pPr>
-        <w:rPr>
-          <w:rFonts w:cs="Times New Roman"/>
-        </w:rPr>
-      </w:pPr>
-      <w:r>
-        <w:rPr>
-          <w:rFonts w:cs="Times New Roman"/>
-        </w:rPr>
-        <w:t>List any papers, manuals, standards, datasets, or tools referenced.</w:t>
-      </w:r>
-    </w:p>
-    <w:p>
-      <w:pPr>
-        <w:rPr>
-          <w:rFonts w:cs="Times New Roman"/>
-          <w:b/>
-          <w:bCs/>
-        </w:rPr>
-      </w:pPr>
-      <w:r>
-        <w:rPr>
-          <w:rFonts w:cs="Times New Roman"/>
-          <w:b/>
-          <w:bCs/>
-        </w:rPr>
-        <w:t>12. Appendix</w:t>
-      </w:r>
-    </w:p>
-    <w:p>
-      <w:pPr>
-        <w:rPr>
-          <w:rFonts w:cs="Times New Roman"/>
-        </w:rPr>
-      </w:pPr>
-      <w:r>
-        <w:rPr>
-          <w:rFonts w:cs="Times New Roman"/>
-        </w:rPr>
-        <w:t>Include supporting material that is useful but too detailed for the main body:</w:t>
-      </w:r>
-    </w:p>
-    <w:p>
-      <w:pPr>
-        <w:numPr>
-          <w:ilvl w:val="0"/>
-          <w:numId w:val="21"/>
-        </w:numPr>
-        <w:rPr>
-          <w:rFonts w:cs="Times New Roman"/>
-        </w:rPr>
-      </w:pPr>
-      <w:r>
-        <w:rPr>
-          <w:rFonts w:cs="Times New Roman"/>
-        </w:rPr>
-        <w:t>Extra plots</w:t>
-      </w:r>
-    </w:p>
-    <w:p>
-      <w:pPr>
-        <w:numPr>
-          <w:ilvl w:val="0"/>
-          <w:numId w:val="21"/>
-        </w:numPr>
-        <w:rPr>
-          <w:rFonts w:cs="Times New Roman"/>
-        </w:rPr>
-      </w:pPr>
-      <w:r>
-        <w:rPr>
-          <w:rFonts w:cs="Times New Roman"/>
-        </w:rPr>
-        <w:t>Raw data tables</w:t>
-      </w:r>
-    </w:p>
-    <w:p>
-      <w:pPr>
-        <w:numPr>
-          <w:ilvl w:val="0"/>
-          <w:numId w:val="21"/>
-        </w:numPr>
-        <w:rPr>
-          <w:rFonts w:cs="Times New Roman"/>
-        </w:rPr>
-      </w:pPr>
-      <w:r>
-        <w:rPr>
-          <w:rFonts w:cs="Times New Roman"/>
-        </w:rPr>
-        <w:t>Additional screenshots</w:t>
-      </w:r>
-    </w:p>
-    <w:p>
-      <w:pPr>
-        <w:numPr>
-          <w:ilvl w:val="0"/>
-          <w:numId w:val="21"/>
-        </w:numPr>
-        <w:rPr>
-          <w:rFonts w:cs="Times New Roman"/>
-        </w:rPr>
-      </w:pPr>
-      <w:r>
-        <w:rPr>
-          <w:rFonts w:cs="Times New Roman"/>
-        </w:rPr>
-        <w:t>Full test logs</w:t>
-      </w:r>
-    </w:p>
-    <w:p>
-      <w:pPr>
-        <w:numPr>
-          <w:ilvl w:val="0"/>
-          <w:numId w:val="21"/>
-        </w:numPr>
-        <w:rPr>
-          <w:rFonts w:cs="Times New Roman"/>
-        </w:rPr>
-      </w:pPr>
-      <w:r>
-        <w:rPr>
-          <w:rFonts w:cs="Times New Roman"/>
-        </w:rPr>
-        <w:t>Extended calculations</w:t>
-      </w:r>
-    </w:p>
-    <w:p>
-      <w:pPr>
-        <w:numPr>
-          <w:ilvl w:val="0"/>
-          <w:numId w:val="21"/>
-        </w:numPr>
-        <w:rPr>
-          <w:rFonts w:cs="Times New Roman"/>
-        </w:rPr>
-      </w:pPr>
-      <w:r>
-        <w:rPr>
-          <w:rFonts w:cs="Times New Roman"/>
-        </w:rPr>
-        <w:t>Repeated trial results</w:t>
+        <w:t>Limitations Captured Summary</w:t>
       </w:r>
     </w:p>
     <w:p>
@@ -4868,6 +3545,200 @@
           <w:rFonts w:cs="Times New Roman"/>
         </w:rPr>
       </w:pPr>
+    </w:p>
+    <w:p>
+      <w:pPr>
+        <w:pStyle w:val="Heading2"/>
+      </w:pPr>
+      <w:r>
+        <w:t>Discussion / Interpretation</w:t>
+      </w:r>
+    </w:p>
+    <w:p>
+      <w:pPr>
+        <w:numPr>
+          <w:ilvl w:val="0"/>
+          <w:numId w:val="24"/>
+        </w:numPr>
+        <w:rPr>
+          <w:rFonts w:cs="Times New Roman"/>
+        </w:rPr>
+      </w:pPr>
+      <w:r>
+        <w:rPr>
+          <w:rFonts w:cs="Times New Roman"/>
+        </w:rPr>
+        <w:t>Determine whether LoRa’s chirp spread spectrum modulation, which supports long-range and low-SNR communication, also provides measurable resiliency under degraded or interfered conditions.</w:t>
+      </w:r>
+    </w:p>
+    <w:p>
+      <w:pPr>
+        <w:numPr>
+          <w:ilvl w:val="0"/>
+          <w:numId w:val="24"/>
+        </w:numPr>
+        <w:rPr>
+          <w:rFonts w:cs="Times New Roman"/>
+        </w:rPr>
+      </w:pPr>
+      <w:r>
+        <w:rPr>
+          <w:rFonts w:cs="Times New Roman"/>
+        </w:rPr>
+        <w:lastRenderedPageBreak/>
+        <w:t>Evaluate whether LoRa waveform characteristics provide any potential value for low-detectability scenarios.</w:t>
+      </w:r>
+    </w:p>
+    <w:p>
+      <w:pPr>
+        <w:numPr>
+          <w:ilvl w:val="0"/>
+          <w:numId w:val="24"/>
+        </w:numPr>
+        <w:rPr>
+          <w:rFonts w:cs="Times New Roman"/>
+        </w:rPr>
+      </w:pPr>
+      <w:r>
+        <w:rPr>
+          <w:rFonts w:cs="Times New Roman"/>
+        </w:rPr>
+        <w:t>Determine how spreading factor and bandwidth independently or jointly affect resiliency, detectability, and geolocation results.</w:t>
+      </w:r>
+    </w:p>
+    <w:p>
+      <w:pPr>
+        <w:numPr>
+          <w:ilvl w:val="0"/>
+          <w:numId w:val="24"/>
+        </w:numPr>
+        <w:rPr>
+          <w:rFonts w:cs="Times New Roman"/>
+        </w:rPr>
+      </w:pPr>
+      <w:r>
+        <w:rPr>
+          <w:rFonts w:cs="Times New Roman"/>
+        </w:rPr>
+        <w:t>Assess whether higher spreading factor improves performance in all tested areas, or whether improvements in one area create disadvantages in another.</w:t>
+      </w:r>
+    </w:p>
+    <w:p>
+      <w:pPr>
+        <w:numPr>
+          <w:ilvl w:val="0"/>
+          <w:numId w:val="24"/>
+        </w:numPr>
+        <w:rPr>
+          <w:rFonts w:cs="Times New Roman"/>
+        </w:rPr>
+      </w:pPr>
+      <w:r>
+        <w:rPr>
+          <w:rFonts w:cs="Times New Roman"/>
+        </w:rPr>
+        <w:t>Determine whether bandwidth changes create meaningful differences in range performance, detection performance, or CAF geolocation behavior.</w:t>
+      </w:r>
+    </w:p>
+    <w:p>
+      <w:pPr>
+        <w:numPr>
+          <w:ilvl w:val="0"/>
+          <w:numId w:val="24"/>
+        </w:numPr>
+        <w:rPr>
+          <w:rFonts w:cs="Times New Roman"/>
+        </w:rPr>
+      </w:pPr>
+      <w:r>
+        <w:rPr>
+          <w:rFonts w:cs="Times New Roman"/>
+        </w:rPr>
+        <w:t>Evaluate whether the traditional IoT trade space of range and data rate is sufficient for DoD-relevant evaluation, or whether additional factors such as resiliency, detectability, and geolocation should be included.</w:t>
+      </w:r>
+    </w:p>
+    <w:p>
+      <w:pPr>
+        <w:numPr>
+          <w:ilvl w:val="0"/>
+          <w:numId w:val="24"/>
+        </w:numPr>
+        <w:rPr>
+          <w:rFonts w:cs="Times New Roman"/>
+        </w:rPr>
+      </w:pPr>
+      <w:r>
+        <w:rPr>
+          <w:rFonts w:cs="Times New Roman"/>
+        </w:rPr>
+        <w:t>Identify which LoRa configurations appear most favorable for range, data rate, resiliency, detectability, and geolocation within the controlled RFN environment.</w:t>
+      </w:r>
+    </w:p>
+    <w:p>
+      <w:pPr>
+        <w:numPr>
+          <w:ilvl w:val="0"/>
+          <w:numId w:val="24"/>
+        </w:numPr>
+        <w:rPr>
+          <w:rFonts w:cs="Times New Roman"/>
+        </w:rPr>
+      </w:pPr>
+      <w:r>
+        <w:rPr>
+          <w:rFonts w:cs="Times New Roman"/>
+        </w:rPr>
+        <w:t>Determine what the results suggest about the strengths and weaknesses of the RFN test methods used during this evaluation.</w:t>
+      </w:r>
+    </w:p>
+    <w:p>
+      <w:pPr>
+        <w:numPr>
+          <w:ilvl w:val="0"/>
+          <w:numId w:val="24"/>
+        </w:numPr>
+        <w:rPr>
+          <w:rFonts w:cs="Times New Roman"/>
+        </w:rPr>
+      </w:pPr>
+      <w:r>
+        <w:rPr>
+          <w:rFonts w:cs="Times New Roman"/>
+        </w:rPr>
+        <w:t>Identify what additional testing would be needed to transition from controlled RFN comparison to more operationally representative evaluation.</w:t>
+      </w:r>
+    </w:p>
+    <w:p>
+      <w:pPr>
+        <w:numPr>
+          <w:ilvl w:val="0"/>
+          <w:numId w:val="24"/>
+        </w:numPr>
+        <w:rPr>
+          <w:rFonts w:cs="Times New Roman"/>
+        </w:rPr>
+      </w:pPr>
+      <w:r>
+        <w:rPr>
+          <w:rFonts w:cs="Times New Roman"/>
+        </w:rPr>
+        <w:t>Provide feedback to NIWC Pacific based on methods, results, and lessons learned from the Wireless Embedded Systems program.</w:t>
+      </w:r>
+    </w:p>
+    <w:p>
+      <w:pPr>
+        <w:rPr>
+          <w:rFonts w:cs="Times New Roman"/>
+        </w:rPr>
+      </w:pPr>
+    </w:p>
+    <w:p>
+      <w:pPr>
+        <w:pStyle w:val="Heading1"/>
+      </w:pPr>
+      <w:r>
+        <w:t>Final Conclusions</w:t>
+      </w:r>
     </w:p>
     <w:p>
       <w:pPr>
@@ -4888,14 +3759,6 @@
           <w:rFonts w:cs="Times New Roman"/>
         </w:rPr>
       </w:pPr>
-    </w:p>
-    <w:p>
-      <w:pPr>
-        <w:pStyle w:val="Heading1"/>
-      </w:pPr>
-      <w:r>
-        <w:t>Lora Configuration Tests</w:t>
-      </w:r>
     </w:p>
     <w:p/>
     <w:tbl>
@@ -5799,15 +4662,7 @@
     </w:tbl>
     <w:p>
       <w:r>
-        <w:t>*</w:t>
-      </w:r>
-      <w:proofErr w:type="gramStart"/>
-      <w:r>
-        <w:t>note</w:t>
-      </w:r>
-      <w:proofErr w:type="gramEnd"/>
-      <w:r>
-        <w:t xml:space="preserve"> – </w:t>
+        <w:t xml:space="preserve">*note – </w:t>
       </w:r>
       <w:r>
         <w:t>50byte payload</w:t>
@@ -6209,15 +5064,7 @@
     </w:tbl>
     <w:p>
       <w:r>
-        <w:t>*</w:t>
-      </w:r>
-      <w:proofErr w:type="gramStart"/>
-      <w:r>
-        <w:t>note</w:t>
-      </w:r>
-      <w:proofErr w:type="gramEnd"/>
-      <w:r>
-        <w:t xml:space="preserve"> – 125byte payload</w:t>
+        <w:t>*note – 125byte payload</w:t>
       </w:r>
     </w:p>
     <w:p/>
@@ -6246,7 +5093,6 @@
     </w:p>
     <w:p>
       <w:r>
-        <w:lastRenderedPageBreak/>
         <w:t>SF (chips/</w:t>
       </w:r>
       <w:proofErr w:type="spellStart"/>
@@ -6265,6 +5111,7 @@
     </w:p>
     <w:p>
       <w:r>
+        <w:lastRenderedPageBreak/>
         <w:t xml:space="preserve">10log10(delta f) – 173.8 dBm for BW in Hz. </w:t>
       </w:r>
     </w:p>
@@ -6289,7 +5136,7 @@
                     <pic:cNvPicPr/>
                   </pic:nvPicPr>
                   <pic:blipFill>
-                    <a:blip r:embed="rId7"/>
+                    <a:blip r:embed="rId8"/>
                     <a:stretch>
                       <a:fillRect/>
                     </a:stretch>
@@ -6310,1092 +5157,22 @@
         </w:drawing>
       </w:r>
     </w:p>
-    <w:p>
-      <w:r>
-        <w:rPr>
-          <w:noProof/>
-        </w:rPr>
-        <w:drawing>
-          <wp:inline distT="0" distB="0" distL="0" distR="0" wp14:anchorId="6E50B082" wp14:editId="02E78EB0">
-            <wp:extent cx="5943600" cy="2784475"/>
-            <wp:effectExtent l="0" t="0" r="0" b="0"/>
-            <wp:docPr id="2120923219" name="Picture 1"/>
-            <wp:cNvGraphicFramePr>
-              <a:graphicFrameLocks xmlns:a="http://schemas.openxmlformats.org/drawingml/2006/main" noChangeAspect="1"/>
-            </wp:cNvGraphicFramePr>
-            <a:graphic xmlns:a="http://schemas.openxmlformats.org/drawingml/2006/main">
-              <a:graphicData uri="http://schemas.openxmlformats.org/drawingml/2006/picture">
-                <pic:pic xmlns:pic="http://schemas.openxmlformats.org/drawingml/2006/picture">
-                  <pic:nvPicPr>
-                    <pic:cNvPr id="2120923219" name=""/>
-                    <pic:cNvPicPr/>
-                  </pic:nvPicPr>
-                  <pic:blipFill>
-                    <a:blip r:embed="rId8"/>
-                    <a:stretch>
-                      <a:fillRect/>
-                    </a:stretch>
-                  </pic:blipFill>
-                  <pic:spPr>
-                    <a:xfrm>
-                      <a:off x="0" y="0"/>
-                      <a:ext cx="5943600" cy="2784475"/>
-                    </a:xfrm>
-                    <a:prstGeom prst="rect">
-                      <a:avLst/>
-                    </a:prstGeom>
-                  </pic:spPr>
-                </pic:pic>
-              </a:graphicData>
-            </a:graphic>
-          </wp:inline>
-        </w:drawing>
-      </w:r>
-    </w:p>
-    <w:p>
-      <w:r>
-        <w:rPr>
-          <w:noProof/>
-        </w:rPr>
-        <w:lastRenderedPageBreak/>
-        <w:drawing>
-          <wp:inline distT="0" distB="0" distL="0" distR="0" wp14:anchorId="26E99541" wp14:editId="6A0FAF4F">
-            <wp:extent cx="4886325" cy="5705475"/>
-            <wp:effectExtent l="0" t="0" r="9525" b="9525"/>
-            <wp:docPr id="1106491370" name="Picture 1"/>
-            <wp:cNvGraphicFramePr>
-              <a:graphicFrameLocks xmlns:a="http://schemas.openxmlformats.org/drawingml/2006/main" noChangeAspect="1"/>
-            </wp:cNvGraphicFramePr>
-            <a:graphic xmlns:a="http://schemas.openxmlformats.org/drawingml/2006/main">
-              <a:graphicData uri="http://schemas.openxmlformats.org/drawingml/2006/picture">
-                <pic:pic xmlns:pic="http://schemas.openxmlformats.org/drawingml/2006/picture">
-                  <pic:nvPicPr>
-                    <pic:cNvPr id="1106491370" name=""/>
-                    <pic:cNvPicPr/>
-                  </pic:nvPicPr>
-                  <pic:blipFill>
-                    <a:blip r:embed="rId9"/>
-                    <a:stretch>
-                      <a:fillRect/>
-                    </a:stretch>
-                  </pic:blipFill>
-                  <pic:spPr>
-                    <a:xfrm>
-                      <a:off x="0" y="0"/>
-                      <a:ext cx="4886325" cy="5705475"/>
-                    </a:xfrm>
-                    <a:prstGeom prst="rect">
-                      <a:avLst/>
-                    </a:prstGeom>
-                  </pic:spPr>
-                </pic:pic>
-              </a:graphicData>
-            </a:graphic>
-          </wp:inline>
-        </w:drawing>
-      </w:r>
-    </w:p>
-    <w:p/>
-    <w:p>
-      <w:hyperlink r:id="rId10" w:history="1">
-        <w:r>
-          <w:rPr>
-            <w:rStyle w:val="Hyperlink"/>
-          </w:rPr>
-          <w:t>https://www.dtccodan.com/products/sdr-h2-2</w:t>
-        </w:r>
-      </w:hyperlink>
-    </w:p>
-    <w:p/>
-    <w:p>
-      <w:r>
-        <w:t xml:space="preserve">2W </w:t>
-      </w:r>
-      <w:r>
-        <w:t xml:space="preserve">33dBm </w:t>
-      </w:r>
-      <w:r>
-        <w:t>handheld Jammer</w:t>
-      </w:r>
-      <w:r>
-        <w:t xml:space="preserve"> (1W per output, 2 outputs)</w:t>
-      </w:r>
-    </w:p>
     <w:p/>
     <w:p/>
-    <w:p>
-      <w:proofErr w:type="spellStart"/>
-      <w:r>
-        <w:t>Apendix</w:t>
-      </w:r>
-      <w:proofErr w:type="spellEnd"/>
-      <w:r>
-        <w:t xml:space="preserve"> results</w:t>
-      </w:r>
-    </w:p>
     <w:p/>
-    <w:p>
-      <w:r>
-        <w:lastRenderedPageBreak/>
-        <w:t>Probability of detection</w:t>
-      </w:r>
-    </w:p>
-    <w:p>
-      <w:r>
-        <w:t>Summary</w:t>
-      </w:r>
-    </w:p>
-    <w:p>
-      <w:r>
-        <w:t xml:space="preserve">Table for .85 with 1ms integration time. Note that pattern follows BW and doesn’t appear to be </w:t>
-      </w:r>
-      <w:proofErr w:type="gramStart"/>
-      <w:r>
-        <w:t>effected</w:t>
-      </w:r>
-      <w:proofErr w:type="gramEnd"/>
-      <w:r>
-        <w:t xml:space="preserve"> by SF. 125 BW for both SF 7 and 12 data appeared to not capture exactly .85 on the -5 or -10 but appears somewhere between. The slash curve is better suited to determine for .85.</w:t>
-      </w:r>
-    </w:p>
-    <w:tbl>
-      <w:tblPr>
-        <w:tblW w:w="7100" w:type="dxa"/>
-        <w:tblCellMar>
-          <w:left w:w="0" w:type="dxa"/>
-          <w:right w:w="0" w:type="dxa"/>
-        </w:tblCellMar>
-        <w:tblLook w:val="0420" w:firstRow="1" w:lastRow="0" w:firstColumn="0" w:lastColumn="0" w:noHBand="0" w:noVBand="1"/>
-      </w:tblPr>
-      <w:tblGrid>
-        <w:gridCol w:w="2060"/>
-        <w:gridCol w:w="2140"/>
-        <w:gridCol w:w="2900"/>
-      </w:tblGrid>
-      <w:tr>
-        <w:trPr>
-          <w:trHeight w:val="925"/>
-        </w:trPr>
-        <w:tc>
-          <w:tcPr>
-            <w:tcW w:w="2060" w:type="dxa"/>
-            <w:tcBorders>
-              <w:top w:val="single" w:sz="8" w:space="0" w:color="FFFFFF"/>
-              <w:left w:val="single" w:sz="8" w:space="0" w:color="FFFFFF"/>
-              <w:bottom w:val="single" w:sz="24" w:space="0" w:color="FFFFFF"/>
-              <w:right w:val="single" w:sz="8" w:space="0" w:color="FFFFFF"/>
-            </w:tcBorders>
-            <w:shd w:val="clear" w:color="auto" w:fill="156082"/>
-            <w:tcMar>
-              <w:top w:w="72" w:type="dxa"/>
-              <w:left w:w="144" w:type="dxa"/>
-              <w:bottom w:w="72" w:type="dxa"/>
-              <w:right w:w="144" w:type="dxa"/>
-            </w:tcMar>
-            <w:hideMark/>
-          </w:tcPr>
-          <w:p>
-            <w:pPr>
-              <w:spacing w:after="0" w:line="240" w:lineRule="auto"/>
-              <w:rPr>
-                <w:rFonts w:ascii="Arial" w:eastAsia="Times New Roman" w:hAnsi="Arial" w:cs="Arial"/>
-                <w:kern w:val="0"/>
-                <w:sz w:val="36"/>
-                <w:szCs w:val="36"/>
-                <w14:ligatures w14:val="none"/>
-              </w:rPr>
-            </w:pPr>
-            <w:r>
-              <w:rPr>
-                <w:rFonts w:ascii="Aptos" w:eastAsia="Times New Roman" w:hAnsi="Aptos" w:cs="Arial"/>
-                <w:b/>
-                <w:bCs/>
-                <w:color w:val="FFFFFF" w:themeColor="light1"/>
-                <w:kern w:val="24"/>
-                <w:sz w:val="36"/>
-                <w:szCs w:val="36"/>
-                <w14:ligatures w14:val="none"/>
-              </w:rPr>
-              <w:t>Spread Factor</w:t>
-            </w:r>
-          </w:p>
-        </w:tc>
-        <w:tc>
-          <w:tcPr>
-            <w:tcW w:w="2140" w:type="dxa"/>
-            <w:tcBorders>
-              <w:top w:val="single" w:sz="8" w:space="0" w:color="FFFFFF"/>
-              <w:left w:val="single" w:sz="8" w:space="0" w:color="FFFFFF"/>
-              <w:bottom w:val="single" w:sz="24" w:space="0" w:color="FFFFFF"/>
-              <w:right w:val="single" w:sz="8" w:space="0" w:color="FFFFFF"/>
-            </w:tcBorders>
-            <w:shd w:val="clear" w:color="auto" w:fill="156082"/>
-            <w:tcMar>
-              <w:top w:w="72" w:type="dxa"/>
-              <w:left w:w="144" w:type="dxa"/>
-              <w:bottom w:w="72" w:type="dxa"/>
-              <w:right w:w="144" w:type="dxa"/>
-            </w:tcMar>
-            <w:hideMark/>
-          </w:tcPr>
-          <w:p>
-            <w:pPr>
-              <w:spacing w:after="0" w:line="240" w:lineRule="auto"/>
-              <w:rPr>
-                <w:rFonts w:ascii="Arial" w:eastAsia="Times New Roman" w:hAnsi="Arial" w:cs="Arial"/>
-                <w:kern w:val="0"/>
-                <w:sz w:val="36"/>
-                <w:szCs w:val="36"/>
-                <w14:ligatures w14:val="none"/>
-              </w:rPr>
-            </w:pPr>
-            <w:r>
-              <w:rPr>
-                <w:rFonts w:ascii="Aptos" w:eastAsia="Times New Roman" w:hAnsi="Aptos" w:cs="Arial"/>
-                <w:b/>
-                <w:bCs/>
-                <w:color w:val="FFFFFF" w:themeColor="light1"/>
-                <w:kern w:val="24"/>
-                <w:sz w:val="36"/>
-                <w:szCs w:val="36"/>
-                <w14:ligatures w14:val="none"/>
-              </w:rPr>
-              <w:t>Bandwidth</w:t>
-            </w:r>
-          </w:p>
-        </w:tc>
-        <w:tc>
-          <w:tcPr>
-            <w:tcW w:w="2900" w:type="dxa"/>
-            <w:tcBorders>
-              <w:top w:val="single" w:sz="8" w:space="0" w:color="FFFFFF"/>
-              <w:left w:val="single" w:sz="8" w:space="0" w:color="FFFFFF"/>
-              <w:bottom w:val="single" w:sz="24" w:space="0" w:color="FFFFFF"/>
-              <w:right w:val="single" w:sz="8" w:space="0" w:color="FFFFFF"/>
-            </w:tcBorders>
-            <w:shd w:val="clear" w:color="auto" w:fill="156082"/>
-            <w:tcMar>
-              <w:top w:w="72" w:type="dxa"/>
-              <w:left w:w="144" w:type="dxa"/>
-              <w:bottom w:w="72" w:type="dxa"/>
-              <w:right w:w="144" w:type="dxa"/>
-            </w:tcMar>
-            <w:hideMark/>
-          </w:tcPr>
-          <w:p>
-            <w:pPr>
-              <w:spacing w:after="0" w:line="240" w:lineRule="auto"/>
-              <w:rPr>
-                <w:rFonts w:ascii="Arial" w:eastAsia="Times New Roman" w:hAnsi="Arial" w:cs="Arial"/>
-                <w:kern w:val="0"/>
-                <w:sz w:val="36"/>
-                <w:szCs w:val="36"/>
-                <w14:ligatures w14:val="none"/>
-              </w:rPr>
-            </w:pPr>
-            <w:r>
-              <w:rPr>
-                <w:rFonts w:ascii="Aptos" w:eastAsia="Times New Roman" w:hAnsi="Aptos" w:cs="Arial"/>
-                <w:b/>
-                <w:bCs/>
-                <w:color w:val="FFFFFF" w:themeColor="light1"/>
-                <w:kern w:val="24"/>
-                <w:sz w:val="36"/>
-                <w:szCs w:val="36"/>
-                <w14:ligatures w14:val="none"/>
-              </w:rPr>
-              <w:t>SNR for .85/.15 (Pd/Pfa)</w:t>
-            </w:r>
-          </w:p>
-        </w:tc>
-      </w:tr>
-      <w:tr>
-        <w:trPr>
-          <w:trHeight w:val="536"/>
-        </w:trPr>
-        <w:tc>
-          <w:tcPr>
-            <w:tcW w:w="2060" w:type="dxa"/>
-            <w:tcBorders>
-              <w:top w:val="single" w:sz="24" w:space="0" w:color="FFFFFF"/>
-              <w:left w:val="single" w:sz="8" w:space="0" w:color="FFFFFF"/>
-              <w:bottom w:val="single" w:sz="8" w:space="0" w:color="FFFFFF"/>
-              <w:right w:val="single" w:sz="8" w:space="0" w:color="FFFFFF"/>
-            </w:tcBorders>
-            <w:shd w:val="clear" w:color="auto" w:fill="CCD2D8"/>
-            <w:tcMar>
-              <w:top w:w="72" w:type="dxa"/>
-              <w:left w:w="144" w:type="dxa"/>
-              <w:bottom w:w="72" w:type="dxa"/>
-              <w:right w:w="144" w:type="dxa"/>
-            </w:tcMar>
-            <w:hideMark/>
-          </w:tcPr>
-          <w:p>
-            <w:pPr>
-              <w:spacing w:after="0" w:line="240" w:lineRule="auto"/>
-              <w:rPr>
-                <w:rFonts w:ascii="Arial" w:eastAsia="Times New Roman" w:hAnsi="Arial" w:cs="Arial"/>
-                <w:kern w:val="0"/>
-                <w:sz w:val="36"/>
-                <w:szCs w:val="36"/>
-                <w14:ligatures w14:val="none"/>
-              </w:rPr>
-            </w:pPr>
-            <w:r>
-              <w:rPr>
-                <w:rFonts w:ascii="Aptos" w:eastAsia="Times New Roman" w:hAnsi="Aptos" w:cs="Arial"/>
-                <w:color w:val="000000" w:themeColor="dark1"/>
-                <w:kern w:val="24"/>
-                <w:sz w:val="36"/>
-                <w:szCs w:val="36"/>
-                <w14:ligatures w14:val="none"/>
-              </w:rPr>
-              <w:t>7</w:t>
-            </w:r>
-          </w:p>
-        </w:tc>
-        <w:tc>
-          <w:tcPr>
-            <w:tcW w:w="2140" w:type="dxa"/>
-            <w:tcBorders>
-              <w:top w:val="single" w:sz="24" w:space="0" w:color="FFFFFF"/>
-              <w:left w:val="single" w:sz="8" w:space="0" w:color="FFFFFF"/>
-              <w:bottom w:val="single" w:sz="8" w:space="0" w:color="FFFFFF"/>
-              <w:right w:val="single" w:sz="8" w:space="0" w:color="FFFFFF"/>
-            </w:tcBorders>
-            <w:shd w:val="clear" w:color="auto" w:fill="CCD2D8"/>
-            <w:tcMar>
-              <w:top w:w="72" w:type="dxa"/>
-              <w:left w:w="144" w:type="dxa"/>
-              <w:bottom w:w="72" w:type="dxa"/>
-              <w:right w:w="144" w:type="dxa"/>
-            </w:tcMar>
-            <w:hideMark/>
-          </w:tcPr>
-          <w:p>
-            <w:pPr>
-              <w:spacing w:after="0" w:line="240" w:lineRule="auto"/>
-              <w:rPr>
-                <w:rFonts w:ascii="Arial" w:eastAsia="Times New Roman" w:hAnsi="Arial" w:cs="Arial"/>
-                <w:kern w:val="0"/>
-                <w:sz w:val="36"/>
-                <w:szCs w:val="36"/>
-                <w14:ligatures w14:val="none"/>
-              </w:rPr>
-            </w:pPr>
-            <w:r>
-              <w:rPr>
-                <w:rFonts w:ascii="Aptos" w:eastAsia="Times New Roman" w:hAnsi="Aptos" w:cs="Arial"/>
-                <w:color w:val="000000" w:themeColor="dark1"/>
-                <w:kern w:val="24"/>
-                <w:sz w:val="36"/>
-                <w:szCs w:val="36"/>
-                <w14:ligatures w14:val="none"/>
-              </w:rPr>
-              <w:t>10.4 kHz</w:t>
-            </w:r>
-          </w:p>
-        </w:tc>
-        <w:tc>
-          <w:tcPr>
-            <w:tcW w:w="2900" w:type="dxa"/>
-            <w:tcBorders>
-              <w:top w:val="single" w:sz="24" w:space="0" w:color="FFFFFF"/>
-              <w:left w:val="single" w:sz="8" w:space="0" w:color="FFFFFF"/>
-              <w:bottom w:val="single" w:sz="8" w:space="0" w:color="FFFFFF"/>
-              <w:right w:val="single" w:sz="8" w:space="0" w:color="FFFFFF"/>
-            </w:tcBorders>
-            <w:shd w:val="clear" w:color="auto" w:fill="CCD2D8"/>
-            <w:tcMar>
-              <w:top w:w="72" w:type="dxa"/>
-              <w:left w:w="144" w:type="dxa"/>
-              <w:bottom w:w="72" w:type="dxa"/>
-              <w:right w:w="144" w:type="dxa"/>
-            </w:tcMar>
-            <w:hideMark/>
-          </w:tcPr>
-          <w:p>
-            <w:pPr>
-              <w:spacing w:after="0" w:line="240" w:lineRule="auto"/>
-              <w:rPr>
-                <w:rFonts w:ascii="Arial" w:eastAsia="Times New Roman" w:hAnsi="Arial" w:cs="Arial"/>
-                <w:kern w:val="0"/>
-                <w:sz w:val="36"/>
-                <w:szCs w:val="36"/>
-                <w14:ligatures w14:val="none"/>
-              </w:rPr>
-            </w:pPr>
-            <w:r>
-              <w:rPr>
-                <w:rFonts w:ascii="Aptos" w:eastAsia="Times New Roman" w:hAnsi="Aptos" w:cs="Arial"/>
-                <w:color w:val="000000" w:themeColor="dark1"/>
-                <w:kern w:val="24"/>
-                <w:sz w:val="36"/>
-                <w:szCs w:val="36"/>
-                <w14:ligatures w14:val="none"/>
-              </w:rPr>
-              <w:t>-5 dB</w:t>
-            </w:r>
-          </w:p>
-        </w:tc>
-      </w:tr>
-      <w:tr>
-        <w:trPr>
-          <w:trHeight w:val="536"/>
-        </w:trPr>
-        <w:tc>
-          <w:tcPr>
-            <w:tcW w:w="2060" w:type="dxa"/>
-            <w:tcBorders>
-              <w:top w:val="single" w:sz="8" w:space="0" w:color="FFFFFF"/>
-              <w:left w:val="single" w:sz="8" w:space="0" w:color="FFFFFF"/>
-              <w:bottom w:val="single" w:sz="8" w:space="0" w:color="FFFFFF"/>
-              <w:right w:val="single" w:sz="8" w:space="0" w:color="FFFFFF"/>
-            </w:tcBorders>
-            <w:shd w:val="clear" w:color="auto" w:fill="E7EAED"/>
-            <w:tcMar>
-              <w:top w:w="72" w:type="dxa"/>
-              <w:left w:w="144" w:type="dxa"/>
-              <w:bottom w:w="72" w:type="dxa"/>
-              <w:right w:w="144" w:type="dxa"/>
-            </w:tcMar>
-            <w:hideMark/>
-          </w:tcPr>
-          <w:p>
-            <w:pPr>
-              <w:spacing w:after="0" w:line="240" w:lineRule="auto"/>
-              <w:rPr>
-                <w:rFonts w:ascii="Arial" w:eastAsia="Times New Roman" w:hAnsi="Arial" w:cs="Arial"/>
-                <w:kern w:val="0"/>
-                <w:sz w:val="36"/>
-                <w:szCs w:val="36"/>
-                <w14:ligatures w14:val="none"/>
-              </w:rPr>
-            </w:pPr>
-            <w:r>
-              <w:rPr>
-                <w:rFonts w:ascii="Aptos" w:eastAsia="Times New Roman" w:hAnsi="Aptos" w:cs="Arial"/>
-                <w:color w:val="000000" w:themeColor="dark1"/>
-                <w:kern w:val="24"/>
-                <w:sz w:val="36"/>
-                <w:szCs w:val="36"/>
-                <w14:ligatures w14:val="none"/>
-              </w:rPr>
-              <w:t>7</w:t>
-            </w:r>
-          </w:p>
-        </w:tc>
-        <w:tc>
-          <w:tcPr>
-            <w:tcW w:w="2140" w:type="dxa"/>
-            <w:tcBorders>
-              <w:top w:val="single" w:sz="8" w:space="0" w:color="FFFFFF"/>
-              <w:left w:val="single" w:sz="8" w:space="0" w:color="FFFFFF"/>
-              <w:bottom w:val="single" w:sz="8" w:space="0" w:color="FFFFFF"/>
-              <w:right w:val="single" w:sz="8" w:space="0" w:color="FFFFFF"/>
-            </w:tcBorders>
-            <w:shd w:val="clear" w:color="auto" w:fill="E7EAED"/>
-            <w:tcMar>
-              <w:top w:w="72" w:type="dxa"/>
-              <w:left w:w="144" w:type="dxa"/>
-              <w:bottom w:w="72" w:type="dxa"/>
-              <w:right w:w="144" w:type="dxa"/>
-            </w:tcMar>
-            <w:hideMark/>
-          </w:tcPr>
-          <w:p>
-            <w:pPr>
-              <w:spacing w:after="0" w:line="240" w:lineRule="auto"/>
-              <w:rPr>
-                <w:rFonts w:ascii="Arial" w:eastAsia="Times New Roman" w:hAnsi="Arial" w:cs="Arial"/>
-                <w:kern w:val="0"/>
-                <w:sz w:val="36"/>
-                <w:szCs w:val="36"/>
-                <w14:ligatures w14:val="none"/>
-              </w:rPr>
-            </w:pPr>
-            <w:r>
-              <w:rPr>
-                <w:rFonts w:ascii="Aptos" w:eastAsia="Times New Roman" w:hAnsi="Aptos" w:cs="Arial"/>
-                <w:color w:val="000000" w:themeColor="dark1"/>
-                <w:kern w:val="24"/>
-                <w:sz w:val="36"/>
-                <w:szCs w:val="36"/>
-                <w14:ligatures w14:val="none"/>
-              </w:rPr>
-              <w:t>20 kHz</w:t>
-            </w:r>
-          </w:p>
-        </w:tc>
-        <w:tc>
-          <w:tcPr>
-            <w:tcW w:w="2900" w:type="dxa"/>
-            <w:tcBorders>
-              <w:top w:val="single" w:sz="8" w:space="0" w:color="FFFFFF"/>
-              <w:left w:val="single" w:sz="8" w:space="0" w:color="FFFFFF"/>
-              <w:bottom w:val="single" w:sz="8" w:space="0" w:color="FFFFFF"/>
-              <w:right w:val="single" w:sz="8" w:space="0" w:color="FFFFFF"/>
-            </w:tcBorders>
-            <w:shd w:val="clear" w:color="auto" w:fill="E7EAED"/>
-            <w:tcMar>
-              <w:top w:w="72" w:type="dxa"/>
-              <w:left w:w="144" w:type="dxa"/>
-              <w:bottom w:w="72" w:type="dxa"/>
-              <w:right w:w="144" w:type="dxa"/>
-            </w:tcMar>
-            <w:hideMark/>
-          </w:tcPr>
-          <w:p>
-            <w:pPr>
-              <w:spacing w:after="0" w:line="240" w:lineRule="auto"/>
-              <w:rPr>
-                <w:rFonts w:ascii="Arial" w:eastAsia="Times New Roman" w:hAnsi="Arial" w:cs="Arial"/>
-                <w:kern w:val="0"/>
-                <w:sz w:val="36"/>
-                <w:szCs w:val="36"/>
-                <w14:ligatures w14:val="none"/>
-              </w:rPr>
-            </w:pPr>
-            <w:r>
-              <w:rPr>
-                <w:rFonts w:ascii="Aptos" w:eastAsia="Times New Roman" w:hAnsi="Aptos" w:cs="Arial"/>
-                <w:color w:val="000000" w:themeColor="dark1"/>
-                <w:kern w:val="24"/>
-                <w:sz w:val="36"/>
-                <w:szCs w:val="36"/>
-                <w14:ligatures w14:val="none"/>
-              </w:rPr>
-              <w:t>-5 dB</w:t>
-            </w:r>
-          </w:p>
-        </w:tc>
-      </w:tr>
-      <w:tr>
-        <w:trPr>
-          <w:trHeight w:val="536"/>
-        </w:trPr>
-        <w:tc>
-          <w:tcPr>
-            <w:tcW w:w="2060" w:type="dxa"/>
-            <w:tcBorders>
-              <w:top w:val="single" w:sz="8" w:space="0" w:color="FFFFFF"/>
-              <w:left w:val="single" w:sz="8" w:space="0" w:color="FFFFFF"/>
-              <w:bottom w:val="single" w:sz="8" w:space="0" w:color="FFFFFF"/>
-              <w:right w:val="single" w:sz="8" w:space="0" w:color="FFFFFF"/>
-            </w:tcBorders>
-            <w:shd w:val="clear" w:color="auto" w:fill="CCD2D8"/>
-            <w:tcMar>
-              <w:top w:w="72" w:type="dxa"/>
-              <w:left w:w="144" w:type="dxa"/>
-              <w:bottom w:w="72" w:type="dxa"/>
-              <w:right w:w="144" w:type="dxa"/>
-            </w:tcMar>
-            <w:hideMark/>
-          </w:tcPr>
-          <w:p>
-            <w:pPr>
-              <w:spacing w:after="0" w:line="240" w:lineRule="auto"/>
-              <w:rPr>
-                <w:rFonts w:ascii="Arial" w:eastAsia="Times New Roman" w:hAnsi="Arial" w:cs="Arial"/>
-                <w:kern w:val="0"/>
-                <w:sz w:val="36"/>
-                <w:szCs w:val="36"/>
-                <w14:ligatures w14:val="none"/>
-              </w:rPr>
-            </w:pPr>
-            <w:r>
-              <w:rPr>
-                <w:rFonts w:ascii="Aptos" w:eastAsia="Times New Roman" w:hAnsi="Aptos" w:cs="Arial"/>
-                <w:color w:val="000000" w:themeColor="dark1"/>
-                <w:kern w:val="24"/>
-                <w:sz w:val="36"/>
-                <w:szCs w:val="36"/>
-                <w14:ligatures w14:val="none"/>
-              </w:rPr>
-              <w:t>7</w:t>
-            </w:r>
-          </w:p>
-        </w:tc>
-        <w:tc>
-          <w:tcPr>
-            <w:tcW w:w="2140" w:type="dxa"/>
-            <w:tcBorders>
-              <w:top w:val="single" w:sz="8" w:space="0" w:color="FFFFFF"/>
-              <w:left w:val="single" w:sz="8" w:space="0" w:color="FFFFFF"/>
-              <w:bottom w:val="single" w:sz="8" w:space="0" w:color="FFFFFF"/>
-              <w:right w:val="single" w:sz="8" w:space="0" w:color="FFFFFF"/>
-            </w:tcBorders>
-            <w:shd w:val="clear" w:color="auto" w:fill="CCD2D8"/>
-            <w:tcMar>
-              <w:top w:w="72" w:type="dxa"/>
-              <w:left w:w="144" w:type="dxa"/>
-              <w:bottom w:w="72" w:type="dxa"/>
-              <w:right w:w="144" w:type="dxa"/>
-            </w:tcMar>
-            <w:hideMark/>
-          </w:tcPr>
-          <w:p>
-            <w:pPr>
-              <w:spacing w:after="0" w:line="240" w:lineRule="auto"/>
-              <w:rPr>
-                <w:rFonts w:ascii="Arial" w:eastAsia="Times New Roman" w:hAnsi="Arial" w:cs="Arial"/>
-                <w:kern w:val="0"/>
-                <w:sz w:val="36"/>
-                <w:szCs w:val="36"/>
-                <w14:ligatures w14:val="none"/>
-              </w:rPr>
-            </w:pPr>
-            <w:r>
-              <w:rPr>
-                <w:rFonts w:ascii="Aptos" w:eastAsia="Times New Roman" w:hAnsi="Aptos" w:cs="Arial"/>
-                <w:color w:val="000000" w:themeColor="dark1"/>
-                <w:kern w:val="24"/>
-                <w:sz w:val="36"/>
-                <w:szCs w:val="36"/>
-                <w14:ligatures w14:val="none"/>
-              </w:rPr>
-              <w:t>125 kHz</w:t>
-            </w:r>
-          </w:p>
-        </w:tc>
-        <w:tc>
-          <w:tcPr>
-            <w:tcW w:w="2900" w:type="dxa"/>
-            <w:tcBorders>
-              <w:top w:val="single" w:sz="8" w:space="0" w:color="FFFFFF"/>
-              <w:left w:val="single" w:sz="8" w:space="0" w:color="FFFFFF"/>
-              <w:bottom w:val="single" w:sz="8" w:space="0" w:color="FFFFFF"/>
-              <w:right w:val="single" w:sz="8" w:space="0" w:color="FFFFFF"/>
-            </w:tcBorders>
-            <w:shd w:val="clear" w:color="auto" w:fill="CCD2D8"/>
-            <w:tcMar>
-              <w:top w:w="72" w:type="dxa"/>
-              <w:left w:w="144" w:type="dxa"/>
-              <w:bottom w:w="72" w:type="dxa"/>
-              <w:right w:w="144" w:type="dxa"/>
-            </w:tcMar>
-            <w:hideMark/>
-          </w:tcPr>
-          <w:p>
-            <w:pPr>
-              <w:spacing w:after="0" w:line="240" w:lineRule="auto"/>
-              <w:rPr>
-                <w:rFonts w:ascii="Arial" w:eastAsia="Times New Roman" w:hAnsi="Arial" w:cs="Arial"/>
-                <w:kern w:val="0"/>
-                <w:sz w:val="36"/>
-                <w:szCs w:val="36"/>
-                <w14:ligatures w14:val="none"/>
-              </w:rPr>
-            </w:pPr>
-            <w:r>
-              <w:rPr>
-                <w:rFonts w:ascii="Aptos" w:eastAsia="Times New Roman" w:hAnsi="Aptos" w:cs="Arial"/>
-                <w:color w:val="000000" w:themeColor="dark1"/>
-                <w:kern w:val="24"/>
-                <w:sz w:val="36"/>
-                <w:szCs w:val="36"/>
-                <w14:ligatures w14:val="none"/>
-              </w:rPr>
-              <w:t>-7.5 dB</w:t>
-            </w:r>
-          </w:p>
-        </w:tc>
-      </w:tr>
-      <w:tr>
-        <w:trPr>
-          <w:trHeight w:val="536"/>
-        </w:trPr>
-        <w:tc>
-          <w:tcPr>
-            <w:tcW w:w="2060" w:type="dxa"/>
-            <w:tcBorders>
-              <w:top w:val="single" w:sz="8" w:space="0" w:color="FFFFFF"/>
-              <w:left w:val="single" w:sz="8" w:space="0" w:color="FFFFFF"/>
-              <w:bottom w:val="single" w:sz="8" w:space="0" w:color="FFFFFF"/>
-              <w:right w:val="single" w:sz="8" w:space="0" w:color="FFFFFF"/>
-            </w:tcBorders>
-            <w:shd w:val="clear" w:color="auto" w:fill="E7EAED"/>
-            <w:tcMar>
-              <w:top w:w="72" w:type="dxa"/>
-              <w:left w:w="144" w:type="dxa"/>
-              <w:bottom w:w="72" w:type="dxa"/>
-              <w:right w:w="144" w:type="dxa"/>
-            </w:tcMar>
-            <w:hideMark/>
-          </w:tcPr>
-          <w:p>
-            <w:pPr>
-              <w:spacing w:after="0" w:line="240" w:lineRule="auto"/>
-              <w:rPr>
-                <w:rFonts w:ascii="Arial" w:eastAsia="Times New Roman" w:hAnsi="Arial" w:cs="Arial"/>
-                <w:kern w:val="0"/>
-                <w:sz w:val="36"/>
-                <w:szCs w:val="36"/>
-                <w14:ligatures w14:val="none"/>
-              </w:rPr>
-            </w:pPr>
-            <w:r>
-              <w:rPr>
-                <w:rFonts w:ascii="Aptos" w:eastAsia="Times New Roman" w:hAnsi="Aptos" w:cs="Arial"/>
-                <w:color w:val="000000" w:themeColor="dark1"/>
-                <w:kern w:val="24"/>
-                <w:sz w:val="36"/>
-                <w:szCs w:val="36"/>
-                <w14:ligatures w14:val="none"/>
-              </w:rPr>
-              <w:t>7</w:t>
-            </w:r>
-          </w:p>
-        </w:tc>
-        <w:tc>
-          <w:tcPr>
-            <w:tcW w:w="2140" w:type="dxa"/>
-            <w:tcBorders>
-              <w:top w:val="single" w:sz="8" w:space="0" w:color="FFFFFF"/>
-              <w:left w:val="single" w:sz="8" w:space="0" w:color="FFFFFF"/>
-              <w:bottom w:val="single" w:sz="8" w:space="0" w:color="FFFFFF"/>
-              <w:right w:val="single" w:sz="8" w:space="0" w:color="FFFFFF"/>
-            </w:tcBorders>
-            <w:shd w:val="clear" w:color="auto" w:fill="E7EAED"/>
-            <w:tcMar>
-              <w:top w:w="72" w:type="dxa"/>
-              <w:left w:w="144" w:type="dxa"/>
-              <w:bottom w:w="72" w:type="dxa"/>
-              <w:right w:w="144" w:type="dxa"/>
-            </w:tcMar>
-            <w:hideMark/>
-          </w:tcPr>
-          <w:p>
-            <w:pPr>
-              <w:spacing w:after="0" w:line="240" w:lineRule="auto"/>
-              <w:rPr>
-                <w:rFonts w:ascii="Arial" w:eastAsia="Times New Roman" w:hAnsi="Arial" w:cs="Arial"/>
-                <w:kern w:val="0"/>
-                <w:sz w:val="36"/>
-                <w:szCs w:val="36"/>
-                <w14:ligatures w14:val="none"/>
-              </w:rPr>
-            </w:pPr>
-            <w:r>
-              <w:rPr>
-                <w:rFonts w:ascii="Aptos" w:eastAsia="Times New Roman" w:hAnsi="Aptos" w:cs="Arial"/>
-                <w:color w:val="000000" w:themeColor="dark1"/>
-                <w:kern w:val="24"/>
-                <w:sz w:val="36"/>
-                <w:szCs w:val="36"/>
-                <w14:ligatures w14:val="none"/>
-              </w:rPr>
-              <w:t>500 kHz</w:t>
-            </w:r>
-          </w:p>
-        </w:tc>
-        <w:tc>
-          <w:tcPr>
-            <w:tcW w:w="2900" w:type="dxa"/>
-            <w:tcBorders>
-              <w:top w:val="single" w:sz="8" w:space="0" w:color="FFFFFF"/>
-              <w:left w:val="single" w:sz="8" w:space="0" w:color="FFFFFF"/>
-              <w:bottom w:val="single" w:sz="8" w:space="0" w:color="FFFFFF"/>
-              <w:right w:val="single" w:sz="8" w:space="0" w:color="FFFFFF"/>
-            </w:tcBorders>
-            <w:shd w:val="clear" w:color="auto" w:fill="E7EAED"/>
-            <w:tcMar>
-              <w:top w:w="72" w:type="dxa"/>
-              <w:left w:w="144" w:type="dxa"/>
-              <w:bottom w:w="72" w:type="dxa"/>
-              <w:right w:w="144" w:type="dxa"/>
-            </w:tcMar>
-            <w:hideMark/>
-          </w:tcPr>
-          <w:p>
-            <w:pPr>
-              <w:spacing w:after="0" w:line="240" w:lineRule="auto"/>
-              <w:rPr>
-                <w:rFonts w:ascii="Arial" w:eastAsia="Times New Roman" w:hAnsi="Arial" w:cs="Arial"/>
-                <w:kern w:val="0"/>
-                <w:sz w:val="36"/>
-                <w:szCs w:val="36"/>
-                <w14:ligatures w14:val="none"/>
-              </w:rPr>
-            </w:pPr>
-            <w:r>
-              <w:rPr>
-                <w:rFonts w:ascii="Aptos" w:eastAsia="Times New Roman" w:hAnsi="Aptos" w:cs="Arial"/>
-                <w:color w:val="000000" w:themeColor="dark1"/>
-                <w:kern w:val="24"/>
-                <w:sz w:val="36"/>
-                <w:szCs w:val="36"/>
-                <w14:ligatures w14:val="none"/>
-              </w:rPr>
-              <w:t>-10 dB</w:t>
-            </w:r>
-          </w:p>
-        </w:tc>
-      </w:tr>
-      <w:tr>
-        <w:trPr>
-          <w:trHeight w:val="536"/>
-        </w:trPr>
-        <w:tc>
-          <w:tcPr>
-            <w:tcW w:w="2060" w:type="dxa"/>
-            <w:tcBorders>
-              <w:top w:val="single" w:sz="8" w:space="0" w:color="FFFFFF"/>
-              <w:left w:val="single" w:sz="8" w:space="0" w:color="FFFFFF"/>
-              <w:bottom w:val="single" w:sz="8" w:space="0" w:color="FFFFFF"/>
-              <w:right w:val="single" w:sz="8" w:space="0" w:color="FFFFFF"/>
-            </w:tcBorders>
-            <w:shd w:val="clear" w:color="auto" w:fill="CCD2D8"/>
-            <w:tcMar>
-              <w:top w:w="72" w:type="dxa"/>
-              <w:left w:w="144" w:type="dxa"/>
-              <w:bottom w:w="72" w:type="dxa"/>
-              <w:right w:w="144" w:type="dxa"/>
-            </w:tcMar>
-            <w:hideMark/>
-          </w:tcPr>
-          <w:p>
-            <w:pPr>
-              <w:spacing w:after="0" w:line="240" w:lineRule="auto"/>
-              <w:rPr>
-                <w:rFonts w:ascii="Arial" w:eastAsia="Times New Roman" w:hAnsi="Arial" w:cs="Arial"/>
-                <w:kern w:val="0"/>
-                <w:sz w:val="36"/>
-                <w:szCs w:val="36"/>
-                <w14:ligatures w14:val="none"/>
-              </w:rPr>
-            </w:pPr>
-            <w:r>
-              <w:rPr>
-                <w:rFonts w:ascii="Aptos" w:eastAsia="Times New Roman" w:hAnsi="Aptos" w:cs="Arial"/>
-                <w:color w:val="000000" w:themeColor="dark1"/>
-                <w:kern w:val="24"/>
-                <w:sz w:val="36"/>
-                <w:szCs w:val="36"/>
-                <w14:ligatures w14:val="none"/>
-              </w:rPr>
-              <w:t>12</w:t>
-            </w:r>
-          </w:p>
-        </w:tc>
-        <w:tc>
-          <w:tcPr>
-            <w:tcW w:w="2140" w:type="dxa"/>
-            <w:tcBorders>
-              <w:top w:val="single" w:sz="8" w:space="0" w:color="FFFFFF"/>
-              <w:left w:val="single" w:sz="8" w:space="0" w:color="FFFFFF"/>
-              <w:bottom w:val="single" w:sz="8" w:space="0" w:color="FFFFFF"/>
-              <w:right w:val="single" w:sz="8" w:space="0" w:color="FFFFFF"/>
-            </w:tcBorders>
-            <w:shd w:val="clear" w:color="auto" w:fill="CCD2D8"/>
-            <w:tcMar>
-              <w:top w:w="72" w:type="dxa"/>
-              <w:left w:w="144" w:type="dxa"/>
-              <w:bottom w:w="72" w:type="dxa"/>
-              <w:right w:w="144" w:type="dxa"/>
-            </w:tcMar>
-            <w:hideMark/>
-          </w:tcPr>
-          <w:p>
-            <w:pPr>
-              <w:spacing w:after="0" w:line="240" w:lineRule="auto"/>
-              <w:rPr>
-                <w:rFonts w:ascii="Arial" w:eastAsia="Times New Roman" w:hAnsi="Arial" w:cs="Arial"/>
-                <w:kern w:val="0"/>
-                <w:sz w:val="36"/>
-                <w:szCs w:val="36"/>
-                <w14:ligatures w14:val="none"/>
-              </w:rPr>
-            </w:pPr>
-            <w:r>
-              <w:rPr>
-                <w:rFonts w:ascii="Aptos" w:eastAsia="Times New Roman" w:hAnsi="Aptos" w:cs="Arial"/>
-                <w:color w:val="000000" w:themeColor="dark1"/>
-                <w:kern w:val="24"/>
-                <w:sz w:val="36"/>
-                <w:szCs w:val="36"/>
-                <w14:ligatures w14:val="none"/>
-              </w:rPr>
-              <w:t>125 kHz</w:t>
-            </w:r>
-          </w:p>
-        </w:tc>
-        <w:tc>
-          <w:tcPr>
-            <w:tcW w:w="2900" w:type="dxa"/>
-            <w:tcBorders>
-              <w:top w:val="single" w:sz="8" w:space="0" w:color="FFFFFF"/>
-              <w:left w:val="single" w:sz="8" w:space="0" w:color="FFFFFF"/>
-              <w:bottom w:val="single" w:sz="8" w:space="0" w:color="FFFFFF"/>
-              <w:right w:val="single" w:sz="8" w:space="0" w:color="FFFFFF"/>
-            </w:tcBorders>
-            <w:shd w:val="clear" w:color="auto" w:fill="CCD2D8"/>
-            <w:tcMar>
-              <w:top w:w="72" w:type="dxa"/>
-              <w:left w:w="144" w:type="dxa"/>
-              <w:bottom w:w="72" w:type="dxa"/>
-              <w:right w:w="144" w:type="dxa"/>
-            </w:tcMar>
-            <w:hideMark/>
-          </w:tcPr>
-          <w:p>
-            <w:pPr>
-              <w:spacing w:after="0" w:line="240" w:lineRule="auto"/>
-              <w:rPr>
-                <w:rFonts w:ascii="Arial" w:eastAsia="Times New Roman" w:hAnsi="Arial" w:cs="Arial"/>
-                <w:kern w:val="0"/>
-                <w:sz w:val="36"/>
-                <w:szCs w:val="36"/>
-                <w14:ligatures w14:val="none"/>
-              </w:rPr>
-            </w:pPr>
-            <w:r>
-              <w:rPr>
-                <w:rFonts w:ascii="Aptos" w:eastAsia="Times New Roman" w:hAnsi="Aptos" w:cs="Arial"/>
-                <w:color w:val="000000" w:themeColor="dark1"/>
-                <w:kern w:val="24"/>
-                <w:sz w:val="36"/>
-                <w:szCs w:val="36"/>
-                <w14:ligatures w14:val="none"/>
-              </w:rPr>
-              <w:t>-7.5 dB</w:t>
-            </w:r>
-          </w:p>
-        </w:tc>
-      </w:tr>
-      <w:tr>
-        <w:trPr>
-          <w:trHeight w:val="430"/>
-        </w:trPr>
-        <w:tc>
-          <w:tcPr>
-            <w:tcW w:w="2060" w:type="dxa"/>
-            <w:tcBorders>
-              <w:top w:val="single" w:sz="8" w:space="0" w:color="FFFFFF"/>
-              <w:left w:val="single" w:sz="8" w:space="0" w:color="FFFFFF"/>
-              <w:bottom w:val="single" w:sz="8" w:space="0" w:color="FFFFFF"/>
-              <w:right w:val="single" w:sz="8" w:space="0" w:color="FFFFFF"/>
-            </w:tcBorders>
-            <w:shd w:val="clear" w:color="auto" w:fill="E7EAED"/>
-            <w:tcMar>
-              <w:top w:w="72" w:type="dxa"/>
-              <w:left w:w="144" w:type="dxa"/>
-              <w:bottom w:w="72" w:type="dxa"/>
-              <w:right w:w="144" w:type="dxa"/>
-            </w:tcMar>
-            <w:hideMark/>
-          </w:tcPr>
-          <w:p>
-            <w:pPr>
-              <w:spacing w:after="0" w:line="240" w:lineRule="auto"/>
-              <w:rPr>
-                <w:rFonts w:ascii="Arial" w:eastAsia="Times New Roman" w:hAnsi="Arial" w:cs="Arial"/>
-                <w:kern w:val="0"/>
-                <w:sz w:val="36"/>
-                <w:szCs w:val="36"/>
-                <w14:ligatures w14:val="none"/>
-              </w:rPr>
-            </w:pPr>
-            <w:r>
-              <w:rPr>
-                <w:rFonts w:ascii="Aptos" w:eastAsia="Times New Roman" w:hAnsi="Aptos" w:cs="Arial"/>
-                <w:color w:val="000000" w:themeColor="dark1"/>
-                <w:kern w:val="24"/>
-                <w:sz w:val="36"/>
-                <w:szCs w:val="36"/>
-                <w14:ligatures w14:val="none"/>
-              </w:rPr>
-              <w:t>12</w:t>
-            </w:r>
-          </w:p>
-        </w:tc>
-        <w:tc>
-          <w:tcPr>
-            <w:tcW w:w="2140" w:type="dxa"/>
-            <w:tcBorders>
-              <w:top w:val="single" w:sz="8" w:space="0" w:color="FFFFFF"/>
-              <w:left w:val="single" w:sz="8" w:space="0" w:color="FFFFFF"/>
-              <w:bottom w:val="single" w:sz="8" w:space="0" w:color="FFFFFF"/>
-              <w:right w:val="single" w:sz="8" w:space="0" w:color="FFFFFF"/>
-            </w:tcBorders>
-            <w:shd w:val="clear" w:color="auto" w:fill="E7EAED"/>
-            <w:tcMar>
-              <w:top w:w="72" w:type="dxa"/>
-              <w:left w:w="144" w:type="dxa"/>
-              <w:bottom w:w="72" w:type="dxa"/>
-              <w:right w:w="144" w:type="dxa"/>
-            </w:tcMar>
-            <w:hideMark/>
-          </w:tcPr>
-          <w:p>
-            <w:pPr>
-              <w:spacing w:after="0" w:line="240" w:lineRule="auto"/>
-              <w:rPr>
-                <w:rFonts w:ascii="Arial" w:eastAsia="Times New Roman" w:hAnsi="Arial" w:cs="Arial"/>
-                <w:kern w:val="0"/>
-                <w:sz w:val="36"/>
-                <w:szCs w:val="36"/>
-                <w14:ligatures w14:val="none"/>
-              </w:rPr>
-            </w:pPr>
-            <w:r>
-              <w:rPr>
-                <w:rFonts w:ascii="Aptos" w:eastAsia="Times New Roman" w:hAnsi="Aptos" w:cs="Arial"/>
-                <w:color w:val="000000" w:themeColor="dark1"/>
-                <w:kern w:val="24"/>
-                <w:sz w:val="36"/>
-                <w:szCs w:val="36"/>
-                <w14:ligatures w14:val="none"/>
-              </w:rPr>
-              <w:t>500 kHz</w:t>
-            </w:r>
-          </w:p>
-        </w:tc>
-        <w:tc>
-          <w:tcPr>
-            <w:tcW w:w="2900" w:type="dxa"/>
-            <w:tcBorders>
-              <w:top w:val="single" w:sz="8" w:space="0" w:color="FFFFFF"/>
-              <w:left w:val="single" w:sz="8" w:space="0" w:color="FFFFFF"/>
-              <w:bottom w:val="single" w:sz="8" w:space="0" w:color="FFFFFF"/>
-              <w:right w:val="single" w:sz="8" w:space="0" w:color="FFFFFF"/>
-            </w:tcBorders>
-            <w:shd w:val="clear" w:color="auto" w:fill="E7EAED"/>
-            <w:tcMar>
-              <w:top w:w="72" w:type="dxa"/>
-              <w:left w:w="144" w:type="dxa"/>
-              <w:bottom w:w="72" w:type="dxa"/>
-              <w:right w:w="144" w:type="dxa"/>
-            </w:tcMar>
-            <w:hideMark/>
-          </w:tcPr>
-          <w:p>
-            <w:pPr>
-              <w:spacing w:after="0" w:line="240" w:lineRule="auto"/>
-              <w:rPr>
-                <w:rFonts w:ascii="Arial" w:eastAsia="Times New Roman" w:hAnsi="Arial" w:cs="Arial"/>
-                <w:kern w:val="0"/>
-                <w:sz w:val="36"/>
-                <w:szCs w:val="36"/>
-                <w14:ligatures w14:val="none"/>
-              </w:rPr>
-            </w:pPr>
-            <w:r>
-              <w:rPr>
-                <w:rFonts w:ascii="Aptos" w:eastAsia="Times New Roman" w:hAnsi="Aptos" w:cs="Arial"/>
-                <w:color w:val="000000" w:themeColor="dark1"/>
-                <w:kern w:val="24"/>
-                <w:sz w:val="36"/>
-                <w:szCs w:val="36"/>
-                <w14:ligatures w14:val="none"/>
-              </w:rPr>
-              <w:t>-10 dB</w:t>
-            </w:r>
-          </w:p>
-        </w:tc>
-      </w:tr>
-    </w:tbl>
+    <w:p/>
+    <w:p/>
+    <w:p/>
+    <w:p/>
+    <w:p/>
+    <w:p/>
+    <w:p/>
+    <w:p/>
+    <w:p/>
+    <w:p/>
+    <w:p/>
+    <w:p/>
+    <w:p/>
     <w:p/>
     <w:p>
       <w:r>
@@ -7403,12 +5180,51 @@
       </w:r>
     </w:p>
     <w:p>
+      <w:pPr>
+        <w:pStyle w:val="Heading1"/>
+      </w:pPr>
+      <w:r>
+        <w:lastRenderedPageBreak/>
+        <w:t>Appendix</w:t>
+      </w:r>
+      <w:r>
+        <w:t xml:space="preserve"> </w:t>
+      </w:r>
+      <w:r>
+        <w:t>of R</w:t>
+      </w:r>
+      <w:r>
+        <w:t>esults</w:t>
+      </w:r>
+    </w:p>
+    <w:p>
+      <w:pPr>
+        <w:pStyle w:val="Heading2"/>
+      </w:pPr>
+      <w:bookmarkStart w:id="0" w:name="_Ref231737529"/>
+      <w:r>
+        <w:t>Probability of detection</w:t>
+      </w:r>
+      <w:bookmarkEnd w:id="0"/>
+    </w:p>
+    <w:p>
+      <w:r>
+        <w:br w:type="page"/>
+      </w:r>
+    </w:p>
+    <w:p>
+      <w:pPr>
+        <w:pStyle w:val="Heading3"/>
+      </w:pPr>
       <w:r>
         <w:lastRenderedPageBreak/>
         <w:t>SF 7 BW 10.4 kHz</w:t>
       </w:r>
     </w:p>
     <w:p>
+      <w:pPr>
+        <w:pStyle w:val="Heading4"/>
+      </w:pPr>
       <w:r>
         <w:t>Histograms</w:t>
       </w:r>
@@ -7458,7 +5274,7 @@
                           <pic:cNvPicPr/>
                         </pic:nvPicPr>
                         <pic:blipFill>
-                          <a:blip r:embed="rId11" cstate="print">
+                          <a:blip r:embed="rId9" cstate="print">
                             <a:extLst>
                               <a:ext uri="{28A0092B-C50C-407E-A947-70E740481C1C}">
                                 <a14:useLocalDpi xmlns:a14="http://schemas.microsoft.com/office/drawing/2010/main" val="0"/>
@@ -7516,7 +5332,7 @@
                           </pic:cNvPicPr>
                         </pic:nvPicPr>
                         <pic:blipFill>
-                          <a:blip r:embed="rId12" cstate="print">
+                          <a:blip r:embed="rId10" cstate="print">
                             <a:extLst>
                               <a:ext uri="{28A0092B-C50C-407E-A947-70E740481C1C}">
                                 <a14:useLocalDpi xmlns:a14="http://schemas.microsoft.com/office/drawing/2010/main" val="0"/>
@@ -7579,7 +5395,7 @@
                           </pic:cNvPicPr>
                         </pic:nvPicPr>
                         <pic:blipFill>
-                          <a:blip r:embed="rId13" cstate="print">
+                          <a:blip r:embed="rId11" cstate="print">
                             <a:extLst>
                               <a:ext uri="{28A0092B-C50C-407E-A947-70E740481C1C}">
                                 <a14:useLocalDpi xmlns:a14="http://schemas.microsoft.com/office/drawing/2010/main" val="0"/>
@@ -7645,7 +5461,7 @@
                           <pic:cNvPicPr/>
                         </pic:nvPicPr>
                         <pic:blipFill>
-                          <a:blip r:embed="rId14" cstate="print">
+                          <a:blip r:embed="rId12" cstate="print">
                             <a:extLst>
                               <a:ext uri="{28A0092B-C50C-407E-A947-70E740481C1C}">
                                 <a14:useLocalDpi xmlns:a14="http://schemas.microsoft.com/office/drawing/2010/main" val="0"/>
@@ -7698,7 +5514,7 @@
                           <pic:cNvPicPr/>
                         </pic:nvPicPr>
                         <pic:blipFill>
-                          <a:blip r:embed="rId15" cstate="print">
+                          <a:blip r:embed="rId13" cstate="print">
                             <a:extLst>
                               <a:ext uri="{28A0092B-C50C-407E-A947-70E740481C1C}">
                                 <a14:useLocalDpi xmlns:a14="http://schemas.microsoft.com/office/drawing/2010/main" val="0"/>
@@ -7751,7 +5567,7 @@
                           <pic:cNvPicPr/>
                         </pic:nvPicPr>
                         <pic:blipFill>
-                          <a:blip r:embed="rId16" cstate="print">
+                          <a:blip r:embed="rId14" cstate="print">
                             <a:extLst>
                               <a:ext uri="{28A0092B-C50C-407E-A947-70E740481C1C}">
                                 <a14:useLocalDpi xmlns:a14="http://schemas.microsoft.com/office/drawing/2010/main" val="0"/>
@@ -7782,6 +5598,9 @@
       </w:tr>
     </w:tbl>
     <w:p>
+      <w:pPr>
+        <w:pStyle w:val="Heading4"/>
+      </w:pPr>
       <w:r>
         <w:t>ROC Curves</w:t>
       </w:r>
@@ -7831,7 +5650,7 @@
                           <pic:cNvPicPr/>
                         </pic:nvPicPr>
                         <pic:blipFill>
-                          <a:blip r:embed="rId17" cstate="print">
+                          <a:blip r:embed="rId15" cstate="print">
                             <a:extLst>
                               <a:ext uri="{28A0092B-C50C-407E-A947-70E740481C1C}">
                                 <a14:useLocalDpi xmlns:a14="http://schemas.microsoft.com/office/drawing/2010/main" val="0"/>
@@ -7887,7 +5706,7 @@
                           <pic:cNvPicPr/>
                         </pic:nvPicPr>
                         <pic:blipFill>
-                          <a:blip r:embed="rId18" cstate="print">
+                          <a:blip r:embed="rId16" cstate="print">
                             <a:extLst>
                               <a:ext uri="{28A0092B-C50C-407E-A947-70E740481C1C}">
                                 <a14:useLocalDpi xmlns:a14="http://schemas.microsoft.com/office/drawing/2010/main" val="0"/>
@@ -7943,7 +5762,7 @@
                           <pic:cNvPicPr/>
                         </pic:nvPicPr>
                         <pic:blipFill>
-                          <a:blip r:embed="rId19" cstate="print">
+                          <a:blip r:embed="rId17" cstate="print">
                             <a:extLst>
                               <a:ext uri="{28A0092B-C50C-407E-A947-70E740481C1C}">
                                 <a14:useLocalDpi xmlns:a14="http://schemas.microsoft.com/office/drawing/2010/main" val="0"/>
@@ -7974,7 +5793,7 @@
       </w:tr>
       <w:tr>
         <w:trPr>
-          <w:trHeight w:val="2610"/>
+          <w:trHeight w:val="2780"/>
         </w:trPr>
         <w:tc>
           <w:tcPr>
@@ -8001,7 +5820,7 @@
                           <pic:cNvPicPr/>
                         </pic:nvPicPr>
                         <pic:blipFill>
-                          <a:blip r:embed="rId20" cstate="print">
+                          <a:blip r:embed="rId18" cstate="print">
                             <a:extLst>
                               <a:ext uri="{28A0092B-C50C-407E-A947-70E740481C1C}">
                                 <a14:useLocalDpi xmlns:a14="http://schemas.microsoft.com/office/drawing/2010/main" val="0"/>
@@ -8057,7 +5876,7 @@
                           <pic:cNvPicPr/>
                         </pic:nvPicPr>
                         <pic:blipFill>
-                          <a:blip r:embed="rId21" cstate="print">
+                          <a:blip r:embed="rId19" cstate="print">
                             <a:extLst>
                               <a:ext uri="{28A0092B-C50C-407E-A947-70E740481C1C}">
                                 <a14:useLocalDpi xmlns:a14="http://schemas.microsoft.com/office/drawing/2010/main" val="0"/>
@@ -8113,7 +5932,7 @@
                           <pic:cNvPicPr/>
                         </pic:nvPicPr>
                         <pic:blipFill>
-                          <a:blip r:embed="rId22" cstate="print">
+                          <a:blip r:embed="rId20" cstate="print">
                             <a:extLst>
                               <a:ext uri="{28A0092B-C50C-407E-A947-70E740481C1C}">
                                 <a14:useLocalDpi xmlns:a14="http://schemas.microsoft.com/office/drawing/2010/main" val="0"/>
@@ -8145,6 +5964,9 @@
     </w:tbl>
     <w:p/>
     <w:p>
+      <w:pPr>
+        <w:pStyle w:val="Heading4"/>
+      </w:pPr>
       <w:r>
         <w:lastRenderedPageBreak/>
         <w:t>Slash Curves</w:t>
@@ -8194,7 +6016,7 @@
                           <pic:cNvPicPr/>
                         </pic:nvPicPr>
                         <pic:blipFill>
-                          <a:blip r:embed="rId23" cstate="print">
+                          <a:blip r:embed="rId21" cstate="print">
                             <a:extLst>
                               <a:ext uri="{28A0092B-C50C-407E-A947-70E740481C1C}">
                                 <a14:useLocalDpi xmlns:a14="http://schemas.microsoft.com/office/drawing/2010/main" val="0"/>
@@ -8259,7 +6081,7 @@
                           <pic:cNvPicPr/>
                         </pic:nvPicPr>
                         <pic:blipFill>
-                          <a:blip r:embed="rId24" cstate="print">
+                          <a:blip r:embed="rId22" cstate="print">
                             <a:extLst>
                               <a:ext uri="{28A0092B-C50C-407E-A947-70E740481C1C}">
                                 <a14:useLocalDpi xmlns:a14="http://schemas.microsoft.com/office/drawing/2010/main" val="0"/>
@@ -8324,7 +6146,7 @@
                           <pic:cNvPicPr/>
                         </pic:nvPicPr>
                         <pic:blipFill>
-                          <a:blip r:embed="rId25" cstate="print">
+                          <a:blip r:embed="rId23" cstate="print">
                             <a:extLst>
                               <a:ext uri="{28A0092B-C50C-407E-A947-70E740481C1C}">
                                 <a14:useLocalDpi xmlns:a14="http://schemas.microsoft.com/office/drawing/2010/main" val="0"/>
@@ -8355,12 +6177,18 @@
       </w:tr>
     </w:tbl>
     <w:p>
+      <w:pPr>
+        <w:pStyle w:val="Heading3"/>
+      </w:pPr>
       <w:r>
         <w:lastRenderedPageBreak/>
         <w:t>SF 7 BW 20 kHz</w:t>
       </w:r>
     </w:p>
     <w:p>
+      <w:pPr>
+        <w:pStyle w:val="Heading4"/>
+      </w:pPr>
       <w:r>
         <w:t>Histograms</w:t>
       </w:r>
@@ -8407,7 +6235,7 @@
                           <pic:cNvPicPr/>
                         </pic:nvPicPr>
                         <pic:blipFill>
-                          <a:blip r:embed="rId26" cstate="print">
+                          <a:blip r:embed="rId24" cstate="print">
                             <a:extLst>
                               <a:ext uri="{28A0092B-C50C-407E-A947-70E740481C1C}">
                                 <a14:useLocalDpi xmlns:a14="http://schemas.microsoft.com/office/drawing/2010/main" val="0"/>
@@ -8460,7 +6288,7 @@
                           <pic:cNvPicPr/>
                         </pic:nvPicPr>
                         <pic:blipFill>
-                          <a:blip r:embed="rId27" cstate="print">
+                          <a:blip r:embed="rId25" cstate="print">
                             <a:extLst>
                               <a:ext uri="{28A0092B-C50C-407E-A947-70E740481C1C}">
                                 <a14:useLocalDpi xmlns:a14="http://schemas.microsoft.com/office/drawing/2010/main" val="0"/>
@@ -8513,7 +6341,7 @@
                           <pic:cNvPicPr/>
                         </pic:nvPicPr>
                         <pic:blipFill>
-                          <a:blip r:embed="rId28" cstate="print">
+                          <a:blip r:embed="rId26" cstate="print">
                             <a:extLst>
                               <a:ext uri="{28A0092B-C50C-407E-A947-70E740481C1C}">
                                 <a14:useLocalDpi xmlns:a14="http://schemas.microsoft.com/office/drawing/2010/main" val="0"/>
@@ -8544,7 +6372,7 @@
       </w:tr>
       <w:tr>
         <w:trPr>
-          <w:trHeight w:val="2610"/>
+          <w:trHeight w:val="2771"/>
         </w:trPr>
         <w:tc>
           <w:tcPr>
@@ -8571,7 +6399,7 @@
                           <pic:cNvPicPr/>
                         </pic:nvPicPr>
                         <pic:blipFill>
-                          <a:blip r:embed="rId29" cstate="print">
+                          <a:blip r:embed="rId27" cstate="print">
                             <a:extLst>
                               <a:ext uri="{28A0092B-C50C-407E-A947-70E740481C1C}">
                                 <a14:useLocalDpi xmlns:a14="http://schemas.microsoft.com/office/drawing/2010/main" val="0"/>
@@ -8624,7 +6452,7 @@
                           <pic:cNvPicPr/>
                         </pic:nvPicPr>
                         <pic:blipFill>
-                          <a:blip r:embed="rId30" cstate="print">
+                          <a:blip r:embed="rId28" cstate="print">
                             <a:extLst>
                               <a:ext uri="{28A0092B-C50C-407E-A947-70E740481C1C}">
                                 <a14:useLocalDpi xmlns:a14="http://schemas.microsoft.com/office/drawing/2010/main" val="0"/>
@@ -8677,7 +6505,7 @@
                           <pic:cNvPicPr/>
                         </pic:nvPicPr>
                         <pic:blipFill>
-                          <a:blip r:embed="rId31" cstate="print">
+                          <a:blip r:embed="rId29" cstate="print">
                             <a:extLst>
                               <a:ext uri="{28A0092B-C50C-407E-A947-70E740481C1C}">
                                 <a14:useLocalDpi xmlns:a14="http://schemas.microsoft.com/office/drawing/2010/main" val="0"/>
@@ -8708,6 +6536,9 @@
       </w:tr>
     </w:tbl>
     <w:p>
+      <w:pPr>
+        <w:pStyle w:val="Heading4"/>
+      </w:pPr>
       <w:r>
         <w:t>ROC Curves</w:t>
       </w:r>
@@ -8754,7 +6585,7 @@
                           <pic:cNvPicPr/>
                         </pic:nvPicPr>
                         <pic:blipFill>
-                          <a:blip r:embed="rId32" cstate="print">
+                          <a:blip r:embed="rId30" cstate="print">
                             <a:extLst>
                               <a:ext uri="{28A0092B-C50C-407E-A947-70E740481C1C}">
                                 <a14:useLocalDpi xmlns:a14="http://schemas.microsoft.com/office/drawing/2010/main" val="0"/>
@@ -8807,7 +6638,7 @@
                           <pic:cNvPicPr/>
                         </pic:nvPicPr>
                         <pic:blipFill>
-                          <a:blip r:embed="rId33" cstate="print">
+                          <a:blip r:embed="rId31" cstate="print">
                             <a:extLst>
                               <a:ext uri="{28A0092B-C50C-407E-A947-70E740481C1C}">
                                 <a14:useLocalDpi xmlns:a14="http://schemas.microsoft.com/office/drawing/2010/main" val="0"/>
@@ -8860,7 +6691,7 @@
                           <pic:cNvPicPr/>
                         </pic:nvPicPr>
                         <pic:blipFill>
-                          <a:blip r:embed="rId34" cstate="print">
+                          <a:blip r:embed="rId32" cstate="print">
                             <a:extLst>
                               <a:ext uri="{28A0092B-C50C-407E-A947-70E740481C1C}">
                                 <a14:useLocalDpi xmlns:a14="http://schemas.microsoft.com/office/drawing/2010/main" val="0"/>
@@ -8891,7 +6722,7 @@
       </w:tr>
       <w:tr>
         <w:trPr>
-          <w:trHeight w:val="2610"/>
+          <w:trHeight w:val="2744"/>
         </w:trPr>
         <w:tc>
           <w:tcPr>
@@ -8918,7 +6749,7 @@
                           <pic:cNvPicPr/>
                         </pic:nvPicPr>
                         <pic:blipFill>
-                          <a:blip r:embed="rId35" cstate="print">
+                          <a:blip r:embed="rId33" cstate="print">
                             <a:extLst>
                               <a:ext uri="{28A0092B-C50C-407E-A947-70E740481C1C}">
                                 <a14:useLocalDpi xmlns:a14="http://schemas.microsoft.com/office/drawing/2010/main" val="0"/>
@@ -8971,7 +6802,7 @@
                           <pic:cNvPicPr/>
                         </pic:nvPicPr>
                         <pic:blipFill>
-                          <a:blip r:embed="rId36" cstate="print">
+                          <a:blip r:embed="rId34" cstate="print">
                             <a:extLst>
                               <a:ext uri="{28A0092B-C50C-407E-A947-70E740481C1C}">
                                 <a14:useLocalDpi xmlns:a14="http://schemas.microsoft.com/office/drawing/2010/main" val="0"/>
@@ -9024,7 +6855,7 @@
                           <pic:cNvPicPr/>
                         </pic:nvPicPr>
                         <pic:blipFill>
-                          <a:blip r:embed="rId37" cstate="print">
+                          <a:blip r:embed="rId35" cstate="print">
                             <a:extLst>
                               <a:ext uri="{28A0092B-C50C-407E-A947-70E740481C1C}">
                                 <a14:useLocalDpi xmlns:a14="http://schemas.microsoft.com/office/drawing/2010/main" val="0"/>
@@ -9056,6 +6887,9 @@
     </w:tbl>
     <w:p/>
     <w:p>
+      <w:pPr>
+        <w:pStyle w:val="Heading4"/>
+      </w:pPr>
       <w:r>
         <w:lastRenderedPageBreak/>
         <w:t>Slash Curves</w:t>
@@ -9090,7 +6924,7 @@
                 <w:noProof/>
               </w:rPr>
               <w:drawing>
-                <wp:inline distT="0" distB="0" distL="0" distR="0" wp14:anchorId="7346FA96" wp14:editId="058A0C68">
+                <wp:inline distT="0" distB="0" distL="0" distR="0" wp14:anchorId="7346FA96" wp14:editId="4F89F075">
                   <wp:extent cx="3295290" cy="2470724"/>
                   <wp:effectExtent l="0" t="0" r="635" b="6350"/>
                   <wp:docPr id="1930665480" name="Picture 123"/>
@@ -9105,7 +6939,7 @@
                           <pic:cNvPicPr/>
                         </pic:nvPicPr>
                         <pic:blipFill>
-                          <a:blip r:embed="rId38" cstate="print">
+                          <a:blip r:embed="rId36" cstate="print">
                             <a:extLst>
                               <a:ext uri="{28A0092B-C50C-407E-A947-70E740481C1C}">
                                 <a14:useLocalDpi xmlns:a14="http://schemas.microsoft.com/office/drawing/2010/main" val="0"/>
@@ -9155,7 +6989,7 @@
                 <w:noProof/>
               </w:rPr>
               <w:drawing>
-                <wp:inline distT="0" distB="0" distL="0" distR="0" wp14:anchorId="5FF74868" wp14:editId="63E93B05">
+                <wp:inline distT="0" distB="0" distL="0" distR="0" wp14:anchorId="5FF74868" wp14:editId="67E4CC99">
                   <wp:extent cx="3417089" cy="2562046"/>
                   <wp:effectExtent l="0" t="0" r="0" b="0"/>
                   <wp:docPr id="1804248670" name="Picture 124"/>
@@ -9170,7 +7004,7 @@
                           <pic:cNvPicPr/>
                         </pic:nvPicPr>
                         <pic:blipFill>
-                          <a:blip r:embed="rId39" cstate="print">
+                          <a:blip r:embed="rId37" cstate="print">
                             <a:extLst>
                               <a:ext uri="{28A0092B-C50C-407E-A947-70E740481C1C}">
                                 <a14:useLocalDpi xmlns:a14="http://schemas.microsoft.com/office/drawing/2010/main" val="0"/>
@@ -9220,7 +7054,7 @@
                 <w:noProof/>
               </w:rPr>
               <w:drawing>
-                <wp:inline distT="0" distB="0" distL="0" distR="0" wp14:anchorId="6EAD7884" wp14:editId="25485B74">
+                <wp:inline distT="0" distB="0" distL="0" distR="0" wp14:anchorId="6EAD7884" wp14:editId="191C25DA">
                   <wp:extent cx="3382572" cy="2536166"/>
                   <wp:effectExtent l="0" t="0" r="8890" b="0"/>
                   <wp:docPr id="2135872676" name="Picture 125"/>
@@ -9235,7 +7069,7 @@
                           <pic:cNvPicPr/>
                         </pic:nvPicPr>
                         <pic:blipFill>
-                          <a:blip r:embed="rId40" cstate="print">
+                          <a:blip r:embed="rId38" cstate="print">
                             <a:extLst>
                               <a:ext uri="{28A0092B-C50C-407E-A947-70E740481C1C}">
                                 <a14:useLocalDpi xmlns:a14="http://schemas.microsoft.com/office/drawing/2010/main" val="0"/>
@@ -9267,12 +7101,18 @@
     </w:tbl>
     <w:p/>
     <w:p>
+      <w:pPr>
+        <w:pStyle w:val="Heading3"/>
+      </w:pPr>
       <w:r>
         <w:lastRenderedPageBreak/>
         <w:t>SF 7 BW 125 kHz</w:t>
       </w:r>
     </w:p>
     <w:p>
+      <w:pPr>
+        <w:pStyle w:val="Heading4"/>
+      </w:pPr>
       <w:r>
         <w:t>Histograms</w:t>
       </w:r>
@@ -9319,7 +7159,7 @@
                           <pic:cNvPicPr/>
                         </pic:nvPicPr>
                         <pic:blipFill>
-                          <a:blip r:embed="rId41" cstate="print">
+                          <a:blip r:embed="rId39" cstate="print">
                             <a:extLst>
                               <a:ext uri="{28A0092B-C50C-407E-A947-70E740481C1C}">
                                 <a14:useLocalDpi xmlns:a14="http://schemas.microsoft.com/office/drawing/2010/main" val="0"/>
@@ -9372,7 +7212,7 @@
                           <pic:cNvPicPr/>
                         </pic:nvPicPr>
                         <pic:blipFill>
-                          <a:blip r:embed="rId42" cstate="print">
+                          <a:blip r:embed="rId40" cstate="print">
                             <a:extLst>
                               <a:ext uri="{28A0092B-C50C-407E-A947-70E740481C1C}">
                                 <a14:useLocalDpi xmlns:a14="http://schemas.microsoft.com/office/drawing/2010/main" val="0"/>
@@ -9425,7 +7265,7 @@
                           <pic:cNvPicPr/>
                         </pic:nvPicPr>
                         <pic:blipFill>
-                          <a:blip r:embed="rId43" cstate="print">
+                          <a:blip r:embed="rId41" cstate="print">
                             <a:extLst>
                               <a:ext uri="{28A0092B-C50C-407E-A947-70E740481C1C}">
                                 <a14:useLocalDpi xmlns:a14="http://schemas.microsoft.com/office/drawing/2010/main" val="0"/>
@@ -9456,7 +7296,7 @@
       </w:tr>
       <w:tr>
         <w:trPr>
-          <w:trHeight w:val="2610"/>
+          <w:trHeight w:val="2771"/>
         </w:trPr>
         <w:tc>
           <w:tcPr>
@@ -9483,7 +7323,7 @@
                           <pic:cNvPicPr/>
                         </pic:nvPicPr>
                         <pic:blipFill>
-                          <a:blip r:embed="rId44" cstate="print">
+                          <a:blip r:embed="rId42" cstate="print">
                             <a:extLst>
                               <a:ext uri="{28A0092B-C50C-407E-A947-70E740481C1C}">
                                 <a14:useLocalDpi xmlns:a14="http://schemas.microsoft.com/office/drawing/2010/main" val="0"/>
@@ -9536,7 +7376,7 @@
                           <pic:cNvPicPr/>
                         </pic:nvPicPr>
                         <pic:blipFill>
-                          <a:blip r:embed="rId45" cstate="print">
+                          <a:blip r:embed="rId43" cstate="print">
                             <a:extLst>
                               <a:ext uri="{28A0092B-C50C-407E-A947-70E740481C1C}">
                                 <a14:useLocalDpi xmlns:a14="http://schemas.microsoft.com/office/drawing/2010/main" val="0"/>
@@ -9589,7 +7429,7 @@
                           <pic:cNvPicPr/>
                         </pic:nvPicPr>
                         <pic:blipFill>
-                          <a:blip r:embed="rId46" cstate="print">
+                          <a:blip r:embed="rId44" cstate="print">
                             <a:extLst>
                               <a:ext uri="{28A0092B-C50C-407E-A947-70E740481C1C}">
                                 <a14:useLocalDpi xmlns:a14="http://schemas.microsoft.com/office/drawing/2010/main" val="0"/>
@@ -9620,6 +7460,9 @@
       </w:tr>
     </w:tbl>
     <w:p>
+      <w:pPr>
+        <w:pStyle w:val="Heading4"/>
+      </w:pPr>
       <w:r>
         <w:t>ROC Curves</w:t>
       </w:r>
@@ -9666,7 +7509,7 @@
                           <pic:cNvPicPr/>
                         </pic:nvPicPr>
                         <pic:blipFill>
-                          <a:blip r:embed="rId47" cstate="print">
+                          <a:blip r:embed="rId45" cstate="print">
                             <a:extLst>
                               <a:ext uri="{28A0092B-C50C-407E-A947-70E740481C1C}">
                                 <a14:useLocalDpi xmlns:a14="http://schemas.microsoft.com/office/drawing/2010/main" val="0"/>
@@ -9719,7 +7562,7 @@
                           <pic:cNvPicPr/>
                         </pic:nvPicPr>
                         <pic:blipFill>
-                          <a:blip r:embed="rId48" cstate="print">
+                          <a:blip r:embed="rId46" cstate="print">
                             <a:extLst>
                               <a:ext uri="{28A0092B-C50C-407E-A947-70E740481C1C}">
                                 <a14:useLocalDpi xmlns:a14="http://schemas.microsoft.com/office/drawing/2010/main" val="0"/>
@@ -9772,7 +7615,7 @@
                           <pic:cNvPicPr/>
                         </pic:nvPicPr>
                         <pic:blipFill>
-                          <a:blip r:embed="rId49" cstate="print">
+                          <a:blip r:embed="rId47" cstate="print">
                             <a:extLst>
                               <a:ext uri="{28A0092B-C50C-407E-A947-70E740481C1C}">
                                 <a14:useLocalDpi xmlns:a14="http://schemas.microsoft.com/office/drawing/2010/main" val="0"/>
@@ -9803,7 +7646,7 @@
       </w:tr>
       <w:tr>
         <w:trPr>
-          <w:trHeight w:val="2610"/>
+          <w:trHeight w:val="2744"/>
         </w:trPr>
         <w:tc>
           <w:tcPr>
@@ -9830,7 +7673,7 @@
                           <pic:cNvPicPr/>
                         </pic:nvPicPr>
                         <pic:blipFill>
-                          <a:blip r:embed="rId50" cstate="print">
+                          <a:blip r:embed="rId48" cstate="print">
                             <a:extLst>
                               <a:ext uri="{28A0092B-C50C-407E-A947-70E740481C1C}">
                                 <a14:useLocalDpi xmlns:a14="http://schemas.microsoft.com/office/drawing/2010/main" val="0"/>
@@ -9883,7 +7726,7 @@
                           <pic:cNvPicPr/>
                         </pic:nvPicPr>
                         <pic:blipFill>
-                          <a:blip r:embed="rId51" cstate="print">
+                          <a:blip r:embed="rId49" cstate="print">
                             <a:extLst>
                               <a:ext uri="{28A0092B-C50C-407E-A947-70E740481C1C}">
                                 <a14:useLocalDpi xmlns:a14="http://schemas.microsoft.com/office/drawing/2010/main" val="0"/>
@@ -9936,7 +7779,7 @@
                           <pic:cNvPicPr/>
                         </pic:nvPicPr>
                         <pic:blipFill>
-                          <a:blip r:embed="rId52" cstate="print">
+                          <a:blip r:embed="rId50" cstate="print">
                             <a:extLst>
                               <a:ext uri="{28A0092B-C50C-407E-A947-70E740481C1C}">
                                 <a14:useLocalDpi xmlns:a14="http://schemas.microsoft.com/office/drawing/2010/main" val="0"/>
@@ -9968,6 +7811,9 @@
     </w:tbl>
     <w:p/>
     <w:p>
+      <w:pPr>
+        <w:pStyle w:val="Heading4"/>
+      </w:pPr>
       <w:r>
         <w:lastRenderedPageBreak/>
         <w:t>Slash Curves</w:t>
@@ -10017,7 +7863,7 @@
                           <pic:cNvPicPr/>
                         </pic:nvPicPr>
                         <pic:blipFill>
-                          <a:blip r:embed="rId53" cstate="print">
+                          <a:blip r:embed="rId51" cstate="print">
                             <a:extLst>
                               <a:ext uri="{28A0092B-C50C-407E-A947-70E740481C1C}">
                                 <a14:useLocalDpi xmlns:a14="http://schemas.microsoft.com/office/drawing/2010/main" val="0"/>
@@ -10067,7 +7913,7 @@
                 <w:noProof/>
               </w:rPr>
               <w:drawing>
-                <wp:inline distT="0" distB="0" distL="0" distR="0" wp14:anchorId="2A95A802" wp14:editId="32CAB32C">
+                <wp:inline distT="0" distB="0" distL="0" distR="0" wp14:anchorId="2A95A802" wp14:editId="24277765">
                   <wp:extent cx="3260784" cy="2444852"/>
                   <wp:effectExtent l="0" t="0" r="0" b="0"/>
                   <wp:docPr id="831585983" name="Picture 139"/>
@@ -10082,7 +7928,7 @@
                           <pic:cNvPicPr/>
                         </pic:nvPicPr>
                         <pic:blipFill>
-                          <a:blip r:embed="rId54" cstate="print">
+                          <a:blip r:embed="rId52" cstate="print">
                             <a:extLst>
                               <a:ext uri="{28A0092B-C50C-407E-A947-70E740481C1C}">
                                 <a14:useLocalDpi xmlns:a14="http://schemas.microsoft.com/office/drawing/2010/main" val="0"/>
@@ -10132,7 +7978,7 @@
                 <w:noProof/>
               </w:rPr>
               <w:drawing>
-                <wp:inline distT="0" distB="0" distL="0" distR="0" wp14:anchorId="0EFF8592" wp14:editId="50A7072A">
+                <wp:inline distT="0" distB="0" distL="0" distR="0" wp14:anchorId="0EFF8592" wp14:editId="7C27F679">
                   <wp:extent cx="3174520" cy="2380174"/>
                   <wp:effectExtent l="0" t="0" r="6985" b="1270"/>
                   <wp:docPr id="1952681564" name="Picture 140"/>
@@ -10147,7 +7993,7 @@
                           <pic:cNvPicPr/>
                         </pic:nvPicPr>
                         <pic:blipFill>
-                          <a:blip r:embed="rId55" cstate="print">
+                          <a:blip r:embed="rId53" cstate="print">
                             <a:extLst>
                               <a:ext uri="{28A0092B-C50C-407E-A947-70E740481C1C}">
                                 <a14:useLocalDpi xmlns:a14="http://schemas.microsoft.com/office/drawing/2010/main" val="0"/>
@@ -10178,13 +8024,20 @@
       </w:tr>
     </w:tbl>
     <w:p/>
+    <w:p/>
     <w:p>
+      <w:pPr>
+        <w:pStyle w:val="Heading3"/>
+      </w:pPr>
       <w:r>
         <w:lastRenderedPageBreak/>
         <w:t>SF 7 BW 500 kHz</w:t>
       </w:r>
     </w:p>
     <w:p>
+      <w:pPr>
+        <w:pStyle w:val="Heading4"/>
+      </w:pPr>
       <w:r>
         <w:t>Histograms</w:t>
       </w:r>
@@ -10231,7 +8084,7 @@
                           <pic:cNvPicPr/>
                         </pic:nvPicPr>
                         <pic:blipFill>
-                          <a:blip r:embed="rId56" cstate="print">
+                          <a:blip r:embed="rId54" cstate="print">
                             <a:extLst>
                               <a:ext uri="{28A0092B-C50C-407E-A947-70E740481C1C}">
                                 <a14:useLocalDpi xmlns:a14="http://schemas.microsoft.com/office/drawing/2010/main" val="0"/>
@@ -10284,7 +8137,7 @@
                           <pic:cNvPicPr/>
                         </pic:nvPicPr>
                         <pic:blipFill>
-                          <a:blip r:embed="rId57" cstate="print">
+                          <a:blip r:embed="rId55" cstate="print">
                             <a:extLst>
                               <a:ext uri="{28A0092B-C50C-407E-A947-70E740481C1C}">
                                 <a14:useLocalDpi xmlns:a14="http://schemas.microsoft.com/office/drawing/2010/main" val="0"/>
@@ -10337,7 +8190,7 @@
                           <pic:cNvPicPr/>
                         </pic:nvPicPr>
                         <pic:blipFill>
-                          <a:blip r:embed="rId58" cstate="print">
+                          <a:blip r:embed="rId56" cstate="print">
                             <a:extLst>
                               <a:ext uri="{28A0092B-C50C-407E-A947-70E740481C1C}">
                                 <a14:useLocalDpi xmlns:a14="http://schemas.microsoft.com/office/drawing/2010/main" val="0"/>
@@ -10395,7 +8248,7 @@
                           <pic:cNvPicPr/>
                         </pic:nvPicPr>
                         <pic:blipFill>
-                          <a:blip r:embed="rId59" cstate="print">
+                          <a:blip r:embed="rId57" cstate="print">
                             <a:extLst>
                               <a:ext uri="{28A0092B-C50C-407E-A947-70E740481C1C}">
                                 <a14:useLocalDpi xmlns:a14="http://schemas.microsoft.com/office/drawing/2010/main" val="0"/>
@@ -10448,7 +8301,7 @@
                           <pic:cNvPicPr/>
                         </pic:nvPicPr>
                         <pic:blipFill>
-                          <a:blip r:embed="rId60" cstate="print">
+                          <a:blip r:embed="rId58" cstate="print">
                             <a:extLst>
                               <a:ext uri="{28A0092B-C50C-407E-A947-70E740481C1C}">
                                 <a14:useLocalDpi xmlns:a14="http://schemas.microsoft.com/office/drawing/2010/main" val="0"/>
@@ -10501,7 +8354,7 @@
                           <pic:cNvPicPr/>
                         </pic:nvPicPr>
                         <pic:blipFill>
-                          <a:blip r:embed="rId61" cstate="print">
+                          <a:blip r:embed="rId59" cstate="print">
                             <a:extLst>
                               <a:ext uri="{28A0092B-C50C-407E-A947-70E740481C1C}">
                                 <a14:useLocalDpi xmlns:a14="http://schemas.microsoft.com/office/drawing/2010/main" val="0"/>
@@ -10532,6 +8385,9 @@
       </w:tr>
     </w:tbl>
     <w:p>
+      <w:pPr>
+        <w:pStyle w:val="Heading4"/>
+      </w:pPr>
       <w:r>
         <w:t>ROC Curves</w:t>
       </w:r>
@@ -10578,7 +8434,7 @@
                           <pic:cNvPicPr/>
                         </pic:nvPicPr>
                         <pic:blipFill>
-                          <a:blip r:embed="rId62" cstate="print">
+                          <a:blip r:embed="rId60" cstate="print">
                             <a:extLst>
                               <a:ext uri="{28A0092B-C50C-407E-A947-70E740481C1C}">
                                 <a14:useLocalDpi xmlns:a14="http://schemas.microsoft.com/office/drawing/2010/main" val="0"/>
@@ -10631,7 +8487,7 @@
                           <pic:cNvPicPr/>
                         </pic:nvPicPr>
                         <pic:blipFill>
-                          <a:blip r:embed="rId63" cstate="print">
+                          <a:blip r:embed="rId61" cstate="print">
                             <a:extLst>
                               <a:ext uri="{28A0092B-C50C-407E-A947-70E740481C1C}">
                                 <a14:useLocalDpi xmlns:a14="http://schemas.microsoft.com/office/drawing/2010/main" val="0"/>
@@ -10684,7 +8540,7 @@
                           <pic:cNvPicPr/>
                         </pic:nvPicPr>
                         <pic:blipFill>
-                          <a:blip r:embed="rId64" cstate="print">
+                          <a:blip r:embed="rId62" cstate="print">
                             <a:extLst>
                               <a:ext uri="{28A0092B-C50C-407E-A947-70E740481C1C}">
                                 <a14:useLocalDpi xmlns:a14="http://schemas.microsoft.com/office/drawing/2010/main" val="0"/>
@@ -10742,7 +8598,7 @@
                           <pic:cNvPicPr/>
                         </pic:nvPicPr>
                         <pic:blipFill>
-                          <a:blip r:embed="rId65" cstate="print">
+                          <a:blip r:embed="rId63" cstate="print">
                             <a:extLst>
                               <a:ext uri="{28A0092B-C50C-407E-A947-70E740481C1C}">
                                 <a14:useLocalDpi xmlns:a14="http://schemas.microsoft.com/office/drawing/2010/main" val="0"/>
@@ -10795,7 +8651,7 @@
                           <pic:cNvPicPr/>
                         </pic:nvPicPr>
                         <pic:blipFill>
-                          <a:blip r:embed="rId66" cstate="print">
+                          <a:blip r:embed="rId64" cstate="print">
                             <a:extLst>
                               <a:ext uri="{28A0092B-C50C-407E-A947-70E740481C1C}">
                                 <a14:useLocalDpi xmlns:a14="http://schemas.microsoft.com/office/drawing/2010/main" val="0"/>
@@ -10848,7 +8704,7 @@
                           <pic:cNvPicPr/>
                         </pic:nvPicPr>
                         <pic:blipFill>
-                          <a:blip r:embed="rId67" cstate="print">
+                          <a:blip r:embed="rId65" cstate="print">
                             <a:extLst>
                               <a:ext uri="{28A0092B-C50C-407E-A947-70E740481C1C}">
                                 <a14:useLocalDpi xmlns:a14="http://schemas.microsoft.com/office/drawing/2010/main" val="0"/>
@@ -10881,6 +8737,9 @@
     <w:p/>
     <w:p/>
     <w:p>
+      <w:pPr>
+        <w:pStyle w:val="Heading4"/>
+      </w:pPr>
       <w:r>
         <w:lastRenderedPageBreak/>
         <w:t>Slash Curves</w:t>
@@ -10930,7 +8789,7 @@
                           <pic:cNvPicPr/>
                         </pic:nvPicPr>
                         <pic:blipFill>
-                          <a:blip r:embed="rId68" cstate="print">
+                          <a:blip r:embed="rId66" cstate="print">
                             <a:extLst>
                               <a:ext uri="{28A0092B-C50C-407E-A947-70E740481C1C}">
                                 <a14:useLocalDpi xmlns:a14="http://schemas.microsoft.com/office/drawing/2010/main" val="0"/>
@@ -10995,7 +8854,7 @@
                           <pic:cNvPicPr/>
                         </pic:nvPicPr>
                         <pic:blipFill>
-                          <a:blip r:embed="rId69" cstate="print">
+                          <a:blip r:embed="rId67" cstate="print">
                             <a:extLst>
                               <a:ext uri="{28A0092B-C50C-407E-A947-70E740481C1C}">
                                 <a14:useLocalDpi xmlns:a14="http://schemas.microsoft.com/office/drawing/2010/main" val="0"/>
@@ -11060,7 +8919,7 @@
                           <pic:cNvPicPr/>
                         </pic:nvPicPr>
                         <pic:blipFill>
-                          <a:blip r:embed="rId70" cstate="print">
+                          <a:blip r:embed="rId68" cstate="print">
                             <a:extLst>
                               <a:ext uri="{28A0092B-C50C-407E-A947-70E740481C1C}">
                                 <a14:useLocalDpi xmlns:a14="http://schemas.microsoft.com/office/drawing/2010/main" val="0"/>
@@ -11091,13 +8950,20 @@
       </w:tr>
     </w:tbl>
     <w:p/>
+    <w:p/>
     <w:p>
+      <w:pPr>
+        <w:pStyle w:val="Heading3"/>
+      </w:pPr>
       <w:r>
         <w:lastRenderedPageBreak/>
         <w:t>SF 12 BW 125 kHz</w:t>
       </w:r>
     </w:p>
     <w:p>
+      <w:pPr>
+        <w:pStyle w:val="Heading4"/>
+      </w:pPr>
       <w:r>
         <w:t>Histograms</w:t>
       </w:r>
@@ -11144,7 +9010,7 @@
                           <pic:cNvPicPr/>
                         </pic:nvPicPr>
                         <pic:blipFill>
-                          <a:blip r:embed="rId71" cstate="print">
+                          <a:blip r:embed="rId69" cstate="print">
                             <a:extLst>
                               <a:ext uri="{28A0092B-C50C-407E-A947-70E740481C1C}">
                                 <a14:useLocalDpi xmlns:a14="http://schemas.microsoft.com/office/drawing/2010/main" val="0"/>
@@ -11197,7 +9063,7 @@
                           <pic:cNvPicPr/>
                         </pic:nvPicPr>
                         <pic:blipFill>
-                          <a:blip r:embed="rId72" cstate="print">
+                          <a:blip r:embed="rId70" cstate="print">
                             <a:extLst>
                               <a:ext uri="{28A0092B-C50C-407E-A947-70E740481C1C}">
                                 <a14:useLocalDpi xmlns:a14="http://schemas.microsoft.com/office/drawing/2010/main" val="0"/>
@@ -11250,7 +9116,7 @@
                           <pic:cNvPicPr/>
                         </pic:nvPicPr>
                         <pic:blipFill>
-                          <a:blip r:embed="rId73" cstate="print">
+                          <a:blip r:embed="rId71" cstate="print">
                             <a:extLst>
                               <a:ext uri="{28A0092B-C50C-407E-A947-70E740481C1C}">
                                 <a14:useLocalDpi xmlns:a14="http://schemas.microsoft.com/office/drawing/2010/main" val="0"/>
@@ -11281,7 +9147,7 @@
       </w:tr>
       <w:tr>
         <w:trPr>
-          <w:trHeight w:val="2610"/>
+          <w:trHeight w:val="2771"/>
         </w:trPr>
         <w:tc>
           <w:tcPr>
@@ -11308,7 +9174,7 @@
                           <pic:cNvPicPr/>
                         </pic:nvPicPr>
                         <pic:blipFill>
-                          <a:blip r:embed="rId74" cstate="print">
+                          <a:blip r:embed="rId72" cstate="print">
                             <a:extLst>
                               <a:ext uri="{28A0092B-C50C-407E-A947-70E740481C1C}">
                                 <a14:useLocalDpi xmlns:a14="http://schemas.microsoft.com/office/drawing/2010/main" val="0"/>
@@ -11361,7 +9227,7 @@
                           <pic:cNvPicPr/>
                         </pic:nvPicPr>
                         <pic:blipFill>
-                          <a:blip r:embed="rId75" cstate="print">
+                          <a:blip r:embed="rId73" cstate="print">
                             <a:extLst>
                               <a:ext uri="{28A0092B-C50C-407E-A947-70E740481C1C}">
                                 <a14:useLocalDpi xmlns:a14="http://schemas.microsoft.com/office/drawing/2010/main" val="0"/>
@@ -11414,7 +9280,7 @@
                           <pic:cNvPicPr/>
                         </pic:nvPicPr>
                         <pic:blipFill>
-                          <a:blip r:embed="rId76" cstate="print">
+                          <a:blip r:embed="rId74" cstate="print">
                             <a:extLst>
                               <a:ext uri="{28A0092B-C50C-407E-A947-70E740481C1C}">
                                 <a14:useLocalDpi xmlns:a14="http://schemas.microsoft.com/office/drawing/2010/main" val="0"/>
@@ -11445,6 +9311,9 @@
       </w:tr>
     </w:tbl>
     <w:p>
+      <w:pPr>
+        <w:pStyle w:val="Heading4"/>
+      </w:pPr>
       <w:r>
         <w:t>ROC Curves</w:t>
       </w:r>
@@ -11491,7 +9360,7 @@
                           <pic:cNvPicPr/>
                         </pic:nvPicPr>
                         <pic:blipFill>
-                          <a:blip r:embed="rId47" cstate="print">
+                          <a:blip r:embed="rId45" cstate="print">
                             <a:extLst>
                               <a:ext uri="{28A0092B-C50C-407E-A947-70E740481C1C}">
                                 <a14:useLocalDpi xmlns:a14="http://schemas.microsoft.com/office/drawing/2010/main" val="0"/>
@@ -11544,7 +9413,7 @@
                           <pic:cNvPicPr/>
                         </pic:nvPicPr>
                         <pic:blipFill>
-                          <a:blip r:embed="rId77" cstate="print">
+                          <a:blip r:embed="rId75" cstate="print">
                             <a:extLst>
                               <a:ext uri="{28A0092B-C50C-407E-A947-70E740481C1C}">
                                 <a14:useLocalDpi xmlns:a14="http://schemas.microsoft.com/office/drawing/2010/main" val="0"/>
@@ -11597,7 +9466,7 @@
                           <pic:cNvPicPr/>
                         </pic:nvPicPr>
                         <pic:blipFill>
-                          <a:blip r:embed="rId78" cstate="print">
+                          <a:blip r:embed="rId76" cstate="print">
                             <a:extLst>
                               <a:ext uri="{28A0092B-C50C-407E-A947-70E740481C1C}">
                                 <a14:useLocalDpi xmlns:a14="http://schemas.microsoft.com/office/drawing/2010/main" val="0"/>
@@ -11628,7 +9497,7 @@
       </w:tr>
       <w:tr>
         <w:trPr>
-          <w:trHeight w:val="2610"/>
+          <w:trHeight w:val="2744"/>
         </w:trPr>
         <w:tc>
           <w:tcPr>
@@ -11655,7 +9524,7 @@
                           <pic:cNvPicPr/>
                         </pic:nvPicPr>
                         <pic:blipFill>
-                          <a:blip r:embed="rId78" cstate="print">
+                          <a:blip r:embed="rId76" cstate="print">
                             <a:extLst>
                               <a:ext uri="{28A0092B-C50C-407E-A947-70E740481C1C}">
                                 <a14:useLocalDpi xmlns:a14="http://schemas.microsoft.com/office/drawing/2010/main" val="0"/>
@@ -11708,7 +9577,7 @@
                           <pic:cNvPicPr/>
                         </pic:nvPicPr>
                         <pic:blipFill>
-                          <a:blip r:embed="rId79" cstate="print">
+                          <a:blip r:embed="rId77" cstate="print">
                             <a:extLst>
                               <a:ext uri="{28A0092B-C50C-407E-A947-70E740481C1C}">
                                 <a14:useLocalDpi xmlns:a14="http://schemas.microsoft.com/office/drawing/2010/main" val="0"/>
@@ -11761,7 +9630,7 @@
                           <pic:cNvPicPr/>
                         </pic:nvPicPr>
                         <pic:blipFill>
-                          <a:blip r:embed="rId80" cstate="print">
+                          <a:blip r:embed="rId78" cstate="print">
                             <a:extLst>
                               <a:ext uri="{28A0092B-C50C-407E-A947-70E740481C1C}">
                                 <a14:useLocalDpi xmlns:a14="http://schemas.microsoft.com/office/drawing/2010/main" val="0"/>
@@ -11797,6 +9666,9 @@
       </w:r>
     </w:p>
     <w:p>
+      <w:pPr>
+        <w:pStyle w:val="Heading4"/>
+      </w:pPr>
       <w:r>
         <w:lastRenderedPageBreak/>
         <w:t>Slash Curves</w:t>
@@ -11828,7 +9700,7 @@
                 <w:noProof/>
               </w:rPr>
               <w:drawing>
-                <wp:inline distT="0" distB="0" distL="0" distR="0" wp14:anchorId="6E8C3A0B" wp14:editId="3F343376">
+                <wp:inline distT="0" distB="0" distL="0" distR="0" wp14:anchorId="6E8C3A0B" wp14:editId="419E9787">
                   <wp:extent cx="3268980" cy="2450997"/>
                   <wp:effectExtent l="0" t="0" r="7620" b="6985"/>
                   <wp:docPr id="2017127598" name="Picture 168"/>
@@ -11843,7 +9715,7 @@
                           <pic:cNvPicPr/>
                         </pic:nvPicPr>
                         <pic:blipFill>
-                          <a:blip r:embed="rId81" cstate="print">
+                          <a:blip r:embed="rId79" cstate="print">
                             <a:extLst>
                               <a:ext uri="{28A0092B-C50C-407E-A947-70E740481C1C}">
                                 <a14:useLocalDpi xmlns:a14="http://schemas.microsoft.com/office/drawing/2010/main" val="0"/>
@@ -11892,7 +9764,7 @@
                 <w:noProof/>
               </w:rPr>
               <w:drawing>
-                <wp:inline distT="0" distB="0" distL="0" distR="0" wp14:anchorId="35529D06" wp14:editId="78F73835">
+                <wp:inline distT="0" distB="0" distL="0" distR="0" wp14:anchorId="35529D06" wp14:editId="1131E158">
                   <wp:extent cx="3268980" cy="2450997"/>
                   <wp:effectExtent l="0" t="0" r="7620" b="6985"/>
                   <wp:docPr id="1108097342" name="Picture 169"/>
@@ -11907,7 +9779,7 @@
                           <pic:cNvPicPr/>
                         </pic:nvPicPr>
                         <pic:blipFill>
-                          <a:blip r:embed="rId82" cstate="print">
+                          <a:blip r:embed="rId80" cstate="print">
                             <a:extLst>
                               <a:ext uri="{28A0092B-C50C-407E-A947-70E740481C1C}">
                                 <a14:useLocalDpi xmlns:a14="http://schemas.microsoft.com/office/drawing/2010/main" val="0"/>
@@ -11956,7 +9828,7 @@
                 <w:noProof/>
               </w:rPr>
               <w:drawing>
-                <wp:inline distT="0" distB="0" distL="0" distR="0" wp14:anchorId="58BCEFB1" wp14:editId="05E33865">
+                <wp:inline distT="0" distB="0" distL="0" distR="0" wp14:anchorId="58BCEFB1" wp14:editId="40C6442A">
                   <wp:extent cx="3269411" cy="2451321"/>
                   <wp:effectExtent l="0" t="0" r="7620" b="6350"/>
                   <wp:docPr id="179639841" name="Picture 170"/>
@@ -11971,7 +9843,7 @@
                           <pic:cNvPicPr/>
                         </pic:nvPicPr>
                         <pic:blipFill>
-                          <a:blip r:embed="rId83" cstate="print">
+                          <a:blip r:embed="rId81" cstate="print">
                             <a:extLst>
                               <a:ext uri="{28A0092B-C50C-407E-A947-70E740481C1C}">
                                 <a14:useLocalDpi xmlns:a14="http://schemas.microsoft.com/office/drawing/2010/main" val="0"/>
@@ -12007,6 +9879,9 @@
       </w:r>
     </w:p>
     <w:p>
+      <w:pPr>
+        <w:pStyle w:val="Heading3"/>
+      </w:pPr>
       <w:r>
         <w:lastRenderedPageBreak/>
         <w:t xml:space="preserve">SF 12 BW </w:t>
@@ -12019,6 +9894,9 @@
       </w:r>
     </w:p>
     <w:p>
+      <w:pPr>
+        <w:pStyle w:val="Heading4"/>
+      </w:pPr>
       <w:r>
         <w:t>Histograms</w:t>
       </w:r>
@@ -12065,7 +9943,7 @@
                           <pic:cNvPicPr/>
                         </pic:nvPicPr>
                         <pic:blipFill>
-                          <a:blip r:embed="rId84" cstate="print">
+                          <a:blip r:embed="rId82" cstate="print">
                             <a:extLst>
                               <a:ext uri="{28A0092B-C50C-407E-A947-70E740481C1C}">
                                 <a14:useLocalDpi xmlns:a14="http://schemas.microsoft.com/office/drawing/2010/main" val="0"/>
@@ -12118,7 +9996,7 @@
                           <pic:cNvPicPr/>
                         </pic:nvPicPr>
                         <pic:blipFill>
-                          <a:blip r:embed="rId85" cstate="print">
+                          <a:blip r:embed="rId83" cstate="print">
                             <a:extLst>
                               <a:ext uri="{28A0092B-C50C-407E-A947-70E740481C1C}">
                                 <a14:useLocalDpi xmlns:a14="http://schemas.microsoft.com/office/drawing/2010/main" val="0"/>
@@ -12171,7 +10049,7 @@
                           <pic:cNvPicPr/>
                         </pic:nvPicPr>
                         <pic:blipFill>
-                          <a:blip r:embed="rId86" cstate="print">
+                          <a:blip r:embed="rId84" cstate="print">
                             <a:extLst>
                               <a:ext uri="{28A0092B-C50C-407E-A947-70E740481C1C}">
                                 <a14:useLocalDpi xmlns:a14="http://schemas.microsoft.com/office/drawing/2010/main" val="0"/>
@@ -12202,7 +10080,7 @@
       </w:tr>
       <w:tr>
         <w:trPr>
-          <w:trHeight w:val="2610"/>
+          <w:trHeight w:val="2771"/>
         </w:trPr>
         <w:tc>
           <w:tcPr>
@@ -12229,7 +10107,7 @@
                           <pic:cNvPicPr/>
                         </pic:nvPicPr>
                         <pic:blipFill>
-                          <a:blip r:embed="rId87" cstate="print">
+                          <a:blip r:embed="rId85" cstate="print">
                             <a:extLst>
                               <a:ext uri="{28A0092B-C50C-407E-A947-70E740481C1C}">
                                 <a14:useLocalDpi xmlns:a14="http://schemas.microsoft.com/office/drawing/2010/main" val="0"/>
@@ -12282,7 +10160,7 @@
                           <pic:cNvPicPr/>
                         </pic:nvPicPr>
                         <pic:blipFill>
-                          <a:blip r:embed="rId88" cstate="print">
+                          <a:blip r:embed="rId86" cstate="print">
                             <a:extLst>
                               <a:ext uri="{28A0092B-C50C-407E-A947-70E740481C1C}">
                                 <a14:useLocalDpi xmlns:a14="http://schemas.microsoft.com/office/drawing/2010/main" val="0"/>
@@ -12335,7 +10213,7 @@
                           <pic:cNvPicPr/>
                         </pic:nvPicPr>
                         <pic:blipFill>
-                          <a:blip r:embed="rId89" cstate="print">
+                          <a:blip r:embed="rId87" cstate="print">
                             <a:extLst>
                               <a:ext uri="{28A0092B-C50C-407E-A947-70E740481C1C}">
                                 <a14:useLocalDpi xmlns:a14="http://schemas.microsoft.com/office/drawing/2010/main" val="0"/>
@@ -12366,6 +10244,9 @@
       </w:tr>
     </w:tbl>
     <w:p>
+      <w:pPr>
+        <w:pStyle w:val="Heading4"/>
+      </w:pPr>
       <w:r>
         <w:t>ROC Curves</w:t>
       </w:r>
@@ -12412,7 +10293,7 @@
                           <pic:cNvPicPr/>
                         </pic:nvPicPr>
                         <pic:blipFill>
-                          <a:blip r:embed="rId47" cstate="print">
+                          <a:blip r:embed="rId45" cstate="print">
                             <a:extLst>
                               <a:ext uri="{28A0092B-C50C-407E-A947-70E740481C1C}">
                                 <a14:useLocalDpi xmlns:a14="http://schemas.microsoft.com/office/drawing/2010/main" val="0"/>
@@ -12465,7 +10346,7 @@
                           <pic:cNvPicPr/>
                         </pic:nvPicPr>
                         <pic:blipFill>
-                          <a:blip r:embed="rId90" cstate="print">
+                          <a:blip r:embed="rId88" cstate="print">
                             <a:extLst>
                               <a:ext uri="{28A0092B-C50C-407E-A947-70E740481C1C}">
                                 <a14:useLocalDpi xmlns:a14="http://schemas.microsoft.com/office/drawing/2010/main" val="0"/>
@@ -12518,7 +10399,7 @@
                           <pic:cNvPicPr/>
                         </pic:nvPicPr>
                         <pic:blipFill>
-                          <a:blip r:embed="rId91" cstate="print">
+                          <a:blip r:embed="rId89" cstate="print">
                             <a:extLst>
                               <a:ext uri="{28A0092B-C50C-407E-A947-70E740481C1C}">
                                 <a14:useLocalDpi xmlns:a14="http://schemas.microsoft.com/office/drawing/2010/main" val="0"/>
@@ -12549,7 +10430,7 @@
       </w:tr>
       <w:tr>
         <w:trPr>
-          <w:trHeight w:val="2610"/>
+          <w:trHeight w:val="2762"/>
         </w:trPr>
         <w:tc>
           <w:tcPr>
@@ -12576,7 +10457,7 @@
                           <pic:cNvPicPr/>
                         </pic:nvPicPr>
                         <pic:blipFill>
-                          <a:blip r:embed="rId92" cstate="print">
+                          <a:blip r:embed="rId90" cstate="print">
                             <a:extLst>
                               <a:ext uri="{28A0092B-C50C-407E-A947-70E740481C1C}">
                                 <a14:useLocalDpi xmlns:a14="http://schemas.microsoft.com/office/drawing/2010/main" val="0"/>
@@ -12629,7 +10510,7 @@
                           <pic:cNvPicPr/>
                         </pic:nvPicPr>
                         <pic:blipFill>
-                          <a:blip r:embed="rId93" cstate="print">
+                          <a:blip r:embed="rId91" cstate="print">
                             <a:extLst>
                               <a:ext uri="{28A0092B-C50C-407E-A947-70E740481C1C}">
                                 <a14:useLocalDpi xmlns:a14="http://schemas.microsoft.com/office/drawing/2010/main" val="0"/>
@@ -12682,7 +10563,7 @@
                           <pic:cNvPicPr/>
                         </pic:nvPicPr>
                         <pic:blipFill>
-                          <a:blip r:embed="rId94" cstate="print">
+                          <a:blip r:embed="rId92" cstate="print">
                             <a:extLst>
                               <a:ext uri="{28A0092B-C50C-407E-A947-70E740481C1C}">
                                 <a14:useLocalDpi xmlns:a14="http://schemas.microsoft.com/office/drawing/2010/main" val="0"/>
@@ -12718,6 +10599,9 @@
       </w:r>
     </w:p>
     <w:p>
+      <w:pPr>
+        <w:pStyle w:val="Heading4"/>
+      </w:pPr>
       <w:r>
         <w:lastRenderedPageBreak/>
         <w:t>Slash Curves</w:t>
@@ -12764,7 +10648,7 @@
                           <pic:cNvPicPr/>
                         </pic:nvPicPr>
                         <pic:blipFill>
-                          <a:blip r:embed="rId95" cstate="print">
+                          <a:blip r:embed="rId93" cstate="print">
                             <a:extLst>
                               <a:ext uri="{28A0092B-C50C-407E-A947-70E740481C1C}">
                                 <a14:useLocalDpi xmlns:a14="http://schemas.microsoft.com/office/drawing/2010/main" val="0"/>
@@ -12828,7 +10712,7 @@
                           <pic:cNvPicPr/>
                         </pic:nvPicPr>
                         <pic:blipFill>
-                          <a:blip r:embed="rId96" cstate="print">
+                          <a:blip r:embed="rId94" cstate="print">
                             <a:extLst>
                               <a:ext uri="{28A0092B-C50C-407E-A947-70E740481C1C}">
                                 <a14:useLocalDpi xmlns:a14="http://schemas.microsoft.com/office/drawing/2010/main" val="0"/>
@@ -12892,7 +10776,7 @@
                           <pic:cNvPicPr/>
                         </pic:nvPicPr>
                         <pic:blipFill>
-                          <a:blip r:embed="rId97" cstate="print">
+                          <a:blip r:embed="rId95" cstate="print">
                             <a:extLst>
                               <a:ext uri="{28A0092B-C50C-407E-A947-70E740481C1C}">
                                 <a14:useLocalDpi xmlns:a14="http://schemas.microsoft.com/office/drawing/2010/main" val="0"/>
@@ -12928,12 +10812,18 @@
       </w:r>
     </w:p>
     <w:p>
+      <w:pPr>
+        <w:pStyle w:val="Heading3"/>
+      </w:pPr>
       <w:r>
         <w:lastRenderedPageBreak/>
         <w:t>Comparison Waveform</w:t>
       </w:r>
     </w:p>
     <w:p>
+      <w:pPr>
+        <w:pStyle w:val="Heading4"/>
+      </w:pPr>
       <w:r>
         <w:t>Histograms</w:t>
       </w:r>
@@ -12980,7 +10870,7 @@
                           <pic:cNvPicPr/>
                         </pic:nvPicPr>
                         <pic:blipFill>
-                          <a:blip r:embed="rId98" cstate="print">
+                          <a:blip r:embed="rId96" cstate="print">
                             <a:extLst>
                               <a:ext uri="{28A0092B-C50C-407E-A947-70E740481C1C}">
                                 <a14:useLocalDpi xmlns:a14="http://schemas.microsoft.com/office/drawing/2010/main" val="0"/>
@@ -13033,7 +10923,7 @@
                           <pic:cNvPicPr/>
                         </pic:nvPicPr>
                         <pic:blipFill>
-                          <a:blip r:embed="rId99" cstate="print">
+                          <a:blip r:embed="rId97" cstate="print">
                             <a:extLst>
                               <a:ext uri="{28A0092B-C50C-407E-A947-70E740481C1C}">
                                 <a14:useLocalDpi xmlns:a14="http://schemas.microsoft.com/office/drawing/2010/main" val="0"/>
@@ -13086,7 +10976,7 @@
                           <pic:cNvPicPr/>
                         </pic:nvPicPr>
                         <pic:blipFill>
-                          <a:blip r:embed="rId100" cstate="print">
+                          <a:blip r:embed="rId98" cstate="print">
                             <a:extLst>
                               <a:ext uri="{28A0092B-C50C-407E-A947-70E740481C1C}">
                                 <a14:useLocalDpi xmlns:a14="http://schemas.microsoft.com/office/drawing/2010/main" val="0"/>
@@ -13144,7 +11034,7 @@
                           <pic:cNvPicPr/>
                         </pic:nvPicPr>
                         <pic:blipFill>
-                          <a:blip r:embed="rId101" cstate="print">
+                          <a:blip r:embed="rId99" cstate="print">
                             <a:extLst>
                               <a:ext uri="{28A0092B-C50C-407E-A947-70E740481C1C}">
                                 <a14:useLocalDpi xmlns:a14="http://schemas.microsoft.com/office/drawing/2010/main" val="0"/>
@@ -13197,7 +11087,7 @@
                           <pic:cNvPicPr/>
                         </pic:nvPicPr>
                         <pic:blipFill>
-                          <a:blip r:embed="rId102" cstate="print">
+                          <a:blip r:embed="rId100" cstate="print">
                             <a:extLst>
                               <a:ext uri="{28A0092B-C50C-407E-A947-70E740481C1C}">
                                 <a14:useLocalDpi xmlns:a14="http://schemas.microsoft.com/office/drawing/2010/main" val="0"/>
@@ -13250,7 +11140,7 @@
                           <pic:cNvPicPr/>
                         </pic:nvPicPr>
                         <pic:blipFill>
-                          <a:blip r:embed="rId103" cstate="print">
+                          <a:blip r:embed="rId101" cstate="print">
                             <a:extLst>
                               <a:ext uri="{28A0092B-C50C-407E-A947-70E740481C1C}">
                                 <a14:useLocalDpi xmlns:a14="http://schemas.microsoft.com/office/drawing/2010/main" val="0"/>
@@ -13281,7 +11171,7 @@
       </w:tr>
       <w:tr>
         <w:trPr>
-          <w:trHeight w:val="2610"/>
+          <w:trHeight w:val="2753"/>
         </w:trPr>
         <w:tc>
           <w:tcPr>
@@ -13313,7 +11203,7 @@
                           <pic:cNvPicPr/>
                         </pic:nvPicPr>
                         <pic:blipFill>
-                          <a:blip r:embed="rId104" cstate="print">
+                          <a:blip r:embed="rId102" cstate="print">
                             <a:extLst>
                               <a:ext uri="{28A0092B-C50C-407E-A947-70E740481C1C}">
                                 <a14:useLocalDpi xmlns:a14="http://schemas.microsoft.com/office/drawing/2010/main" val="0"/>
@@ -13371,7 +11261,7 @@
                           <pic:cNvPicPr/>
                         </pic:nvPicPr>
                         <pic:blipFill>
-                          <a:blip r:embed="rId105" cstate="print">
+                          <a:blip r:embed="rId103" cstate="print">
                             <a:extLst>
                               <a:ext uri="{28A0092B-C50C-407E-A947-70E740481C1C}">
                                 <a14:useLocalDpi xmlns:a14="http://schemas.microsoft.com/office/drawing/2010/main" val="0"/>
@@ -13429,7 +11319,7 @@
                           <pic:cNvPicPr/>
                         </pic:nvPicPr>
                         <pic:blipFill>
-                          <a:blip r:embed="rId106" cstate="print">
+                          <a:blip r:embed="rId104" cstate="print">
                             <a:extLst>
                               <a:ext uri="{28A0092B-C50C-407E-A947-70E740481C1C}">
                                 <a14:useLocalDpi xmlns:a14="http://schemas.microsoft.com/office/drawing/2010/main" val="0"/>
@@ -13466,6 +11356,9 @@
       </w:r>
     </w:p>
     <w:p>
+      <w:pPr>
+        <w:pStyle w:val="Heading4"/>
+      </w:pPr>
       <w:r>
         <w:lastRenderedPageBreak/>
         <w:t>ROC Curves</w:t>
@@ -13513,7 +11406,7 @@
                           <pic:cNvPicPr/>
                         </pic:nvPicPr>
                         <pic:blipFill>
-                          <a:blip r:embed="rId107" cstate="print">
+                          <a:blip r:embed="rId105" cstate="print">
                             <a:extLst>
                               <a:ext uri="{28A0092B-C50C-407E-A947-70E740481C1C}">
                                 <a14:useLocalDpi xmlns:a14="http://schemas.microsoft.com/office/drawing/2010/main" val="0"/>
@@ -13566,7 +11459,7 @@
                           <pic:cNvPicPr/>
                         </pic:nvPicPr>
                         <pic:blipFill>
-                          <a:blip r:embed="rId108" cstate="print">
+                          <a:blip r:embed="rId106" cstate="print">
                             <a:extLst>
                               <a:ext uri="{28A0092B-C50C-407E-A947-70E740481C1C}">
                                 <a14:useLocalDpi xmlns:a14="http://schemas.microsoft.com/office/drawing/2010/main" val="0"/>
@@ -13619,7 +11512,7 @@
                           <pic:cNvPicPr/>
                         </pic:nvPicPr>
                         <pic:blipFill>
-                          <a:blip r:embed="rId109" cstate="print">
+                          <a:blip r:embed="rId107" cstate="print">
                             <a:extLst>
                               <a:ext uri="{28A0092B-C50C-407E-A947-70E740481C1C}">
                                 <a14:useLocalDpi xmlns:a14="http://schemas.microsoft.com/office/drawing/2010/main" val="0"/>
@@ -13677,7 +11570,7 @@
                           <pic:cNvPicPr/>
                         </pic:nvPicPr>
                         <pic:blipFill>
-                          <a:blip r:embed="rId110" cstate="print">
+                          <a:blip r:embed="rId108" cstate="print">
                             <a:extLst>
                               <a:ext uri="{28A0092B-C50C-407E-A947-70E740481C1C}">
                                 <a14:useLocalDpi xmlns:a14="http://schemas.microsoft.com/office/drawing/2010/main" val="0"/>
@@ -13730,7 +11623,7 @@
                           <pic:cNvPicPr/>
                         </pic:nvPicPr>
                         <pic:blipFill>
-                          <a:blip r:embed="rId111" cstate="print">
+                          <a:blip r:embed="rId109" cstate="print">
                             <a:extLst>
                               <a:ext uri="{28A0092B-C50C-407E-A947-70E740481C1C}">
                                 <a14:useLocalDpi xmlns:a14="http://schemas.microsoft.com/office/drawing/2010/main" val="0"/>
@@ -13783,7 +11676,7 @@
                           <pic:cNvPicPr/>
                         </pic:nvPicPr>
                         <pic:blipFill>
-                          <a:blip r:embed="rId112" cstate="print">
+                          <a:blip r:embed="rId110" cstate="print">
                             <a:extLst>
                               <a:ext uri="{28A0092B-C50C-407E-A947-70E740481C1C}">
                                 <a14:useLocalDpi xmlns:a14="http://schemas.microsoft.com/office/drawing/2010/main" val="0"/>
@@ -13846,7 +11739,7 @@
                           <pic:cNvPicPr/>
                         </pic:nvPicPr>
                         <pic:blipFill>
-                          <a:blip r:embed="rId113" cstate="print">
+                          <a:blip r:embed="rId111" cstate="print">
                             <a:extLst>
                               <a:ext uri="{28A0092B-C50C-407E-A947-70E740481C1C}">
                                 <a14:useLocalDpi xmlns:a14="http://schemas.microsoft.com/office/drawing/2010/main" val="0"/>
@@ -13904,7 +11797,7 @@
                           <pic:cNvPicPr/>
                         </pic:nvPicPr>
                         <pic:blipFill>
-                          <a:blip r:embed="rId114" cstate="print">
+                          <a:blip r:embed="rId112" cstate="print">
                             <a:extLst>
                               <a:ext uri="{28A0092B-C50C-407E-A947-70E740481C1C}">
                                 <a14:useLocalDpi xmlns:a14="http://schemas.microsoft.com/office/drawing/2010/main" val="0"/>
@@ -13962,7 +11855,7 @@
                           <pic:cNvPicPr/>
                         </pic:nvPicPr>
                         <pic:blipFill>
-                          <a:blip r:embed="rId115" cstate="print">
+                          <a:blip r:embed="rId113" cstate="print">
                             <a:extLst>
                               <a:ext uri="{28A0092B-C50C-407E-A947-70E740481C1C}">
                                 <a14:useLocalDpi xmlns:a14="http://schemas.microsoft.com/office/drawing/2010/main" val="0"/>
@@ -14000,6 +11893,9 @@
       </w:r>
     </w:p>
     <w:p>
+      <w:pPr>
+        <w:pStyle w:val="Heading4"/>
+      </w:pPr>
       <w:r>
         <w:lastRenderedPageBreak/>
         <w:t>Slash Curves</w:t>
@@ -14046,7 +11942,7 @@
                           <pic:cNvPicPr/>
                         </pic:nvPicPr>
                         <pic:blipFill>
-                          <a:blip r:embed="rId116" cstate="print">
+                          <a:blip r:embed="rId114" cstate="print">
                             <a:extLst>
                               <a:ext uri="{28A0092B-C50C-407E-A947-70E740481C1C}">
                                 <a14:useLocalDpi xmlns:a14="http://schemas.microsoft.com/office/drawing/2010/main" val="0"/>
@@ -14110,7 +12006,7 @@
                           <pic:cNvPicPr/>
                         </pic:nvPicPr>
                         <pic:blipFill>
-                          <a:blip r:embed="rId117" cstate="print">
+                          <a:blip r:embed="rId115" cstate="print">
                             <a:extLst>
                               <a:ext uri="{28A0092B-C50C-407E-A947-70E740481C1C}">
                                 <a14:useLocalDpi xmlns:a14="http://schemas.microsoft.com/office/drawing/2010/main" val="0"/>
@@ -14159,7 +12055,7 @@
                 <w:noProof/>
               </w:rPr>
               <w:drawing>
-                <wp:inline distT="0" distB="0" distL="0" distR="0" wp14:anchorId="1153AA2F" wp14:editId="0084E8CA">
+                <wp:inline distT="0" distB="0" distL="0" distR="0" wp14:anchorId="1153AA2F" wp14:editId="78E693F0">
                   <wp:extent cx="3231515" cy="2422525"/>
                   <wp:effectExtent l="0" t="0" r="6985" b="0"/>
                   <wp:docPr id="1213506478" name="Picture 212"/>
@@ -14174,7 +12070,7 @@
                           <pic:cNvPicPr/>
                         </pic:nvPicPr>
                         <pic:blipFill>
-                          <a:blip r:embed="rId118" cstate="print">
+                          <a:blip r:embed="rId116" cstate="print">
                             <a:extLst>
                               <a:ext uri="{28A0092B-C50C-407E-A947-70E740481C1C}">
                                 <a14:useLocalDpi xmlns:a14="http://schemas.microsoft.com/office/drawing/2010/main" val="0"/>
@@ -14210,6 +12106,9 @@
       </w:r>
     </w:p>
     <w:p>
+      <w:pPr>
+        <w:pStyle w:val="Heading2"/>
+      </w:pPr>
       <w:r>
         <w:lastRenderedPageBreak/>
         <w:t>Geolocation</w:t>
@@ -14266,7 +12165,7 @@
                           <pic:cNvPicPr/>
                         </pic:nvPicPr>
                         <pic:blipFill>
-                          <a:blip r:embed="rId119">
+                          <a:blip r:embed="rId117">
                             <a:extLst>
                               <a:ext uri="{28A0092B-C50C-407E-A947-70E740481C1C}">
                                 <a14:useLocalDpi xmlns:a14="http://schemas.microsoft.com/office/drawing/2010/main" val="0"/>
@@ -14339,7 +12238,7 @@
                           <pic:cNvPicPr/>
                         </pic:nvPicPr>
                         <pic:blipFill>
-                          <a:blip r:embed="rId120">
+                          <a:blip r:embed="rId118">
                             <a:extLst>
                               <a:ext uri="{28A0092B-C50C-407E-A947-70E740481C1C}">
                                 <a14:useLocalDpi xmlns:a14="http://schemas.microsoft.com/office/drawing/2010/main" val="0"/>
@@ -14417,7 +12316,7 @@
                           <pic:cNvPicPr/>
                         </pic:nvPicPr>
                         <pic:blipFill>
-                          <a:blip r:embed="rId121">
+                          <a:blip r:embed="rId119">
                             <a:extLst>
                               <a:ext uri="{28A0092B-C50C-407E-A947-70E740481C1C}">
                                 <a14:useLocalDpi xmlns:a14="http://schemas.microsoft.com/office/drawing/2010/main" val="0"/>
@@ -14490,7 +12389,7 @@
                           <pic:cNvPicPr/>
                         </pic:nvPicPr>
                         <pic:blipFill>
-                          <a:blip r:embed="rId122">
+                          <a:blip r:embed="rId120">
                             <a:extLst>
                               <a:ext uri="{28A0092B-C50C-407E-A947-70E740481C1C}">
                                 <a14:useLocalDpi xmlns:a14="http://schemas.microsoft.com/office/drawing/2010/main" val="0"/>
@@ -14574,7 +12473,7 @@
                           <pic:cNvPicPr/>
                         </pic:nvPicPr>
                         <pic:blipFill>
-                          <a:blip r:embed="rId123">
+                          <a:blip r:embed="rId121">
                             <a:extLst>
                               <a:ext uri="{28A0092B-C50C-407E-A947-70E740481C1C}">
                                 <a14:useLocalDpi xmlns:a14="http://schemas.microsoft.com/office/drawing/2010/main" val="0"/>
@@ -14653,7 +12552,7 @@
                           <pic:cNvPicPr/>
                         </pic:nvPicPr>
                         <pic:blipFill>
-                          <a:blip r:embed="rId124">
+                          <a:blip r:embed="rId122">
                             <a:extLst>
                               <a:ext uri="{28A0092B-C50C-407E-A947-70E740481C1C}">
                                 <a14:useLocalDpi xmlns:a14="http://schemas.microsoft.com/office/drawing/2010/main" val="0"/>
@@ -14700,12 +12599,18 @@
     </w:tbl>
     <w:p/>
     <w:p>
+      <w:pPr>
+        <w:pStyle w:val="Heading2"/>
+      </w:pPr>
       <w:r>
         <w:lastRenderedPageBreak/>
         <w:t>Range and Resiliency</w:t>
       </w:r>
     </w:p>
     <w:p>
+      <w:pPr>
+        <w:pStyle w:val="Heading3"/>
+      </w:pPr>
       <w:r>
         <w:t>SF 7 BW 10.4 kHz</w:t>
       </w:r>
@@ -14749,7 +12654,7 @@
                   <wp:cNvGraphicFramePr/>
                   <a:graphic xmlns:a="http://schemas.openxmlformats.org/drawingml/2006/main">
                     <a:graphicData uri="http://schemas.openxmlformats.org/drawingml/2006/chart">
-                      <c:chart xmlns:c="http://schemas.openxmlformats.org/drawingml/2006/chart" xmlns:r="http://schemas.openxmlformats.org/officeDocument/2006/relationships" r:id="rId125"/>
+                      <c:chart xmlns:c="http://schemas.openxmlformats.org/drawingml/2006/chart" xmlns:r="http://schemas.openxmlformats.org/officeDocument/2006/relationships" r:id="rId123"/>
                     </a:graphicData>
                   </a:graphic>
                 </wp:inline>
@@ -14785,7 +12690,7 @@
                   <wp:cNvGraphicFramePr/>
                   <a:graphic xmlns:a="http://schemas.openxmlformats.org/drawingml/2006/main">
                     <a:graphicData uri="http://schemas.openxmlformats.org/drawingml/2006/chart">
-                      <c:chart xmlns:c="http://schemas.openxmlformats.org/drawingml/2006/chart" xmlns:r="http://schemas.openxmlformats.org/officeDocument/2006/relationships" r:id="rId126"/>
+                      <c:chart xmlns:c="http://schemas.openxmlformats.org/drawingml/2006/chart" xmlns:r="http://schemas.openxmlformats.org/officeDocument/2006/relationships" r:id="rId124"/>
                     </a:graphicData>
                   </a:graphic>
                 </wp:inline>
@@ -14824,7 +12729,7 @@
                   <wp:cNvGraphicFramePr/>
                   <a:graphic xmlns:a="http://schemas.openxmlformats.org/drawingml/2006/main">
                     <a:graphicData uri="http://schemas.openxmlformats.org/drawingml/2006/chart">
-                      <c:chart xmlns:c="http://schemas.openxmlformats.org/drawingml/2006/chart" xmlns:r="http://schemas.openxmlformats.org/officeDocument/2006/relationships" r:id="rId127"/>
+                      <c:chart xmlns:c="http://schemas.openxmlformats.org/drawingml/2006/chart" xmlns:r="http://schemas.openxmlformats.org/officeDocument/2006/relationships" r:id="rId125"/>
                     </a:graphicData>
                   </a:graphic>
                 </wp:inline>
@@ -14836,6 +12741,9 @@
     </w:tbl>
     <w:p/>
     <w:p>
+      <w:pPr>
+        <w:pStyle w:val="Heading3"/>
+      </w:pPr>
       <w:r>
         <w:lastRenderedPageBreak/>
         <w:t xml:space="preserve">SF 7 BW </w:t>
@@ -14883,7 +12791,7 @@
                   <wp:cNvGraphicFramePr/>
                   <a:graphic xmlns:a="http://schemas.openxmlformats.org/drawingml/2006/main">
                     <a:graphicData uri="http://schemas.openxmlformats.org/drawingml/2006/chart">
-                      <c:chart xmlns:c="http://schemas.openxmlformats.org/drawingml/2006/chart" xmlns:r="http://schemas.openxmlformats.org/officeDocument/2006/relationships" r:id="rId128"/>
+                      <c:chart xmlns:c="http://schemas.openxmlformats.org/drawingml/2006/chart" xmlns:r="http://schemas.openxmlformats.org/officeDocument/2006/relationships" r:id="rId126"/>
                     </a:graphicData>
                   </a:graphic>
                 </wp:inline>
@@ -14919,7 +12827,7 @@
                   <wp:cNvGraphicFramePr/>
                   <a:graphic xmlns:a="http://schemas.openxmlformats.org/drawingml/2006/main">
                     <a:graphicData uri="http://schemas.openxmlformats.org/drawingml/2006/chart">
-                      <c:chart xmlns:c="http://schemas.openxmlformats.org/drawingml/2006/chart" xmlns:r="http://schemas.openxmlformats.org/officeDocument/2006/relationships" r:id="rId129"/>
+                      <c:chart xmlns:c="http://schemas.openxmlformats.org/drawingml/2006/chart" xmlns:r="http://schemas.openxmlformats.org/officeDocument/2006/relationships" r:id="rId127"/>
                     </a:graphicData>
                   </a:graphic>
                 </wp:inline>
@@ -14958,7 +12866,7 @@
                   <wp:cNvGraphicFramePr/>
                   <a:graphic xmlns:a="http://schemas.openxmlformats.org/drawingml/2006/main">
                     <a:graphicData uri="http://schemas.openxmlformats.org/drawingml/2006/chart">
-                      <c:chart xmlns:c="http://schemas.openxmlformats.org/drawingml/2006/chart" xmlns:r="http://schemas.openxmlformats.org/officeDocument/2006/relationships" r:id="rId130"/>
+                      <c:chart xmlns:c="http://schemas.openxmlformats.org/drawingml/2006/chart" xmlns:r="http://schemas.openxmlformats.org/officeDocument/2006/relationships" r:id="rId128"/>
                     </a:graphicData>
                   </a:graphic>
                 </wp:inline>
@@ -14971,6 +12879,9 @@
     <w:p/>
     <w:p/>
     <w:p>
+      <w:pPr>
+        <w:pStyle w:val="Heading3"/>
+      </w:pPr>
       <w:r>
         <w:lastRenderedPageBreak/>
         <w:t>SF 7 BW 125 kHz</w:t>
@@ -15012,7 +12923,7 @@
                   <wp:cNvGraphicFramePr/>
                   <a:graphic xmlns:a="http://schemas.openxmlformats.org/drawingml/2006/main">
                     <a:graphicData uri="http://schemas.openxmlformats.org/drawingml/2006/chart">
-                      <c:chart xmlns:c="http://schemas.openxmlformats.org/drawingml/2006/chart" xmlns:r="http://schemas.openxmlformats.org/officeDocument/2006/relationships" r:id="rId131"/>
+                      <c:chart xmlns:c="http://schemas.openxmlformats.org/drawingml/2006/chart" xmlns:r="http://schemas.openxmlformats.org/officeDocument/2006/relationships" r:id="rId129"/>
                     </a:graphicData>
                   </a:graphic>
                 </wp:inline>
@@ -15048,7 +12959,7 @@
                   <wp:cNvGraphicFramePr/>
                   <a:graphic xmlns:a="http://schemas.openxmlformats.org/drawingml/2006/main">
                     <a:graphicData uri="http://schemas.openxmlformats.org/drawingml/2006/chart">
-                      <c:chart xmlns:c="http://schemas.openxmlformats.org/drawingml/2006/chart" xmlns:r="http://schemas.openxmlformats.org/officeDocument/2006/relationships" r:id="rId132"/>
+                      <c:chart xmlns:c="http://schemas.openxmlformats.org/drawingml/2006/chart" xmlns:r="http://schemas.openxmlformats.org/officeDocument/2006/relationships" r:id="rId130"/>
                     </a:graphicData>
                   </a:graphic>
                 </wp:inline>
@@ -15087,7 +12998,7 @@
                   <wp:cNvGraphicFramePr/>
                   <a:graphic xmlns:a="http://schemas.openxmlformats.org/drawingml/2006/main">
                     <a:graphicData uri="http://schemas.openxmlformats.org/drawingml/2006/chart">
-                      <c:chart xmlns:c="http://schemas.openxmlformats.org/drawingml/2006/chart" xmlns:r="http://schemas.openxmlformats.org/officeDocument/2006/relationships" r:id="rId133"/>
+                      <c:chart xmlns:c="http://schemas.openxmlformats.org/drawingml/2006/chart" xmlns:r="http://schemas.openxmlformats.org/officeDocument/2006/relationships" r:id="rId131"/>
                     </a:graphicData>
                   </a:graphic>
                 </wp:inline>
@@ -15100,6 +13011,9 @@
     <w:p/>
     <w:p/>
     <w:p>
+      <w:pPr>
+        <w:pStyle w:val="Heading3"/>
+      </w:pPr>
       <w:r>
         <w:lastRenderedPageBreak/>
         <w:t>SF 7 BW 500 kHz</w:t>
@@ -15141,7 +13055,7 @@
                   <wp:cNvGraphicFramePr/>
                   <a:graphic xmlns:a="http://schemas.openxmlformats.org/drawingml/2006/main">
                     <a:graphicData uri="http://schemas.openxmlformats.org/drawingml/2006/chart">
-                      <c:chart xmlns:c="http://schemas.openxmlformats.org/drawingml/2006/chart" xmlns:r="http://schemas.openxmlformats.org/officeDocument/2006/relationships" r:id="rId134"/>
+                      <c:chart xmlns:c="http://schemas.openxmlformats.org/drawingml/2006/chart" xmlns:r="http://schemas.openxmlformats.org/officeDocument/2006/relationships" r:id="rId132"/>
                     </a:graphicData>
                   </a:graphic>
                 </wp:inline>
@@ -15177,7 +13091,7 @@
                   <wp:cNvGraphicFramePr/>
                   <a:graphic xmlns:a="http://schemas.openxmlformats.org/drawingml/2006/main">
                     <a:graphicData uri="http://schemas.openxmlformats.org/drawingml/2006/chart">
-                      <c:chart xmlns:c="http://schemas.openxmlformats.org/drawingml/2006/chart" xmlns:r="http://schemas.openxmlformats.org/officeDocument/2006/relationships" r:id="rId135"/>
+                      <c:chart xmlns:c="http://schemas.openxmlformats.org/drawingml/2006/chart" xmlns:r="http://schemas.openxmlformats.org/officeDocument/2006/relationships" r:id="rId133"/>
                     </a:graphicData>
                   </a:graphic>
                 </wp:inline>
@@ -15216,7 +13130,7 @@
                   <wp:cNvGraphicFramePr/>
                   <a:graphic xmlns:a="http://schemas.openxmlformats.org/drawingml/2006/main">
                     <a:graphicData uri="http://schemas.openxmlformats.org/drawingml/2006/chart">
-                      <c:chart xmlns:c="http://schemas.openxmlformats.org/drawingml/2006/chart" xmlns:r="http://schemas.openxmlformats.org/officeDocument/2006/relationships" r:id="rId136"/>
+                      <c:chart xmlns:c="http://schemas.openxmlformats.org/drawingml/2006/chart" xmlns:r="http://schemas.openxmlformats.org/officeDocument/2006/relationships" r:id="rId134"/>
                     </a:graphicData>
                   </a:graphic>
                 </wp:inline>
@@ -15229,6 +13143,9 @@
     <w:p/>
     <w:p/>
     <w:p>
+      <w:pPr>
+        <w:pStyle w:val="Heading3"/>
+      </w:pPr>
       <w:r>
         <w:lastRenderedPageBreak/>
         <w:t>SF 12 BW 125 kHz</w:t>
@@ -15270,7 +13187,7 @@
                   <wp:cNvGraphicFramePr/>
                   <a:graphic xmlns:a="http://schemas.openxmlformats.org/drawingml/2006/main">
                     <a:graphicData uri="http://schemas.openxmlformats.org/drawingml/2006/chart">
-                      <c:chart xmlns:c="http://schemas.openxmlformats.org/drawingml/2006/chart" xmlns:r="http://schemas.openxmlformats.org/officeDocument/2006/relationships" r:id="rId137"/>
+                      <c:chart xmlns:c="http://schemas.openxmlformats.org/drawingml/2006/chart" xmlns:r="http://schemas.openxmlformats.org/officeDocument/2006/relationships" r:id="rId135"/>
                     </a:graphicData>
                   </a:graphic>
                 </wp:inline>
@@ -15306,7 +13223,7 @@
                   <wp:cNvGraphicFramePr/>
                   <a:graphic xmlns:a="http://schemas.openxmlformats.org/drawingml/2006/main">
                     <a:graphicData uri="http://schemas.openxmlformats.org/drawingml/2006/chart">
-                      <c:chart xmlns:c="http://schemas.openxmlformats.org/drawingml/2006/chart" xmlns:r="http://schemas.openxmlformats.org/officeDocument/2006/relationships" r:id="rId138"/>
+                      <c:chart xmlns:c="http://schemas.openxmlformats.org/drawingml/2006/chart" xmlns:r="http://schemas.openxmlformats.org/officeDocument/2006/relationships" r:id="rId136"/>
                     </a:graphicData>
                   </a:graphic>
                 </wp:inline>
@@ -15345,7 +13262,7 @@
                   <wp:cNvGraphicFramePr/>
                   <a:graphic xmlns:a="http://schemas.openxmlformats.org/drawingml/2006/main">
                     <a:graphicData uri="http://schemas.openxmlformats.org/drawingml/2006/chart">
-                      <c:chart xmlns:c="http://schemas.openxmlformats.org/drawingml/2006/chart" xmlns:r="http://schemas.openxmlformats.org/officeDocument/2006/relationships" r:id="rId139"/>
+                      <c:chart xmlns:c="http://schemas.openxmlformats.org/drawingml/2006/chart" xmlns:r="http://schemas.openxmlformats.org/officeDocument/2006/relationships" r:id="rId137"/>
                     </a:graphicData>
                   </a:graphic>
                 </wp:inline>
@@ -15358,6 +13275,9 @@
     <w:p/>
     <w:p/>
     <w:p>
+      <w:pPr>
+        <w:pStyle w:val="Heading3"/>
+      </w:pPr>
       <w:r>
         <w:lastRenderedPageBreak/>
         <w:t>SF 12 BW 500 kHz</w:t>
@@ -15399,7 +13319,7 @@
                   <wp:cNvGraphicFramePr/>
                   <a:graphic xmlns:a="http://schemas.openxmlformats.org/drawingml/2006/main">
                     <a:graphicData uri="http://schemas.openxmlformats.org/drawingml/2006/chart">
-                      <c:chart xmlns:c="http://schemas.openxmlformats.org/drawingml/2006/chart" xmlns:r="http://schemas.openxmlformats.org/officeDocument/2006/relationships" r:id="rId140"/>
+                      <c:chart xmlns:c="http://schemas.openxmlformats.org/drawingml/2006/chart" xmlns:r="http://schemas.openxmlformats.org/officeDocument/2006/relationships" r:id="rId138"/>
                     </a:graphicData>
                   </a:graphic>
                 </wp:inline>
@@ -15435,7 +13355,7 @@
                   <wp:cNvGraphicFramePr/>
                   <a:graphic xmlns:a="http://schemas.openxmlformats.org/drawingml/2006/main">
                     <a:graphicData uri="http://schemas.openxmlformats.org/drawingml/2006/chart">
-                      <c:chart xmlns:c="http://schemas.openxmlformats.org/drawingml/2006/chart" xmlns:r="http://schemas.openxmlformats.org/officeDocument/2006/relationships" r:id="rId141"/>
+                      <c:chart xmlns:c="http://schemas.openxmlformats.org/drawingml/2006/chart" xmlns:r="http://schemas.openxmlformats.org/officeDocument/2006/relationships" r:id="rId139"/>
                     </a:graphicData>
                   </a:graphic>
                 </wp:inline>
@@ -15474,7 +13394,7 @@
                   <wp:cNvGraphicFramePr/>
                   <a:graphic xmlns:a="http://schemas.openxmlformats.org/drawingml/2006/main">
                     <a:graphicData uri="http://schemas.openxmlformats.org/drawingml/2006/chart">
-                      <c:chart xmlns:c="http://schemas.openxmlformats.org/drawingml/2006/chart" xmlns:r="http://schemas.openxmlformats.org/officeDocument/2006/relationships" r:id="rId142"/>
+                      <c:chart xmlns:c="http://schemas.openxmlformats.org/drawingml/2006/chart" xmlns:r="http://schemas.openxmlformats.org/officeDocument/2006/relationships" r:id="rId140"/>
                     </a:graphicData>
                   </a:graphic>
                 </wp:inline>
@@ -15647,6 +13567,101 @@
     </w:lvl>
   </w:abstractNum>
   <w:abstractNum w:abstractNumId="1" w15:restartNumberingAfterBreak="0">
+    <w:nsid w:val="079B6D92"/>
+    <w:multiLevelType w:val="multilevel"/>
+    <w:tmpl w:val="98768FFA"/>
+    <w:lvl w:ilvl="0">
+      <w:start w:val="1"/>
+      <w:numFmt w:val="decimal"/>
+      <w:pStyle w:val="Heading1"/>
+      <w:lvlText w:val="%1"/>
+      <w:lvlJc w:val="left"/>
+      <w:pPr>
+        <w:ind w:left="432" w:hanging="432"/>
+      </w:pPr>
+    </w:lvl>
+    <w:lvl w:ilvl="1">
+      <w:start w:val="1"/>
+      <w:numFmt w:val="decimal"/>
+      <w:pStyle w:val="Heading2"/>
+      <w:lvlText w:val="%1.%2"/>
+      <w:lvlJc w:val="left"/>
+      <w:pPr>
+        <w:ind w:left="576" w:hanging="576"/>
+      </w:pPr>
+    </w:lvl>
+    <w:lvl w:ilvl="2">
+      <w:start w:val="1"/>
+      <w:numFmt w:val="decimal"/>
+      <w:pStyle w:val="Heading3"/>
+      <w:lvlText w:val="%1.%2.%3"/>
+      <w:lvlJc w:val="left"/>
+      <w:pPr>
+        <w:ind w:left="720" w:hanging="720"/>
+      </w:pPr>
+    </w:lvl>
+    <w:lvl w:ilvl="3">
+      <w:start w:val="1"/>
+      <w:numFmt w:val="decimal"/>
+      <w:pStyle w:val="Heading4"/>
+      <w:lvlText w:val="%1.%2.%3.%4"/>
+      <w:lvlJc w:val="left"/>
+      <w:pPr>
+        <w:ind w:left="864" w:hanging="864"/>
+      </w:pPr>
+    </w:lvl>
+    <w:lvl w:ilvl="4">
+      <w:start w:val="1"/>
+      <w:numFmt w:val="decimal"/>
+      <w:pStyle w:val="Heading5"/>
+      <w:lvlText w:val="%1.%2.%3.%4.%5"/>
+      <w:lvlJc w:val="left"/>
+      <w:pPr>
+        <w:ind w:left="1008" w:hanging="1008"/>
+      </w:pPr>
+    </w:lvl>
+    <w:lvl w:ilvl="5">
+      <w:start w:val="1"/>
+      <w:numFmt w:val="decimal"/>
+      <w:pStyle w:val="Heading6"/>
+      <w:lvlText w:val="%1.%2.%3.%4.%5.%6"/>
+      <w:lvlJc w:val="left"/>
+      <w:pPr>
+        <w:ind w:left="1152" w:hanging="1152"/>
+      </w:pPr>
+    </w:lvl>
+    <w:lvl w:ilvl="6">
+      <w:start w:val="1"/>
+      <w:numFmt w:val="decimal"/>
+      <w:pStyle w:val="Heading7"/>
+      <w:lvlText w:val="%1.%2.%3.%4.%5.%6.%7"/>
+      <w:lvlJc w:val="left"/>
+      <w:pPr>
+        <w:ind w:left="1296" w:hanging="1296"/>
+      </w:pPr>
+    </w:lvl>
+    <w:lvl w:ilvl="7">
+      <w:start w:val="1"/>
+      <w:numFmt w:val="decimal"/>
+      <w:pStyle w:val="Heading8"/>
+      <w:lvlText w:val="%1.%2.%3.%4.%5.%6.%7.%8"/>
+      <w:lvlJc w:val="left"/>
+      <w:pPr>
+        <w:ind w:left="1440" w:hanging="1440"/>
+      </w:pPr>
+    </w:lvl>
+    <w:lvl w:ilvl="8">
+      <w:start w:val="1"/>
+      <w:numFmt w:val="decimal"/>
+      <w:pStyle w:val="Heading9"/>
+      <w:lvlText w:val="%1.%2.%3.%4.%5.%6.%7.%8.%9"/>
+      <w:lvlJc w:val="left"/>
+      <w:pPr>
+        <w:ind w:left="1584" w:hanging="1584"/>
+      </w:pPr>
+    </w:lvl>
+  </w:abstractNum>
+  <w:abstractNum w:abstractNumId="2" w15:restartNumberingAfterBreak="0">
     <w:nsid w:val="1D4F1F89"/>
     <w:multiLevelType w:val="multilevel"/>
     <w:tmpl w:val="1B8622D4"/>
@@ -15795,7 +13810,7 @@
       </w:rPr>
     </w:lvl>
   </w:abstractNum>
-  <w:abstractNum w:abstractNumId="2" w15:restartNumberingAfterBreak="0">
+  <w:abstractNum w:abstractNumId="3" w15:restartNumberingAfterBreak="0">
     <w:nsid w:val="1DEA6453"/>
     <w:multiLevelType w:val="multilevel"/>
     <w:tmpl w:val="0DD86CD4"/>
@@ -15944,7 +13959,7 @@
       </w:rPr>
     </w:lvl>
   </w:abstractNum>
-  <w:abstractNum w:abstractNumId="3" w15:restartNumberingAfterBreak="0">
+  <w:abstractNum w:abstractNumId="4" w15:restartNumberingAfterBreak="0">
     <w:nsid w:val="22E1376D"/>
     <w:multiLevelType w:val="multilevel"/>
     <w:tmpl w:val="0C3466C2"/>
@@ -16093,7 +14108,156 @@
       </w:rPr>
     </w:lvl>
   </w:abstractNum>
-  <w:abstractNum w:abstractNumId="4" w15:restartNumberingAfterBreak="0">
+  <w:abstractNum w:abstractNumId="5" w15:restartNumberingAfterBreak="0">
+    <w:nsid w:val="245D4877"/>
+    <w:multiLevelType w:val="multilevel"/>
+    <w:tmpl w:val="75EC4470"/>
+    <w:lvl w:ilvl="0">
+      <w:start w:val="1"/>
+      <w:numFmt w:val="bullet"/>
+      <w:lvlText w:val=""/>
+      <w:lvlJc w:val="left"/>
+      <w:pPr>
+        <w:tabs>
+          <w:tab w:val="num" w:pos="720"/>
+        </w:tabs>
+        <w:ind w:left="720" w:hanging="360"/>
+      </w:pPr>
+      <w:rPr>
+        <w:rFonts w:ascii="Symbol" w:hAnsi="Symbol" w:hint="default"/>
+        <w:sz w:val="20"/>
+      </w:rPr>
+    </w:lvl>
+    <w:lvl w:ilvl="1" w:tentative="1">
+      <w:start w:val="1"/>
+      <w:numFmt w:val="bullet"/>
+      <w:lvlText w:val="o"/>
+      <w:lvlJc w:val="left"/>
+      <w:pPr>
+        <w:tabs>
+          <w:tab w:val="num" w:pos="1440"/>
+        </w:tabs>
+        <w:ind w:left="1440" w:hanging="360"/>
+      </w:pPr>
+      <w:rPr>
+        <w:rFonts w:ascii="Courier New" w:hAnsi="Courier New" w:hint="default"/>
+        <w:sz w:val="20"/>
+      </w:rPr>
+    </w:lvl>
+    <w:lvl w:ilvl="2" w:tentative="1">
+      <w:start w:val="1"/>
+      <w:numFmt w:val="bullet"/>
+      <w:lvlText w:val=""/>
+      <w:lvlJc w:val="left"/>
+      <w:pPr>
+        <w:tabs>
+          <w:tab w:val="num" w:pos="2160"/>
+        </w:tabs>
+        <w:ind w:left="2160" w:hanging="360"/>
+      </w:pPr>
+      <w:rPr>
+        <w:rFonts w:ascii="Wingdings" w:hAnsi="Wingdings" w:hint="default"/>
+        <w:sz w:val="20"/>
+      </w:rPr>
+    </w:lvl>
+    <w:lvl w:ilvl="3" w:tentative="1">
+      <w:start w:val="1"/>
+      <w:numFmt w:val="bullet"/>
+      <w:lvlText w:val=""/>
+      <w:lvlJc w:val="left"/>
+      <w:pPr>
+        <w:tabs>
+          <w:tab w:val="num" w:pos="2880"/>
+        </w:tabs>
+        <w:ind w:left="2880" w:hanging="360"/>
+      </w:pPr>
+      <w:rPr>
+        <w:rFonts w:ascii="Wingdings" w:hAnsi="Wingdings" w:hint="default"/>
+        <w:sz w:val="20"/>
+      </w:rPr>
+    </w:lvl>
+    <w:lvl w:ilvl="4" w:tentative="1">
+      <w:start w:val="1"/>
+      <w:numFmt w:val="bullet"/>
+      <w:lvlText w:val=""/>
+      <w:lvlJc w:val="left"/>
+      <w:pPr>
+        <w:tabs>
+          <w:tab w:val="num" w:pos="3600"/>
+        </w:tabs>
+        <w:ind w:left="3600" w:hanging="360"/>
+      </w:pPr>
+      <w:rPr>
+        <w:rFonts w:ascii="Wingdings" w:hAnsi="Wingdings" w:hint="default"/>
+        <w:sz w:val="20"/>
+      </w:rPr>
+    </w:lvl>
+    <w:lvl w:ilvl="5" w:tentative="1">
+      <w:start w:val="1"/>
+      <w:numFmt w:val="bullet"/>
+      <w:lvlText w:val=""/>
+      <w:lvlJc w:val="left"/>
+      <w:pPr>
+        <w:tabs>
+          <w:tab w:val="num" w:pos="4320"/>
+        </w:tabs>
+        <w:ind w:left="4320" w:hanging="360"/>
+      </w:pPr>
+      <w:rPr>
+        <w:rFonts w:ascii="Wingdings" w:hAnsi="Wingdings" w:hint="default"/>
+        <w:sz w:val="20"/>
+      </w:rPr>
+    </w:lvl>
+    <w:lvl w:ilvl="6" w:tentative="1">
+      <w:start w:val="1"/>
+      <w:numFmt w:val="bullet"/>
+      <w:lvlText w:val=""/>
+      <w:lvlJc w:val="left"/>
+      <w:pPr>
+        <w:tabs>
+          <w:tab w:val="num" w:pos="5040"/>
+        </w:tabs>
+        <w:ind w:left="5040" w:hanging="360"/>
+      </w:pPr>
+      <w:rPr>
+        <w:rFonts w:ascii="Wingdings" w:hAnsi="Wingdings" w:hint="default"/>
+        <w:sz w:val="20"/>
+      </w:rPr>
+    </w:lvl>
+    <w:lvl w:ilvl="7" w:tentative="1">
+      <w:start w:val="1"/>
+      <w:numFmt w:val="bullet"/>
+      <w:lvlText w:val=""/>
+      <w:lvlJc w:val="left"/>
+      <w:pPr>
+        <w:tabs>
+          <w:tab w:val="num" w:pos="5760"/>
+        </w:tabs>
+        <w:ind w:left="5760" w:hanging="360"/>
+      </w:pPr>
+      <w:rPr>
+        <w:rFonts w:ascii="Wingdings" w:hAnsi="Wingdings" w:hint="default"/>
+        <w:sz w:val="20"/>
+      </w:rPr>
+    </w:lvl>
+    <w:lvl w:ilvl="8" w:tentative="1">
+      <w:start w:val="1"/>
+      <w:numFmt w:val="bullet"/>
+      <w:lvlText w:val=""/>
+      <w:lvlJc w:val="left"/>
+      <w:pPr>
+        <w:tabs>
+          <w:tab w:val="num" w:pos="6480"/>
+        </w:tabs>
+        <w:ind w:left="6480" w:hanging="360"/>
+      </w:pPr>
+      <w:rPr>
+        <w:rFonts w:ascii="Wingdings" w:hAnsi="Wingdings" w:hint="default"/>
+        <w:sz w:val="20"/>
+      </w:rPr>
+    </w:lvl>
+  </w:abstractNum>
+  <w:abstractNum w:abstractNumId="6" w15:restartNumberingAfterBreak="0">
     <w:nsid w:val="260F5150"/>
     <w:multiLevelType w:val="hybridMultilevel"/>
     <w:tmpl w:val="6D1A0636"/>
@@ -16179,7 +14343,7 @@
       </w:pPr>
     </w:lvl>
   </w:abstractNum>
-  <w:abstractNum w:abstractNumId="5" w15:restartNumberingAfterBreak="0">
+  <w:abstractNum w:abstractNumId="7" w15:restartNumberingAfterBreak="0">
     <w:nsid w:val="309A517C"/>
     <w:multiLevelType w:val="hybridMultilevel"/>
     <w:tmpl w:val="7ED89A2C"/>
@@ -16265,7 +14429,7 @@
       </w:pPr>
     </w:lvl>
   </w:abstractNum>
-  <w:abstractNum w:abstractNumId="6" w15:restartNumberingAfterBreak="0">
+  <w:abstractNum w:abstractNumId="8" w15:restartNumberingAfterBreak="0">
     <w:nsid w:val="37905C12"/>
     <w:multiLevelType w:val="multilevel"/>
     <w:tmpl w:val="CFB871BC"/>
@@ -16414,7 +14578,7 @@
       </w:rPr>
     </w:lvl>
   </w:abstractNum>
-  <w:abstractNum w:abstractNumId="7" w15:restartNumberingAfterBreak="0">
+  <w:abstractNum w:abstractNumId="9" w15:restartNumberingAfterBreak="0">
     <w:nsid w:val="37AD2140"/>
     <w:multiLevelType w:val="multilevel"/>
     <w:tmpl w:val="8DA44B40"/>
@@ -16563,7 +14727,7 @@
       </w:rPr>
     </w:lvl>
   </w:abstractNum>
-  <w:abstractNum w:abstractNumId="8" w15:restartNumberingAfterBreak="0">
+  <w:abstractNum w:abstractNumId="10" w15:restartNumberingAfterBreak="0">
     <w:nsid w:val="43EF59A7"/>
     <w:multiLevelType w:val="hybridMultilevel"/>
     <w:tmpl w:val="52946BEC"/>
@@ -16676,7 +14840,7 @@
       </w:rPr>
     </w:lvl>
   </w:abstractNum>
-  <w:abstractNum w:abstractNumId="9" w15:restartNumberingAfterBreak="0">
+  <w:abstractNum w:abstractNumId="11" w15:restartNumberingAfterBreak="0">
     <w:nsid w:val="4A9D333A"/>
     <w:multiLevelType w:val="multilevel"/>
     <w:tmpl w:val="F35805D0"/>
@@ -16825,7 +14989,7 @@
       </w:rPr>
     </w:lvl>
   </w:abstractNum>
-  <w:abstractNum w:abstractNumId="10" w15:restartNumberingAfterBreak="0">
+  <w:abstractNum w:abstractNumId="12" w15:restartNumberingAfterBreak="0">
     <w:nsid w:val="4BB76931"/>
     <w:multiLevelType w:val="hybridMultilevel"/>
     <w:tmpl w:val="F168EA28"/>
@@ -16938,7 +15102,7 @@
       </w:rPr>
     </w:lvl>
   </w:abstractNum>
-  <w:abstractNum w:abstractNumId="11" w15:restartNumberingAfterBreak="0">
+  <w:abstractNum w:abstractNumId="13" w15:restartNumberingAfterBreak="0">
     <w:nsid w:val="59FD10D4"/>
     <w:multiLevelType w:val="hybridMultilevel"/>
     <w:tmpl w:val="7C3EC30C"/>
@@ -17027,7 +15191,156 @@
       </w:pPr>
     </w:lvl>
   </w:abstractNum>
-  <w:abstractNum w:abstractNumId="12" w15:restartNumberingAfterBreak="0">
+  <w:abstractNum w:abstractNumId="14" w15:restartNumberingAfterBreak="0">
+    <w:nsid w:val="5A9830A4"/>
+    <w:multiLevelType w:val="multilevel"/>
+    <w:tmpl w:val="98F226B8"/>
+    <w:lvl w:ilvl="0">
+      <w:start w:val="1"/>
+      <w:numFmt w:val="bullet"/>
+      <w:lvlText w:val=""/>
+      <w:lvlJc w:val="left"/>
+      <w:pPr>
+        <w:tabs>
+          <w:tab w:val="num" w:pos="720"/>
+        </w:tabs>
+        <w:ind w:left="720" w:hanging="360"/>
+      </w:pPr>
+      <w:rPr>
+        <w:rFonts w:ascii="Symbol" w:hAnsi="Symbol" w:hint="default"/>
+        <w:sz w:val="20"/>
+      </w:rPr>
+    </w:lvl>
+    <w:lvl w:ilvl="1" w:tentative="1">
+      <w:start w:val="1"/>
+      <w:numFmt w:val="bullet"/>
+      <w:lvlText w:val="o"/>
+      <w:lvlJc w:val="left"/>
+      <w:pPr>
+        <w:tabs>
+          <w:tab w:val="num" w:pos="1440"/>
+        </w:tabs>
+        <w:ind w:left="1440" w:hanging="360"/>
+      </w:pPr>
+      <w:rPr>
+        <w:rFonts w:ascii="Courier New" w:hAnsi="Courier New" w:hint="default"/>
+        <w:sz w:val="20"/>
+      </w:rPr>
+    </w:lvl>
+    <w:lvl w:ilvl="2" w:tentative="1">
+      <w:start w:val="1"/>
+      <w:numFmt w:val="bullet"/>
+      <w:lvlText w:val=""/>
+      <w:lvlJc w:val="left"/>
+      <w:pPr>
+        <w:tabs>
+          <w:tab w:val="num" w:pos="2160"/>
+        </w:tabs>
+        <w:ind w:left="2160" w:hanging="360"/>
+      </w:pPr>
+      <w:rPr>
+        <w:rFonts w:ascii="Wingdings" w:hAnsi="Wingdings" w:hint="default"/>
+        <w:sz w:val="20"/>
+      </w:rPr>
+    </w:lvl>
+    <w:lvl w:ilvl="3" w:tentative="1">
+      <w:start w:val="1"/>
+      <w:numFmt w:val="bullet"/>
+      <w:lvlText w:val=""/>
+      <w:lvlJc w:val="left"/>
+      <w:pPr>
+        <w:tabs>
+          <w:tab w:val="num" w:pos="2880"/>
+        </w:tabs>
+        <w:ind w:left="2880" w:hanging="360"/>
+      </w:pPr>
+      <w:rPr>
+        <w:rFonts w:ascii="Wingdings" w:hAnsi="Wingdings" w:hint="default"/>
+        <w:sz w:val="20"/>
+      </w:rPr>
+    </w:lvl>
+    <w:lvl w:ilvl="4" w:tentative="1">
+      <w:start w:val="1"/>
+      <w:numFmt w:val="bullet"/>
+      <w:lvlText w:val=""/>
+      <w:lvlJc w:val="left"/>
+      <w:pPr>
+        <w:tabs>
+          <w:tab w:val="num" w:pos="3600"/>
+        </w:tabs>
+        <w:ind w:left="3600" w:hanging="360"/>
+      </w:pPr>
+      <w:rPr>
+        <w:rFonts w:ascii="Wingdings" w:hAnsi="Wingdings" w:hint="default"/>
+        <w:sz w:val="20"/>
+      </w:rPr>
+    </w:lvl>
+    <w:lvl w:ilvl="5" w:tentative="1">
+      <w:start w:val="1"/>
+      <w:numFmt w:val="bullet"/>
+      <w:lvlText w:val=""/>
+      <w:lvlJc w:val="left"/>
+      <w:pPr>
+        <w:tabs>
+          <w:tab w:val="num" w:pos="4320"/>
+        </w:tabs>
+        <w:ind w:left="4320" w:hanging="360"/>
+      </w:pPr>
+      <w:rPr>
+        <w:rFonts w:ascii="Wingdings" w:hAnsi="Wingdings" w:hint="default"/>
+        <w:sz w:val="20"/>
+      </w:rPr>
+    </w:lvl>
+    <w:lvl w:ilvl="6" w:tentative="1">
+      <w:start w:val="1"/>
+      <w:numFmt w:val="bullet"/>
+      <w:lvlText w:val=""/>
+      <w:lvlJc w:val="left"/>
+      <w:pPr>
+        <w:tabs>
+          <w:tab w:val="num" w:pos="5040"/>
+        </w:tabs>
+        <w:ind w:left="5040" w:hanging="360"/>
+      </w:pPr>
+      <w:rPr>
+        <w:rFonts w:ascii="Wingdings" w:hAnsi="Wingdings" w:hint="default"/>
+        <w:sz w:val="20"/>
+      </w:rPr>
+    </w:lvl>
+    <w:lvl w:ilvl="7" w:tentative="1">
+      <w:start w:val="1"/>
+      <w:numFmt w:val="bullet"/>
+      <w:lvlText w:val=""/>
+      <w:lvlJc w:val="left"/>
+      <w:pPr>
+        <w:tabs>
+          <w:tab w:val="num" w:pos="5760"/>
+        </w:tabs>
+        <w:ind w:left="5760" w:hanging="360"/>
+      </w:pPr>
+      <w:rPr>
+        <w:rFonts w:ascii="Wingdings" w:hAnsi="Wingdings" w:hint="default"/>
+        <w:sz w:val="20"/>
+      </w:rPr>
+    </w:lvl>
+    <w:lvl w:ilvl="8" w:tentative="1">
+      <w:start w:val="1"/>
+      <w:numFmt w:val="bullet"/>
+      <w:lvlText w:val=""/>
+      <w:lvlJc w:val="left"/>
+      <w:pPr>
+        <w:tabs>
+          <w:tab w:val="num" w:pos="6480"/>
+        </w:tabs>
+        <w:ind w:left="6480" w:hanging="360"/>
+      </w:pPr>
+      <w:rPr>
+        <w:rFonts w:ascii="Wingdings" w:hAnsi="Wingdings" w:hint="default"/>
+        <w:sz w:val="20"/>
+      </w:rPr>
+    </w:lvl>
+  </w:abstractNum>
+  <w:abstractNum w:abstractNumId="15" w15:restartNumberingAfterBreak="0">
     <w:nsid w:val="61913169"/>
     <w:multiLevelType w:val="multilevel"/>
     <w:tmpl w:val="848C5068"/>
@@ -17176,7 +15489,7 @@
       </w:rPr>
     </w:lvl>
   </w:abstractNum>
-  <w:abstractNum w:abstractNumId="13" w15:restartNumberingAfterBreak="0">
+  <w:abstractNum w:abstractNumId="16" w15:restartNumberingAfterBreak="0">
     <w:nsid w:val="64973961"/>
     <w:multiLevelType w:val="multilevel"/>
     <w:tmpl w:val="E8C0B710"/>
@@ -17325,7 +15638,7 @@
       </w:rPr>
     </w:lvl>
   </w:abstractNum>
-  <w:abstractNum w:abstractNumId="14" w15:restartNumberingAfterBreak="0">
+  <w:abstractNum w:abstractNumId="17" w15:restartNumberingAfterBreak="0">
     <w:nsid w:val="653F7670"/>
     <w:multiLevelType w:val="multilevel"/>
     <w:tmpl w:val="DB760278"/>
@@ -17474,7 +15787,7 @@
       </w:rPr>
     </w:lvl>
   </w:abstractNum>
-  <w:abstractNum w:abstractNumId="15" w15:restartNumberingAfterBreak="0">
+  <w:abstractNum w:abstractNumId="18" w15:restartNumberingAfterBreak="0">
     <w:nsid w:val="656D5D25"/>
     <w:multiLevelType w:val="multilevel"/>
     <w:tmpl w:val="3A205AE8"/>
@@ -17623,7 +15936,7 @@
       </w:rPr>
     </w:lvl>
   </w:abstractNum>
-  <w:abstractNum w:abstractNumId="16" w15:restartNumberingAfterBreak="0">
+  <w:abstractNum w:abstractNumId="19" w15:restartNumberingAfterBreak="0">
     <w:nsid w:val="65874763"/>
     <w:multiLevelType w:val="multilevel"/>
     <w:tmpl w:val="A93C1392"/>
@@ -17772,7 +16085,7 @@
       </w:rPr>
     </w:lvl>
   </w:abstractNum>
-  <w:abstractNum w:abstractNumId="17" w15:restartNumberingAfterBreak="0">
+  <w:abstractNum w:abstractNumId="20" w15:restartNumberingAfterBreak="0">
     <w:nsid w:val="71CD1682"/>
     <w:multiLevelType w:val="multilevel"/>
     <w:tmpl w:val="54CEF7D6"/>
@@ -17921,7 +16234,156 @@
       </w:rPr>
     </w:lvl>
   </w:abstractNum>
-  <w:abstractNum w:abstractNumId="18" w15:restartNumberingAfterBreak="0">
+  <w:abstractNum w:abstractNumId="21" w15:restartNumberingAfterBreak="0">
+    <w:nsid w:val="74BF2009"/>
+    <w:multiLevelType w:val="multilevel"/>
+    <w:tmpl w:val="42B225AA"/>
+    <w:lvl w:ilvl="0">
+      <w:start w:val="1"/>
+      <w:numFmt w:val="bullet"/>
+      <w:lvlText w:val=""/>
+      <w:lvlJc w:val="left"/>
+      <w:pPr>
+        <w:tabs>
+          <w:tab w:val="num" w:pos="720"/>
+        </w:tabs>
+        <w:ind w:left="720" w:hanging="360"/>
+      </w:pPr>
+      <w:rPr>
+        <w:rFonts w:ascii="Symbol" w:hAnsi="Symbol" w:hint="default"/>
+        <w:sz w:val="20"/>
+      </w:rPr>
+    </w:lvl>
+    <w:lvl w:ilvl="1" w:tentative="1">
+      <w:start w:val="1"/>
+      <w:numFmt w:val="bullet"/>
+      <w:lvlText w:val="o"/>
+      <w:lvlJc w:val="left"/>
+      <w:pPr>
+        <w:tabs>
+          <w:tab w:val="num" w:pos="1440"/>
+        </w:tabs>
+        <w:ind w:left="1440" w:hanging="360"/>
+      </w:pPr>
+      <w:rPr>
+        <w:rFonts w:ascii="Courier New" w:hAnsi="Courier New" w:hint="default"/>
+        <w:sz w:val="20"/>
+      </w:rPr>
+    </w:lvl>
+    <w:lvl w:ilvl="2" w:tentative="1">
+      <w:start w:val="1"/>
+      <w:numFmt w:val="bullet"/>
+      <w:lvlText w:val=""/>
+      <w:lvlJc w:val="left"/>
+      <w:pPr>
+        <w:tabs>
+          <w:tab w:val="num" w:pos="2160"/>
+        </w:tabs>
+        <w:ind w:left="2160" w:hanging="360"/>
+      </w:pPr>
+      <w:rPr>
+        <w:rFonts w:ascii="Wingdings" w:hAnsi="Wingdings" w:hint="default"/>
+        <w:sz w:val="20"/>
+      </w:rPr>
+    </w:lvl>
+    <w:lvl w:ilvl="3" w:tentative="1">
+      <w:start w:val="1"/>
+      <w:numFmt w:val="bullet"/>
+      <w:lvlText w:val=""/>
+      <w:lvlJc w:val="left"/>
+      <w:pPr>
+        <w:tabs>
+          <w:tab w:val="num" w:pos="2880"/>
+        </w:tabs>
+        <w:ind w:left="2880" w:hanging="360"/>
+      </w:pPr>
+      <w:rPr>
+        <w:rFonts w:ascii="Wingdings" w:hAnsi="Wingdings" w:hint="default"/>
+        <w:sz w:val="20"/>
+      </w:rPr>
+    </w:lvl>
+    <w:lvl w:ilvl="4" w:tentative="1">
+      <w:start w:val="1"/>
+      <w:numFmt w:val="bullet"/>
+      <w:lvlText w:val=""/>
+      <w:lvlJc w:val="left"/>
+      <w:pPr>
+        <w:tabs>
+          <w:tab w:val="num" w:pos="3600"/>
+        </w:tabs>
+        <w:ind w:left="3600" w:hanging="360"/>
+      </w:pPr>
+      <w:rPr>
+        <w:rFonts w:ascii="Wingdings" w:hAnsi="Wingdings" w:hint="default"/>
+        <w:sz w:val="20"/>
+      </w:rPr>
+    </w:lvl>
+    <w:lvl w:ilvl="5" w:tentative="1">
+      <w:start w:val="1"/>
+      <w:numFmt w:val="bullet"/>
+      <w:lvlText w:val=""/>
+      <w:lvlJc w:val="left"/>
+      <w:pPr>
+        <w:tabs>
+          <w:tab w:val="num" w:pos="4320"/>
+        </w:tabs>
+        <w:ind w:left="4320" w:hanging="360"/>
+      </w:pPr>
+      <w:rPr>
+        <w:rFonts w:ascii="Wingdings" w:hAnsi="Wingdings" w:hint="default"/>
+        <w:sz w:val="20"/>
+      </w:rPr>
+    </w:lvl>
+    <w:lvl w:ilvl="6" w:tentative="1">
+      <w:start w:val="1"/>
+      <w:numFmt w:val="bullet"/>
+      <w:lvlText w:val=""/>
+      <w:lvlJc w:val="left"/>
+      <w:pPr>
+        <w:tabs>
+          <w:tab w:val="num" w:pos="5040"/>
+        </w:tabs>
+        <w:ind w:left="5040" w:hanging="360"/>
+      </w:pPr>
+      <w:rPr>
+        <w:rFonts w:ascii="Wingdings" w:hAnsi="Wingdings" w:hint="default"/>
+        <w:sz w:val="20"/>
+      </w:rPr>
+    </w:lvl>
+    <w:lvl w:ilvl="7" w:tentative="1">
+      <w:start w:val="1"/>
+      <w:numFmt w:val="bullet"/>
+      <w:lvlText w:val=""/>
+      <w:lvlJc w:val="left"/>
+      <w:pPr>
+        <w:tabs>
+          <w:tab w:val="num" w:pos="5760"/>
+        </w:tabs>
+        <w:ind w:left="5760" w:hanging="360"/>
+      </w:pPr>
+      <w:rPr>
+        <w:rFonts w:ascii="Wingdings" w:hAnsi="Wingdings" w:hint="default"/>
+        <w:sz w:val="20"/>
+      </w:rPr>
+    </w:lvl>
+    <w:lvl w:ilvl="8" w:tentative="1">
+      <w:start w:val="1"/>
+      <w:numFmt w:val="bullet"/>
+      <w:lvlText w:val=""/>
+      <w:lvlJc w:val="left"/>
+      <w:pPr>
+        <w:tabs>
+          <w:tab w:val="num" w:pos="6480"/>
+        </w:tabs>
+        <w:ind w:left="6480" w:hanging="360"/>
+      </w:pPr>
+      <w:rPr>
+        <w:rFonts w:ascii="Wingdings" w:hAnsi="Wingdings" w:hint="default"/>
+        <w:sz w:val="20"/>
+      </w:rPr>
+    </w:lvl>
+  </w:abstractNum>
+  <w:abstractNum w:abstractNumId="22" w15:restartNumberingAfterBreak="0">
     <w:nsid w:val="77111DC1"/>
     <w:multiLevelType w:val="multilevel"/>
     <w:tmpl w:val="0409001F"/>
@@ -18007,7 +16469,7 @@
       </w:pPr>
     </w:lvl>
   </w:abstractNum>
-  <w:abstractNum w:abstractNumId="19" w15:restartNumberingAfterBreak="0">
+  <w:abstractNum w:abstractNumId="23" w15:restartNumberingAfterBreak="0">
     <w:nsid w:val="77E56C2C"/>
     <w:multiLevelType w:val="multilevel"/>
     <w:tmpl w:val="485A18DA"/>
@@ -18156,7 +16618,7 @@
       </w:rPr>
     </w:lvl>
   </w:abstractNum>
-  <w:abstractNum w:abstractNumId="20" w15:restartNumberingAfterBreak="0">
+  <w:abstractNum w:abstractNumId="24" w15:restartNumberingAfterBreak="0">
     <w:nsid w:val="7DA27624"/>
     <w:multiLevelType w:val="multilevel"/>
     <w:tmpl w:val="40F0A3E0"/>
@@ -18306,67 +16768,79 @@
     </w:lvl>
   </w:abstractNum>
   <w:num w:numId="1" w16cid:durableId="1137920154">
-    <w:abstractNumId w:val="18"/>
+    <w:abstractNumId w:val="22"/>
   </w:num>
   <w:num w:numId="2" w16cid:durableId="1045912389">
+    <w:abstractNumId w:val="6"/>
+  </w:num>
+  <w:num w:numId="3" w16cid:durableId="451360299">
+    <w:abstractNumId w:val="13"/>
+  </w:num>
+  <w:num w:numId="4" w16cid:durableId="1617252242">
+    <w:abstractNumId w:val="12"/>
+  </w:num>
+  <w:num w:numId="5" w16cid:durableId="1737968085">
+    <w:abstractNumId w:val="7"/>
+  </w:num>
+  <w:num w:numId="6" w16cid:durableId="696466934">
+    <w:abstractNumId w:val="10"/>
+  </w:num>
+  <w:num w:numId="7" w16cid:durableId="758865693">
+    <w:abstractNumId w:val="11"/>
+  </w:num>
+  <w:num w:numId="8" w16cid:durableId="1185174068">
+    <w:abstractNumId w:val="2"/>
+  </w:num>
+  <w:num w:numId="9" w16cid:durableId="248120060">
+    <w:abstractNumId w:val="19"/>
+  </w:num>
+  <w:num w:numId="10" w16cid:durableId="1178544913">
     <w:abstractNumId w:val="4"/>
   </w:num>
-  <w:num w:numId="3" w16cid:durableId="451360299">
-    <w:abstractNumId w:val="11"/>
+  <w:num w:numId="11" w16cid:durableId="2136870629">
+    <w:abstractNumId w:val="17"/>
   </w:num>
-  <w:num w:numId="4" w16cid:durableId="1617252242">
-    <w:abstractNumId w:val="10"/>
+  <w:num w:numId="12" w16cid:durableId="1259866980">
+    <w:abstractNumId w:val="3"/>
   </w:num>
-  <w:num w:numId="5" w16cid:durableId="1737968085">
-    <w:abstractNumId w:val="5"/>
+  <w:num w:numId="13" w16cid:durableId="916089662">
+    <w:abstractNumId w:val="9"/>
   </w:num>
-  <w:num w:numId="6" w16cid:durableId="696466934">
+  <w:num w:numId="14" w16cid:durableId="1785880618">
+    <w:abstractNumId w:val="23"/>
+  </w:num>
+  <w:num w:numId="15" w16cid:durableId="1218323599">
+    <w:abstractNumId w:val="16"/>
+  </w:num>
+  <w:num w:numId="16" w16cid:durableId="402719101">
+    <w:abstractNumId w:val="15"/>
+  </w:num>
+  <w:num w:numId="17" w16cid:durableId="1770151524">
     <w:abstractNumId w:val="8"/>
   </w:num>
-  <w:num w:numId="7" w16cid:durableId="758865693">
-    <w:abstractNumId w:val="9"/>
-  </w:num>
-  <w:num w:numId="8" w16cid:durableId="1185174068">
-    <w:abstractNumId w:val="1"/>
-  </w:num>
-  <w:num w:numId="9" w16cid:durableId="248120060">
-    <w:abstractNumId w:val="16"/>
-  </w:num>
-  <w:num w:numId="10" w16cid:durableId="1178544913">
-    <w:abstractNumId w:val="3"/>
-  </w:num>
-  <w:num w:numId="11" w16cid:durableId="2136870629">
-    <w:abstractNumId w:val="14"/>
-  </w:num>
-  <w:num w:numId="12" w16cid:durableId="1259866980">
-    <w:abstractNumId w:val="2"/>
-  </w:num>
-  <w:num w:numId="13" w16cid:durableId="916089662">
-    <w:abstractNumId w:val="7"/>
-  </w:num>
-  <w:num w:numId="14" w16cid:durableId="1785880618">
-    <w:abstractNumId w:val="19"/>
-  </w:num>
-  <w:num w:numId="15" w16cid:durableId="1218323599">
-    <w:abstractNumId w:val="13"/>
-  </w:num>
-  <w:num w:numId="16" w16cid:durableId="402719101">
-    <w:abstractNumId w:val="12"/>
-  </w:num>
-  <w:num w:numId="17" w16cid:durableId="1770151524">
-    <w:abstractNumId w:val="6"/>
-  </w:num>
   <w:num w:numId="18" w16cid:durableId="950864278">
-    <w:abstractNumId w:val="17"/>
+    <w:abstractNumId w:val="20"/>
   </w:num>
   <w:num w:numId="19" w16cid:durableId="54863737">
-    <w:abstractNumId w:val="15"/>
+    <w:abstractNumId w:val="18"/>
   </w:num>
   <w:num w:numId="20" w16cid:durableId="1015351202">
     <w:abstractNumId w:val="0"/>
   </w:num>
   <w:num w:numId="21" w16cid:durableId="506336118">
-    <w:abstractNumId w:val="20"/>
+    <w:abstractNumId w:val="24"/>
+  </w:num>
+  <w:num w:numId="22" w16cid:durableId="937559407">
+    <w:abstractNumId w:val="21"/>
+  </w:num>
+  <w:num w:numId="23" w16cid:durableId="1720857678">
+    <w:abstractNumId w:val="14"/>
+  </w:num>
+  <w:num w:numId="24" w16cid:durableId="1680347056">
+    <w:abstractNumId w:val="5"/>
+  </w:num>
+  <w:num w:numId="25" w16cid:durableId="304504367">
+    <w:abstractNumId w:val="1"/>
   </w:num>
 </w:numbering>
 </file>
@@ -18784,10 +17258,13 @@
     <w:autoRedefine/>
     <w:uiPriority w:val="9"/>
     <w:qFormat/>
-    <w:rsid w:val="000A4E5D"/>
+    <w:rsid w:val="00B53E03"/>
     <w:pPr>
       <w:keepNext/>
       <w:keepLines/>
+      <w:numPr>
+        <w:numId w:val="25"/>
+      </w:numPr>
       <w:spacing w:before="360" w:after="80"/>
       <w:outlineLvl w:val="0"/>
     </w:pPr>
@@ -18810,6 +17287,10 @@
     <w:pPr>
       <w:keepNext/>
       <w:keepLines/>
+      <w:numPr>
+        <w:ilvl w:val="1"/>
+        <w:numId w:val="25"/>
+      </w:numPr>
       <w:spacing w:before="160" w:after="80"/>
       <w:outlineLvl w:val="1"/>
     </w:pPr>
@@ -18831,6 +17312,10 @@
     <w:pPr>
       <w:keepNext/>
       <w:keepLines/>
+      <w:numPr>
+        <w:ilvl w:val="2"/>
+        <w:numId w:val="25"/>
+      </w:numPr>
       <w:spacing w:before="160" w:after="80"/>
       <w:outlineLvl w:val="2"/>
     </w:pPr>
@@ -18854,6 +17339,10 @@
     <w:pPr>
       <w:keepNext/>
       <w:keepLines/>
+      <w:numPr>
+        <w:ilvl w:val="3"/>
+        <w:numId w:val="25"/>
+      </w:numPr>
       <w:spacing w:before="80" w:after="40"/>
       <w:outlineLvl w:val="3"/>
     </w:pPr>
@@ -18870,13 +17359,16 @@
     <w:next w:val="Normal"/>
     <w:link w:val="Heading5Char"/>
     <w:uiPriority w:val="9"/>
-    <w:semiHidden/>
     <w:unhideWhenUsed/>
     <w:qFormat/>
     <w:rsid w:val="00067C20"/>
     <w:pPr>
       <w:keepNext/>
       <w:keepLines/>
+      <w:numPr>
+        <w:ilvl w:val="4"/>
+        <w:numId w:val="25"/>
+      </w:numPr>
       <w:spacing w:before="80" w:after="40"/>
       <w:outlineLvl w:val="4"/>
     </w:pPr>
@@ -18898,6 +17390,10 @@
     <w:pPr>
       <w:keepNext/>
       <w:keepLines/>
+      <w:numPr>
+        <w:ilvl w:val="5"/>
+        <w:numId w:val="25"/>
+      </w:numPr>
       <w:spacing w:before="40" w:after="0"/>
       <w:outlineLvl w:val="5"/>
     </w:pPr>
@@ -18921,6 +17417,10 @@
     <w:pPr>
       <w:keepNext/>
       <w:keepLines/>
+      <w:numPr>
+        <w:ilvl w:val="6"/>
+        <w:numId w:val="25"/>
+      </w:numPr>
       <w:spacing w:before="40" w:after="0"/>
       <w:outlineLvl w:val="6"/>
     </w:pPr>
@@ -18942,6 +17442,10 @@
     <w:pPr>
       <w:keepNext/>
       <w:keepLines/>
+      <w:numPr>
+        <w:ilvl w:val="7"/>
+        <w:numId w:val="25"/>
+      </w:numPr>
       <w:spacing w:after="0"/>
       <w:outlineLvl w:val="7"/>
     </w:pPr>
@@ -18965,6 +17469,10 @@
     <w:pPr>
       <w:keepNext/>
       <w:keepLines/>
+      <w:numPr>
+        <w:ilvl w:val="8"/>
+        <w:numId w:val="25"/>
+      </w:numPr>
       <w:spacing w:after="0"/>
       <w:outlineLvl w:val="8"/>
     </w:pPr>
@@ -19004,7 +17512,7 @@
     <w:basedOn w:val="DefaultParagraphFont"/>
     <w:link w:val="Heading1"/>
     <w:uiPriority w:val="9"/>
-    <w:rsid w:val="000A4E5D"/>
+    <w:rsid w:val="00B53E03"/>
     <w:rPr>
       <w:rFonts w:ascii="Times New Roman" w:eastAsiaTheme="majorEastAsia" w:hAnsi="Times New Roman" w:cs="Times New Roman"/>
       <w:color w:val="0F4761" w:themeColor="accent1" w:themeShade="BF"/>
@@ -19054,7 +17562,6 @@
     <w:basedOn w:val="DefaultParagraphFont"/>
     <w:link w:val="Heading5"/>
     <w:uiPriority w:val="9"/>
-    <w:semiHidden/>
     <w:rsid w:val="00067C20"/>
     <w:rPr>
       <w:rFonts w:eastAsiaTheme="majorEastAsia" w:cstheme="majorBidi"/>
@@ -43672,6 +42179,18 @@
 </a:theme>
 </file>
 
+<file path=customXml/item1.xml><?xml version="1.0" encoding="utf-8"?>
+<b:Sources xmlns:b="http://schemas.openxmlformats.org/officeDocument/2006/bibliography" xmlns="http://schemas.openxmlformats.org/officeDocument/2006/bibliography" SelectedStyle="\APASixthEditionOfficeOnline.xsl" StyleName="APA" Version="6"/>
+</file>
+
+<file path=customXml/itemProps1.xml><?xml version="1.0" encoding="utf-8"?>
+<ds:datastoreItem xmlns:ds="http://schemas.openxmlformats.org/officeDocument/2006/customXml" ds:itemID="{F00724BB-B5BE-4A5C-B15F-2D15185B9074}">
+  <ds:schemaRefs>
+    <ds:schemaRef ds:uri="http://schemas.openxmlformats.org/officeDocument/2006/bibliography"/>
+  </ds:schemaRefs>
+</ds:datastoreItem>
+</file>
+
 <file path=docMetadata/LabelInfo.xml><?xml version="1.0" encoding="utf-8"?>
 <clbl:labelList xmlns:clbl="http://schemas.microsoft.com/office/2020/mipLabelMetadata">
   <clbl:label id="{b27ac744-d744-4b94-baa9-948b89b4017a}" enabled="1" method="Standard" siteId="{e3333e00-c877-4b87-b6ad-45e942de1750}" removed="0"/>

--- a/Deliveries/Quantitative Evaluation of LoRa RF Resiliency.docx
+++ b/Deliveries/Quantitative Evaluation of LoRa RF Resiliency.docx
@@ -415,26 +415,6 @@
         </w:rPr>
         <w:t>Collect valid and repeatable metrics for each of the three evaluation areas: resiliency, detectability, and geolocation.</w:t>
       </w:r>
-      <w:r>
-        <w:rPr>
-          <w:rFonts w:cs="Times New Roman"/>
-        </w:rPr>
-        <w:br/>
-      </w:r>
-      <w:r>
-        <w:rPr>
-          <w:rFonts w:cs="Times New Roman"/>
-          <w:b/>
-          <w:bCs/>
-        </w:rPr>
-        <w:t>Metric:</w:t>
-      </w:r>
-      <w:r>
-        <w:rPr>
-          <w:rFonts w:cs="Times New Roman"/>
-        </w:rPr>
-        <w:t xml:space="preserve"> Accomplished if the project produces usable test data and plots for the planned LoRa spreading factor and bandwidth combinations, including range-based resiliency data, radiometric detection outputs, and CAF-based geolocation outputs.</w:t>
-      </w:r>
     </w:p>
     <w:p>
       <w:pPr>
@@ -452,63 +432,6 @@
         </w:rPr>
         <w:t>Compare waveform behavior across LoRa spreading factor and bandwidth configurations.</w:t>
       </w:r>
-      <w:r>
-        <w:rPr>
-          <w:rFonts w:cs="Times New Roman"/>
-        </w:rPr>
-        <w:br/>
-      </w:r>
-      <w:r>
-        <w:rPr>
-          <w:rFonts w:cs="Times New Roman"/>
-          <w:b/>
-          <w:bCs/>
-        </w:rPr>
-        <w:t>Metric:</w:t>
-      </w:r>
-      <w:r>
-        <w:rPr>
-          <w:rFonts w:cs="Times New Roman"/>
-        </w:rPr>
-        <w:t xml:space="preserve"> Accomplished if the collected results allow each tested SF/BW combination to be compared against the others across the three evaluation areas.</w:t>
-      </w:r>
-    </w:p>
-    <w:p>
-      <w:pPr>
-        <w:numPr>
-          <w:ilvl w:val="0"/>
-          <w:numId w:val="23"/>
-        </w:numPr>
-        <w:rPr>
-          <w:rFonts w:cs="Times New Roman"/>
-        </w:rPr>
-      </w:pPr>
-      <w:r>
-        <w:rPr>
-          <w:rFonts w:cs="Times New Roman"/>
-        </w:rPr>
-        <w:t>Generate a relative LoRa waveform tradeoff table.</w:t>
-      </w:r>
-      <w:r>
-        <w:rPr>
-          <w:rFonts w:cs="Times New Roman"/>
-        </w:rPr>
-        <w:br/>
-      </w:r>
-      <w:r>
-        <w:rPr>
-          <w:rFonts w:cs="Times New Roman"/>
-          <w:b/>
-          <w:bCs/>
-        </w:rPr>
-        <w:t>Metric:</w:t>
-      </w:r>
-      <w:r>
-        <w:rPr>
-          <w:rFonts w:cs="Times New Roman"/>
-        </w:rPr>
-        <w:t xml:space="preserve"> Accomplished if the paper summarizes each tested SF/BW combination across range, data rate, resiliency, detectability, and geolocation performance using relative or comparative rankings.</w:t>
-      </w:r>
     </w:p>
     <w:p>
       <w:pPr>
@@ -525,26 +448,6 @@
           <w:rFonts w:cs="Times New Roman"/>
         </w:rPr>
         <w:t>Document limitations that affect interpretation of the test results.</w:t>
-      </w:r>
-      <w:r>
-        <w:rPr>
-          <w:rFonts w:cs="Times New Roman"/>
-        </w:rPr>
-        <w:br/>
-      </w:r>
-      <w:r>
-        <w:rPr>
-          <w:rFonts w:cs="Times New Roman"/>
-          <w:b/>
-          <w:bCs/>
-        </w:rPr>
-        <w:t>Metric:</w:t>
-      </w:r>
-      <w:r>
-        <w:rPr>
-          <w:rFonts w:cs="Times New Roman"/>
-        </w:rPr>
-        <w:t xml:space="preserve"> Accomplished if the paper identifies limitations such as simplified RFN propagation, lack of multipath, lack of Doppler, non-representative jammer power, and the distinction between controlled comparison results and real-world performance predictions.</w:t>
       </w:r>
     </w:p>
     <w:p>
@@ -568,20 +471,6 @@
           <w:rFonts w:cs="Times New Roman"/>
         </w:rPr>
         <w:br/>
-      </w:r>
-      <w:r>
-        <w:rPr>
-          <w:rFonts w:cs="Times New Roman"/>
-          <w:b/>
-          <w:bCs/>
-        </w:rPr>
-        <w:t>Metric:</w:t>
-      </w:r>
-      <w:r>
-        <w:rPr>
-          <w:rFonts w:cs="Times New Roman"/>
-        </w:rPr>
-        <w:t xml:space="preserve"> Accomplished if the paper provides a recommendation on whether LoRa should be evaluated further using higher-fidelity DoD-relevant scenarios.</w:t>
       </w:r>
     </w:p>
     <w:p>
@@ -619,7 +508,6 @@
         <w:rPr>
           <w:rFonts w:cs="Times New Roman"/>
         </w:rPr>
-        <w:lastRenderedPageBreak/>
         <w:t>Determine whether LoRa’s chirp spread spectrum modulation, which supports long-range and low-SNR communication, also provides measurable resiliency under degraded or interfered conditions.</w:t>
       </w:r>
     </w:p>
@@ -705,6 +593,7 @@
         <w:rPr>
           <w:rFonts w:cs="Times New Roman"/>
         </w:rPr>
+        <w:lastRenderedPageBreak/>
         <w:t>Evaluate whether the traditional IoT trade space of range and data rate is sufficient for DoD-relevant evaluation, or whether additional factors such as resiliency, detectability, and geolocation should be included.</w:t>
       </w:r>
     </w:p>
@@ -782,12 +671,19 @@
           <w:rFonts w:cs="Times New Roman"/>
         </w:rPr>
       </w:pPr>
+      <w:r>
+        <w:rPr>
+          <w:rFonts w:cs="Times New Roman"/>
+        </w:rPr>
+        <w:br w:type="page"/>
+      </w:r>
     </w:p>
     <w:p>
       <w:pPr>
         <w:pStyle w:val="Heading1"/>
       </w:pPr>
       <w:r>
+        <w:lastRenderedPageBreak/>
         <w:t>Test Setup and Methodology</w:t>
       </w:r>
     </w:p>
@@ -801,23 +697,84 @@
         <w:pStyle w:val="Heading2"/>
       </w:pPr>
       <w:r>
-        <w:lastRenderedPageBreak/>
         <w:t>Test Bed and RF Environment</w:t>
       </w:r>
     </w:p>
     <w:p>
       <w:r>
-        <w:t>Testing was performed using NIWC Pacific 535 facilities and the available Radio Frequency Network test infrastructure. The RFN environment provided the controlled test bed used to emulate range, receiver locations, signal routing, and scenario-driven RF conditions. RF isolated enclosures were used to contain the LoRa development boards and prevent uncontrolled external RF coupling. This allowed the radios to operate through the RFN and connected test equipment rather than radiating directly into the surrounding environment.</w:t>
+        <w:t xml:space="preserve">Testing was performed using NIWC Pacific 535 facilities and the available Radio Frequency Network </w:t>
+      </w:r>
+      <w:r>
+        <w:t xml:space="preserve">(RFN) </w:t>
+      </w:r>
+      <w:r>
+        <w:t xml:space="preserve">test infrastructure. </w:t>
+      </w:r>
+      <w:r>
+        <w:t xml:space="preserve">These facilities are secure and classified environment so only a high-level and generic overview will be provided. </w:t>
+      </w:r>
+      <w:r>
+        <w:t>The RFN environment provided the controlled test bed used to emulate range, receiver locations, signal routing, and scenario-driven RF conditions. RF isolated enclosures were used to contain the LoRa development boards and prevent uncontrolled external RF coupling. This allowed the radios to operate through the RFN and connected test equipment rather than radiating directly into the surrounding environment.</w:t>
       </w:r>
     </w:p>
     <w:p>
       <w:r>
-        <w:t>The RF paths included cable infrastructure and inline attenuation used to support RFN calibration and signal-level control. This calibration infrastructure was important because the test results depended on repeatable and comparable RF conditions between waveform configurations. By routing the LoRa radios through controlled RF paths, the evaluation was able to compare changes in packet success rate, RSSI, SNR, detectability outputs, and CAF geolocation behavior under scripted conditions.</w:t>
+        <w:t xml:space="preserve">The RF paths included cable infrastructure and inline attenuation used to support RFN calibration and signal-level control. This calibration infrastructure was important because the test results depended on repeatable and comparable RF conditions between waveform configurations. </w:t>
+      </w:r>
+      <w:r>
+        <w:t xml:space="preserve">The calibration also is used by the simulated environment to produce accurate attenuation and delay simulation. </w:t>
+      </w:r>
+      <w:r>
+        <w:t>By routing the LoRa radios through controlled RF paths, the evaluation was able to compare changes in packet success rate, RSSI, SNR, detectability outputs, and CAF geolocation behavior under scripted conditions.</w:t>
       </w:r>
     </w:p>
     <w:p>
+      <w:r>
+        <w:rPr>
+          <w:noProof/>
+        </w:rPr>
+        <w:lastRenderedPageBreak/>
+        <w:drawing>
+          <wp:inline distT="0" distB="0" distL="0" distR="0" wp14:anchorId="56BDC3B6" wp14:editId="2BF1B359">
+            <wp:extent cx="5943600" cy="3192780"/>
+            <wp:effectExtent l="0" t="0" r="0" b="7620"/>
+            <wp:docPr id="2126870759" name="Picture 1"/>
+            <wp:cNvGraphicFramePr>
+              <a:graphicFrameLocks xmlns:a="http://schemas.openxmlformats.org/drawingml/2006/main" noChangeAspect="1"/>
+            </wp:cNvGraphicFramePr>
+            <a:graphic xmlns:a="http://schemas.openxmlformats.org/drawingml/2006/main">
+              <a:graphicData uri="http://schemas.openxmlformats.org/drawingml/2006/picture">
+                <pic:pic xmlns:pic="http://schemas.openxmlformats.org/drawingml/2006/picture">
+                  <pic:nvPicPr>
+                    <pic:cNvPr id="2126870759" name=""/>
+                    <pic:cNvPicPr/>
+                  </pic:nvPicPr>
+                  <pic:blipFill>
+                    <a:blip r:embed="rId8"/>
+                    <a:stretch>
+                      <a:fillRect/>
+                    </a:stretch>
+                  </pic:blipFill>
+                  <pic:spPr>
+                    <a:xfrm>
+                      <a:off x="0" y="0"/>
+                      <a:ext cx="5943600" cy="3192780"/>
+                    </a:xfrm>
+                    <a:prstGeom prst="rect">
+                      <a:avLst/>
+                    </a:prstGeom>
+                  </pic:spPr>
+                </pic:pic>
+              </a:graphicData>
+            </a:graphic>
+          </wp:inline>
+        </w:drawing>
+      </w:r>
+    </w:p>
+    <w:p/>
+    <w:p>
       <w:pPr>
-        <w:pStyle w:val="Heading2"/>
+        <w:pStyle w:val="Heading3"/>
       </w:pPr>
       <w:r>
         <w:t>Equipment and Measurement Tools</w:t>
@@ -835,7 +792,7 @@
     </w:p>
     <w:p>
       <w:pPr>
-        <w:pStyle w:val="Heading2"/>
+        <w:pStyle w:val="Heading3"/>
       </w:pPr>
       <w:r>
         <w:t>Software and Processing Tools</w:t>
@@ -848,11 +805,8 @@
     </w:p>
     <w:p>
       <w:r>
-        <w:t xml:space="preserve">MATLAB was used for post-test analysis and signal processing. The MATLAB processing tools generated ROC curves, slash curves, histograms, and CAF geolocation outputs from recorded RF data. MATLAB’s signal-processing tools support visualization, measurement, and comparison of </w:t>
-      </w:r>
-      <w:r>
         <w:lastRenderedPageBreak/>
-        <w:t>signals in time, frequency, and time-frequency domains, which aligns with the analysis workflow used in this project. The MATLAB suites used in this project were expanded to support the specific LoRa resiliency, detectability, and geolocation analysis requirements.</w:t>
+        <w:t>MATLAB was used for post-test analysis and signal processing. The MATLAB processing tools generated ROC curves, slash curves, histograms, and CAF geolocation outputs from recorded RF data. MATLAB’s signal-processing tools support visualization, measurement, and comparison of signals in time, frequency, and time-frequency domains, which aligns with the analysis workflow used in this project. The MATLAB suites used in this project were expanded to support the specific LoRa resiliency, detectability, and geolocation analysis requirements.</w:t>
       </w:r>
     </w:p>
     <w:p>
@@ -942,6 +896,105 @@
       <w:proofErr w:type="spellEnd"/>
       <w:r>
         <w:t xml:space="preserve"> repository.</w:t>
+      </w:r>
+    </w:p>
+    <w:p>
+      <w:pPr>
+        <w:jc w:val="center"/>
+      </w:pPr>
+      <w:r>
+        <w:drawing>
+          <wp:inline distT="0" distB="0" distL="0" distR="0" wp14:anchorId="5BC40C65" wp14:editId="0B1C6D70">
+            <wp:extent cx="2037033" cy="1818368"/>
+            <wp:effectExtent l="0" t="0" r="1905" b="0"/>
+            <wp:docPr id="13" name="Picture 12">
+              <a:extLst xmlns:a="http://schemas.openxmlformats.org/drawingml/2006/main">
+                <a:ext uri="{FF2B5EF4-FFF2-40B4-BE49-F238E27FC236}">
+                  <a16:creationId xmlns:a16="http://schemas.microsoft.com/office/drawing/2014/main" id="{A643924B-E8B2-9ADB-0729-48FC8FDE9031}"/>
+                </a:ext>
+              </a:extLst>
+            </wp:docPr>
+            <wp:cNvGraphicFramePr>
+              <a:graphicFrameLocks xmlns:a="http://schemas.openxmlformats.org/drawingml/2006/main" noChangeAspect="1"/>
+            </wp:cNvGraphicFramePr>
+            <a:graphic xmlns:a="http://schemas.openxmlformats.org/drawingml/2006/main">
+              <a:graphicData uri="http://schemas.openxmlformats.org/drawingml/2006/picture">
+                <pic:pic xmlns:pic="http://schemas.openxmlformats.org/drawingml/2006/picture">
+                  <pic:nvPicPr>
+                    <pic:cNvPr id="13" name="Picture 12">
+                      <a:extLst>
+                        <a:ext uri="{FF2B5EF4-FFF2-40B4-BE49-F238E27FC236}">
+                          <a16:creationId xmlns:a16="http://schemas.microsoft.com/office/drawing/2014/main" id="{A643924B-E8B2-9ADB-0729-48FC8FDE9031}"/>
+                        </a:ext>
+                      </a:extLst>
+                    </pic:cNvPr>
+                    <pic:cNvPicPr>
+                      <a:picLocks noChangeAspect="1"/>
+                    </pic:cNvPicPr>
+                  </pic:nvPicPr>
+                  <pic:blipFill>
+                    <a:blip r:embed="rId9"/>
+                    <a:stretch>
+                      <a:fillRect/>
+                    </a:stretch>
+                  </pic:blipFill>
+                  <pic:spPr>
+                    <a:xfrm>
+                      <a:off x="0" y="0"/>
+                      <a:ext cx="2037033" cy="1818368"/>
+                    </a:xfrm>
+                    <a:prstGeom prst="rect">
+                      <a:avLst/>
+                    </a:prstGeom>
+                  </pic:spPr>
+                </pic:pic>
+              </a:graphicData>
+            </a:graphic>
+          </wp:inline>
+        </w:drawing>
+      </w:r>
+    </w:p>
+    <w:p>
+      <w:r>
+        <w:rPr>
+          <w:noProof/>
+        </w:rPr>
+        <w:lastRenderedPageBreak/>
+        <w:drawing>
+          <wp:inline distT="0" distB="0" distL="0" distR="0" wp14:anchorId="0B9BE517" wp14:editId="43D81A03">
+            <wp:extent cx="5943600" cy="3119120"/>
+            <wp:effectExtent l="0" t="0" r="0" b="5080"/>
+            <wp:docPr id="1740914574" name="Picture 1"/>
+            <wp:cNvGraphicFramePr>
+              <a:graphicFrameLocks xmlns:a="http://schemas.openxmlformats.org/drawingml/2006/main" noChangeAspect="1"/>
+            </wp:cNvGraphicFramePr>
+            <a:graphic xmlns:a="http://schemas.openxmlformats.org/drawingml/2006/main">
+              <a:graphicData uri="http://schemas.openxmlformats.org/drawingml/2006/picture">
+                <pic:pic xmlns:pic="http://schemas.openxmlformats.org/drawingml/2006/picture">
+                  <pic:nvPicPr>
+                    <pic:cNvPr id="1740914574" name=""/>
+                    <pic:cNvPicPr/>
+                  </pic:nvPicPr>
+                  <pic:blipFill>
+                    <a:blip r:embed="rId10"/>
+                    <a:stretch>
+                      <a:fillRect/>
+                    </a:stretch>
+                  </pic:blipFill>
+                  <pic:spPr>
+                    <a:xfrm>
+                      <a:off x="0" y="0"/>
+                      <a:ext cx="5943600" cy="3119120"/>
+                    </a:xfrm>
+                    <a:prstGeom prst="rect">
+                      <a:avLst/>
+                    </a:prstGeom>
+                  </pic:spPr>
+                </pic:pic>
+              </a:graphicData>
+            </a:graphic>
+          </wp:inline>
+        </w:drawing>
       </w:r>
     </w:p>
     <w:p>
@@ -1037,6 +1090,14 @@
           <w:bCs/>
         </w:rPr>
       </w:pPr>
+      <w:r>
+        <w:rPr>
+          <w:rFonts w:cs="Times New Roman"/>
+          <w:b/>
+          <w:bCs/>
+        </w:rPr>
+        <w:br w:type="page"/>
+      </w:r>
     </w:p>
     <w:p>
       <w:pPr>
@@ -1289,38 +1350,19 @@
         <w:rPr>
           <w:rFonts w:cs="Times New Roman"/>
         </w:rPr>
-        <w:t xml:space="preserve">The results covered here are a look at only the SF 7 and BW of 125 kHz </w:t>
+        <w:t>The table below is a summary of SNR values needed to achieve 3 different probabilities of detection values with an integration time of 1ms with the technique used for this test. These were obtained from the Slash curves</w:t>
       </w:r>
       <w:r>
         <w:rPr>
           <w:rFonts w:cs="Times New Roman"/>
         </w:rPr>
-        <w:t xml:space="preserve">configuration </w:t>
-      </w:r>
-      <w:r>
-        <w:rPr>
-          <w:rFonts w:cs="Times New Roman"/>
-        </w:rPr>
-        <w:t>and a summary table of all configurations</w:t>
+        <w:t xml:space="preserve"> and can be cross referenced and confirmed from the ROC curves</w:t>
       </w:r>
       <w:r>
         <w:rPr>
           <w:rFonts w:cs="Times New Roman"/>
         </w:rPr>
         <w:t xml:space="preserve">. </w:t>
-      </w:r>
-    </w:p>
-    <w:p>
-      <w:pPr>
-        <w:rPr>
-          <w:rFonts w:cs="Times New Roman"/>
-        </w:rPr>
-      </w:pPr>
-      <w:r>
-        <w:rPr>
-          <w:rFonts w:cs="Times New Roman"/>
-        </w:rPr>
-        <w:t xml:space="preserve">The table below is a summary of SNR values needed to achieve 3 different probabilities of detection values with an integration time of 1ms with the technique used for this test. These were obtained from the Slash curves. </w:t>
       </w:r>
     </w:p>
     <w:tbl>
@@ -2165,7 +2207,6 @@
               <w:rPr>
                 <w:rFonts w:cs="Times New Roman"/>
               </w:rPr>
-              <w:lastRenderedPageBreak/>
               <w:t>LoRa</w:t>
             </w:r>
           </w:p>
@@ -2437,7 +2478,7 @@
         <w:rPr>
           <w:rFonts w:cs="Times New Roman"/>
         </w:rPr>
-        <w:t>Was detection consistent?</w:t>
+        <w:t>When compared to the unnamed waveform, LoRa shows potentially significantly less detectible, but further validation would need to be performed at NIWC</w:t>
       </w:r>
     </w:p>
     <w:p>
@@ -2454,7 +2495,7 @@
         <w:rPr>
           <w:rFonts w:cs="Times New Roman"/>
         </w:rPr>
-        <w:t>At what conditions did detection improve or fail?</w:t>
+        <w:t xml:space="preserve">LoRa receiver sensitivity for SF 12 can be -12/-14 dB below thermal noise which means LoRa operating range could prove farther for these configs than the detection range with this technique. </w:t>
       </w:r>
     </w:p>
     <w:p>
@@ -2471,7 +2512,64 @@
         <w:rPr>
           <w:rFonts w:cs="Times New Roman"/>
         </w:rPr>
-        <w:t>What factors affected detectability?</w:t>
+        <w:t xml:space="preserve">Could extrapolate this data to create scenarios of expected ranges at which SNR would drop to those levels to create a known range that provides safety from detection of this technique at certain power levels. </w:t>
+      </w:r>
+    </w:p>
+    <w:p>
+      <w:pPr>
+        <w:numPr>
+          <w:ilvl w:val="0"/>
+          <w:numId w:val="14"/>
+        </w:numPr>
+        <w:rPr>
+          <w:rFonts w:cs="Times New Roman"/>
+        </w:rPr>
+      </w:pPr>
+      <w:r>
+        <w:rPr>
+          <w:rFonts w:cs="Times New Roman"/>
+        </w:rPr>
+        <w:t>Calculate estimate of SNR fall off with 22dBm at make a table of ranges to expected comms and detection.</w:t>
+      </w:r>
+    </w:p>
+    <w:p>
+      <w:pPr>
+        <w:numPr>
+          <w:ilvl w:val="0"/>
+          <w:numId w:val="14"/>
+        </w:numPr>
+        <w:rPr>
+          <w:rFonts w:cs="Times New Roman"/>
+        </w:rPr>
+      </w:pPr>
+      <w:r>
+        <w:rPr>
+          <w:rFonts w:cs="Times New Roman"/>
+        </w:rPr>
+        <w:t xml:space="preserve">Similar to Geolocation BW has the impact to this but not so much SF. </w:t>
+      </w:r>
+    </w:p>
+    <w:p>
+      <w:pPr>
+        <w:numPr>
+          <w:ilvl w:val="0"/>
+          <w:numId w:val="14"/>
+        </w:numPr>
+        <w:rPr>
+          <w:rFonts w:cs="Times New Roman"/>
+        </w:rPr>
+      </w:pPr>
+      <w:r>
+        <w:rPr>
+          <w:rFonts w:cs="Times New Roman"/>
+        </w:rPr>
+        <w:t xml:space="preserve">Freq hoping across wider variations could make capturing the 1ms integration time more difficult. Slash plots show how less or greater amount of integration time effects the SNR needed to achieve the .95/.85/.75 probability of detection. </w:t>
+      </w:r>
+      <w:r>
+        <w:rPr>
+          <w:rFonts w:cs="Times New Roman"/>
+        </w:rPr>
+        <w:t xml:space="preserve"> </w:t>
       </w:r>
     </w:p>
     <w:p>
@@ -2492,14 +2590,26 @@
         <w:rPr>
           <w:rFonts w:cs="Times New Roman"/>
         </w:rPr>
-        <w:t>Explain whether the detectability results are reliable.</w:t>
+        <w:t>Consistent with same BW but different SFs</w:t>
       </w:r>
       <w:r>
         <w:rPr>
           <w:rFonts w:cs="Times New Roman"/>
         </w:rPr>
-        <w:br/>
-        <w:t>If not, explain what may have gone wrong.</w:t>
+        <w:t>.</w:t>
+      </w:r>
+    </w:p>
+    <w:p>
+      <w:pPr>
+        <w:rPr>
+          <w:rFonts w:cs="Times New Roman"/>
+        </w:rPr>
+      </w:pPr>
+      <w:r>
+        <w:rPr>
+          <w:rFonts w:cs="Times New Roman"/>
+        </w:rPr>
+        <w:t xml:space="preserve">More value with detection testing against different types of noise and detection methods of known threats at NIWC. </w:t>
       </w:r>
     </w:p>
     <w:p>
@@ -2510,12 +2620,21 @@
           <w:bCs/>
         </w:rPr>
       </w:pPr>
+      <w:r>
+        <w:rPr>
+          <w:rFonts w:cs="Times New Roman"/>
+          <w:b/>
+          <w:bCs/>
+        </w:rPr>
+        <w:br w:type="page"/>
+      </w:r>
     </w:p>
     <w:p>
       <w:pPr>
         <w:pStyle w:val="Heading2"/>
       </w:pPr>
       <w:r>
+        <w:lastRenderedPageBreak/>
         <w:t>Resiliency</w:t>
       </w:r>
     </w:p>
@@ -2574,14 +2693,62 @@
         <w:rPr>
           <w:rFonts w:cs="Times New Roman"/>
         </w:rPr>
-        <w:t xml:space="preserve">Initial dry runs were performed to identify the approximate range region where link performance began to fall off. After this falloff region was identified, the formal test runs were started at a </w:t>
+        <w:t>Initial dry runs were performed to identify the approximate range region where link performance began to fall off. After this falloff region was identified, the formal test runs were started at a selected range that allowed the degradation trend to be captured in more detail. This approach allowed the test to focus on the portion of the scenario where packet success rate, RSSI, and SNR began to show measurable changes rather than spending the majority of the test time in a region where the link was either fully reliable or fully failed.</w:t>
       </w:r>
-      <w:r>
+    </w:p>
+    <w:p>
+      <w:pPr>
         <w:rPr>
           <w:rFonts w:cs="Times New Roman"/>
         </w:rPr>
-        <w:lastRenderedPageBreak/>
-        <w:t>selected range that allowed the degradation trend to be captured in more detail. This approach allowed the test to focus on the portion of the scenario where packet success rate, RSSI, and SNR began to show measurable changes rather than spending the majority of the test time in a region where the link was either fully reliable or fully failed.</w:t>
+      </w:pPr>
+    </w:p>
+    <w:p>
+      <w:pPr>
+        <w:jc w:val="center"/>
+        <w:rPr>
+          <w:rFonts w:cs="Times New Roman"/>
+        </w:rPr>
+      </w:pPr>
+      <w:r>
+        <w:rPr>
+          <w:noProof/>
+        </w:rPr>
+        <w:drawing>
+          <wp:inline distT="0" distB="0" distL="0" distR="0" wp14:anchorId="7AC2A653" wp14:editId="53124A98">
+            <wp:extent cx="3133817" cy="934765"/>
+            <wp:effectExtent l="0" t="0" r="0" b="0"/>
+            <wp:docPr id="1446565075" name="Picture 1"/>
+            <wp:cNvGraphicFramePr>
+              <a:graphicFrameLocks xmlns:a="http://schemas.openxmlformats.org/drawingml/2006/main" noChangeAspect="1"/>
+            </wp:cNvGraphicFramePr>
+            <a:graphic xmlns:a="http://schemas.openxmlformats.org/drawingml/2006/main">
+              <a:graphicData uri="http://schemas.openxmlformats.org/drawingml/2006/picture">
+                <pic:pic xmlns:pic="http://schemas.openxmlformats.org/drawingml/2006/picture">
+                  <pic:nvPicPr>
+                    <pic:cNvPr id="1446565075" name=""/>
+                    <pic:cNvPicPr/>
+                  </pic:nvPicPr>
+                  <pic:blipFill>
+                    <a:blip r:embed="rId11"/>
+                    <a:stretch>
+                      <a:fillRect/>
+                    </a:stretch>
+                  </pic:blipFill>
+                  <pic:spPr>
+                    <a:xfrm>
+                      <a:off x="0" y="0"/>
+                      <a:ext cx="3156501" cy="941531"/>
+                    </a:xfrm>
+                    <a:prstGeom prst="rect">
+                      <a:avLst/>
+                    </a:prstGeom>
+                  </pic:spPr>
+                </pic:pic>
+              </a:graphicData>
+            </a:graphic>
+          </wp:inline>
+        </w:drawing>
       </w:r>
     </w:p>
     <w:p>
@@ -2594,7 +2761,14 @@
         <w:rPr>
           <w:rFonts w:cs="Times New Roman"/>
         </w:rPr>
-        <w:t>The first set of measurements was collected under an unjammed baseline condition. In this condition, the radios were moved through the scripted range scenario without the additional interfering signal present. The baseline data provided the reference performance for packet success rate, RSSI, and SNR as a function of range. The test was then repeated with an injected jamming signal present in the RF environment. The jammed test condition used the same general scenario so that the resulting packet success, RSSI, and SNR plots could be compared directly against the unjammed baseline.</w:t>
+        <w:t xml:space="preserve">The first set of measurements was collected under an unjammed baseline condition. In this condition, the radios were moved through the scripted range scenario without the additional interfering signal present. The baseline data provided the reference performance for packet success rate, RSSI, and SNR as a function of range. The test was then repeated with an injected jamming signal present in the RF environment. The jammed test condition used the same general </w:t>
+      </w:r>
+      <w:r>
+        <w:rPr>
+          <w:rFonts w:cs="Times New Roman"/>
+        </w:rPr>
+        <w:lastRenderedPageBreak/>
+        <w:t>scenario so that the resulting packet success, RSSI, and SNR plots could be compared directly against the unjammed baseline.</w:t>
       </w:r>
     </w:p>
     <w:p>
@@ -2710,7 +2884,6 @@
         <w:rPr>
           <w:rFonts w:cs="Times New Roman"/>
         </w:rPr>
-        <w:lastRenderedPageBreak/>
         <w:t xml:space="preserve">would explicitly say that the 23 dBm emulated source was useful for controlled comparison, but </w:t>
       </w:r>
       <w:r>
@@ -2736,12 +2909,21 @@
           <w:bCs/>
         </w:rPr>
       </w:pPr>
+      <w:r>
+        <w:rPr>
+          <w:rFonts w:cs="Times New Roman"/>
+          <w:b/>
+          <w:bCs/>
+        </w:rPr>
+        <w:br w:type="page"/>
+      </w:r>
     </w:p>
     <w:p>
       <w:pPr>
         <w:pStyle w:val="Heading2"/>
       </w:pPr>
       <w:r>
+        <w:lastRenderedPageBreak/>
         <w:t>Geolocation</w:t>
       </w:r>
     </w:p>
@@ -2860,14 +3042,63 @@
         <w:rPr>
           <w:rFonts w:cs="Times New Roman"/>
         </w:rPr>
-        <w:t xml:space="preserve">Because a single CAF calculation compares two receive points at a time, the four receiver recordings produced six unique receiver-pair combinations. A separate CAF calculation was performed for each pair. The resulting pairwise CAF outputs were then accumulated to produce a </w:t>
+        <w:t>Because a single CAF calculation compares two receive points at a time, the four receiver recordings produced six unique receiver-pair combinations. A separate CAF calculation was performed for each pair. The resulting pairwise CAF outputs were then accumulated to produce a combined geolocation surface. This cumulative CAF map was used to identify the region where the pairwise signal comparisons most strongly agreed on the likely transmitter position.</w:t>
       </w:r>
-      <w:r>
+    </w:p>
+    <w:p>
+      <w:pPr>
         <w:rPr>
           <w:rFonts w:cs="Times New Roman"/>
         </w:rPr>
+      </w:pPr>
+    </w:p>
+    <w:p>
+      <w:pPr>
+        <w:jc w:val="center"/>
+        <w:rPr>
+          <w:rFonts w:cs="Times New Roman"/>
+        </w:rPr>
+      </w:pPr>
+      <w:r>
+        <w:rPr>
+          <w:noProof/>
+        </w:rPr>
         <w:lastRenderedPageBreak/>
-        <w:t>combined geolocation surface. This cumulative CAF map was used to identify the region where the pairwise signal comparisons most strongly agreed on the likely transmitter position.</w:t>
+        <w:drawing>
+          <wp:inline distT="0" distB="0" distL="0" distR="0" wp14:anchorId="353EA68D" wp14:editId="14F6F79D">
+            <wp:extent cx="2068497" cy="2676544"/>
+            <wp:effectExtent l="0" t="0" r="8255" b="0"/>
+            <wp:docPr id="113800135" name="Picture 1"/>
+            <wp:cNvGraphicFramePr>
+              <a:graphicFrameLocks xmlns:a="http://schemas.openxmlformats.org/drawingml/2006/main" noChangeAspect="1"/>
+            </wp:cNvGraphicFramePr>
+            <a:graphic xmlns:a="http://schemas.openxmlformats.org/drawingml/2006/main">
+              <a:graphicData uri="http://schemas.openxmlformats.org/drawingml/2006/picture">
+                <pic:pic xmlns:pic="http://schemas.openxmlformats.org/drawingml/2006/picture">
+                  <pic:nvPicPr>
+                    <pic:cNvPr id="113800135" name=""/>
+                    <pic:cNvPicPr/>
+                  </pic:nvPicPr>
+                  <pic:blipFill>
+                    <a:blip r:embed="rId12"/>
+                    <a:stretch>
+                      <a:fillRect/>
+                    </a:stretch>
+                  </pic:blipFill>
+                  <pic:spPr>
+                    <a:xfrm>
+                      <a:off x="0" y="0"/>
+                      <a:ext cx="2077427" cy="2688099"/>
+                    </a:xfrm>
+                    <a:prstGeom prst="rect">
+                      <a:avLst/>
+                    </a:prstGeom>
+                  </pic:spPr>
+                </pic:pic>
+              </a:graphicData>
+            </a:graphic>
+          </wp:inline>
+        </w:drawing>
       </w:r>
     </w:p>
     <w:p>
@@ -2921,8 +3152,559 @@
         <w:rPr>
           <w:rFonts w:cs="Times New Roman"/>
         </w:rPr>
-        <w:t>Present estimated locations, error distances, maps, plots, or comparison tables.</w:t>
+        <w:t xml:space="preserve">All </w:t>
       </w:r>
+      <w:r>
+        <w:rPr>
+          <w:rFonts w:cs="Times New Roman"/>
+        </w:rPr>
+        <w:t>CAF outputs</w:t>
+      </w:r>
+      <w:r>
+        <w:rPr>
+          <w:rFonts w:cs="Times New Roman"/>
+        </w:rPr>
+        <w:t xml:space="preserve"> for each configuration of LoRa are found in Section </w:t>
+      </w:r>
+      <w:r>
+        <w:rPr>
+          <w:rFonts w:cs="Times New Roman"/>
+        </w:rPr>
+        <w:fldChar w:fldCharType="begin"/>
+      </w:r>
+      <w:r>
+        <w:rPr>
+          <w:rFonts w:cs="Times New Roman"/>
+        </w:rPr>
+        <w:instrText xml:space="preserve"> REF _Ref231741311 \r \h </w:instrText>
+      </w:r>
+      <w:r>
+        <w:rPr>
+          <w:rFonts w:cs="Times New Roman"/>
+        </w:rPr>
+      </w:r>
+      <w:r>
+        <w:rPr>
+          <w:rFonts w:cs="Times New Roman"/>
+        </w:rPr>
+        <w:fldChar w:fldCharType="separate"/>
+      </w:r>
+      <w:r>
+        <w:rPr>
+          <w:rFonts w:cs="Times New Roman"/>
+        </w:rPr>
+        <w:t>7</w:t>
+      </w:r>
+      <w:r>
+        <w:rPr>
+          <w:rFonts w:cs="Times New Roman"/>
+        </w:rPr>
+        <w:t>.</w:t>
+      </w:r>
+      <w:r>
+        <w:rPr>
+          <w:rFonts w:cs="Times New Roman"/>
+        </w:rPr>
+        <w:t>2</w:t>
+      </w:r>
+      <w:r>
+        <w:rPr>
+          <w:rFonts w:cs="Times New Roman"/>
+        </w:rPr>
+        <w:fldChar w:fldCharType="end"/>
+      </w:r>
+      <w:r>
+        <w:rPr>
+          <w:rFonts w:cs="Times New Roman"/>
+        </w:rPr>
+        <w:t xml:space="preserve">. The table below is a summary of </w:t>
+      </w:r>
+      <w:r>
+        <w:rPr>
+          <w:rFonts w:cs="Times New Roman"/>
+        </w:rPr>
+        <w:t>the peak coverage area for configuration.</w:t>
+      </w:r>
+    </w:p>
+    <w:tbl>
+      <w:tblPr>
+        <w:tblStyle w:val="TableGrid"/>
+        <w:tblW w:w="4945" w:type="dxa"/>
+        <w:jc w:val="center"/>
+        <w:tblLook w:val="0420" w:firstRow="1" w:lastRow="0" w:firstColumn="0" w:lastColumn="0" w:noHBand="0" w:noVBand="1"/>
+      </w:tblPr>
+      <w:tblGrid>
+        <w:gridCol w:w="1075"/>
+        <w:gridCol w:w="1530"/>
+        <w:gridCol w:w="2340"/>
+      </w:tblGrid>
+      <w:tr>
+        <w:trPr>
+          <w:trHeight w:val="413"/>
+          <w:jc w:val="center"/>
+        </w:trPr>
+        <w:tc>
+          <w:tcPr>
+            <w:tcW w:w="1075" w:type="dxa"/>
+            <w:shd w:val="clear" w:color="auto" w:fill="D1D1D1" w:themeFill="background2" w:themeFillShade="E6"/>
+            <w:hideMark/>
+          </w:tcPr>
+          <w:p>
+            <w:pPr>
+              <w:spacing w:after="160" w:line="278" w:lineRule="auto"/>
+              <w:rPr>
+                <w:rFonts w:cs="Times New Roman"/>
+              </w:rPr>
+            </w:pPr>
+            <w:r>
+              <w:rPr>
+                <w:rFonts w:cs="Times New Roman"/>
+                <w:b/>
+                <w:bCs/>
+              </w:rPr>
+              <w:t>Spread Factor</w:t>
+            </w:r>
+          </w:p>
+        </w:tc>
+        <w:tc>
+          <w:tcPr>
+            <w:tcW w:w="1530" w:type="dxa"/>
+            <w:shd w:val="clear" w:color="auto" w:fill="D1D1D1" w:themeFill="background2" w:themeFillShade="E6"/>
+            <w:hideMark/>
+          </w:tcPr>
+          <w:p>
+            <w:pPr>
+              <w:spacing w:after="160" w:line="278" w:lineRule="auto"/>
+              <w:rPr>
+                <w:rFonts w:cs="Times New Roman"/>
+              </w:rPr>
+            </w:pPr>
+            <w:r>
+              <w:rPr>
+                <w:rFonts w:cs="Times New Roman"/>
+                <w:b/>
+                <w:bCs/>
+              </w:rPr>
+              <w:t>Bandwidth</w:t>
+            </w:r>
+          </w:p>
+        </w:tc>
+        <w:tc>
+          <w:tcPr>
+            <w:tcW w:w="2340" w:type="dxa"/>
+            <w:shd w:val="clear" w:color="auto" w:fill="D1D1D1" w:themeFill="background2" w:themeFillShade="E6"/>
+          </w:tcPr>
+          <w:p>
+            <w:pPr>
+              <w:rPr>
+                <w:rFonts w:cs="Times New Roman"/>
+                <w:b/>
+                <w:bCs/>
+              </w:rPr>
+            </w:pPr>
+            <w:r>
+              <w:rPr>
+                <w:rFonts w:cs="Times New Roman"/>
+                <w:b/>
+                <w:bCs/>
+              </w:rPr>
+              <w:t>Peak Area Estimate (Square km)</w:t>
+            </w:r>
+          </w:p>
+        </w:tc>
+      </w:tr>
+      <w:tr>
+        <w:trPr>
+          <w:trHeight w:val="536"/>
+          <w:jc w:val="center"/>
+        </w:trPr>
+        <w:tc>
+          <w:tcPr>
+            <w:tcW w:w="1075" w:type="dxa"/>
+            <w:hideMark/>
+          </w:tcPr>
+          <w:p>
+            <w:pPr>
+              <w:spacing w:after="160" w:line="278" w:lineRule="auto"/>
+              <w:rPr>
+                <w:rFonts w:cs="Times New Roman"/>
+              </w:rPr>
+            </w:pPr>
+            <w:r>
+              <w:rPr>
+                <w:rFonts w:cs="Times New Roman"/>
+              </w:rPr>
+              <w:t>7</w:t>
+            </w:r>
+          </w:p>
+        </w:tc>
+        <w:tc>
+          <w:tcPr>
+            <w:tcW w:w="1530" w:type="dxa"/>
+            <w:hideMark/>
+          </w:tcPr>
+          <w:p>
+            <w:pPr>
+              <w:spacing w:after="160" w:line="278" w:lineRule="auto"/>
+              <w:rPr>
+                <w:rFonts w:cs="Times New Roman"/>
+              </w:rPr>
+            </w:pPr>
+            <w:r>
+              <w:rPr>
+                <w:rFonts w:cs="Times New Roman"/>
+              </w:rPr>
+              <w:t>10.4 kHz</w:t>
+            </w:r>
+          </w:p>
+        </w:tc>
+        <w:tc>
+          <w:tcPr>
+            <w:tcW w:w="2340" w:type="dxa"/>
+          </w:tcPr>
+          <w:p>
+            <w:pPr>
+              <w:rPr>
+                <w:rFonts w:cs="Times New Roman"/>
+              </w:rPr>
+            </w:pPr>
+            <w:r>
+              <w:rPr>
+                <w:rFonts w:cs="Times New Roman"/>
+              </w:rPr>
+              <w:t>80</w:t>
+            </w:r>
+          </w:p>
+        </w:tc>
+      </w:tr>
+      <w:tr>
+        <w:trPr>
+          <w:trHeight w:val="536"/>
+          <w:jc w:val="center"/>
+        </w:trPr>
+        <w:tc>
+          <w:tcPr>
+            <w:tcW w:w="1075" w:type="dxa"/>
+            <w:hideMark/>
+          </w:tcPr>
+          <w:p>
+            <w:pPr>
+              <w:spacing w:after="160" w:line="278" w:lineRule="auto"/>
+              <w:rPr>
+                <w:rFonts w:cs="Times New Roman"/>
+              </w:rPr>
+            </w:pPr>
+            <w:r>
+              <w:rPr>
+                <w:rFonts w:cs="Times New Roman"/>
+              </w:rPr>
+              <w:t>7</w:t>
+            </w:r>
+          </w:p>
+        </w:tc>
+        <w:tc>
+          <w:tcPr>
+            <w:tcW w:w="1530" w:type="dxa"/>
+            <w:hideMark/>
+          </w:tcPr>
+          <w:p>
+            <w:pPr>
+              <w:spacing w:after="160" w:line="278" w:lineRule="auto"/>
+              <w:rPr>
+                <w:rFonts w:cs="Times New Roman"/>
+              </w:rPr>
+            </w:pPr>
+            <w:r>
+              <w:rPr>
+                <w:rFonts w:cs="Times New Roman"/>
+              </w:rPr>
+              <w:t>20 kHz</w:t>
+            </w:r>
+          </w:p>
+        </w:tc>
+        <w:tc>
+          <w:tcPr>
+            <w:tcW w:w="2340" w:type="dxa"/>
+          </w:tcPr>
+          <w:p>
+            <w:pPr>
+              <w:rPr>
+                <w:rFonts w:cs="Times New Roman"/>
+              </w:rPr>
+            </w:pPr>
+            <w:r>
+              <w:rPr>
+                <w:rFonts w:cs="Times New Roman"/>
+              </w:rPr>
+              <w:t>75</w:t>
+            </w:r>
+          </w:p>
+        </w:tc>
+      </w:tr>
+      <w:tr>
+        <w:trPr>
+          <w:trHeight w:val="536"/>
+          <w:jc w:val="center"/>
+        </w:trPr>
+        <w:tc>
+          <w:tcPr>
+            <w:tcW w:w="1075" w:type="dxa"/>
+            <w:hideMark/>
+          </w:tcPr>
+          <w:p>
+            <w:pPr>
+              <w:spacing w:after="160" w:line="278" w:lineRule="auto"/>
+              <w:rPr>
+                <w:rFonts w:cs="Times New Roman"/>
+              </w:rPr>
+            </w:pPr>
+            <w:r>
+              <w:rPr>
+                <w:rFonts w:cs="Times New Roman"/>
+              </w:rPr>
+              <w:lastRenderedPageBreak/>
+              <w:t>7</w:t>
+            </w:r>
+          </w:p>
+        </w:tc>
+        <w:tc>
+          <w:tcPr>
+            <w:tcW w:w="1530" w:type="dxa"/>
+            <w:hideMark/>
+          </w:tcPr>
+          <w:p>
+            <w:pPr>
+              <w:spacing w:after="160" w:line="278" w:lineRule="auto"/>
+              <w:rPr>
+                <w:rFonts w:cs="Times New Roman"/>
+              </w:rPr>
+            </w:pPr>
+            <w:r>
+              <w:rPr>
+                <w:rFonts w:cs="Times New Roman"/>
+              </w:rPr>
+              <w:t>125 kHz</w:t>
+            </w:r>
+          </w:p>
+        </w:tc>
+        <w:tc>
+          <w:tcPr>
+            <w:tcW w:w="2340" w:type="dxa"/>
+          </w:tcPr>
+          <w:p>
+            <w:pPr>
+              <w:rPr>
+                <w:rFonts w:cs="Times New Roman"/>
+              </w:rPr>
+            </w:pPr>
+            <w:r>
+              <w:rPr>
+                <w:rFonts w:cs="Times New Roman"/>
+              </w:rPr>
+              <w:t>5</w:t>
+            </w:r>
+          </w:p>
+        </w:tc>
+      </w:tr>
+      <w:tr>
+        <w:trPr>
+          <w:trHeight w:val="536"/>
+          <w:jc w:val="center"/>
+        </w:trPr>
+        <w:tc>
+          <w:tcPr>
+            <w:tcW w:w="1075" w:type="dxa"/>
+            <w:hideMark/>
+          </w:tcPr>
+          <w:p>
+            <w:pPr>
+              <w:spacing w:after="160" w:line="278" w:lineRule="auto"/>
+              <w:rPr>
+                <w:rFonts w:cs="Times New Roman"/>
+              </w:rPr>
+            </w:pPr>
+            <w:r>
+              <w:rPr>
+                <w:rFonts w:cs="Times New Roman"/>
+              </w:rPr>
+              <w:t>7</w:t>
+            </w:r>
+          </w:p>
+        </w:tc>
+        <w:tc>
+          <w:tcPr>
+            <w:tcW w:w="1530" w:type="dxa"/>
+            <w:hideMark/>
+          </w:tcPr>
+          <w:p>
+            <w:pPr>
+              <w:spacing w:after="160" w:line="278" w:lineRule="auto"/>
+              <w:rPr>
+                <w:rFonts w:cs="Times New Roman"/>
+              </w:rPr>
+            </w:pPr>
+            <w:r>
+              <w:rPr>
+                <w:rFonts w:cs="Times New Roman"/>
+              </w:rPr>
+              <w:t>500 kHz</w:t>
+            </w:r>
+          </w:p>
+        </w:tc>
+        <w:tc>
+          <w:tcPr>
+            <w:tcW w:w="2340" w:type="dxa"/>
+          </w:tcPr>
+          <w:p>
+            <w:pPr>
+              <w:rPr>
+                <w:rFonts w:cs="Times New Roman"/>
+              </w:rPr>
+            </w:pPr>
+            <w:r>
+              <w:rPr>
+                <w:rFonts w:cs="Times New Roman"/>
+              </w:rPr>
+              <w:t>&lt; 1</w:t>
+            </w:r>
+          </w:p>
+        </w:tc>
+      </w:tr>
+      <w:tr>
+        <w:trPr>
+          <w:trHeight w:val="536"/>
+          <w:jc w:val="center"/>
+        </w:trPr>
+        <w:tc>
+          <w:tcPr>
+            <w:tcW w:w="1075" w:type="dxa"/>
+            <w:hideMark/>
+          </w:tcPr>
+          <w:p>
+            <w:pPr>
+              <w:spacing w:after="160" w:line="278" w:lineRule="auto"/>
+              <w:rPr>
+                <w:rFonts w:cs="Times New Roman"/>
+              </w:rPr>
+            </w:pPr>
+            <w:r>
+              <w:rPr>
+                <w:rFonts w:cs="Times New Roman"/>
+              </w:rPr>
+              <w:t>12</w:t>
+            </w:r>
+          </w:p>
+        </w:tc>
+        <w:tc>
+          <w:tcPr>
+            <w:tcW w:w="1530" w:type="dxa"/>
+            <w:hideMark/>
+          </w:tcPr>
+          <w:p>
+            <w:pPr>
+              <w:spacing w:after="160" w:line="278" w:lineRule="auto"/>
+              <w:rPr>
+                <w:rFonts w:cs="Times New Roman"/>
+              </w:rPr>
+            </w:pPr>
+            <w:r>
+              <w:rPr>
+                <w:rFonts w:cs="Times New Roman"/>
+              </w:rPr>
+              <w:t>125 kHz</w:t>
+            </w:r>
+          </w:p>
+        </w:tc>
+        <w:tc>
+          <w:tcPr>
+            <w:tcW w:w="2340" w:type="dxa"/>
+          </w:tcPr>
+          <w:p>
+            <w:pPr>
+              <w:rPr>
+                <w:rFonts w:cs="Times New Roman"/>
+              </w:rPr>
+            </w:pPr>
+            <w:r>
+              <w:rPr>
+                <w:rFonts w:cs="Times New Roman"/>
+              </w:rPr>
+              <w:t>5</w:t>
+            </w:r>
+          </w:p>
+        </w:tc>
+      </w:tr>
+      <w:tr>
+        <w:trPr>
+          <w:trHeight w:val="536"/>
+          <w:jc w:val="center"/>
+        </w:trPr>
+        <w:tc>
+          <w:tcPr>
+            <w:tcW w:w="1075" w:type="dxa"/>
+            <w:hideMark/>
+          </w:tcPr>
+          <w:p>
+            <w:pPr>
+              <w:spacing w:after="160" w:line="278" w:lineRule="auto"/>
+              <w:rPr>
+                <w:rFonts w:cs="Times New Roman"/>
+              </w:rPr>
+            </w:pPr>
+            <w:r>
+              <w:rPr>
+                <w:rFonts w:cs="Times New Roman"/>
+              </w:rPr>
+              <w:t>12</w:t>
+            </w:r>
+          </w:p>
+        </w:tc>
+        <w:tc>
+          <w:tcPr>
+            <w:tcW w:w="1530" w:type="dxa"/>
+            <w:hideMark/>
+          </w:tcPr>
+          <w:p>
+            <w:pPr>
+              <w:spacing w:after="160" w:line="278" w:lineRule="auto"/>
+              <w:rPr>
+                <w:rFonts w:cs="Times New Roman"/>
+              </w:rPr>
+            </w:pPr>
+            <w:r>
+              <w:rPr>
+                <w:rFonts w:cs="Times New Roman"/>
+              </w:rPr>
+              <w:t>500 kHz</w:t>
+            </w:r>
+          </w:p>
+        </w:tc>
+        <w:tc>
+          <w:tcPr>
+            <w:tcW w:w="2340" w:type="dxa"/>
+          </w:tcPr>
+          <w:p>
+            <w:pPr>
+              <w:rPr>
+                <w:rFonts w:cs="Times New Roman"/>
+              </w:rPr>
+            </w:pPr>
+            <w:r>
+              <w:rPr>
+                <w:rFonts w:cs="Times New Roman"/>
+              </w:rPr>
+              <w:t>&lt; 1</w:t>
+            </w:r>
+          </w:p>
+        </w:tc>
+      </w:tr>
+    </w:tbl>
+    <w:p>
+      <w:pPr>
+        <w:rPr>
+          <w:rFonts w:cs="Times New Roman"/>
+        </w:rPr>
+      </w:pPr>
     </w:p>
     <w:p>
       <w:pPr>
@@ -2930,19 +3712,6 @@
       </w:pPr>
       <w:r>
         <w:t>Interpretation</w:t>
-      </w:r>
-    </w:p>
-    <w:p>
-      <w:pPr>
-        <w:rPr>
-          <w:rFonts w:cs="Times New Roman"/>
-        </w:rPr>
-      </w:pPr>
-      <w:r>
-        <w:rPr>
-          <w:rFonts w:cs="Times New Roman"/>
-        </w:rPr>
-        <w:t>Explain how accurate or useful the geolocation results were.</w:t>
       </w:r>
     </w:p>
     <w:p>
@@ -2959,7 +3728,21 @@
         <w:rPr>
           <w:rFonts w:cs="Times New Roman"/>
         </w:rPr>
-        <w:t>Were estimates stable?</w:t>
+        <w:t xml:space="preserve">BW is known to effect results. Wider BW provides greater correlation peaks. </w:t>
+      </w:r>
+      <w:proofErr w:type="spellStart"/>
+      <w:r>
+        <w:rPr>
+          <w:rFonts w:cs="Times New Roman"/>
+        </w:rPr>
+        <w:t>Prooves</w:t>
+      </w:r>
+      <w:proofErr w:type="spellEnd"/>
+      <w:r>
+        <w:rPr>
+          <w:rFonts w:cs="Times New Roman"/>
+        </w:rPr>
+        <w:t xml:space="preserve"> LoRa has a range of BW options that could have significant impacts based on choice of BW. </w:t>
       </w:r>
     </w:p>
     <w:p>
@@ -2976,7 +3759,7 @@
         <w:rPr>
           <w:rFonts w:cs="Times New Roman"/>
         </w:rPr>
-        <w:t>How large was the error?</w:t>
+        <w:t xml:space="preserve">SF seems to have a negligible impact. </w:t>
       </w:r>
     </w:p>
     <w:p>
@@ -2993,7 +3776,59 @@
         <w:rPr>
           <w:rFonts w:cs="Times New Roman"/>
         </w:rPr>
-        <w:t>What conditions improved or degraded accuracy?</w:t>
+        <w:t>Narrow BW proves less locatable. Paired with real world multipath, narrower configurations could be much more difficult to locate with this technique</w:t>
+      </w:r>
+    </w:p>
+    <w:p>
+      <w:pPr>
+        <w:numPr>
+          <w:ilvl w:val="0"/>
+          <w:numId w:val="15"/>
+        </w:numPr>
+        <w:rPr>
+          <w:rFonts w:cs="Times New Roman"/>
+        </w:rPr>
+      </w:pPr>
+      <w:r>
+        <w:rPr>
+          <w:rFonts w:cs="Times New Roman"/>
+        </w:rPr>
+        <w:t xml:space="preserve">Testing with real tactical scenarios including distances and other techniques would be </w:t>
+      </w:r>
+      <w:r>
+        <w:rPr>
+          <w:rFonts w:cs="Times New Roman"/>
+        </w:rPr>
+        <w:t xml:space="preserve">more </w:t>
+      </w:r>
+      <w:r>
+        <w:rPr>
+          <w:rFonts w:cs="Times New Roman"/>
+        </w:rPr>
+        <w:t>valuable.</w:t>
+      </w:r>
+    </w:p>
+    <w:p>
+      <w:pPr>
+        <w:numPr>
+          <w:ilvl w:val="0"/>
+          <w:numId w:val="15"/>
+        </w:numPr>
+        <w:rPr>
+          <w:rFonts w:cs="Times New Roman"/>
+        </w:rPr>
+      </w:pPr>
+      <w:r>
+        <w:rPr>
+          <w:rFonts w:cs="Times New Roman"/>
+        </w:rPr>
+        <w:t xml:space="preserve">Comparing to results of other waveforms would give a better idea on overall performance. </w:t>
+      </w:r>
+      <w:r>
+        <w:rPr>
+          <w:rFonts w:cs="Times New Roman"/>
+        </w:rPr>
+        <w:t xml:space="preserve"> </w:t>
       </w:r>
     </w:p>
     <w:p>
@@ -3014,14 +3849,7 @@
         <w:rPr>
           <w:rFonts w:cs="Times New Roman"/>
         </w:rPr>
-        <w:t>Explain whether the geolocation results are valid.</w:t>
-      </w:r>
-      <w:r>
-        <w:rPr>
-          <w:rFonts w:cs="Times New Roman"/>
-        </w:rPr>
-        <w:br/>
-        <w:t>Discuss possible causes of error such as geometry, timing, signal quality, synchronization, calibration, or environmental effects.</w:t>
+        <w:t xml:space="preserve">Not extremely useful until compared against other waveforms ran in same conditions or running scenarios that have more meaningful value to DoD missions. </w:t>
       </w:r>
     </w:p>
     <w:p>
@@ -3235,105 +4063,7 @@
               <w:rPr>
                 <w:rFonts w:cs="Times New Roman"/>
               </w:rPr>
-              <w:t>See appendix for all results</w:t>
-            </w:r>
-            <w:r>
-              <w:rPr>
-                <w:rFonts w:cs="Times New Roman"/>
-              </w:rPr>
-              <w:t xml:space="preserve"> of each configuration</w:t>
-            </w:r>
-            <w:r>
-              <w:rPr>
-                <w:rFonts w:cs="Times New Roman"/>
-              </w:rPr>
-              <w:t>.</w:t>
-            </w:r>
-          </w:p>
-        </w:tc>
-      </w:tr>
-      <w:tr>
-        <w:tc>
-          <w:tcPr>
-            <w:tcW w:w="2425" w:type="dxa"/>
-          </w:tcPr>
-          <w:p>
-            <w:pPr>
-              <w:rPr>
-                <w:rFonts w:cs="Times New Roman"/>
-              </w:rPr>
-            </w:pPr>
-            <w:r>
-              <w:rPr>
-                <w:rFonts w:cs="Times New Roman"/>
-              </w:rPr>
-              <w:t>Generate a relative LoRa waveform tradeoff table</w:t>
-            </w:r>
-          </w:p>
-        </w:tc>
-        <w:tc>
-          <w:tcPr>
-            <w:tcW w:w="1800" w:type="dxa"/>
-          </w:tcPr>
-          <w:p>
-            <w:pPr>
-              <w:rPr>
-                <w:rFonts w:cs="Times New Roman"/>
-              </w:rPr>
-            </w:pPr>
-            <w:r>
-              <w:rPr>
-                <w:rFonts w:cs="Times New Roman"/>
-              </w:rPr>
-              <w:t>Partially Accomplished</w:t>
-            </w:r>
-          </w:p>
-        </w:tc>
-        <w:tc>
-          <w:tcPr>
-            <w:tcW w:w="5125" w:type="dxa"/>
-          </w:tcPr>
-          <w:p>
-            <w:pPr>
-              <w:rPr>
-                <w:rFonts w:cs="Times New Roman"/>
-              </w:rPr>
-            </w:pPr>
-            <w:r>
-              <w:rPr>
-                <w:rFonts w:cs="Times New Roman"/>
-              </w:rPr>
-              <w:t xml:space="preserve">Accomplished Detectability and Geolocation </w:t>
-            </w:r>
-            <w:r>
-              <w:rPr>
-                <w:rFonts w:cs="Times New Roman"/>
-              </w:rPr>
-              <w:t>tradeoffs</w:t>
-            </w:r>
-            <w:r>
-              <w:rPr>
-                <w:rFonts w:cs="Times New Roman"/>
-              </w:rPr>
-              <w:t xml:space="preserve">. Validity of resiliency metrics is questionable and </w:t>
-            </w:r>
-            <w:r>
-              <w:rPr>
-                <w:rFonts w:cs="Times New Roman"/>
-              </w:rPr>
-              <w:t>therefore not accomplished here</w:t>
-            </w:r>
-            <w:r>
-              <w:rPr>
-                <w:rFonts w:cs="Times New Roman"/>
-              </w:rPr>
-              <w:t>.</w:t>
-            </w:r>
-            <w:r>
-              <w:rPr>
-                <w:rFonts w:cs="Times New Roman"/>
-              </w:rPr>
-              <w:t xml:space="preserve"> Further details below.</w:t>
+              <w:t>See appendix for all results of each configuration.</w:t>
             </w:r>
           </w:p>
         </w:tc>
@@ -3514,21 +4244,6 @@
         <w:pStyle w:val="Heading3"/>
       </w:pPr>
       <w:r>
-        <w:t>Tradeoff table summary</w:t>
-      </w:r>
-    </w:p>
-    <w:p>
-      <w:pPr>
-        <w:rPr>
-          <w:rFonts w:cs="Times New Roman"/>
-        </w:rPr>
-      </w:pPr>
-    </w:p>
-    <w:p>
-      <w:pPr>
-        <w:pStyle w:val="Heading3"/>
-      </w:pPr>
-      <w:r>
         <w:t>Limitations Captured Summary</w:t>
       </w:r>
     </w:p>
@@ -3585,7 +4300,6 @@
         <w:rPr>
           <w:rFonts w:cs="Times New Roman"/>
         </w:rPr>
-        <w:lastRenderedPageBreak/>
         <w:t>Evaluate whether LoRa waveform characteristics provide any potential value for low-detectability scenarios.</w:t>
       </w:r>
     </w:p>
@@ -3620,6 +4334,7 @@
         <w:rPr>
           <w:rFonts w:cs="Times New Roman"/>
         </w:rPr>
+        <w:lastRenderedPageBreak/>
         <w:t>Assess whether higher spreading factor improves performance in all tested areas, or whether improvements in one area create disadvantages in another.</w:t>
       </w:r>
     </w:p>
@@ -3731,12 +4446,19 @@
           <w:rFonts w:cs="Times New Roman"/>
         </w:rPr>
       </w:pPr>
+      <w:r>
+        <w:rPr>
+          <w:rFonts w:cs="Times New Roman"/>
+        </w:rPr>
+        <w:br w:type="page"/>
+      </w:r>
     </w:p>
     <w:p>
       <w:pPr>
         <w:pStyle w:val="Heading1"/>
       </w:pPr>
       <w:r>
+        <w:lastRenderedPageBreak/>
         <w:t>Final Conclusions</w:t>
       </w:r>
     </w:p>
@@ -5136,7 +5858,7 @@
                     <pic:cNvPicPr/>
                   </pic:nvPicPr>
                   <pic:blipFill>
-                    <a:blip r:embed="rId8"/>
+                    <a:blip r:embed="rId13"/>
                     <a:stretch>
                       <a:fillRect/>
                     </a:stretch>
@@ -5274,7 +5996,7 @@
                           <pic:cNvPicPr/>
                         </pic:nvPicPr>
                         <pic:blipFill>
-                          <a:blip r:embed="rId9" cstate="print">
+                          <a:blip r:embed="rId14" cstate="print">
                             <a:extLst>
                               <a:ext uri="{28A0092B-C50C-407E-A947-70E740481C1C}">
                                 <a14:useLocalDpi xmlns:a14="http://schemas.microsoft.com/office/drawing/2010/main" val="0"/>
@@ -5332,7 +6054,7 @@
                           </pic:cNvPicPr>
                         </pic:nvPicPr>
                         <pic:blipFill>
-                          <a:blip r:embed="rId10" cstate="print">
+                          <a:blip r:embed="rId15" cstate="print">
                             <a:extLst>
                               <a:ext uri="{28A0092B-C50C-407E-A947-70E740481C1C}">
                                 <a14:useLocalDpi xmlns:a14="http://schemas.microsoft.com/office/drawing/2010/main" val="0"/>
@@ -5395,7 +6117,7 @@
                           </pic:cNvPicPr>
                         </pic:nvPicPr>
                         <pic:blipFill>
-                          <a:blip r:embed="rId11" cstate="print">
+                          <a:blip r:embed="rId16" cstate="print">
                             <a:extLst>
                               <a:ext uri="{28A0092B-C50C-407E-A947-70E740481C1C}">
                                 <a14:useLocalDpi xmlns:a14="http://schemas.microsoft.com/office/drawing/2010/main" val="0"/>
@@ -5461,7 +6183,7 @@
                           <pic:cNvPicPr/>
                         </pic:nvPicPr>
                         <pic:blipFill>
-                          <a:blip r:embed="rId12" cstate="print">
+                          <a:blip r:embed="rId17" cstate="print">
                             <a:extLst>
                               <a:ext uri="{28A0092B-C50C-407E-A947-70E740481C1C}">
                                 <a14:useLocalDpi xmlns:a14="http://schemas.microsoft.com/office/drawing/2010/main" val="0"/>
@@ -5514,7 +6236,7 @@
                           <pic:cNvPicPr/>
                         </pic:nvPicPr>
                         <pic:blipFill>
-                          <a:blip r:embed="rId13" cstate="print">
+                          <a:blip r:embed="rId18" cstate="print">
                             <a:extLst>
                               <a:ext uri="{28A0092B-C50C-407E-A947-70E740481C1C}">
                                 <a14:useLocalDpi xmlns:a14="http://schemas.microsoft.com/office/drawing/2010/main" val="0"/>
@@ -5567,7 +6289,7 @@
                           <pic:cNvPicPr/>
                         </pic:nvPicPr>
                         <pic:blipFill>
-                          <a:blip r:embed="rId14" cstate="print">
+                          <a:blip r:embed="rId19" cstate="print">
                             <a:extLst>
                               <a:ext uri="{28A0092B-C50C-407E-A947-70E740481C1C}">
                                 <a14:useLocalDpi xmlns:a14="http://schemas.microsoft.com/office/drawing/2010/main" val="0"/>
@@ -5650,7 +6372,7 @@
                           <pic:cNvPicPr/>
                         </pic:nvPicPr>
                         <pic:blipFill>
-                          <a:blip r:embed="rId15" cstate="print">
+                          <a:blip r:embed="rId20" cstate="print">
                             <a:extLst>
                               <a:ext uri="{28A0092B-C50C-407E-A947-70E740481C1C}">
                                 <a14:useLocalDpi xmlns:a14="http://schemas.microsoft.com/office/drawing/2010/main" val="0"/>
@@ -5706,7 +6428,7 @@
                           <pic:cNvPicPr/>
                         </pic:nvPicPr>
                         <pic:blipFill>
-                          <a:blip r:embed="rId16" cstate="print">
+                          <a:blip r:embed="rId21" cstate="print">
                             <a:extLst>
                               <a:ext uri="{28A0092B-C50C-407E-A947-70E740481C1C}">
                                 <a14:useLocalDpi xmlns:a14="http://schemas.microsoft.com/office/drawing/2010/main" val="0"/>
@@ -5762,7 +6484,7 @@
                           <pic:cNvPicPr/>
                         </pic:nvPicPr>
                         <pic:blipFill>
-                          <a:blip r:embed="rId17" cstate="print">
+                          <a:blip r:embed="rId22" cstate="print">
                             <a:extLst>
                               <a:ext uri="{28A0092B-C50C-407E-A947-70E740481C1C}">
                                 <a14:useLocalDpi xmlns:a14="http://schemas.microsoft.com/office/drawing/2010/main" val="0"/>
@@ -5820,7 +6542,7 @@
                           <pic:cNvPicPr/>
                         </pic:nvPicPr>
                         <pic:blipFill>
-                          <a:blip r:embed="rId18" cstate="print">
+                          <a:blip r:embed="rId23" cstate="print">
                             <a:extLst>
                               <a:ext uri="{28A0092B-C50C-407E-A947-70E740481C1C}">
                                 <a14:useLocalDpi xmlns:a14="http://schemas.microsoft.com/office/drawing/2010/main" val="0"/>
@@ -5876,7 +6598,7 @@
                           <pic:cNvPicPr/>
                         </pic:nvPicPr>
                         <pic:blipFill>
-                          <a:blip r:embed="rId19" cstate="print">
+                          <a:blip r:embed="rId24" cstate="print">
                             <a:extLst>
                               <a:ext uri="{28A0092B-C50C-407E-A947-70E740481C1C}">
                                 <a14:useLocalDpi xmlns:a14="http://schemas.microsoft.com/office/drawing/2010/main" val="0"/>
@@ -5932,7 +6654,7 @@
                           <pic:cNvPicPr/>
                         </pic:nvPicPr>
                         <pic:blipFill>
-                          <a:blip r:embed="rId20" cstate="print">
+                          <a:blip r:embed="rId25" cstate="print">
                             <a:extLst>
                               <a:ext uri="{28A0092B-C50C-407E-A947-70E740481C1C}">
                                 <a14:useLocalDpi xmlns:a14="http://schemas.microsoft.com/office/drawing/2010/main" val="0"/>
@@ -6016,7 +6738,7 @@
                           <pic:cNvPicPr/>
                         </pic:nvPicPr>
                         <pic:blipFill>
-                          <a:blip r:embed="rId21" cstate="print">
+                          <a:blip r:embed="rId26" cstate="print">
                             <a:extLst>
                               <a:ext uri="{28A0092B-C50C-407E-A947-70E740481C1C}">
                                 <a14:useLocalDpi xmlns:a14="http://schemas.microsoft.com/office/drawing/2010/main" val="0"/>
@@ -6081,7 +6803,7 @@
                           <pic:cNvPicPr/>
                         </pic:nvPicPr>
                         <pic:blipFill>
-                          <a:blip r:embed="rId22" cstate="print">
+                          <a:blip r:embed="rId27" cstate="print">
                             <a:extLst>
                               <a:ext uri="{28A0092B-C50C-407E-A947-70E740481C1C}">
                                 <a14:useLocalDpi xmlns:a14="http://schemas.microsoft.com/office/drawing/2010/main" val="0"/>
@@ -6146,7 +6868,7 @@
                           <pic:cNvPicPr/>
                         </pic:nvPicPr>
                         <pic:blipFill>
-                          <a:blip r:embed="rId23" cstate="print">
+                          <a:blip r:embed="rId28" cstate="print">
                             <a:extLst>
                               <a:ext uri="{28A0092B-C50C-407E-A947-70E740481C1C}">
                                 <a14:useLocalDpi xmlns:a14="http://schemas.microsoft.com/office/drawing/2010/main" val="0"/>
@@ -6235,7 +6957,7 @@
                           <pic:cNvPicPr/>
                         </pic:nvPicPr>
                         <pic:blipFill>
-                          <a:blip r:embed="rId24" cstate="print">
+                          <a:blip r:embed="rId29" cstate="print">
                             <a:extLst>
                               <a:ext uri="{28A0092B-C50C-407E-A947-70E740481C1C}">
                                 <a14:useLocalDpi xmlns:a14="http://schemas.microsoft.com/office/drawing/2010/main" val="0"/>
@@ -6288,7 +7010,7 @@
                           <pic:cNvPicPr/>
                         </pic:nvPicPr>
                         <pic:blipFill>
-                          <a:blip r:embed="rId25" cstate="print">
+                          <a:blip r:embed="rId30" cstate="print">
                             <a:extLst>
                               <a:ext uri="{28A0092B-C50C-407E-A947-70E740481C1C}">
                                 <a14:useLocalDpi xmlns:a14="http://schemas.microsoft.com/office/drawing/2010/main" val="0"/>
@@ -6341,7 +7063,7 @@
                           <pic:cNvPicPr/>
                         </pic:nvPicPr>
                         <pic:blipFill>
-                          <a:blip r:embed="rId26" cstate="print">
+                          <a:blip r:embed="rId31" cstate="print">
                             <a:extLst>
                               <a:ext uri="{28A0092B-C50C-407E-A947-70E740481C1C}">
                                 <a14:useLocalDpi xmlns:a14="http://schemas.microsoft.com/office/drawing/2010/main" val="0"/>
@@ -6399,7 +7121,7 @@
                           <pic:cNvPicPr/>
                         </pic:nvPicPr>
                         <pic:blipFill>
-                          <a:blip r:embed="rId27" cstate="print">
+                          <a:blip r:embed="rId32" cstate="print">
                             <a:extLst>
                               <a:ext uri="{28A0092B-C50C-407E-A947-70E740481C1C}">
                                 <a14:useLocalDpi xmlns:a14="http://schemas.microsoft.com/office/drawing/2010/main" val="0"/>
@@ -6452,7 +7174,7 @@
                           <pic:cNvPicPr/>
                         </pic:nvPicPr>
                         <pic:blipFill>
-                          <a:blip r:embed="rId28" cstate="print">
+                          <a:blip r:embed="rId33" cstate="print">
                             <a:extLst>
                               <a:ext uri="{28A0092B-C50C-407E-A947-70E740481C1C}">
                                 <a14:useLocalDpi xmlns:a14="http://schemas.microsoft.com/office/drawing/2010/main" val="0"/>
@@ -6505,7 +7227,7 @@
                           <pic:cNvPicPr/>
                         </pic:nvPicPr>
                         <pic:blipFill>
-                          <a:blip r:embed="rId29" cstate="print">
+                          <a:blip r:embed="rId34" cstate="print">
                             <a:extLst>
                               <a:ext uri="{28A0092B-C50C-407E-A947-70E740481C1C}">
                                 <a14:useLocalDpi xmlns:a14="http://schemas.microsoft.com/office/drawing/2010/main" val="0"/>
@@ -6585,7 +7307,7 @@
                           <pic:cNvPicPr/>
                         </pic:nvPicPr>
                         <pic:blipFill>
-                          <a:blip r:embed="rId30" cstate="print">
+                          <a:blip r:embed="rId35" cstate="print">
                             <a:extLst>
                               <a:ext uri="{28A0092B-C50C-407E-A947-70E740481C1C}">
                                 <a14:useLocalDpi xmlns:a14="http://schemas.microsoft.com/office/drawing/2010/main" val="0"/>
@@ -6638,7 +7360,7 @@
                           <pic:cNvPicPr/>
                         </pic:nvPicPr>
                         <pic:blipFill>
-                          <a:blip r:embed="rId31" cstate="print">
+                          <a:blip r:embed="rId36" cstate="print">
                             <a:extLst>
                               <a:ext uri="{28A0092B-C50C-407E-A947-70E740481C1C}">
                                 <a14:useLocalDpi xmlns:a14="http://schemas.microsoft.com/office/drawing/2010/main" val="0"/>
@@ -6691,7 +7413,7 @@
                           <pic:cNvPicPr/>
                         </pic:nvPicPr>
                         <pic:blipFill>
-                          <a:blip r:embed="rId32" cstate="print">
+                          <a:blip r:embed="rId37" cstate="print">
                             <a:extLst>
                               <a:ext uri="{28A0092B-C50C-407E-A947-70E740481C1C}">
                                 <a14:useLocalDpi xmlns:a14="http://schemas.microsoft.com/office/drawing/2010/main" val="0"/>
@@ -6749,7 +7471,7 @@
                           <pic:cNvPicPr/>
                         </pic:nvPicPr>
                         <pic:blipFill>
-                          <a:blip r:embed="rId33" cstate="print">
+                          <a:blip r:embed="rId38" cstate="print">
                             <a:extLst>
                               <a:ext uri="{28A0092B-C50C-407E-A947-70E740481C1C}">
                                 <a14:useLocalDpi xmlns:a14="http://schemas.microsoft.com/office/drawing/2010/main" val="0"/>
@@ -6802,7 +7524,7 @@
                           <pic:cNvPicPr/>
                         </pic:nvPicPr>
                         <pic:blipFill>
-                          <a:blip r:embed="rId34" cstate="print">
+                          <a:blip r:embed="rId39" cstate="print">
                             <a:extLst>
                               <a:ext uri="{28A0092B-C50C-407E-A947-70E740481C1C}">
                                 <a14:useLocalDpi xmlns:a14="http://schemas.microsoft.com/office/drawing/2010/main" val="0"/>
@@ -6855,7 +7577,7 @@
                           <pic:cNvPicPr/>
                         </pic:nvPicPr>
                         <pic:blipFill>
-                          <a:blip r:embed="rId35" cstate="print">
+                          <a:blip r:embed="rId40" cstate="print">
                             <a:extLst>
                               <a:ext uri="{28A0092B-C50C-407E-A947-70E740481C1C}">
                                 <a14:useLocalDpi xmlns:a14="http://schemas.microsoft.com/office/drawing/2010/main" val="0"/>
@@ -6924,7 +7646,7 @@
                 <w:noProof/>
               </w:rPr>
               <w:drawing>
-                <wp:inline distT="0" distB="0" distL="0" distR="0" wp14:anchorId="7346FA96" wp14:editId="4F89F075">
+                <wp:inline distT="0" distB="0" distL="0" distR="0" wp14:anchorId="7346FA96" wp14:editId="2F201840">
                   <wp:extent cx="3295290" cy="2470724"/>
                   <wp:effectExtent l="0" t="0" r="635" b="6350"/>
                   <wp:docPr id="1930665480" name="Picture 123"/>
@@ -6939,7 +7661,7 @@
                           <pic:cNvPicPr/>
                         </pic:nvPicPr>
                         <pic:blipFill>
-                          <a:blip r:embed="rId36" cstate="print">
+                          <a:blip r:embed="rId41" cstate="print">
                             <a:extLst>
                               <a:ext uri="{28A0092B-C50C-407E-A947-70E740481C1C}">
                                 <a14:useLocalDpi xmlns:a14="http://schemas.microsoft.com/office/drawing/2010/main" val="0"/>
@@ -6989,7 +7711,7 @@
                 <w:noProof/>
               </w:rPr>
               <w:drawing>
-                <wp:inline distT="0" distB="0" distL="0" distR="0" wp14:anchorId="5FF74868" wp14:editId="67E4CC99">
+                <wp:inline distT="0" distB="0" distL="0" distR="0" wp14:anchorId="5FF74868" wp14:editId="077F0644">
                   <wp:extent cx="3417089" cy="2562046"/>
                   <wp:effectExtent l="0" t="0" r="0" b="0"/>
                   <wp:docPr id="1804248670" name="Picture 124"/>
@@ -7004,7 +7726,7 @@
                           <pic:cNvPicPr/>
                         </pic:nvPicPr>
                         <pic:blipFill>
-                          <a:blip r:embed="rId37" cstate="print">
+                          <a:blip r:embed="rId42" cstate="print">
                             <a:extLst>
                               <a:ext uri="{28A0092B-C50C-407E-A947-70E740481C1C}">
                                 <a14:useLocalDpi xmlns:a14="http://schemas.microsoft.com/office/drawing/2010/main" val="0"/>
@@ -7054,7 +7776,7 @@
                 <w:noProof/>
               </w:rPr>
               <w:drawing>
-                <wp:inline distT="0" distB="0" distL="0" distR="0" wp14:anchorId="6EAD7884" wp14:editId="191C25DA">
+                <wp:inline distT="0" distB="0" distL="0" distR="0" wp14:anchorId="6EAD7884" wp14:editId="01AA90BB">
                   <wp:extent cx="3382572" cy="2536166"/>
                   <wp:effectExtent l="0" t="0" r="8890" b="0"/>
                   <wp:docPr id="2135872676" name="Picture 125"/>
@@ -7069,7 +7791,7 @@
                           <pic:cNvPicPr/>
                         </pic:nvPicPr>
                         <pic:blipFill>
-                          <a:blip r:embed="rId38" cstate="print">
+                          <a:blip r:embed="rId43" cstate="print">
                             <a:extLst>
                               <a:ext uri="{28A0092B-C50C-407E-A947-70E740481C1C}">
                                 <a14:useLocalDpi xmlns:a14="http://schemas.microsoft.com/office/drawing/2010/main" val="0"/>
@@ -7159,7 +7881,7 @@
                           <pic:cNvPicPr/>
                         </pic:nvPicPr>
                         <pic:blipFill>
-                          <a:blip r:embed="rId39" cstate="print">
+                          <a:blip r:embed="rId44" cstate="print">
                             <a:extLst>
                               <a:ext uri="{28A0092B-C50C-407E-A947-70E740481C1C}">
                                 <a14:useLocalDpi xmlns:a14="http://schemas.microsoft.com/office/drawing/2010/main" val="0"/>
@@ -7212,7 +7934,7 @@
                           <pic:cNvPicPr/>
                         </pic:nvPicPr>
                         <pic:blipFill>
-                          <a:blip r:embed="rId40" cstate="print">
+                          <a:blip r:embed="rId45" cstate="print">
                             <a:extLst>
                               <a:ext uri="{28A0092B-C50C-407E-A947-70E740481C1C}">
                                 <a14:useLocalDpi xmlns:a14="http://schemas.microsoft.com/office/drawing/2010/main" val="0"/>
@@ -7265,7 +7987,7 @@
                           <pic:cNvPicPr/>
                         </pic:nvPicPr>
                         <pic:blipFill>
-                          <a:blip r:embed="rId41" cstate="print">
+                          <a:blip r:embed="rId46" cstate="print">
                             <a:extLst>
                               <a:ext uri="{28A0092B-C50C-407E-A947-70E740481C1C}">
                                 <a14:useLocalDpi xmlns:a14="http://schemas.microsoft.com/office/drawing/2010/main" val="0"/>
@@ -7323,7 +8045,7 @@
                           <pic:cNvPicPr/>
                         </pic:nvPicPr>
                         <pic:blipFill>
-                          <a:blip r:embed="rId42" cstate="print">
+                          <a:blip r:embed="rId47" cstate="print">
                             <a:extLst>
                               <a:ext uri="{28A0092B-C50C-407E-A947-70E740481C1C}">
                                 <a14:useLocalDpi xmlns:a14="http://schemas.microsoft.com/office/drawing/2010/main" val="0"/>
@@ -7376,7 +8098,7 @@
                           <pic:cNvPicPr/>
                         </pic:nvPicPr>
                         <pic:blipFill>
-                          <a:blip r:embed="rId43" cstate="print">
+                          <a:blip r:embed="rId48" cstate="print">
                             <a:extLst>
                               <a:ext uri="{28A0092B-C50C-407E-A947-70E740481C1C}">
                                 <a14:useLocalDpi xmlns:a14="http://schemas.microsoft.com/office/drawing/2010/main" val="0"/>
@@ -7429,7 +8151,7 @@
                           <pic:cNvPicPr/>
                         </pic:nvPicPr>
                         <pic:blipFill>
-                          <a:blip r:embed="rId44" cstate="print">
+                          <a:blip r:embed="rId49" cstate="print">
                             <a:extLst>
                               <a:ext uri="{28A0092B-C50C-407E-A947-70E740481C1C}">
                                 <a14:useLocalDpi xmlns:a14="http://schemas.microsoft.com/office/drawing/2010/main" val="0"/>
@@ -7509,7 +8231,7 @@
                           <pic:cNvPicPr/>
                         </pic:nvPicPr>
                         <pic:blipFill>
-                          <a:blip r:embed="rId45" cstate="print">
+                          <a:blip r:embed="rId50" cstate="print">
                             <a:extLst>
                               <a:ext uri="{28A0092B-C50C-407E-A947-70E740481C1C}">
                                 <a14:useLocalDpi xmlns:a14="http://schemas.microsoft.com/office/drawing/2010/main" val="0"/>
@@ -7562,7 +8284,7 @@
                           <pic:cNvPicPr/>
                         </pic:nvPicPr>
                         <pic:blipFill>
-                          <a:blip r:embed="rId46" cstate="print">
+                          <a:blip r:embed="rId51" cstate="print">
                             <a:extLst>
                               <a:ext uri="{28A0092B-C50C-407E-A947-70E740481C1C}">
                                 <a14:useLocalDpi xmlns:a14="http://schemas.microsoft.com/office/drawing/2010/main" val="0"/>
@@ -7615,7 +8337,7 @@
                           <pic:cNvPicPr/>
                         </pic:nvPicPr>
                         <pic:blipFill>
-                          <a:blip r:embed="rId47" cstate="print">
+                          <a:blip r:embed="rId52" cstate="print">
                             <a:extLst>
                               <a:ext uri="{28A0092B-C50C-407E-A947-70E740481C1C}">
                                 <a14:useLocalDpi xmlns:a14="http://schemas.microsoft.com/office/drawing/2010/main" val="0"/>
@@ -7673,7 +8395,7 @@
                           <pic:cNvPicPr/>
                         </pic:nvPicPr>
                         <pic:blipFill>
-                          <a:blip r:embed="rId48" cstate="print">
+                          <a:blip r:embed="rId53" cstate="print">
                             <a:extLst>
                               <a:ext uri="{28A0092B-C50C-407E-A947-70E740481C1C}">
                                 <a14:useLocalDpi xmlns:a14="http://schemas.microsoft.com/office/drawing/2010/main" val="0"/>
@@ -7726,7 +8448,7 @@
                           <pic:cNvPicPr/>
                         </pic:nvPicPr>
                         <pic:blipFill>
-                          <a:blip r:embed="rId49" cstate="print">
+                          <a:blip r:embed="rId54" cstate="print">
                             <a:extLst>
                               <a:ext uri="{28A0092B-C50C-407E-A947-70E740481C1C}">
                                 <a14:useLocalDpi xmlns:a14="http://schemas.microsoft.com/office/drawing/2010/main" val="0"/>
@@ -7779,7 +8501,7 @@
                           <pic:cNvPicPr/>
                         </pic:nvPicPr>
                         <pic:blipFill>
-                          <a:blip r:embed="rId50" cstate="print">
+                          <a:blip r:embed="rId55" cstate="print">
                             <a:extLst>
                               <a:ext uri="{28A0092B-C50C-407E-A947-70E740481C1C}">
                                 <a14:useLocalDpi xmlns:a14="http://schemas.microsoft.com/office/drawing/2010/main" val="0"/>
@@ -7863,7 +8585,7 @@
                           <pic:cNvPicPr/>
                         </pic:nvPicPr>
                         <pic:blipFill>
-                          <a:blip r:embed="rId51" cstate="print">
+                          <a:blip r:embed="rId56" cstate="print">
                             <a:extLst>
                               <a:ext uri="{28A0092B-C50C-407E-A947-70E740481C1C}">
                                 <a14:useLocalDpi xmlns:a14="http://schemas.microsoft.com/office/drawing/2010/main" val="0"/>
@@ -7913,7 +8635,7 @@
                 <w:noProof/>
               </w:rPr>
               <w:drawing>
-                <wp:inline distT="0" distB="0" distL="0" distR="0" wp14:anchorId="2A95A802" wp14:editId="24277765">
+                <wp:inline distT="0" distB="0" distL="0" distR="0" wp14:anchorId="2A95A802" wp14:editId="664F0CCA">
                   <wp:extent cx="3260784" cy="2444852"/>
                   <wp:effectExtent l="0" t="0" r="0" b="0"/>
                   <wp:docPr id="831585983" name="Picture 139"/>
@@ -7928,7 +8650,7 @@
                           <pic:cNvPicPr/>
                         </pic:nvPicPr>
                         <pic:blipFill>
-                          <a:blip r:embed="rId52" cstate="print">
+                          <a:blip r:embed="rId57" cstate="print">
                             <a:extLst>
                               <a:ext uri="{28A0092B-C50C-407E-A947-70E740481C1C}">
                                 <a14:useLocalDpi xmlns:a14="http://schemas.microsoft.com/office/drawing/2010/main" val="0"/>
@@ -7978,7 +8700,7 @@
                 <w:noProof/>
               </w:rPr>
               <w:drawing>
-                <wp:inline distT="0" distB="0" distL="0" distR="0" wp14:anchorId="0EFF8592" wp14:editId="7C27F679">
+                <wp:inline distT="0" distB="0" distL="0" distR="0" wp14:anchorId="0EFF8592" wp14:editId="21CA3B3B">
                   <wp:extent cx="3174520" cy="2380174"/>
                   <wp:effectExtent l="0" t="0" r="6985" b="1270"/>
                   <wp:docPr id="1952681564" name="Picture 140"/>
@@ -7993,7 +8715,7 @@
                           <pic:cNvPicPr/>
                         </pic:nvPicPr>
                         <pic:blipFill>
-                          <a:blip r:embed="rId53" cstate="print">
+                          <a:blip r:embed="rId58" cstate="print">
                             <a:extLst>
                               <a:ext uri="{28A0092B-C50C-407E-A947-70E740481C1C}">
                                 <a14:useLocalDpi xmlns:a14="http://schemas.microsoft.com/office/drawing/2010/main" val="0"/>
@@ -8084,7 +8806,7 @@
                           <pic:cNvPicPr/>
                         </pic:nvPicPr>
                         <pic:blipFill>
-                          <a:blip r:embed="rId54" cstate="print">
+                          <a:blip r:embed="rId59" cstate="print">
                             <a:extLst>
                               <a:ext uri="{28A0092B-C50C-407E-A947-70E740481C1C}">
                                 <a14:useLocalDpi xmlns:a14="http://schemas.microsoft.com/office/drawing/2010/main" val="0"/>
@@ -8137,7 +8859,7 @@
                           <pic:cNvPicPr/>
                         </pic:nvPicPr>
                         <pic:blipFill>
-                          <a:blip r:embed="rId55" cstate="print">
+                          <a:blip r:embed="rId60" cstate="print">
                             <a:extLst>
                               <a:ext uri="{28A0092B-C50C-407E-A947-70E740481C1C}">
                                 <a14:useLocalDpi xmlns:a14="http://schemas.microsoft.com/office/drawing/2010/main" val="0"/>
@@ -8190,7 +8912,7 @@
                           <pic:cNvPicPr/>
                         </pic:nvPicPr>
                         <pic:blipFill>
-                          <a:blip r:embed="rId56" cstate="print">
+                          <a:blip r:embed="rId61" cstate="print">
                             <a:extLst>
                               <a:ext uri="{28A0092B-C50C-407E-A947-70E740481C1C}">
                                 <a14:useLocalDpi xmlns:a14="http://schemas.microsoft.com/office/drawing/2010/main" val="0"/>
@@ -8248,7 +8970,7 @@
                           <pic:cNvPicPr/>
                         </pic:nvPicPr>
                         <pic:blipFill>
-                          <a:blip r:embed="rId57" cstate="print">
+                          <a:blip r:embed="rId62" cstate="print">
                             <a:extLst>
                               <a:ext uri="{28A0092B-C50C-407E-A947-70E740481C1C}">
                                 <a14:useLocalDpi xmlns:a14="http://schemas.microsoft.com/office/drawing/2010/main" val="0"/>
@@ -8301,7 +9023,7 @@
                           <pic:cNvPicPr/>
                         </pic:nvPicPr>
                         <pic:blipFill>
-                          <a:blip r:embed="rId58" cstate="print">
+                          <a:blip r:embed="rId63" cstate="print">
                             <a:extLst>
                               <a:ext uri="{28A0092B-C50C-407E-A947-70E740481C1C}">
                                 <a14:useLocalDpi xmlns:a14="http://schemas.microsoft.com/office/drawing/2010/main" val="0"/>
@@ -8354,7 +9076,7 @@
                           <pic:cNvPicPr/>
                         </pic:nvPicPr>
                         <pic:blipFill>
-                          <a:blip r:embed="rId59" cstate="print">
+                          <a:blip r:embed="rId64" cstate="print">
                             <a:extLst>
                               <a:ext uri="{28A0092B-C50C-407E-A947-70E740481C1C}">
                                 <a14:useLocalDpi xmlns:a14="http://schemas.microsoft.com/office/drawing/2010/main" val="0"/>
@@ -8434,7 +9156,7 @@
                           <pic:cNvPicPr/>
                         </pic:nvPicPr>
                         <pic:blipFill>
-                          <a:blip r:embed="rId60" cstate="print">
+                          <a:blip r:embed="rId65" cstate="print">
                             <a:extLst>
                               <a:ext uri="{28A0092B-C50C-407E-A947-70E740481C1C}">
                                 <a14:useLocalDpi xmlns:a14="http://schemas.microsoft.com/office/drawing/2010/main" val="0"/>
@@ -8487,7 +9209,7 @@
                           <pic:cNvPicPr/>
                         </pic:nvPicPr>
                         <pic:blipFill>
-                          <a:blip r:embed="rId61" cstate="print">
+                          <a:blip r:embed="rId66" cstate="print">
                             <a:extLst>
                               <a:ext uri="{28A0092B-C50C-407E-A947-70E740481C1C}">
                                 <a14:useLocalDpi xmlns:a14="http://schemas.microsoft.com/office/drawing/2010/main" val="0"/>
@@ -8540,7 +9262,7 @@
                           <pic:cNvPicPr/>
                         </pic:nvPicPr>
                         <pic:blipFill>
-                          <a:blip r:embed="rId62" cstate="print">
+                          <a:blip r:embed="rId67" cstate="print">
                             <a:extLst>
                               <a:ext uri="{28A0092B-C50C-407E-A947-70E740481C1C}">
                                 <a14:useLocalDpi xmlns:a14="http://schemas.microsoft.com/office/drawing/2010/main" val="0"/>
@@ -8598,7 +9320,7 @@
                           <pic:cNvPicPr/>
                         </pic:nvPicPr>
                         <pic:blipFill>
-                          <a:blip r:embed="rId63" cstate="print">
+                          <a:blip r:embed="rId68" cstate="print">
                             <a:extLst>
                               <a:ext uri="{28A0092B-C50C-407E-A947-70E740481C1C}">
                                 <a14:useLocalDpi xmlns:a14="http://schemas.microsoft.com/office/drawing/2010/main" val="0"/>
@@ -8651,7 +9373,7 @@
                           <pic:cNvPicPr/>
                         </pic:nvPicPr>
                         <pic:blipFill>
-                          <a:blip r:embed="rId64" cstate="print">
+                          <a:blip r:embed="rId69" cstate="print">
                             <a:extLst>
                               <a:ext uri="{28A0092B-C50C-407E-A947-70E740481C1C}">
                                 <a14:useLocalDpi xmlns:a14="http://schemas.microsoft.com/office/drawing/2010/main" val="0"/>
@@ -8704,7 +9426,7 @@
                           <pic:cNvPicPr/>
                         </pic:nvPicPr>
                         <pic:blipFill>
-                          <a:blip r:embed="rId65" cstate="print">
+                          <a:blip r:embed="rId70" cstate="print">
                             <a:extLst>
                               <a:ext uri="{28A0092B-C50C-407E-A947-70E740481C1C}">
                                 <a14:useLocalDpi xmlns:a14="http://schemas.microsoft.com/office/drawing/2010/main" val="0"/>
@@ -8789,7 +9511,7 @@
                           <pic:cNvPicPr/>
                         </pic:nvPicPr>
                         <pic:blipFill>
-                          <a:blip r:embed="rId66" cstate="print">
+                          <a:blip r:embed="rId71" cstate="print">
                             <a:extLst>
                               <a:ext uri="{28A0092B-C50C-407E-A947-70E740481C1C}">
                                 <a14:useLocalDpi xmlns:a14="http://schemas.microsoft.com/office/drawing/2010/main" val="0"/>
@@ -8854,7 +9576,7 @@
                           <pic:cNvPicPr/>
                         </pic:nvPicPr>
                         <pic:blipFill>
-                          <a:blip r:embed="rId67" cstate="print">
+                          <a:blip r:embed="rId72" cstate="print">
                             <a:extLst>
                               <a:ext uri="{28A0092B-C50C-407E-A947-70E740481C1C}">
                                 <a14:useLocalDpi xmlns:a14="http://schemas.microsoft.com/office/drawing/2010/main" val="0"/>
@@ -8919,7 +9641,7 @@
                           <pic:cNvPicPr/>
                         </pic:nvPicPr>
                         <pic:blipFill>
-                          <a:blip r:embed="rId68" cstate="print">
+                          <a:blip r:embed="rId73" cstate="print">
                             <a:extLst>
                               <a:ext uri="{28A0092B-C50C-407E-A947-70E740481C1C}">
                                 <a14:useLocalDpi xmlns:a14="http://schemas.microsoft.com/office/drawing/2010/main" val="0"/>
@@ -9010,7 +9732,7 @@
                           <pic:cNvPicPr/>
                         </pic:nvPicPr>
                         <pic:blipFill>
-                          <a:blip r:embed="rId69" cstate="print">
+                          <a:blip r:embed="rId74" cstate="print">
                             <a:extLst>
                               <a:ext uri="{28A0092B-C50C-407E-A947-70E740481C1C}">
                                 <a14:useLocalDpi xmlns:a14="http://schemas.microsoft.com/office/drawing/2010/main" val="0"/>
@@ -9063,7 +9785,7 @@
                           <pic:cNvPicPr/>
                         </pic:nvPicPr>
                         <pic:blipFill>
-                          <a:blip r:embed="rId70" cstate="print">
+                          <a:blip r:embed="rId75" cstate="print">
                             <a:extLst>
                               <a:ext uri="{28A0092B-C50C-407E-A947-70E740481C1C}">
                                 <a14:useLocalDpi xmlns:a14="http://schemas.microsoft.com/office/drawing/2010/main" val="0"/>
@@ -9116,7 +9838,7 @@
                           <pic:cNvPicPr/>
                         </pic:nvPicPr>
                         <pic:blipFill>
-                          <a:blip r:embed="rId71" cstate="print">
+                          <a:blip r:embed="rId76" cstate="print">
                             <a:extLst>
                               <a:ext uri="{28A0092B-C50C-407E-A947-70E740481C1C}">
                                 <a14:useLocalDpi xmlns:a14="http://schemas.microsoft.com/office/drawing/2010/main" val="0"/>
@@ -9174,7 +9896,7 @@
                           <pic:cNvPicPr/>
                         </pic:nvPicPr>
                         <pic:blipFill>
-                          <a:blip r:embed="rId72" cstate="print">
+                          <a:blip r:embed="rId77" cstate="print">
                             <a:extLst>
                               <a:ext uri="{28A0092B-C50C-407E-A947-70E740481C1C}">
                                 <a14:useLocalDpi xmlns:a14="http://schemas.microsoft.com/office/drawing/2010/main" val="0"/>
@@ -9227,7 +9949,7 @@
                           <pic:cNvPicPr/>
                         </pic:nvPicPr>
                         <pic:blipFill>
-                          <a:blip r:embed="rId73" cstate="print">
+                          <a:blip r:embed="rId78" cstate="print">
                             <a:extLst>
                               <a:ext uri="{28A0092B-C50C-407E-A947-70E740481C1C}">
                                 <a14:useLocalDpi xmlns:a14="http://schemas.microsoft.com/office/drawing/2010/main" val="0"/>
@@ -9280,7 +10002,7 @@
                           <pic:cNvPicPr/>
                         </pic:nvPicPr>
                         <pic:blipFill>
-                          <a:blip r:embed="rId74" cstate="print">
+                          <a:blip r:embed="rId79" cstate="print">
                             <a:extLst>
                               <a:ext uri="{28A0092B-C50C-407E-A947-70E740481C1C}">
                                 <a14:useLocalDpi xmlns:a14="http://schemas.microsoft.com/office/drawing/2010/main" val="0"/>
@@ -9360,7 +10082,7 @@
                           <pic:cNvPicPr/>
                         </pic:nvPicPr>
                         <pic:blipFill>
-                          <a:blip r:embed="rId45" cstate="print">
+                          <a:blip r:embed="rId50" cstate="print">
                             <a:extLst>
                               <a:ext uri="{28A0092B-C50C-407E-A947-70E740481C1C}">
                                 <a14:useLocalDpi xmlns:a14="http://schemas.microsoft.com/office/drawing/2010/main" val="0"/>
@@ -9413,7 +10135,7 @@
                           <pic:cNvPicPr/>
                         </pic:nvPicPr>
                         <pic:blipFill>
-                          <a:blip r:embed="rId75" cstate="print">
+                          <a:blip r:embed="rId80" cstate="print">
                             <a:extLst>
                               <a:ext uri="{28A0092B-C50C-407E-A947-70E740481C1C}">
                                 <a14:useLocalDpi xmlns:a14="http://schemas.microsoft.com/office/drawing/2010/main" val="0"/>
@@ -9466,7 +10188,7 @@
                           <pic:cNvPicPr/>
                         </pic:nvPicPr>
                         <pic:blipFill>
-                          <a:blip r:embed="rId76" cstate="print">
+                          <a:blip r:embed="rId81" cstate="print">
                             <a:extLst>
                               <a:ext uri="{28A0092B-C50C-407E-A947-70E740481C1C}">
                                 <a14:useLocalDpi xmlns:a14="http://schemas.microsoft.com/office/drawing/2010/main" val="0"/>
@@ -9524,7 +10246,7 @@
                           <pic:cNvPicPr/>
                         </pic:nvPicPr>
                         <pic:blipFill>
-                          <a:blip r:embed="rId76" cstate="print">
+                          <a:blip r:embed="rId81" cstate="print">
                             <a:extLst>
                               <a:ext uri="{28A0092B-C50C-407E-A947-70E740481C1C}">
                                 <a14:useLocalDpi xmlns:a14="http://schemas.microsoft.com/office/drawing/2010/main" val="0"/>
@@ -9577,7 +10299,7 @@
                           <pic:cNvPicPr/>
                         </pic:nvPicPr>
                         <pic:blipFill>
-                          <a:blip r:embed="rId77" cstate="print">
+                          <a:blip r:embed="rId82" cstate="print">
                             <a:extLst>
                               <a:ext uri="{28A0092B-C50C-407E-A947-70E740481C1C}">
                                 <a14:useLocalDpi xmlns:a14="http://schemas.microsoft.com/office/drawing/2010/main" val="0"/>
@@ -9630,7 +10352,7 @@
                           <pic:cNvPicPr/>
                         </pic:nvPicPr>
                         <pic:blipFill>
-                          <a:blip r:embed="rId78" cstate="print">
+                          <a:blip r:embed="rId83" cstate="print">
                             <a:extLst>
                               <a:ext uri="{28A0092B-C50C-407E-A947-70E740481C1C}">
                                 <a14:useLocalDpi xmlns:a14="http://schemas.microsoft.com/office/drawing/2010/main" val="0"/>
@@ -9700,7 +10422,7 @@
                 <w:noProof/>
               </w:rPr>
               <w:drawing>
-                <wp:inline distT="0" distB="0" distL="0" distR="0" wp14:anchorId="6E8C3A0B" wp14:editId="419E9787">
+                <wp:inline distT="0" distB="0" distL="0" distR="0" wp14:anchorId="6E8C3A0B" wp14:editId="37786BBE">
                   <wp:extent cx="3268980" cy="2450997"/>
                   <wp:effectExtent l="0" t="0" r="7620" b="6985"/>
                   <wp:docPr id="2017127598" name="Picture 168"/>
@@ -9715,7 +10437,7 @@
                           <pic:cNvPicPr/>
                         </pic:nvPicPr>
                         <pic:blipFill>
-                          <a:blip r:embed="rId79" cstate="print">
+                          <a:blip r:embed="rId84" cstate="print">
                             <a:extLst>
                               <a:ext uri="{28A0092B-C50C-407E-A947-70E740481C1C}">
                                 <a14:useLocalDpi xmlns:a14="http://schemas.microsoft.com/office/drawing/2010/main" val="0"/>
@@ -9764,7 +10486,7 @@
                 <w:noProof/>
               </w:rPr>
               <w:drawing>
-                <wp:inline distT="0" distB="0" distL="0" distR="0" wp14:anchorId="35529D06" wp14:editId="1131E158">
+                <wp:inline distT="0" distB="0" distL="0" distR="0" wp14:anchorId="35529D06" wp14:editId="55444784">
                   <wp:extent cx="3268980" cy="2450997"/>
                   <wp:effectExtent l="0" t="0" r="7620" b="6985"/>
                   <wp:docPr id="1108097342" name="Picture 169"/>
@@ -9779,7 +10501,7 @@
                           <pic:cNvPicPr/>
                         </pic:nvPicPr>
                         <pic:blipFill>
-                          <a:blip r:embed="rId80" cstate="print">
+                          <a:blip r:embed="rId85" cstate="print">
                             <a:extLst>
                               <a:ext uri="{28A0092B-C50C-407E-A947-70E740481C1C}">
                                 <a14:useLocalDpi xmlns:a14="http://schemas.microsoft.com/office/drawing/2010/main" val="0"/>
@@ -9828,7 +10550,7 @@
                 <w:noProof/>
               </w:rPr>
               <w:drawing>
-                <wp:inline distT="0" distB="0" distL="0" distR="0" wp14:anchorId="58BCEFB1" wp14:editId="40C6442A">
+                <wp:inline distT="0" distB="0" distL="0" distR="0" wp14:anchorId="58BCEFB1" wp14:editId="1957B841">
                   <wp:extent cx="3269411" cy="2451321"/>
                   <wp:effectExtent l="0" t="0" r="7620" b="6350"/>
                   <wp:docPr id="179639841" name="Picture 170"/>
@@ -9843,7 +10565,7 @@
                           <pic:cNvPicPr/>
                         </pic:nvPicPr>
                         <pic:blipFill>
-                          <a:blip r:embed="rId81" cstate="print">
+                          <a:blip r:embed="rId86" cstate="print">
                             <a:extLst>
                               <a:ext uri="{28A0092B-C50C-407E-A947-70E740481C1C}">
                                 <a14:useLocalDpi xmlns:a14="http://schemas.microsoft.com/office/drawing/2010/main" val="0"/>
@@ -9943,7 +10665,7 @@
                           <pic:cNvPicPr/>
                         </pic:nvPicPr>
                         <pic:blipFill>
-                          <a:blip r:embed="rId82" cstate="print">
+                          <a:blip r:embed="rId87" cstate="print">
                             <a:extLst>
                               <a:ext uri="{28A0092B-C50C-407E-A947-70E740481C1C}">
                                 <a14:useLocalDpi xmlns:a14="http://schemas.microsoft.com/office/drawing/2010/main" val="0"/>
@@ -9996,7 +10718,7 @@
                           <pic:cNvPicPr/>
                         </pic:nvPicPr>
                         <pic:blipFill>
-                          <a:blip r:embed="rId83" cstate="print">
+                          <a:blip r:embed="rId88" cstate="print">
                             <a:extLst>
                               <a:ext uri="{28A0092B-C50C-407E-A947-70E740481C1C}">
                                 <a14:useLocalDpi xmlns:a14="http://schemas.microsoft.com/office/drawing/2010/main" val="0"/>
@@ -10049,7 +10771,7 @@
                           <pic:cNvPicPr/>
                         </pic:nvPicPr>
                         <pic:blipFill>
-                          <a:blip r:embed="rId84" cstate="print">
+                          <a:blip r:embed="rId89" cstate="print">
                             <a:extLst>
                               <a:ext uri="{28A0092B-C50C-407E-A947-70E740481C1C}">
                                 <a14:useLocalDpi xmlns:a14="http://schemas.microsoft.com/office/drawing/2010/main" val="0"/>
@@ -10107,7 +10829,7 @@
                           <pic:cNvPicPr/>
                         </pic:nvPicPr>
                         <pic:blipFill>
-                          <a:blip r:embed="rId85" cstate="print">
+                          <a:blip r:embed="rId90" cstate="print">
                             <a:extLst>
                               <a:ext uri="{28A0092B-C50C-407E-A947-70E740481C1C}">
                                 <a14:useLocalDpi xmlns:a14="http://schemas.microsoft.com/office/drawing/2010/main" val="0"/>
@@ -10160,7 +10882,7 @@
                           <pic:cNvPicPr/>
                         </pic:nvPicPr>
                         <pic:blipFill>
-                          <a:blip r:embed="rId86" cstate="print">
+                          <a:blip r:embed="rId91" cstate="print">
                             <a:extLst>
                               <a:ext uri="{28A0092B-C50C-407E-A947-70E740481C1C}">
                                 <a14:useLocalDpi xmlns:a14="http://schemas.microsoft.com/office/drawing/2010/main" val="0"/>
@@ -10213,7 +10935,7 @@
                           <pic:cNvPicPr/>
                         </pic:nvPicPr>
                         <pic:blipFill>
-                          <a:blip r:embed="rId87" cstate="print">
+                          <a:blip r:embed="rId92" cstate="print">
                             <a:extLst>
                               <a:ext uri="{28A0092B-C50C-407E-A947-70E740481C1C}">
                                 <a14:useLocalDpi xmlns:a14="http://schemas.microsoft.com/office/drawing/2010/main" val="0"/>
@@ -10293,7 +11015,7 @@
                           <pic:cNvPicPr/>
                         </pic:nvPicPr>
                         <pic:blipFill>
-                          <a:blip r:embed="rId45" cstate="print">
+                          <a:blip r:embed="rId50" cstate="print">
                             <a:extLst>
                               <a:ext uri="{28A0092B-C50C-407E-A947-70E740481C1C}">
                                 <a14:useLocalDpi xmlns:a14="http://schemas.microsoft.com/office/drawing/2010/main" val="0"/>
@@ -10346,7 +11068,7 @@
                           <pic:cNvPicPr/>
                         </pic:nvPicPr>
                         <pic:blipFill>
-                          <a:blip r:embed="rId88" cstate="print">
+                          <a:blip r:embed="rId93" cstate="print">
                             <a:extLst>
                               <a:ext uri="{28A0092B-C50C-407E-A947-70E740481C1C}">
                                 <a14:useLocalDpi xmlns:a14="http://schemas.microsoft.com/office/drawing/2010/main" val="0"/>
@@ -10399,7 +11121,7 @@
                           <pic:cNvPicPr/>
                         </pic:nvPicPr>
                         <pic:blipFill>
-                          <a:blip r:embed="rId89" cstate="print">
+                          <a:blip r:embed="rId94" cstate="print">
                             <a:extLst>
                               <a:ext uri="{28A0092B-C50C-407E-A947-70E740481C1C}">
                                 <a14:useLocalDpi xmlns:a14="http://schemas.microsoft.com/office/drawing/2010/main" val="0"/>
@@ -10457,7 +11179,7 @@
                           <pic:cNvPicPr/>
                         </pic:nvPicPr>
                         <pic:blipFill>
-                          <a:blip r:embed="rId90" cstate="print">
+                          <a:blip r:embed="rId95" cstate="print">
                             <a:extLst>
                               <a:ext uri="{28A0092B-C50C-407E-A947-70E740481C1C}">
                                 <a14:useLocalDpi xmlns:a14="http://schemas.microsoft.com/office/drawing/2010/main" val="0"/>
@@ -10510,7 +11232,7 @@
                           <pic:cNvPicPr/>
                         </pic:nvPicPr>
                         <pic:blipFill>
-                          <a:blip r:embed="rId91" cstate="print">
+                          <a:blip r:embed="rId96" cstate="print">
                             <a:extLst>
                               <a:ext uri="{28A0092B-C50C-407E-A947-70E740481C1C}">
                                 <a14:useLocalDpi xmlns:a14="http://schemas.microsoft.com/office/drawing/2010/main" val="0"/>
@@ -10563,7 +11285,7 @@
                           <pic:cNvPicPr/>
                         </pic:nvPicPr>
                         <pic:blipFill>
-                          <a:blip r:embed="rId92" cstate="print">
+                          <a:blip r:embed="rId97" cstate="print">
                             <a:extLst>
                               <a:ext uri="{28A0092B-C50C-407E-A947-70E740481C1C}">
                                 <a14:useLocalDpi xmlns:a14="http://schemas.microsoft.com/office/drawing/2010/main" val="0"/>
@@ -10648,7 +11370,7 @@
                           <pic:cNvPicPr/>
                         </pic:nvPicPr>
                         <pic:blipFill>
-                          <a:blip r:embed="rId93" cstate="print">
+                          <a:blip r:embed="rId98" cstate="print">
                             <a:extLst>
                               <a:ext uri="{28A0092B-C50C-407E-A947-70E740481C1C}">
                                 <a14:useLocalDpi xmlns:a14="http://schemas.microsoft.com/office/drawing/2010/main" val="0"/>
@@ -10712,7 +11434,7 @@
                           <pic:cNvPicPr/>
                         </pic:nvPicPr>
                         <pic:blipFill>
-                          <a:blip r:embed="rId94" cstate="print">
+                          <a:blip r:embed="rId99" cstate="print">
                             <a:extLst>
                               <a:ext uri="{28A0092B-C50C-407E-A947-70E740481C1C}">
                                 <a14:useLocalDpi xmlns:a14="http://schemas.microsoft.com/office/drawing/2010/main" val="0"/>
@@ -10776,7 +11498,7 @@
                           <pic:cNvPicPr/>
                         </pic:nvPicPr>
                         <pic:blipFill>
-                          <a:blip r:embed="rId95" cstate="print">
+                          <a:blip r:embed="rId100" cstate="print">
                             <a:extLst>
                               <a:ext uri="{28A0092B-C50C-407E-A947-70E740481C1C}">
                                 <a14:useLocalDpi xmlns:a14="http://schemas.microsoft.com/office/drawing/2010/main" val="0"/>
@@ -10870,7 +11592,7 @@
                           <pic:cNvPicPr/>
                         </pic:nvPicPr>
                         <pic:blipFill>
-                          <a:blip r:embed="rId96" cstate="print">
+                          <a:blip r:embed="rId101" cstate="print">
                             <a:extLst>
                               <a:ext uri="{28A0092B-C50C-407E-A947-70E740481C1C}">
                                 <a14:useLocalDpi xmlns:a14="http://schemas.microsoft.com/office/drawing/2010/main" val="0"/>
@@ -10923,7 +11645,7 @@
                           <pic:cNvPicPr/>
                         </pic:nvPicPr>
                         <pic:blipFill>
-                          <a:blip r:embed="rId97" cstate="print">
+                          <a:blip r:embed="rId102" cstate="print">
                             <a:extLst>
                               <a:ext uri="{28A0092B-C50C-407E-A947-70E740481C1C}">
                                 <a14:useLocalDpi xmlns:a14="http://schemas.microsoft.com/office/drawing/2010/main" val="0"/>
@@ -10976,7 +11698,7 @@
                           <pic:cNvPicPr/>
                         </pic:nvPicPr>
                         <pic:blipFill>
-                          <a:blip r:embed="rId98" cstate="print">
+                          <a:blip r:embed="rId103" cstate="print">
                             <a:extLst>
                               <a:ext uri="{28A0092B-C50C-407E-A947-70E740481C1C}">
                                 <a14:useLocalDpi xmlns:a14="http://schemas.microsoft.com/office/drawing/2010/main" val="0"/>
@@ -11034,7 +11756,7 @@
                           <pic:cNvPicPr/>
                         </pic:nvPicPr>
                         <pic:blipFill>
-                          <a:blip r:embed="rId99" cstate="print">
+                          <a:blip r:embed="rId104" cstate="print">
                             <a:extLst>
                               <a:ext uri="{28A0092B-C50C-407E-A947-70E740481C1C}">
                                 <a14:useLocalDpi xmlns:a14="http://schemas.microsoft.com/office/drawing/2010/main" val="0"/>
@@ -11087,7 +11809,7 @@
                           <pic:cNvPicPr/>
                         </pic:nvPicPr>
                         <pic:blipFill>
-                          <a:blip r:embed="rId100" cstate="print">
+                          <a:blip r:embed="rId105" cstate="print">
                             <a:extLst>
                               <a:ext uri="{28A0092B-C50C-407E-A947-70E740481C1C}">
                                 <a14:useLocalDpi xmlns:a14="http://schemas.microsoft.com/office/drawing/2010/main" val="0"/>
@@ -11140,7 +11862,7 @@
                           <pic:cNvPicPr/>
                         </pic:nvPicPr>
                         <pic:blipFill>
-                          <a:blip r:embed="rId101" cstate="print">
+                          <a:blip r:embed="rId106" cstate="print">
                             <a:extLst>
                               <a:ext uri="{28A0092B-C50C-407E-A947-70E740481C1C}">
                                 <a14:useLocalDpi xmlns:a14="http://schemas.microsoft.com/office/drawing/2010/main" val="0"/>
@@ -11203,7 +11925,7 @@
                           <pic:cNvPicPr/>
                         </pic:nvPicPr>
                         <pic:blipFill>
-                          <a:blip r:embed="rId102" cstate="print">
+                          <a:blip r:embed="rId107" cstate="print">
                             <a:extLst>
                               <a:ext uri="{28A0092B-C50C-407E-A947-70E740481C1C}">
                                 <a14:useLocalDpi xmlns:a14="http://schemas.microsoft.com/office/drawing/2010/main" val="0"/>
@@ -11261,7 +11983,7 @@
                           <pic:cNvPicPr/>
                         </pic:nvPicPr>
                         <pic:blipFill>
-                          <a:blip r:embed="rId103" cstate="print">
+                          <a:blip r:embed="rId108" cstate="print">
                             <a:extLst>
                               <a:ext uri="{28A0092B-C50C-407E-A947-70E740481C1C}">
                                 <a14:useLocalDpi xmlns:a14="http://schemas.microsoft.com/office/drawing/2010/main" val="0"/>
@@ -11319,7 +12041,7 @@
                           <pic:cNvPicPr/>
                         </pic:nvPicPr>
                         <pic:blipFill>
-                          <a:blip r:embed="rId104" cstate="print">
+                          <a:blip r:embed="rId109" cstate="print">
                             <a:extLst>
                               <a:ext uri="{28A0092B-C50C-407E-A947-70E740481C1C}">
                                 <a14:useLocalDpi xmlns:a14="http://schemas.microsoft.com/office/drawing/2010/main" val="0"/>
@@ -11406,7 +12128,7 @@
                           <pic:cNvPicPr/>
                         </pic:nvPicPr>
                         <pic:blipFill>
-                          <a:blip r:embed="rId105" cstate="print">
+                          <a:blip r:embed="rId110" cstate="print">
                             <a:extLst>
                               <a:ext uri="{28A0092B-C50C-407E-A947-70E740481C1C}">
                                 <a14:useLocalDpi xmlns:a14="http://schemas.microsoft.com/office/drawing/2010/main" val="0"/>
@@ -11459,7 +12181,7 @@
                           <pic:cNvPicPr/>
                         </pic:nvPicPr>
                         <pic:blipFill>
-                          <a:blip r:embed="rId106" cstate="print">
+                          <a:blip r:embed="rId111" cstate="print">
                             <a:extLst>
                               <a:ext uri="{28A0092B-C50C-407E-A947-70E740481C1C}">
                                 <a14:useLocalDpi xmlns:a14="http://schemas.microsoft.com/office/drawing/2010/main" val="0"/>
@@ -11512,7 +12234,7 @@
                           <pic:cNvPicPr/>
                         </pic:nvPicPr>
                         <pic:blipFill>
-                          <a:blip r:embed="rId107" cstate="print">
+                          <a:blip r:embed="rId112" cstate="print">
                             <a:extLst>
                               <a:ext uri="{28A0092B-C50C-407E-A947-70E740481C1C}">
                                 <a14:useLocalDpi xmlns:a14="http://schemas.microsoft.com/office/drawing/2010/main" val="0"/>
@@ -11570,7 +12292,7 @@
                           <pic:cNvPicPr/>
                         </pic:nvPicPr>
                         <pic:blipFill>
-                          <a:blip r:embed="rId108" cstate="print">
+                          <a:blip r:embed="rId113" cstate="print">
                             <a:extLst>
                               <a:ext uri="{28A0092B-C50C-407E-A947-70E740481C1C}">
                                 <a14:useLocalDpi xmlns:a14="http://schemas.microsoft.com/office/drawing/2010/main" val="0"/>
@@ -11623,7 +12345,7 @@
                           <pic:cNvPicPr/>
                         </pic:nvPicPr>
                         <pic:blipFill>
-                          <a:blip r:embed="rId109" cstate="print">
+                          <a:blip r:embed="rId114" cstate="print">
                             <a:extLst>
                               <a:ext uri="{28A0092B-C50C-407E-A947-70E740481C1C}">
                                 <a14:useLocalDpi xmlns:a14="http://schemas.microsoft.com/office/drawing/2010/main" val="0"/>
@@ -11676,7 +12398,7 @@
                           <pic:cNvPicPr/>
                         </pic:nvPicPr>
                         <pic:blipFill>
-                          <a:blip r:embed="rId110" cstate="print">
+                          <a:blip r:embed="rId115" cstate="print">
                             <a:extLst>
                               <a:ext uri="{28A0092B-C50C-407E-A947-70E740481C1C}">
                                 <a14:useLocalDpi xmlns:a14="http://schemas.microsoft.com/office/drawing/2010/main" val="0"/>
@@ -11739,7 +12461,7 @@
                           <pic:cNvPicPr/>
                         </pic:nvPicPr>
                         <pic:blipFill>
-                          <a:blip r:embed="rId111" cstate="print">
+                          <a:blip r:embed="rId116" cstate="print">
                             <a:extLst>
                               <a:ext uri="{28A0092B-C50C-407E-A947-70E740481C1C}">
                                 <a14:useLocalDpi xmlns:a14="http://schemas.microsoft.com/office/drawing/2010/main" val="0"/>
@@ -11797,7 +12519,7 @@
                           <pic:cNvPicPr/>
                         </pic:nvPicPr>
                         <pic:blipFill>
-                          <a:blip r:embed="rId112" cstate="print">
+                          <a:blip r:embed="rId117" cstate="print">
                             <a:extLst>
                               <a:ext uri="{28A0092B-C50C-407E-A947-70E740481C1C}">
                                 <a14:useLocalDpi xmlns:a14="http://schemas.microsoft.com/office/drawing/2010/main" val="0"/>
@@ -11855,7 +12577,7 @@
                           <pic:cNvPicPr/>
                         </pic:nvPicPr>
                         <pic:blipFill>
-                          <a:blip r:embed="rId113" cstate="print">
+                          <a:blip r:embed="rId118" cstate="print">
                             <a:extLst>
                               <a:ext uri="{28A0092B-C50C-407E-A947-70E740481C1C}">
                                 <a14:useLocalDpi xmlns:a14="http://schemas.microsoft.com/office/drawing/2010/main" val="0"/>
@@ -11942,7 +12664,7 @@
                           <pic:cNvPicPr/>
                         </pic:nvPicPr>
                         <pic:blipFill>
-                          <a:blip r:embed="rId114" cstate="print">
+                          <a:blip r:embed="rId119" cstate="print">
                             <a:extLst>
                               <a:ext uri="{28A0092B-C50C-407E-A947-70E740481C1C}">
                                 <a14:useLocalDpi xmlns:a14="http://schemas.microsoft.com/office/drawing/2010/main" val="0"/>
@@ -12006,7 +12728,7 @@
                           <pic:cNvPicPr/>
                         </pic:nvPicPr>
                         <pic:blipFill>
-                          <a:blip r:embed="rId115" cstate="print">
+                          <a:blip r:embed="rId120" cstate="print">
                             <a:extLst>
                               <a:ext uri="{28A0092B-C50C-407E-A947-70E740481C1C}">
                                 <a14:useLocalDpi xmlns:a14="http://schemas.microsoft.com/office/drawing/2010/main" val="0"/>
@@ -12055,7 +12777,7 @@
                 <w:noProof/>
               </w:rPr>
               <w:drawing>
-                <wp:inline distT="0" distB="0" distL="0" distR="0" wp14:anchorId="1153AA2F" wp14:editId="78E693F0">
+                <wp:inline distT="0" distB="0" distL="0" distR="0" wp14:anchorId="1153AA2F" wp14:editId="1B5B51A4">
                   <wp:extent cx="3231515" cy="2422525"/>
                   <wp:effectExtent l="0" t="0" r="6985" b="0"/>
                   <wp:docPr id="1213506478" name="Picture 212"/>
@@ -12070,7 +12792,7 @@
                           <pic:cNvPicPr/>
                         </pic:nvPicPr>
                         <pic:blipFill>
-                          <a:blip r:embed="rId116" cstate="print">
+                          <a:blip r:embed="rId121" cstate="print">
                             <a:extLst>
                               <a:ext uri="{28A0092B-C50C-407E-A947-70E740481C1C}">
                                 <a14:useLocalDpi xmlns:a14="http://schemas.microsoft.com/office/drawing/2010/main" val="0"/>
@@ -12109,10 +12831,12 @@
       <w:pPr>
         <w:pStyle w:val="Heading2"/>
       </w:pPr>
+      <w:bookmarkStart w:id="1" w:name="_Ref231741311"/>
       <w:r>
         <w:lastRenderedPageBreak/>
         <w:t>Geolocation</w:t>
       </w:r>
+      <w:bookmarkEnd w:id="1"/>
     </w:p>
     <w:tbl>
       <w:tblPr>
@@ -12165,7 +12889,7 @@
                           <pic:cNvPicPr/>
                         </pic:nvPicPr>
                         <pic:blipFill>
-                          <a:blip r:embed="rId117">
+                          <a:blip r:embed="rId122">
                             <a:extLst>
                               <a:ext uri="{28A0092B-C50C-407E-A947-70E740481C1C}">
                                 <a14:useLocalDpi xmlns:a14="http://schemas.microsoft.com/office/drawing/2010/main" val="0"/>
@@ -12238,7 +12962,7 @@
                           <pic:cNvPicPr/>
                         </pic:nvPicPr>
                         <pic:blipFill>
-                          <a:blip r:embed="rId118">
+                          <a:blip r:embed="rId123">
                             <a:extLst>
                               <a:ext uri="{28A0092B-C50C-407E-A947-70E740481C1C}">
                                 <a14:useLocalDpi xmlns:a14="http://schemas.microsoft.com/office/drawing/2010/main" val="0"/>
@@ -12316,7 +13040,7 @@
                           <pic:cNvPicPr/>
                         </pic:nvPicPr>
                         <pic:blipFill>
-                          <a:blip r:embed="rId119">
+                          <a:blip r:embed="rId124">
                             <a:extLst>
                               <a:ext uri="{28A0092B-C50C-407E-A947-70E740481C1C}">
                                 <a14:useLocalDpi xmlns:a14="http://schemas.microsoft.com/office/drawing/2010/main" val="0"/>
@@ -12389,7 +13113,7 @@
                           <pic:cNvPicPr/>
                         </pic:nvPicPr>
                         <pic:blipFill>
-                          <a:blip r:embed="rId120">
+                          <a:blip r:embed="rId125">
                             <a:extLst>
                               <a:ext uri="{28A0092B-C50C-407E-A947-70E740481C1C}">
                                 <a14:useLocalDpi xmlns:a14="http://schemas.microsoft.com/office/drawing/2010/main" val="0"/>
@@ -12473,7 +13197,7 @@
                           <pic:cNvPicPr/>
                         </pic:nvPicPr>
                         <pic:blipFill>
-                          <a:blip r:embed="rId121">
+                          <a:blip r:embed="rId126">
                             <a:extLst>
                               <a:ext uri="{28A0092B-C50C-407E-A947-70E740481C1C}">
                                 <a14:useLocalDpi xmlns:a14="http://schemas.microsoft.com/office/drawing/2010/main" val="0"/>
@@ -12552,7 +13276,7 @@
                           <pic:cNvPicPr/>
                         </pic:nvPicPr>
                         <pic:blipFill>
-                          <a:blip r:embed="rId122">
+                          <a:blip r:embed="rId127">
                             <a:extLst>
                               <a:ext uri="{28A0092B-C50C-407E-A947-70E740481C1C}">
                                 <a14:useLocalDpi xmlns:a14="http://schemas.microsoft.com/office/drawing/2010/main" val="0"/>
@@ -12654,7 +13378,7 @@
                   <wp:cNvGraphicFramePr/>
                   <a:graphic xmlns:a="http://schemas.openxmlformats.org/drawingml/2006/main">
                     <a:graphicData uri="http://schemas.openxmlformats.org/drawingml/2006/chart">
-                      <c:chart xmlns:c="http://schemas.openxmlformats.org/drawingml/2006/chart" xmlns:r="http://schemas.openxmlformats.org/officeDocument/2006/relationships" r:id="rId123"/>
+                      <c:chart xmlns:c="http://schemas.openxmlformats.org/drawingml/2006/chart" xmlns:r="http://schemas.openxmlformats.org/officeDocument/2006/relationships" r:id="rId128"/>
                     </a:graphicData>
                   </a:graphic>
                 </wp:inline>
@@ -12690,7 +13414,7 @@
                   <wp:cNvGraphicFramePr/>
                   <a:graphic xmlns:a="http://schemas.openxmlformats.org/drawingml/2006/main">
                     <a:graphicData uri="http://schemas.openxmlformats.org/drawingml/2006/chart">
-                      <c:chart xmlns:c="http://schemas.openxmlformats.org/drawingml/2006/chart" xmlns:r="http://schemas.openxmlformats.org/officeDocument/2006/relationships" r:id="rId124"/>
+                      <c:chart xmlns:c="http://schemas.openxmlformats.org/drawingml/2006/chart" xmlns:r="http://schemas.openxmlformats.org/officeDocument/2006/relationships" r:id="rId129"/>
                     </a:graphicData>
                   </a:graphic>
                 </wp:inline>
@@ -12729,7 +13453,7 @@
                   <wp:cNvGraphicFramePr/>
                   <a:graphic xmlns:a="http://schemas.openxmlformats.org/drawingml/2006/main">
                     <a:graphicData uri="http://schemas.openxmlformats.org/drawingml/2006/chart">
-                      <c:chart xmlns:c="http://schemas.openxmlformats.org/drawingml/2006/chart" xmlns:r="http://schemas.openxmlformats.org/officeDocument/2006/relationships" r:id="rId125"/>
+                      <c:chart xmlns:c="http://schemas.openxmlformats.org/drawingml/2006/chart" xmlns:r="http://schemas.openxmlformats.org/officeDocument/2006/relationships" r:id="rId130"/>
                     </a:graphicData>
                   </a:graphic>
                 </wp:inline>
@@ -12791,7 +13515,7 @@
                   <wp:cNvGraphicFramePr/>
                   <a:graphic xmlns:a="http://schemas.openxmlformats.org/drawingml/2006/main">
                     <a:graphicData uri="http://schemas.openxmlformats.org/drawingml/2006/chart">
-                      <c:chart xmlns:c="http://schemas.openxmlformats.org/drawingml/2006/chart" xmlns:r="http://schemas.openxmlformats.org/officeDocument/2006/relationships" r:id="rId126"/>
+                      <c:chart xmlns:c="http://schemas.openxmlformats.org/drawingml/2006/chart" xmlns:r="http://schemas.openxmlformats.org/officeDocument/2006/relationships" r:id="rId131"/>
                     </a:graphicData>
                   </a:graphic>
                 </wp:inline>
@@ -12827,7 +13551,7 @@
                   <wp:cNvGraphicFramePr/>
                   <a:graphic xmlns:a="http://schemas.openxmlformats.org/drawingml/2006/main">
                     <a:graphicData uri="http://schemas.openxmlformats.org/drawingml/2006/chart">
-                      <c:chart xmlns:c="http://schemas.openxmlformats.org/drawingml/2006/chart" xmlns:r="http://schemas.openxmlformats.org/officeDocument/2006/relationships" r:id="rId127"/>
+                      <c:chart xmlns:c="http://schemas.openxmlformats.org/drawingml/2006/chart" xmlns:r="http://schemas.openxmlformats.org/officeDocument/2006/relationships" r:id="rId132"/>
                     </a:graphicData>
                   </a:graphic>
                 </wp:inline>
@@ -12866,7 +13590,7 @@
                   <wp:cNvGraphicFramePr/>
                   <a:graphic xmlns:a="http://schemas.openxmlformats.org/drawingml/2006/main">
                     <a:graphicData uri="http://schemas.openxmlformats.org/drawingml/2006/chart">
-                      <c:chart xmlns:c="http://schemas.openxmlformats.org/drawingml/2006/chart" xmlns:r="http://schemas.openxmlformats.org/officeDocument/2006/relationships" r:id="rId128"/>
+                      <c:chart xmlns:c="http://schemas.openxmlformats.org/drawingml/2006/chart" xmlns:r="http://schemas.openxmlformats.org/officeDocument/2006/relationships" r:id="rId133"/>
                     </a:graphicData>
                   </a:graphic>
                 </wp:inline>
@@ -12923,7 +13647,7 @@
                   <wp:cNvGraphicFramePr/>
                   <a:graphic xmlns:a="http://schemas.openxmlformats.org/drawingml/2006/main">
                     <a:graphicData uri="http://schemas.openxmlformats.org/drawingml/2006/chart">
-                      <c:chart xmlns:c="http://schemas.openxmlformats.org/drawingml/2006/chart" xmlns:r="http://schemas.openxmlformats.org/officeDocument/2006/relationships" r:id="rId129"/>
+                      <c:chart xmlns:c="http://schemas.openxmlformats.org/drawingml/2006/chart" xmlns:r="http://schemas.openxmlformats.org/officeDocument/2006/relationships" r:id="rId134"/>
                     </a:graphicData>
                   </a:graphic>
                 </wp:inline>
@@ -12959,7 +13683,7 @@
                   <wp:cNvGraphicFramePr/>
                   <a:graphic xmlns:a="http://schemas.openxmlformats.org/drawingml/2006/main">
                     <a:graphicData uri="http://schemas.openxmlformats.org/drawingml/2006/chart">
-                      <c:chart xmlns:c="http://schemas.openxmlformats.org/drawingml/2006/chart" xmlns:r="http://schemas.openxmlformats.org/officeDocument/2006/relationships" r:id="rId130"/>
+                      <c:chart xmlns:c="http://schemas.openxmlformats.org/drawingml/2006/chart" xmlns:r="http://schemas.openxmlformats.org/officeDocument/2006/relationships" r:id="rId135"/>
                     </a:graphicData>
                   </a:graphic>
                 </wp:inline>
@@ -12998,7 +13722,7 @@
                   <wp:cNvGraphicFramePr/>
                   <a:graphic xmlns:a="http://schemas.openxmlformats.org/drawingml/2006/main">
                     <a:graphicData uri="http://schemas.openxmlformats.org/drawingml/2006/chart">
-                      <c:chart xmlns:c="http://schemas.openxmlformats.org/drawingml/2006/chart" xmlns:r="http://schemas.openxmlformats.org/officeDocument/2006/relationships" r:id="rId131"/>
+                      <c:chart xmlns:c="http://schemas.openxmlformats.org/drawingml/2006/chart" xmlns:r="http://schemas.openxmlformats.org/officeDocument/2006/relationships" r:id="rId136"/>
                     </a:graphicData>
                   </a:graphic>
                 </wp:inline>
@@ -13055,7 +13779,7 @@
                   <wp:cNvGraphicFramePr/>
                   <a:graphic xmlns:a="http://schemas.openxmlformats.org/drawingml/2006/main">
                     <a:graphicData uri="http://schemas.openxmlformats.org/drawingml/2006/chart">
-                      <c:chart xmlns:c="http://schemas.openxmlformats.org/drawingml/2006/chart" xmlns:r="http://schemas.openxmlformats.org/officeDocument/2006/relationships" r:id="rId132"/>
+                      <c:chart xmlns:c="http://schemas.openxmlformats.org/drawingml/2006/chart" xmlns:r="http://schemas.openxmlformats.org/officeDocument/2006/relationships" r:id="rId137"/>
                     </a:graphicData>
                   </a:graphic>
                 </wp:inline>
@@ -13091,7 +13815,7 @@
                   <wp:cNvGraphicFramePr/>
                   <a:graphic xmlns:a="http://schemas.openxmlformats.org/drawingml/2006/main">
                     <a:graphicData uri="http://schemas.openxmlformats.org/drawingml/2006/chart">
-                      <c:chart xmlns:c="http://schemas.openxmlformats.org/drawingml/2006/chart" xmlns:r="http://schemas.openxmlformats.org/officeDocument/2006/relationships" r:id="rId133"/>
+                      <c:chart xmlns:c="http://schemas.openxmlformats.org/drawingml/2006/chart" xmlns:r="http://schemas.openxmlformats.org/officeDocument/2006/relationships" r:id="rId138"/>
                     </a:graphicData>
                   </a:graphic>
                 </wp:inline>
@@ -13130,7 +13854,7 @@
                   <wp:cNvGraphicFramePr/>
                   <a:graphic xmlns:a="http://schemas.openxmlformats.org/drawingml/2006/main">
                     <a:graphicData uri="http://schemas.openxmlformats.org/drawingml/2006/chart">
-                      <c:chart xmlns:c="http://schemas.openxmlformats.org/drawingml/2006/chart" xmlns:r="http://schemas.openxmlformats.org/officeDocument/2006/relationships" r:id="rId134"/>
+                      <c:chart xmlns:c="http://schemas.openxmlformats.org/drawingml/2006/chart" xmlns:r="http://schemas.openxmlformats.org/officeDocument/2006/relationships" r:id="rId139"/>
                     </a:graphicData>
                   </a:graphic>
                 </wp:inline>
@@ -13187,7 +13911,7 @@
                   <wp:cNvGraphicFramePr/>
                   <a:graphic xmlns:a="http://schemas.openxmlformats.org/drawingml/2006/main">
                     <a:graphicData uri="http://schemas.openxmlformats.org/drawingml/2006/chart">
-                      <c:chart xmlns:c="http://schemas.openxmlformats.org/drawingml/2006/chart" xmlns:r="http://schemas.openxmlformats.org/officeDocument/2006/relationships" r:id="rId135"/>
+                      <c:chart xmlns:c="http://schemas.openxmlformats.org/drawingml/2006/chart" xmlns:r="http://schemas.openxmlformats.org/officeDocument/2006/relationships" r:id="rId140"/>
                     </a:graphicData>
                   </a:graphic>
                 </wp:inline>
@@ -13223,7 +13947,7 @@
                   <wp:cNvGraphicFramePr/>
                   <a:graphic xmlns:a="http://schemas.openxmlformats.org/drawingml/2006/main">
                     <a:graphicData uri="http://schemas.openxmlformats.org/drawingml/2006/chart">
-                      <c:chart xmlns:c="http://schemas.openxmlformats.org/drawingml/2006/chart" xmlns:r="http://schemas.openxmlformats.org/officeDocument/2006/relationships" r:id="rId136"/>
+                      <c:chart xmlns:c="http://schemas.openxmlformats.org/drawingml/2006/chart" xmlns:r="http://schemas.openxmlformats.org/officeDocument/2006/relationships" r:id="rId141"/>
                     </a:graphicData>
                   </a:graphic>
                 </wp:inline>
@@ -13262,7 +13986,7 @@
                   <wp:cNvGraphicFramePr/>
                   <a:graphic xmlns:a="http://schemas.openxmlformats.org/drawingml/2006/main">
                     <a:graphicData uri="http://schemas.openxmlformats.org/drawingml/2006/chart">
-                      <c:chart xmlns:c="http://schemas.openxmlformats.org/drawingml/2006/chart" xmlns:r="http://schemas.openxmlformats.org/officeDocument/2006/relationships" r:id="rId137"/>
+                      <c:chart xmlns:c="http://schemas.openxmlformats.org/drawingml/2006/chart" xmlns:r="http://schemas.openxmlformats.org/officeDocument/2006/relationships" r:id="rId142"/>
                     </a:graphicData>
                   </a:graphic>
                 </wp:inline>
@@ -13319,7 +14043,7 @@
                   <wp:cNvGraphicFramePr/>
                   <a:graphic xmlns:a="http://schemas.openxmlformats.org/drawingml/2006/main">
                     <a:graphicData uri="http://schemas.openxmlformats.org/drawingml/2006/chart">
-                      <c:chart xmlns:c="http://schemas.openxmlformats.org/drawingml/2006/chart" xmlns:r="http://schemas.openxmlformats.org/officeDocument/2006/relationships" r:id="rId138"/>
+                      <c:chart xmlns:c="http://schemas.openxmlformats.org/drawingml/2006/chart" xmlns:r="http://schemas.openxmlformats.org/officeDocument/2006/relationships" r:id="rId143"/>
                     </a:graphicData>
                   </a:graphic>
                 </wp:inline>
@@ -13355,7 +14079,7 @@
                   <wp:cNvGraphicFramePr/>
                   <a:graphic xmlns:a="http://schemas.openxmlformats.org/drawingml/2006/main">
                     <a:graphicData uri="http://schemas.openxmlformats.org/drawingml/2006/chart">
-                      <c:chart xmlns:c="http://schemas.openxmlformats.org/drawingml/2006/chart" xmlns:r="http://schemas.openxmlformats.org/officeDocument/2006/relationships" r:id="rId139"/>
+                      <c:chart xmlns:c="http://schemas.openxmlformats.org/drawingml/2006/chart" xmlns:r="http://schemas.openxmlformats.org/officeDocument/2006/relationships" r:id="rId144"/>
                     </a:graphicData>
                   </a:graphic>
                 </wp:inline>
@@ -13394,7 +14118,7 @@
                   <wp:cNvGraphicFramePr/>
                   <a:graphic xmlns:a="http://schemas.openxmlformats.org/drawingml/2006/main">
                     <a:graphicData uri="http://schemas.openxmlformats.org/drawingml/2006/chart">
-                      <c:chart xmlns:c="http://schemas.openxmlformats.org/drawingml/2006/chart" xmlns:r="http://schemas.openxmlformats.org/officeDocument/2006/relationships" r:id="rId140"/>
+                      <c:chart xmlns:c="http://schemas.openxmlformats.org/drawingml/2006/chart" xmlns:r="http://schemas.openxmlformats.org/officeDocument/2006/relationships" r:id="rId145"/>
                     </a:graphicData>
                   </a:graphic>
                 </wp:inline>
